--- a/dosc/report_v1.docx
+++ b/dosc/report_v1.docx
@@ -4,47 +4,6 @@
   <w:body>
     <w:p>
       <w:pPr>
-        <w:outlineLvl w:val="9"/>
-        <w:rPr>
-          <w:rFonts w:hint="eastAsia" w:ascii="宋体" w:hAnsi="宋体" w:eastAsia="宋体" w:cs="宋体"/>
-        </w:rPr>
-      </w:pPr>
-    </w:p>
-    <w:p>
-      <w:pPr>
-        <w:outlineLvl w:val="9"/>
-        <w:rPr>
-          <w:rFonts w:hint="eastAsia" w:ascii="宋体" w:hAnsi="宋体" w:eastAsia="宋体" w:cs="宋体"/>
-        </w:rPr>
-      </w:pPr>
-    </w:p>
-    <w:p>
-      <w:pPr>
-        <w:outlineLvl w:val="9"/>
-        <w:rPr>
-          <w:rFonts w:hint="eastAsia" w:ascii="宋体" w:hAnsi="宋体" w:eastAsia="宋体" w:cs="宋体"/>
-        </w:rPr>
-      </w:pPr>
-    </w:p>
-    <w:p>
-      <w:pPr>
-        <w:outlineLvl w:val="9"/>
-        <w:rPr>
-          <w:rFonts w:hint="eastAsia" w:ascii="宋体" w:hAnsi="宋体" w:eastAsia="宋体" w:cs="宋体"/>
-        </w:rPr>
-      </w:pPr>
-    </w:p>
-    <w:p>
-      <w:pPr>
-        <w:outlineLvl w:val="9"/>
-        <w:rPr>
-          <w:rFonts w:hint="eastAsia" w:ascii="宋体" w:hAnsi="宋体" w:eastAsia="宋体" w:cs="宋体"/>
-        </w:rPr>
-      </w:pPr>
-    </w:p>
-    <w:p>
-      <w:pPr>
-        <w:outlineLvl w:val="9"/>
         <w:rPr>
           <w:rFonts w:hint="eastAsia" w:ascii="宋体" w:hAnsi="宋体" w:eastAsia="宋体" w:cs="宋体"/>
         </w:rPr>
@@ -53,12 +12,58 @@
     <w:p>
       <w:pPr>
         <w:jc w:val="center"/>
-        <w:outlineLvl w:val="9"/>
+        <w:outlineLvl w:val="0"/>
         <w:rPr>
           <w:rFonts w:hint="eastAsia" w:ascii="宋体" w:hAnsi="宋体" w:eastAsia="宋体" w:cs="宋体"/>
         </w:rPr>
       </w:pPr>
-      <w:bookmarkStart w:id="0" w:name="_Toc15315"/>
+      <w:r>
+        <w:rPr>
+          <w:rFonts w:hint="eastAsia" w:ascii="宋体" w:hAnsi="宋体" w:eastAsia="宋体" w:cs="宋体"/>
+          <w:b/>
+          <w:sz w:val="44"/>
+        </w:rPr>
+        <w:t>重庆师范大学</w:t>
+      </w:r>
+    </w:p>
+    <w:p>
+      <w:pPr>
+        <w:jc w:val="center"/>
+        <w:rPr>
+          <w:rFonts w:hint="eastAsia" w:ascii="宋体" w:hAnsi="宋体" w:eastAsia="宋体" w:cs="宋体"/>
+        </w:rPr>
+      </w:pPr>
+      <w:r>
+        <w:rPr>
+          <w:rFonts w:hint="eastAsia" w:ascii="宋体" w:hAnsi="宋体" w:eastAsia="宋体" w:cs="宋体"/>
+          <w:b/>
+          <w:sz w:val="36"/>
+        </w:rPr>
+        <w:t>经济与管理学院</w:t>
+      </w:r>
+    </w:p>
+    <w:p>
+      <w:pPr>
+        <w:rPr>
+          <w:rFonts w:hint="eastAsia" w:ascii="宋体" w:hAnsi="宋体" w:eastAsia="宋体" w:cs="宋体"/>
+        </w:rPr>
+      </w:pPr>
+    </w:p>
+    <w:p>
+      <w:pPr>
+        <w:rPr>
+          <w:rFonts w:hint="eastAsia" w:ascii="宋体" w:hAnsi="宋体" w:eastAsia="宋体" w:cs="宋体"/>
+        </w:rPr>
+      </w:pPr>
+    </w:p>
+    <w:p>
+      <w:pPr>
+        <w:jc w:val="center"/>
+        <w:outlineLvl w:val="0"/>
+        <w:rPr>
+          <w:rFonts w:hint="eastAsia" w:ascii="宋体" w:hAnsi="宋体" w:eastAsia="宋体" w:cs="宋体"/>
+        </w:rPr>
+      </w:pPr>
       <w:r>
         <w:rPr>
           <w:rFonts w:hint="eastAsia" w:ascii="宋体" w:hAnsi="宋体" w:eastAsia="宋体" w:cs="宋体"/>
@@ -67,17 +72,15 @@
         </w:rPr>
         <w:t>基于K-Means聚类与Prophet时序预测的</w:t>
       </w:r>
-      <w:bookmarkEnd w:id="0"/>
     </w:p>
     <w:p>
       <w:pPr>
         <w:jc w:val="center"/>
-        <w:outlineLvl w:val="9"/>
+        <w:outlineLvl w:val="0"/>
         <w:rPr>
           <w:rFonts w:hint="eastAsia" w:ascii="宋体" w:hAnsi="宋体" w:eastAsia="宋体" w:cs="宋体"/>
         </w:rPr>
       </w:pPr>
-      <w:bookmarkStart w:id="1" w:name="_Toc30193"/>
       <w:r>
         <w:rPr>
           <w:rFonts w:hint="eastAsia" w:ascii="宋体" w:hAnsi="宋体" w:eastAsia="宋体" w:cs="宋体"/>
@@ -86,17 +89,15 @@
         </w:rPr>
         <w:t>重庆上市车企财务智能预警研究</w:t>
       </w:r>
-      <w:bookmarkEnd w:id="1"/>
     </w:p>
     <w:p>
       <w:pPr>
         <w:jc w:val="center"/>
-        <w:outlineLvl w:val="9"/>
+        <w:outlineLvl w:val="0"/>
         <w:rPr>
           <w:rFonts w:hint="eastAsia" w:ascii="宋体" w:hAnsi="宋体" w:eastAsia="宋体" w:cs="宋体"/>
         </w:rPr>
       </w:pPr>
-      <w:bookmarkStart w:id="2" w:name="_Toc9382"/>
       <w:r>
         <w:rPr>
           <w:rFonts w:hint="eastAsia" w:ascii="宋体" w:hAnsi="宋体" w:eastAsia="宋体" w:cs="宋体"/>
@@ -104,7 +105,13 @@
         </w:rPr>
         <w:t>——赛力斯外部协同经营模式对标长安自主研发模式</w:t>
       </w:r>
-      <w:bookmarkEnd w:id="2"/>
+    </w:p>
+    <w:p>
+      <w:pPr>
+        <w:rPr>
+          <w:rFonts w:hint="eastAsia" w:ascii="宋体" w:hAnsi="宋体" w:eastAsia="宋体" w:cs="宋体"/>
+        </w:rPr>
+      </w:pPr>
     </w:p>
     <w:p>
       <w:pPr>
@@ -122,7 +129,7 @@
     </w:p>
     <w:tbl>
       <w:tblPr>
-        <w:tblStyle w:val="34"/>
+        <w:tblStyle w:val="32"/>
         <w:tblW w:w="0" w:type="auto"/>
         <w:jc w:val="center"/>
         <w:tblLayout w:type="autofit"/>
@@ -184,6 +191,7 @@
             <w:r>
               <w:rPr>
                 <w:rFonts w:hint="eastAsia" w:ascii="宋体" w:hAnsi="宋体" w:eastAsia="宋体" w:cs="宋体"/>
+                <w:b w:val="0"/>
                 <w:sz w:val="28"/>
               </w:rPr>
               <w:t>财务大数据智能决策应用</w:t>
@@ -238,6 +246,7 @@
             <w:r>
               <w:rPr>
                 <w:rFonts w:hint="eastAsia" w:ascii="宋体" w:hAnsi="宋体" w:eastAsia="宋体" w:cs="宋体"/>
+                <w:b w:val="0"/>
                 <w:sz w:val="28"/>
               </w:rPr>
               <w:t>（待填写）</w:t>
@@ -292,6 +301,7 @@
             <w:r>
               <w:rPr>
                 <w:rFonts w:hint="eastAsia" w:ascii="宋体" w:hAnsi="宋体" w:eastAsia="宋体" w:cs="宋体"/>
+                <w:b w:val="0"/>
                 <w:sz w:val="28"/>
               </w:rPr>
               <w:t>（待填写）</w:t>
@@ -346,6 +356,7 @@
             <w:r>
               <w:rPr>
                 <w:rFonts w:hint="eastAsia" w:ascii="宋体" w:hAnsi="宋体" w:eastAsia="宋体" w:cs="宋体"/>
+                <w:b w:val="0"/>
                 <w:sz w:val="28"/>
               </w:rPr>
               <w:t>重庆师范大学</w:t>
@@ -400,6 +411,7 @@
             <w:r>
               <w:rPr>
                 <w:rFonts w:hint="eastAsia" w:ascii="宋体" w:hAnsi="宋体" w:eastAsia="宋体" w:cs="宋体"/>
+                <w:b w:val="0"/>
                 <w:sz w:val="28"/>
               </w:rPr>
               <w:t>2026年7月</w:t>
@@ -454,6 +466,7 @@
             <w:r>
               <w:rPr>
                 <w:rFonts w:hint="eastAsia" w:ascii="宋体" w:hAnsi="宋体" w:eastAsia="宋体" w:cs="宋体"/>
+                <w:b w:val="0"/>
                 <w:sz w:val="28"/>
               </w:rPr>
               <w:t>（待填写）</w:t>
@@ -475,2579 +488,6 @@
         <w:br w:type="page"/>
       </w:r>
     </w:p>
-    <w:sdt>
-      <w:sdtPr>
-        <w:rPr>
-          <w:rFonts w:ascii="宋体" w:hAnsi="宋体" w:eastAsia="宋体" w:cstheme="minorBidi"/>
-          <w:sz w:val="21"/>
-          <w:szCs w:val="22"/>
-          <w:lang w:val="en-US" w:eastAsia="en-US" w:bidi="ar-SA"/>
-        </w:rPr>
-        <w:id w:val="147458759"/>
-        <w15:color w:val="DBDBDB"/>
-        <w:docPartObj>
-          <w:docPartGallery w:val="Table of Contents"/>
-          <w:docPartUnique/>
-        </w:docPartObj>
-      </w:sdtPr>
-      <w:sdtEndPr>
-        <w:rPr>
-          <w:rFonts w:hint="eastAsia" w:ascii="宋体" w:hAnsi="宋体" w:eastAsia="宋体" w:cs="宋体"/>
-          <w:b/>
-          <w:sz w:val="22"/>
-          <w:szCs w:val="22"/>
-          <w:lang w:val="en-US" w:eastAsia="en-US" w:bidi="ar-SA"/>
-        </w:rPr>
-      </w:sdtEndPr>
-      <w:sdtContent>
-        <w:p>
-          <w:pPr>
-            <w:spacing w:before="0" w:beforeLines="0" w:after="0" w:afterLines="0" w:line="240" w:lineRule="auto"/>
-            <w:ind w:left="0" w:leftChars="0" w:right="0" w:rightChars="0" w:firstLine="0" w:firstLineChars="0"/>
-            <w:jc w:val="center"/>
-          </w:pPr>
-          <w:r>
-            <w:rPr>
-              <w:rFonts w:ascii="宋体" w:hAnsi="宋体" w:eastAsia="宋体"/>
-              <w:sz w:val="21"/>
-            </w:rPr>
-            <w:t>目录</w:t>
-          </w:r>
-        </w:p>
-        <w:p>
-          <w:pPr>
-            <w:pStyle w:val="26"/>
-            <w:keepNext w:val="0"/>
-            <w:keepLines w:val="0"/>
-            <w:pageBreakBefore w:val="0"/>
-            <w:widowControl/>
-            <w:tabs>
-              <w:tab w:val="right" w:leader="dot" w:pos="9972"/>
-            </w:tabs>
-            <w:kinsoku/>
-            <w:wordWrap/>
-            <w:overflowPunct/>
-            <w:topLinePunct w:val="0"/>
-            <w:autoSpaceDE/>
-            <w:autoSpaceDN/>
-            <w:bidi w:val="0"/>
-            <w:adjustRightInd/>
-            <w:snapToGrid/>
-            <w:spacing w:line="240" w:lineRule="atLeast"/>
-            <w:textAlignment w:val="auto"/>
-          </w:pPr>
-          <w:r>
-            <w:rPr>
-              <w:rFonts w:hint="eastAsia" w:ascii="宋体" w:hAnsi="宋体" w:eastAsia="宋体" w:cs="宋体"/>
-              <w:sz w:val="22"/>
-              <w:szCs w:val="22"/>
-              <w:lang w:val="en-US" w:eastAsia="en-US" w:bidi="ar-SA"/>
-            </w:rPr>
-            <w:fldChar w:fldCharType="begin"/>
-          </w:r>
-          <w:r>
-            <w:rPr>
-              <w:rFonts w:hint="eastAsia" w:ascii="宋体" w:hAnsi="宋体" w:eastAsia="宋体" w:cs="宋体"/>
-              <w:sz w:val="22"/>
-              <w:szCs w:val="22"/>
-              <w:lang w:val="en-US" w:eastAsia="en-US" w:bidi="ar-SA"/>
-            </w:rPr>
-            <w:instrText xml:space="preserve">TOC \o "1-2" \h \u </w:instrText>
-          </w:r>
-          <w:r>
-            <w:rPr>
-              <w:rFonts w:hint="eastAsia" w:ascii="宋体" w:hAnsi="宋体" w:eastAsia="宋体" w:cs="宋体"/>
-              <w:sz w:val="22"/>
-              <w:szCs w:val="22"/>
-              <w:lang w:val="en-US" w:eastAsia="en-US" w:bidi="ar-SA"/>
-            </w:rPr>
-            <w:fldChar w:fldCharType="separate"/>
-          </w:r>
-          <w:r>
-            <w:rPr>
-              <w:rFonts w:hint="eastAsia" w:ascii="宋体" w:hAnsi="宋体" w:eastAsia="宋体" w:cs="宋体"/>
-              <w:szCs w:val="22"/>
-              <w:lang w:val="en-US" w:eastAsia="en-US" w:bidi="ar-SA"/>
-            </w:rPr>
-            <w:fldChar w:fldCharType="begin"/>
-          </w:r>
-          <w:r>
-            <w:rPr>
-              <w:rFonts w:hint="eastAsia" w:ascii="宋体" w:hAnsi="宋体" w:eastAsia="宋体" w:cs="宋体"/>
-              <w:szCs w:val="22"/>
-              <w:lang w:val="en-US" w:eastAsia="en-US" w:bidi="ar-SA"/>
-            </w:rPr>
-            <w:instrText xml:space="preserve"> HYPERLINK \l _Toc7909 </w:instrText>
-          </w:r>
-          <w:r>
-            <w:rPr>
-              <w:rFonts w:hint="eastAsia" w:ascii="宋体" w:hAnsi="宋体" w:eastAsia="宋体" w:cs="宋体"/>
-              <w:szCs w:val="22"/>
-              <w:lang w:val="en-US" w:eastAsia="en-US" w:bidi="ar-SA"/>
-            </w:rPr>
-            <w:fldChar w:fldCharType="separate"/>
-          </w:r>
-          <w:r>
-            <w:rPr>
-              <w:rFonts w:hint="eastAsia" w:ascii="宋体" w:hAnsi="宋体" w:eastAsia="宋体" w:cs="宋体"/>
-            </w:rPr>
-            <w:t>一、研究背景与问题</w:t>
-          </w:r>
-          <w:r>
-            <w:tab/>
-          </w:r>
-          <w:r>
-            <w:fldChar w:fldCharType="begin"/>
-          </w:r>
-          <w:r>
-            <w:instrText xml:space="preserve"> PAGEREF _Toc7909 \h </w:instrText>
-          </w:r>
-          <w:r>
-            <w:fldChar w:fldCharType="separate"/>
-          </w:r>
-          <w:r>
-            <w:t>4</w:t>
-          </w:r>
-          <w:r>
-            <w:fldChar w:fldCharType="end"/>
-          </w:r>
-          <w:r>
-            <w:rPr>
-              <w:rFonts w:hint="eastAsia" w:ascii="宋体" w:hAnsi="宋体" w:eastAsia="宋体" w:cs="宋体"/>
-              <w:szCs w:val="22"/>
-              <w:lang w:val="en-US" w:eastAsia="en-US" w:bidi="ar-SA"/>
-            </w:rPr>
-            <w:fldChar w:fldCharType="end"/>
-          </w:r>
-        </w:p>
-        <w:p>
-          <w:pPr>
-            <w:pStyle w:val="29"/>
-            <w:keepNext w:val="0"/>
-            <w:keepLines w:val="0"/>
-            <w:pageBreakBefore w:val="0"/>
-            <w:widowControl/>
-            <w:tabs>
-              <w:tab w:val="right" w:leader="dot" w:pos="9972"/>
-            </w:tabs>
-            <w:kinsoku/>
-            <w:wordWrap/>
-            <w:overflowPunct/>
-            <w:topLinePunct w:val="0"/>
-            <w:autoSpaceDE/>
-            <w:autoSpaceDN/>
-            <w:bidi w:val="0"/>
-            <w:adjustRightInd/>
-            <w:snapToGrid/>
-            <w:spacing w:line="240" w:lineRule="atLeast"/>
-            <w:textAlignment w:val="auto"/>
-          </w:pPr>
-          <w:r>
-            <w:rPr>
-              <w:rFonts w:hint="eastAsia" w:ascii="宋体" w:hAnsi="宋体" w:eastAsia="宋体" w:cs="宋体"/>
-              <w:szCs w:val="22"/>
-              <w:lang w:val="en-US" w:eastAsia="en-US" w:bidi="ar-SA"/>
-            </w:rPr>
-            <w:fldChar w:fldCharType="begin"/>
-          </w:r>
-          <w:r>
-            <w:rPr>
-              <w:rFonts w:hint="eastAsia" w:ascii="宋体" w:hAnsi="宋体" w:eastAsia="宋体" w:cs="宋体"/>
-              <w:szCs w:val="22"/>
-              <w:lang w:val="en-US" w:eastAsia="en-US" w:bidi="ar-SA"/>
-            </w:rPr>
-            <w:instrText xml:space="preserve"> HYPERLINK \l _Toc2888 </w:instrText>
-          </w:r>
-          <w:r>
-            <w:rPr>
-              <w:rFonts w:hint="eastAsia" w:ascii="宋体" w:hAnsi="宋体" w:eastAsia="宋体" w:cs="宋体"/>
-              <w:szCs w:val="22"/>
-              <w:lang w:val="en-US" w:eastAsia="en-US" w:bidi="ar-SA"/>
-            </w:rPr>
-            <w:fldChar w:fldCharType="separate"/>
-          </w:r>
-          <w:r>
-            <w:rPr>
-              <w:rFonts w:hint="eastAsia" w:ascii="宋体" w:hAnsi="宋体" w:eastAsia="宋体" w:cs="宋体"/>
-            </w:rPr>
-            <w:t>（一）行业背景</w:t>
-          </w:r>
-          <w:r>
-            <w:tab/>
-          </w:r>
-          <w:r>
-            <w:fldChar w:fldCharType="begin"/>
-          </w:r>
-          <w:r>
-            <w:instrText xml:space="preserve"> PAGEREF _Toc2888 \h </w:instrText>
-          </w:r>
-          <w:r>
-            <w:fldChar w:fldCharType="separate"/>
-          </w:r>
-          <w:r>
-            <w:t>4</w:t>
-          </w:r>
-          <w:r>
-            <w:fldChar w:fldCharType="end"/>
-          </w:r>
-          <w:r>
-            <w:rPr>
-              <w:rFonts w:hint="eastAsia" w:ascii="宋体" w:hAnsi="宋体" w:eastAsia="宋体" w:cs="宋体"/>
-              <w:szCs w:val="22"/>
-              <w:lang w:val="en-US" w:eastAsia="en-US" w:bidi="ar-SA"/>
-            </w:rPr>
-            <w:fldChar w:fldCharType="end"/>
-          </w:r>
-        </w:p>
-        <w:p>
-          <w:pPr>
-            <w:pStyle w:val="29"/>
-            <w:keepNext w:val="0"/>
-            <w:keepLines w:val="0"/>
-            <w:pageBreakBefore w:val="0"/>
-            <w:widowControl/>
-            <w:tabs>
-              <w:tab w:val="right" w:leader="dot" w:pos="9972"/>
-            </w:tabs>
-            <w:kinsoku/>
-            <w:wordWrap/>
-            <w:overflowPunct/>
-            <w:topLinePunct w:val="0"/>
-            <w:autoSpaceDE/>
-            <w:autoSpaceDN/>
-            <w:bidi w:val="0"/>
-            <w:adjustRightInd/>
-            <w:snapToGrid/>
-            <w:spacing w:line="240" w:lineRule="atLeast"/>
-            <w:textAlignment w:val="auto"/>
-          </w:pPr>
-          <w:r>
-            <w:rPr>
-              <w:rFonts w:hint="eastAsia" w:ascii="宋体" w:hAnsi="宋体" w:eastAsia="宋体" w:cs="宋体"/>
-              <w:szCs w:val="22"/>
-              <w:lang w:val="en-US" w:eastAsia="en-US" w:bidi="ar-SA"/>
-            </w:rPr>
-            <w:fldChar w:fldCharType="begin"/>
-          </w:r>
-          <w:r>
-            <w:rPr>
-              <w:rFonts w:hint="eastAsia" w:ascii="宋体" w:hAnsi="宋体" w:eastAsia="宋体" w:cs="宋体"/>
-              <w:szCs w:val="22"/>
-              <w:lang w:val="en-US" w:eastAsia="en-US" w:bidi="ar-SA"/>
-            </w:rPr>
-            <w:instrText xml:space="preserve"> HYPERLINK \l _Toc24823 </w:instrText>
-          </w:r>
-          <w:r>
-            <w:rPr>
-              <w:rFonts w:hint="eastAsia" w:ascii="宋体" w:hAnsi="宋体" w:eastAsia="宋体" w:cs="宋体"/>
-              <w:szCs w:val="22"/>
-              <w:lang w:val="en-US" w:eastAsia="en-US" w:bidi="ar-SA"/>
-            </w:rPr>
-            <w:fldChar w:fldCharType="separate"/>
-          </w:r>
-          <w:r>
-            <w:rPr>
-              <w:rFonts w:hint="eastAsia" w:ascii="宋体" w:hAnsi="宋体" w:eastAsia="宋体" w:cs="宋体"/>
-            </w:rPr>
-            <w:t>（二）研究问题</w:t>
-          </w:r>
-          <w:r>
-            <w:tab/>
-          </w:r>
-          <w:r>
-            <w:fldChar w:fldCharType="begin"/>
-          </w:r>
-          <w:r>
-            <w:instrText xml:space="preserve"> PAGEREF _Toc24823 \h </w:instrText>
-          </w:r>
-          <w:r>
-            <w:fldChar w:fldCharType="separate"/>
-          </w:r>
-          <w:r>
-            <w:t>4</w:t>
-          </w:r>
-          <w:r>
-            <w:fldChar w:fldCharType="end"/>
-          </w:r>
-          <w:r>
-            <w:rPr>
-              <w:rFonts w:hint="eastAsia" w:ascii="宋体" w:hAnsi="宋体" w:eastAsia="宋体" w:cs="宋体"/>
-              <w:szCs w:val="22"/>
-              <w:lang w:val="en-US" w:eastAsia="en-US" w:bidi="ar-SA"/>
-            </w:rPr>
-            <w:fldChar w:fldCharType="end"/>
-          </w:r>
-        </w:p>
-        <w:p>
-          <w:pPr>
-            <w:pStyle w:val="26"/>
-            <w:keepNext w:val="0"/>
-            <w:keepLines w:val="0"/>
-            <w:pageBreakBefore w:val="0"/>
-            <w:widowControl/>
-            <w:tabs>
-              <w:tab w:val="right" w:leader="dot" w:pos="9972"/>
-            </w:tabs>
-            <w:kinsoku/>
-            <w:wordWrap/>
-            <w:overflowPunct/>
-            <w:topLinePunct w:val="0"/>
-            <w:autoSpaceDE/>
-            <w:autoSpaceDN/>
-            <w:bidi w:val="0"/>
-            <w:adjustRightInd/>
-            <w:snapToGrid/>
-            <w:spacing w:line="240" w:lineRule="atLeast"/>
-            <w:textAlignment w:val="auto"/>
-          </w:pPr>
-          <w:r>
-            <w:rPr>
-              <w:rFonts w:hint="eastAsia" w:ascii="宋体" w:hAnsi="宋体" w:eastAsia="宋体" w:cs="宋体"/>
-              <w:szCs w:val="22"/>
-              <w:lang w:val="en-US" w:eastAsia="en-US" w:bidi="ar-SA"/>
-            </w:rPr>
-            <w:fldChar w:fldCharType="begin"/>
-          </w:r>
-          <w:r>
-            <w:rPr>
-              <w:rFonts w:hint="eastAsia" w:ascii="宋体" w:hAnsi="宋体" w:eastAsia="宋体" w:cs="宋体"/>
-              <w:szCs w:val="22"/>
-              <w:lang w:val="en-US" w:eastAsia="en-US" w:bidi="ar-SA"/>
-            </w:rPr>
-            <w:instrText xml:space="preserve"> HYPERLINK \l _Toc19155 </w:instrText>
-          </w:r>
-          <w:r>
-            <w:rPr>
-              <w:rFonts w:hint="eastAsia" w:ascii="宋体" w:hAnsi="宋体" w:eastAsia="宋体" w:cs="宋体"/>
-              <w:szCs w:val="22"/>
-              <w:lang w:val="en-US" w:eastAsia="en-US" w:bidi="ar-SA"/>
-            </w:rPr>
-            <w:fldChar w:fldCharType="separate"/>
-          </w:r>
-          <w:r>
-            <w:rPr>
-              <w:rFonts w:hint="eastAsia" w:ascii="宋体" w:hAnsi="宋体" w:eastAsia="宋体" w:cs="宋体"/>
-            </w:rPr>
-            <w:t>二、数据来源与分析方法</w:t>
-          </w:r>
-          <w:r>
-            <w:tab/>
-          </w:r>
-          <w:r>
-            <w:fldChar w:fldCharType="begin"/>
-          </w:r>
-          <w:r>
-            <w:instrText xml:space="preserve"> PAGEREF _Toc19155 \h </w:instrText>
-          </w:r>
-          <w:r>
-            <w:fldChar w:fldCharType="separate"/>
-          </w:r>
-          <w:r>
-            <w:t>4</w:t>
-          </w:r>
-          <w:r>
-            <w:fldChar w:fldCharType="end"/>
-          </w:r>
-          <w:r>
-            <w:rPr>
-              <w:rFonts w:hint="eastAsia" w:ascii="宋体" w:hAnsi="宋体" w:eastAsia="宋体" w:cs="宋体"/>
-              <w:szCs w:val="22"/>
-              <w:lang w:val="en-US" w:eastAsia="en-US" w:bidi="ar-SA"/>
-            </w:rPr>
-            <w:fldChar w:fldCharType="end"/>
-          </w:r>
-        </w:p>
-        <w:p>
-          <w:pPr>
-            <w:pStyle w:val="29"/>
-            <w:keepNext w:val="0"/>
-            <w:keepLines w:val="0"/>
-            <w:pageBreakBefore w:val="0"/>
-            <w:widowControl/>
-            <w:tabs>
-              <w:tab w:val="right" w:leader="dot" w:pos="9972"/>
-            </w:tabs>
-            <w:kinsoku/>
-            <w:wordWrap/>
-            <w:overflowPunct/>
-            <w:topLinePunct w:val="0"/>
-            <w:autoSpaceDE/>
-            <w:autoSpaceDN/>
-            <w:bidi w:val="0"/>
-            <w:adjustRightInd/>
-            <w:snapToGrid/>
-            <w:spacing w:line="240" w:lineRule="atLeast"/>
-            <w:textAlignment w:val="auto"/>
-          </w:pPr>
-          <w:r>
-            <w:rPr>
-              <w:rFonts w:hint="eastAsia" w:ascii="宋体" w:hAnsi="宋体" w:eastAsia="宋体" w:cs="宋体"/>
-              <w:szCs w:val="22"/>
-              <w:lang w:val="en-US" w:eastAsia="en-US" w:bidi="ar-SA"/>
-            </w:rPr>
-            <w:fldChar w:fldCharType="begin"/>
-          </w:r>
-          <w:r>
-            <w:rPr>
-              <w:rFonts w:hint="eastAsia" w:ascii="宋体" w:hAnsi="宋体" w:eastAsia="宋体" w:cs="宋体"/>
-              <w:szCs w:val="22"/>
-              <w:lang w:val="en-US" w:eastAsia="en-US" w:bidi="ar-SA"/>
-            </w:rPr>
-            <w:instrText xml:space="preserve"> HYPERLINK \l _Toc23095 </w:instrText>
-          </w:r>
-          <w:r>
-            <w:rPr>
-              <w:rFonts w:hint="eastAsia" w:ascii="宋体" w:hAnsi="宋体" w:eastAsia="宋体" w:cs="宋体"/>
-              <w:szCs w:val="22"/>
-              <w:lang w:val="en-US" w:eastAsia="en-US" w:bidi="ar-SA"/>
-            </w:rPr>
-            <w:fldChar w:fldCharType="separate"/>
-          </w:r>
-          <w:r>
-            <w:rPr>
-              <w:rFonts w:hint="eastAsia" w:ascii="宋体" w:hAnsi="宋体" w:eastAsia="宋体" w:cs="宋体"/>
-            </w:rPr>
-            <w:t>（一）样本与数据</w:t>
-          </w:r>
-          <w:r>
-            <w:tab/>
-          </w:r>
-          <w:r>
-            <w:fldChar w:fldCharType="begin"/>
-          </w:r>
-          <w:r>
-            <w:instrText xml:space="preserve"> PAGEREF _Toc23095 \h </w:instrText>
-          </w:r>
-          <w:r>
-            <w:fldChar w:fldCharType="separate"/>
-          </w:r>
-          <w:r>
-            <w:t>4</w:t>
-          </w:r>
-          <w:r>
-            <w:fldChar w:fldCharType="end"/>
-          </w:r>
-          <w:r>
-            <w:rPr>
-              <w:rFonts w:hint="eastAsia" w:ascii="宋体" w:hAnsi="宋体" w:eastAsia="宋体" w:cs="宋体"/>
-              <w:szCs w:val="22"/>
-              <w:lang w:val="en-US" w:eastAsia="en-US" w:bidi="ar-SA"/>
-            </w:rPr>
-            <w:fldChar w:fldCharType="end"/>
-          </w:r>
-        </w:p>
-        <w:p>
-          <w:pPr>
-            <w:pStyle w:val="29"/>
-            <w:keepNext w:val="0"/>
-            <w:keepLines w:val="0"/>
-            <w:pageBreakBefore w:val="0"/>
-            <w:widowControl/>
-            <w:tabs>
-              <w:tab w:val="right" w:leader="dot" w:pos="9972"/>
-            </w:tabs>
-            <w:kinsoku/>
-            <w:wordWrap/>
-            <w:overflowPunct/>
-            <w:topLinePunct w:val="0"/>
-            <w:autoSpaceDE/>
-            <w:autoSpaceDN/>
-            <w:bidi w:val="0"/>
-            <w:adjustRightInd/>
-            <w:snapToGrid/>
-            <w:spacing w:line="240" w:lineRule="atLeast"/>
-            <w:textAlignment w:val="auto"/>
-          </w:pPr>
-          <w:r>
-            <w:rPr>
-              <w:rFonts w:hint="eastAsia" w:ascii="宋体" w:hAnsi="宋体" w:eastAsia="宋体" w:cs="宋体"/>
-              <w:szCs w:val="22"/>
-              <w:lang w:val="en-US" w:eastAsia="en-US" w:bidi="ar-SA"/>
-            </w:rPr>
-            <w:fldChar w:fldCharType="begin"/>
-          </w:r>
-          <w:r>
-            <w:rPr>
-              <w:rFonts w:hint="eastAsia" w:ascii="宋体" w:hAnsi="宋体" w:eastAsia="宋体" w:cs="宋体"/>
-              <w:szCs w:val="22"/>
-              <w:lang w:val="en-US" w:eastAsia="en-US" w:bidi="ar-SA"/>
-            </w:rPr>
-            <w:instrText xml:space="preserve"> HYPERLINK \l _Toc23570 </w:instrText>
-          </w:r>
-          <w:r>
-            <w:rPr>
-              <w:rFonts w:hint="eastAsia" w:ascii="宋体" w:hAnsi="宋体" w:eastAsia="宋体" w:cs="宋体"/>
-              <w:szCs w:val="22"/>
-              <w:lang w:val="en-US" w:eastAsia="en-US" w:bidi="ar-SA"/>
-            </w:rPr>
-            <w:fldChar w:fldCharType="separate"/>
-          </w:r>
-          <w:r>
-            <w:rPr>
-              <w:rFonts w:hint="eastAsia" w:ascii="宋体" w:hAnsi="宋体" w:eastAsia="宋体" w:cs="宋体"/>
-            </w:rPr>
-            <w:t>（二）财务指标体系</w:t>
-          </w:r>
-          <w:r>
-            <w:tab/>
-          </w:r>
-          <w:r>
-            <w:fldChar w:fldCharType="begin"/>
-          </w:r>
-          <w:r>
-            <w:instrText xml:space="preserve"> PAGEREF _Toc23570 \h </w:instrText>
-          </w:r>
-          <w:r>
-            <w:fldChar w:fldCharType="separate"/>
-          </w:r>
-          <w:r>
-            <w:t>5</w:t>
-          </w:r>
-          <w:r>
-            <w:fldChar w:fldCharType="end"/>
-          </w:r>
-          <w:r>
-            <w:rPr>
-              <w:rFonts w:hint="eastAsia" w:ascii="宋体" w:hAnsi="宋体" w:eastAsia="宋体" w:cs="宋体"/>
-              <w:szCs w:val="22"/>
-              <w:lang w:val="en-US" w:eastAsia="en-US" w:bidi="ar-SA"/>
-            </w:rPr>
-            <w:fldChar w:fldCharType="end"/>
-          </w:r>
-        </w:p>
-        <w:p>
-          <w:pPr>
-            <w:pStyle w:val="29"/>
-            <w:keepNext w:val="0"/>
-            <w:keepLines w:val="0"/>
-            <w:pageBreakBefore w:val="0"/>
-            <w:widowControl/>
-            <w:tabs>
-              <w:tab w:val="right" w:leader="dot" w:pos="9972"/>
-            </w:tabs>
-            <w:kinsoku/>
-            <w:wordWrap/>
-            <w:overflowPunct/>
-            <w:topLinePunct w:val="0"/>
-            <w:autoSpaceDE/>
-            <w:autoSpaceDN/>
-            <w:bidi w:val="0"/>
-            <w:adjustRightInd/>
-            <w:snapToGrid/>
-            <w:spacing w:line="240" w:lineRule="atLeast"/>
-            <w:textAlignment w:val="auto"/>
-          </w:pPr>
-          <w:r>
-            <w:rPr>
-              <w:rFonts w:hint="eastAsia" w:ascii="宋体" w:hAnsi="宋体" w:eastAsia="宋体" w:cs="宋体"/>
-              <w:szCs w:val="22"/>
-              <w:lang w:val="en-US" w:eastAsia="en-US" w:bidi="ar-SA"/>
-            </w:rPr>
-            <w:fldChar w:fldCharType="begin"/>
-          </w:r>
-          <w:r>
-            <w:rPr>
-              <w:rFonts w:hint="eastAsia" w:ascii="宋体" w:hAnsi="宋体" w:eastAsia="宋体" w:cs="宋体"/>
-              <w:szCs w:val="22"/>
-              <w:lang w:val="en-US" w:eastAsia="en-US" w:bidi="ar-SA"/>
-            </w:rPr>
-            <w:instrText xml:space="preserve"> HYPERLINK \l _Toc16801 </w:instrText>
-          </w:r>
-          <w:r>
-            <w:rPr>
-              <w:rFonts w:hint="eastAsia" w:ascii="宋体" w:hAnsi="宋体" w:eastAsia="宋体" w:cs="宋体"/>
-              <w:szCs w:val="22"/>
-              <w:lang w:val="en-US" w:eastAsia="en-US" w:bidi="ar-SA"/>
-            </w:rPr>
-            <w:fldChar w:fldCharType="separate"/>
-          </w:r>
-          <w:r>
-            <w:rPr>
-              <w:rFonts w:hint="eastAsia" w:ascii="宋体" w:hAnsi="宋体" w:eastAsia="宋体" w:cs="宋体"/>
-            </w:rPr>
-            <w:t>（三）分析模型与方法</w:t>
-          </w:r>
-          <w:r>
-            <w:tab/>
-          </w:r>
-          <w:r>
-            <w:fldChar w:fldCharType="begin"/>
-          </w:r>
-          <w:r>
-            <w:instrText xml:space="preserve"> PAGEREF _Toc16801 \h </w:instrText>
-          </w:r>
-          <w:r>
-            <w:fldChar w:fldCharType="separate"/>
-          </w:r>
-          <w:r>
-            <w:t>5</w:t>
-          </w:r>
-          <w:r>
-            <w:fldChar w:fldCharType="end"/>
-          </w:r>
-          <w:r>
-            <w:rPr>
-              <w:rFonts w:hint="eastAsia" w:ascii="宋体" w:hAnsi="宋体" w:eastAsia="宋体" w:cs="宋体"/>
-              <w:szCs w:val="22"/>
-              <w:lang w:val="en-US" w:eastAsia="en-US" w:bidi="ar-SA"/>
-            </w:rPr>
-            <w:fldChar w:fldCharType="end"/>
-          </w:r>
-        </w:p>
-        <w:p>
-          <w:pPr>
-            <w:pStyle w:val="26"/>
-            <w:keepNext w:val="0"/>
-            <w:keepLines w:val="0"/>
-            <w:pageBreakBefore w:val="0"/>
-            <w:widowControl/>
-            <w:tabs>
-              <w:tab w:val="right" w:leader="dot" w:pos="9972"/>
-            </w:tabs>
-            <w:kinsoku/>
-            <w:wordWrap/>
-            <w:overflowPunct/>
-            <w:topLinePunct w:val="0"/>
-            <w:autoSpaceDE/>
-            <w:autoSpaceDN/>
-            <w:bidi w:val="0"/>
-            <w:adjustRightInd/>
-            <w:snapToGrid/>
-            <w:spacing w:line="240" w:lineRule="atLeast"/>
-            <w:textAlignment w:val="auto"/>
-          </w:pPr>
-          <w:r>
-            <w:rPr>
-              <w:rFonts w:hint="eastAsia" w:ascii="宋体" w:hAnsi="宋体" w:eastAsia="宋体" w:cs="宋体"/>
-              <w:szCs w:val="22"/>
-              <w:lang w:val="en-US" w:eastAsia="en-US" w:bidi="ar-SA"/>
-            </w:rPr>
-            <w:fldChar w:fldCharType="begin"/>
-          </w:r>
-          <w:r>
-            <w:rPr>
-              <w:rFonts w:hint="eastAsia" w:ascii="宋体" w:hAnsi="宋体" w:eastAsia="宋体" w:cs="宋体"/>
-              <w:szCs w:val="22"/>
-              <w:lang w:val="en-US" w:eastAsia="en-US" w:bidi="ar-SA"/>
-            </w:rPr>
-            <w:instrText xml:space="preserve"> HYPERLINK \l _Toc7681 </w:instrText>
-          </w:r>
-          <w:r>
-            <w:rPr>
-              <w:rFonts w:hint="eastAsia" w:ascii="宋体" w:hAnsi="宋体" w:eastAsia="宋体" w:cs="宋体"/>
-              <w:szCs w:val="22"/>
-              <w:lang w:val="en-US" w:eastAsia="en-US" w:bidi="ar-SA"/>
-            </w:rPr>
-            <w:fldChar w:fldCharType="separate"/>
-          </w:r>
-          <w:r>
-            <w:rPr>
-              <w:rFonts w:hint="eastAsia" w:ascii="宋体" w:hAnsi="宋体" w:eastAsia="宋体" w:cs="宋体"/>
-            </w:rPr>
-            <w:t>三、财务指标分析</w:t>
-          </w:r>
-          <w:r>
-            <w:tab/>
-          </w:r>
-          <w:r>
-            <w:fldChar w:fldCharType="begin"/>
-          </w:r>
-          <w:r>
-            <w:instrText xml:space="preserve"> PAGEREF _Toc7681 \h </w:instrText>
-          </w:r>
-          <w:r>
-            <w:fldChar w:fldCharType="separate"/>
-          </w:r>
-          <w:r>
-            <w:t>5</w:t>
-          </w:r>
-          <w:r>
-            <w:fldChar w:fldCharType="end"/>
-          </w:r>
-          <w:r>
-            <w:rPr>
-              <w:rFonts w:hint="eastAsia" w:ascii="宋体" w:hAnsi="宋体" w:eastAsia="宋体" w:cs="宋体"/>
-              <w:szCs w:val="22"/>
-              <w:lang w:val="en-US" w:eastAsia="en-US" w:bidi="ar-SA"/>
-            </w:rPr>
-            <w:fldChar w:fldCharType="end"/>
-          </w:r>
-        </w:p>
-        <w:p>
-          <w:pPr>
-            <w:pStyle w:val="29"/>
-            <w:keepNext w:val="0"/>
-            <w:keepLines w:val="0"/>
-            <w:pageBreakBefore w:val="0"/>
-            <w:widowControl/>
-            <w:tabs>
-              <w:tab w:val="right" w:leader="dot" w:pos="9972"/>
-            </w:tabs>
-            <w:kinsoku/>
-            <w:wordWrap/>
-            <w:overflowPunct/>
-            <w:topLinePunct w:val="0"/>
-            <w:autoSpaceDE/>
-            <w:autoSpaceDN/>
-            <w:bidi w:val="0"/>
-            <w:adjustRightInd/>
-            <w:snapToGrid/>
-            <w:spacing w:line="240" w:lineRule="atLeast"/>
-            <w:textAlignment w:val="auto"/>
-          </w:pPr>
-          <w:r>
-            <w:rPr>
-              <w:rFonts w:hint="eastAsia" w:ascii="宋体" w:hAnsi="宋体" w:eastAsia="宋体" w:cs="宋体"/>
-              <w:szCs w:val="22"/>
-              <w:lang w:val="en-US" w:eastAsia="en-US" w:bidi="ar-SA"/>
-            </w:rPr>
-            <w:fldChar w:fldCharType="begin"/>
-          </w:r>
-          <w:r>
-            <w:rPr>
-              <w:rFonts w:hint="eastAsia" w:ascii="宋体" w:hAnsi="宋体" w:eastAsia="宋体" w:cs="宋体"/>
-              <w:szCs w:val="22"/>
-              <w:lang w:val="en-US" w:eastAsia="en-US" w:bidi="ar-SA"/>
-            </w:rPr>
-            <w:instrText xml:space="preserve"> HYPERLINK \l _Toc13929 </w:instrText>
-          </w:r>
-          <w:r>
-            <w:rPr>
-              <w:rFonts w:hint="eastAsia" w:ascii="宋体" w:hAnsi="宋体" w:eastAsia="宋体" w:cs="宋体"/>
-              <w:szCs w:val="22"/>
-              <w:lang w:val="en-US" w:eastAsia="en-US" w:bidi="ar-SA"/>
-            </w:rPr>
-            <w:fldChar w:fldCharType="separate"/>
-          </w:r>
-          <w:r>
-            <w:rPr>
-              <w:rFonts w:hint="eastAsia" w:ascii="宋体" w:hAnsi="宋体" w:eastAsia="宋体" w:cs="宋体"/>
-            </w:rPr>
-            <w:t>（一）核心指标对比</w:t>
-          </w:r>
-          <w:r>
-            <w:tab/>
-          </w:r>
-          <w:r>
-            <w:fldChar w:fldCharType="begin"/>
-          </w:r>
-          <w:r>
-            <w:instrText xml:space="preserve"> PAGEREF _Toc13929 \h </w:instrText>
-          </w:r>
-          <w:r>
-            <w:fldChar w:fldCharType="separate"/>
-          </w:r>
-          <w:r>
-            <w:t>5</w:t>
-          </w:r>
-          <w:r>
-            <w:fldChar w:fldCharType="end"/>
-          </w:r>
-          <w:r>
-            <w:rPr>
-              <w:rFonts w:hint="eastAsia" w:ascii="宋体" w:hAnsi="宋体" w:eastAsia="宋体" w:cs="宋体"/>
-              <w:szCs w:val="22"/>
-              <w:lang w:val="en-US" w:eastAsia="en-US" w:bidi="ar-SA"/>
-            </w:rPr>
-            <w:fldChar w:fldCharType="end"/>
-          </w:r>
-        </w:p>
-        <w:p>
-          <w:pPr>
-            <w:pStyle w:val="29"/>
-            <w:keepNext w:val="0"/>
-            <w:keepLines w:val="0"/>
-            <w:pageBreakBefore w:val="0"/>
-            <w:widowControl/>
-            <w:tabs>
-              <w:tab w:val="right" w:leader="dot" w:pos="9972"/>
-            </w:tabs>
-            <w:kinsoku/>
-            <w:wordWrap/>
-            <w:overflowPunct/>
-            <w:topLinePunct w:val="0"/>
-            <w:autoSpaceDE/>
-            <w:autoSpaceDN/>
-            <w:bidi w:val="0"/>
-            <w:adjustRightInd/>
-            <w:snapToGrid/>
-            <w:spacing w:line="240" w:lineRule="atLeast"/>
-            <w:textAlignment w:val="auto"/>
-          </w:pPr>
-          <w:r>
-            <w:rPr>
-              <w:rFonts w:hint="eastAsia" w:ascii="宋体" w:hAnsi="宋体" w:eastAsia="宋体" w:cs="宋体"/>
-              <w:szCs w:val="22"/>
-              <w:lang w:val="en-US" w:eastAsia="en-US" w:bidi="ar-SA"/>
-            </w:rPr>
-            <w:fldChar w:fldCharType="begin"/>
-          </w:r>
-          <w:r>
-            <w:rPr>
-              <w:rFonts w:hint="eastAsia" w:ascii="宋体" w:hAnsi="宋体" w:eastAsia="宋体" w:cs="宋体"/>
-              <w:szCs w:val="22"/>
-              <w:lang w:val="en-US" w:eastAsia="en-US" w:bidi="ar-SA"/>
-            </w:rPr>
-            <w:instrText xml:space="preserve"> HYPERLINK \l _Toc9866 </w:instrText>
-          </w:r>
-          <w:r>
-            <w:rPr>
-              <w:rFonts w:hint="eastAsia" w:ascii="宋体" w:hAnsi="宋体" w:eastAsia="宋体" w:cs="宋体"/>
-              <w:szCs w:val="22"/>
-              <w:lang w:val="en-US" w:eastAsia="en-US" w:bidi="ar-SA"/>
-            </w:rPr>
-            <w:fldChar w:fldCharType="separate"/>
-          </w:r>
-          <w:r>
-            <w:rPr>
-              <w:rFonts w:hint="eastAsia" w:ascii="宋体" w:hAnsi="宋体" w:eastAsia="宋体" w:cs="宋体"/>
-            </w:rPr>
-            <w:t>（二）研发投入对比</w:t>
-          </w:r>
-          <w:r>
-            <w:tab/>
-          </w:r>
-          <w:r>
-            <w:fldChar w:fldCharType="begin"/>
-          </w:r>
-          <w:r>
-            <w:instrText xml:space="preserve"> PAGEREF _Toc9866 \h </w:instrText>
-          </w:r>
-          <w:r>
-            <w:fldChar w:fldCharType="separate"/>
-          </w:r>
-          <w:r>
-            <w:t>6</w:t>
-          </w:r>
-          <w:r>
-            <w:fldChar w:fldCharType="end"/>
-          </w:r>
-          <w:r>
-            <w:rPr>
-              <w:rFonts w:hint="eastAsia" w:ascii="宋体" w:hAnsi="宋体" w:eastAsia="宋体" w:cs="宋体"/>
-              <w:szCs w:val="22"/>
-              <w:lang w:val="en-US" w:eastAsia="en-US" w:bidi="ar-SA"/>
-            </w:rPr>
-            <w:fldChar w:fldCharType="end"/>
-          </w:r>
-        </w:p>
-        <w:p>
-          <w:pPr>
-            <w:pStyle w:val="26"/>
-            <w:keepNext w:val="0"/>
-            <w:keepLines w:val="0"/>
-            <w:pageBreakBefore w:val="0"/>
-            <w:widowControl/>
-            <w:tabs>
-              <w:tab w:val="right" w:leader="dot" w:pos="9972"/>
-            </w:tabs>
-            <w:kinsoku/>
-            <w:wordWrap/>
-            <w:overflowPunct/>
-            <w:topLinePunct w:val="0"/>
-            <w:autoSpaceDE/>
-            <w:autoSpaceDN/>
-            <w:bidi w:val="0"/>
-            <w:adjustRightInd/>
-            <w:snapToGrid/>
-            <w:spacing w:line="240" w:lineRule="atLeast"/>
-            <w:textAlignment w:val="auto"/>
-          </w:pPr>
-          <w:r>
-            <w:rPr>
-              <w:rFonts w:hint="eastAsia" w:ascii="宋体" w:hAnsi="宋体" w:eastAsia="宋体" w:cs="宋体"/>
-              <w:szCs w:val="22"/>
-              <w:lang w:val="en-US" w:eastAsia="en-US" w:bidi="ar-SA"/>
-            </w:rPr>
-            <w:fldChar w:fldCharType="begin"/>
-          </w:r>
-          <w:r>
-            <w:rPr>
-              <w:rFonts w:hint="eastAsia" w:ascii="宋体" w:hAnsi="宋体" w:eastAsia="宋体" w:cs="宋体"/>
-              <w:szCs w:val="22"/>
-              <w:lang w:val="en-US" w:eastAsia="en-US" w:bidi="ar-SA"/>
-            </w:rPr>
-            <w:instrText xml:space="preserve"> HYPERLINK \l _Toc9293 </w:instrText>
-          </w:r>
-          <w:r>
-            <w:rPr>
-              <w:rFonts w:hint="eastAsia" w:ascii="宋体" w:hAnsi="宋体" w:eastAsia="宋体" w:cs="宋体"/>
-              <w:szCs w:val="22"/>
-              <w:lang w:val="en-US" w:eastAsia="en-US" w:bidi="ar-SA"/>
-            </w:rPr>
-            <w:fldChar w:fldCharType="separate"/>
-          </w:r>
-          <w:r>
-            <w:rPr>
-              <w:rFonts w:hint="eastAsia" w:ascii="宋体" w:hAnsi="宋体" w:eastAsia="宋体" w:cs="宋体"/>
-            </w:rPr>
-            <w:t>四、K-Means聚类与孤立森林分析</w:t>
-          </w:r>
-          <w:r>
-            <w:tab/>
-          </w:r>
-          <w:r>
-            <w:fldChar w:fldCharType="begin"/>
-          </w:r>
-          <w:r>
-            <w:instrText xml:space="preserve"> PAGEREF _Toc9293 \h </w:instrText>
-          </w:r>
-          <w:r>
-            <w:fldChar w:fldCharType="separate"/>
-          </w:r>
-          <w:r>
-            <w:t>7</w:t>
-          </w:r>
-          <w:r>
-            <w:fldChar w:fldCharType="end"/>
-          </w:r>
-          <w:r>
-            <w:rPr>
-              <w:rFonts w:hint="eastAsia" w:ascii="宋体" w:hAnsi="宋体" w:eastAsia="宋体" w:cs="宋体"/>
-              <w:szCs w:val="22"/>
-              <w:lang w:val="en-US" w:eastAsia="en-US" w:bidi="ar-SA"/>
-            </w:rPr>
-            <w:fldChar w:fldCharType="end"/>
-          </w:r>
-        </w:p>
-        <w:p>
-          <w:pPr>
-            <w:pStyle w:val="29"/>
-            <w:keepNext w:val="0"/>
-            <w:keepLines w:val="0"/>
-            <w:pageBreakBefore w:val="0"/>
-            <w:widowControl/>
-            <w:tabs>
-              <w:tab w:val="right" w:leader="dot" w:pos="9972"/>
-            </w:tabs>
-            <w:kinsoku/>
-            <w:wordWrap/>
-            <w:overflowPunct/>
-            <w:topLinePunct w:val="0"/>
-            <w:autoSpaceDE/>
-            <w:autoSpaceDN/>
-            <w:bidi w:val="0"/>
-            <w:adjustRightInd/>
-            <w:snapToGrid/>
-            <w:spacing w:line="240" w:lineRule="atLeast"/>
-            <w:textAlignment w:val="auto"/>
-          </w:pPr>
-          <w:r>
-            <w:rPr>
-              <w:rFonts w:hint="eastAsia" w:ascii="宋体" w:hAnsi="宋体" w:eastAsia="宋体" w:cs="宋体"/>
-              <w:szCs w:val="22"/>
-              <w:lang w:val="en-US" w:eastAsia="en-US" w:bidi="ar-SA"/>
-            </w:rPr>
-            <w:fldChar w:fldCharType="begin"/>
-          </w:r>
-          <w:r>
-            <w:rPr>
-              <w:rFonts w:hint="eastAsia" w:ascii="宋体" w:hAnsi="宋体" w:eastAsia="宋体" w:cs="宋体"/>
-              <w:szCs w:val="22"/>
-              <w:lang w:val="en-US" w:eastAsia="en-US" w:bidi="ar-SA"/>
-            </w:rPr>
-            <w:instrText xml:space="preserve"> HYPERLINK \l _Toc4610 </w:instrText>
-          </w:r>
-          <w:r>
-            <w:rPr>
-              <w:rFonts w:hint="eastAsia" w:ascii="宋体" w:hAnsi="宋体" w:eastAsia="宋体" w:cs="宋体"/>
-              <w:szCs w:val="22"/>
-              <w:lang w:val="en-US" w:eastAsia="en-US" w:bidi="ar-SA"/>
-            </w:rPr>
-            <w:fldChar w:fldCharType="separate"/>
-          </w:r>
-          <w:r>
-            <w:rPr>
-              <w:rFonts w:hint="eastAsia" w:ascii="宋体" w:hAnsi="宋体" w:eastAsia="宋体" w:cs="宋体"/>
-            </w:rPr>
-            <w:t>（一）K-Means聚类结果</w:t>
-          </w:r>
-          <w:r>
-            <w:tab/>
-          </w:r>
-          <w:r>
-            <w:fldChar w:fldCharType="begin"/>
-          </w:r>
-          <w:r>
-            <w:instrText xml:space="preserve"> PAGEREF _Toc4610 \h </w:instrText>
-          </w:r>
-          <w:r>
-            <w:fldChar w:fldCharType="separate"/>
-          </w:r>
-          <w:r>
-            <w:t>7</w:t>
-          </w:r>
-          <w:r>
-            <w:fldChar w:fldCharType="end"/>
-          </w:r>
-          <w:r>
-            <w:rPr>
-              <w:rFonts w:hint="eastAsia" w:ascii="宋体" w:hAnsi="宋体" w:eastAsia="宋体" w:cs="宋体"/>
-              <w:szCs w:val="22"/>
-              <w:lang w:val="en-US" w:eastAsia="en-US" w:bidi="ar-SA"/>
-            </w:rPr>
-            <w:fldChar w:fldCharType="end"/>
-          </w:r>
-        </w:p>
-        <w:p>
-          <w:pPr>
-            <w:pStyle w:val="29"/>
-            <w:keepNext w:val="0"/>
-            <w:keepLines w:val="0"/>
-            <w:pageBreakBefore w:val="0"/>
-            <w:widowControl/>
-            <w:tabs>
-              <w:tab w:val="right" w:leader="dot" w:pos="9972"/>
-            </w:tabs>
-            <w:kinsoku/>
-            <w:wordWrap/>
-            <w:overflowPunct/>
-            <w:topLinePunct w:val="0"/>
-            <w:autoSpaceDE/>
-            <w:autoSpaceDN/>
-            <w:bidi w:val="0"/>
-            <w:adjustRightInd/>
-            <w:snapToGrid/>
-            <w:spacing w:line="240" w:lineRule="atLeast"/>
-            <w:textAlignment w:val="auto"/>
-          </w:pPr>
-          <w:r>
-            <w:rPr>
-              <w:rFonts w:hint="eastAsia" w:ascii="宋体" w:hAnsi="宋体" w:eastAsia="宋体" w:cs="宋体"/>
-              <w:szCs w:val="22"/>
-              <w:lang w:val="en-US" w:eastAsia="en-US" w:bidi="ar-SA"/>
-            </w:rPr>
-            <w:fldChar w:fldCharType="begin"/>
-          </w:r>
-          <w:r>
-            <w:rPr>
-              <w:rFonts w:hint="eastAsia" w:ascii="宋体" w:hAnsi="宋体" w:eastAsia="宋体" w:cs="宋体"/>
-              <w:szCs w:val="22"/>
-              <w:lang w:val="en-US" w:eastAsia="en-US" w:bidi="ar-SA"/>
-            </w:rPr>
-            <w:instrText xml:space="preserve"> HYPERLINK \l _Toc24470 </w:instrText>
-          </w:r>
-          <w:r>
-            <w:rPr>
-              <w:rFonts w:hint="eastAsia" w:ascii="宋体" w:hAnsi="宋体" w:eastAsia="宋体" w:cs="宋体"/>
-              <w:szCs w:val="22"/>
-              <w:lang w:val="en-US" w:eastAsia="en-US" w:bidi="ar-SA"/>
-            </w:rPr>
-            <w:fldChar w:fldCharType="separate"/>
-          </w:r>
-          <w:r>
-            <w:rPr>
-              <w:rFonts w:hint="eastAsia" w:ascii="宋体" w:hAnsi="宋体" w:eastAsia="宋体" w:cs="宋体"/>
-            </w:rPr>
-            <w:t>（二）孤立森林异常检测</w:t>
-          </w:r>
-          <w:r>
-            <w:tab/>
-          </w:r>
-          <w:r>
-            <w:fldChar w:fldCharType="begin"/>
-          </w:r>
-          <w:r>
-            <w:instrText xml:space="preserve"> PAGEREF _Toc24470 \h </w:instrText>
-          </w:r>
-          <w:r>
-            <w:fldChar w:fldCharType="separate"/>
-          </w:r>
-          <w:r>
-            <w:t>8</w:t>
-          </w:r>
-          <w:r>
-            <w:fldChar w:fldCharType="end"/>
-          </w:r>
-          <w:r>
-            <w:rPr>
-              <w:rFonts w:hint="eastAsia" w:ascii="宋体" w:hAnsi="宋体" w:eastAsia="宋体" w:cs="宋体"/>
-              <w:szCs w:val="22"/>
-              <w:lang w:val="en-US" w:eastAsia="en-US" w:bidi="ar-SA"/>
-            </w:rPr>
-            <w:fldChar w:fldCharType="end"/>
-          </w:r>
-        </w:p>
-        <w:p>
-          <w:pPr>
-            <w:pStyle w:val="26"/>
-            <w:keepNext w:val="0"/>
-            <w:keepLines w:val="0"/>
-            <w:pageBreakBefore w:val="0"/>
-            <w:widowControl/>
-            <w:tabs>
-              <w:tab w:val="right" w:leader="dot" w:pos="9972"/>
-            </w:tabs>
-            <w:kinsoku/>
-            <w:wordWrap/>
-            <w:overflowPunct/>
-            <w:topLinePunct w:val="0"/>
-            <w:autoSpaceDE/>
-            <w:autoSpaceDN/>
-            <w:bidi w:val="0"/>
-            <w:adjustRightInd/>
-            <w:snapToGrid/>
-            <w:spacing w:line="240" w:lineRule="atLeast"/>
-            <w:textAlignment w:val="auto"/>
-          </w:pPr>
-          <w:r>
-            <w:rPr>
-              <w:rFonts w:hint="eastAsia" w:ascii="宋体" w:hAnsi="宋体" w:eastAsia="宋体" w:cs="宋体"/>
-              <w:szCs w:val="22"/>
-              <w:lang w:val="en-US" w:eastAsia="en-US" w:bidi="ar-SA"/>
-            </w:rPr>
-            <w:fldChar w:fldCharType="begin"/>
-          </w:r>
-          <w:r>
-            <w:rPr>
-              <w:rFonts w:hint="eastAsia" w:ascii="宋体" w:hAnsi="宋体" w:eastAsia="宋体" w:cs="宋体"/>
-              <w:szCs w:val="22"/>
-              <w:lang w:val="en-US" w:eastAsia="en-US" w:bidi="ar-SA"/>
-            </w:rPr>
-            <w:instrText xml:space="preserve"> HYPERLINK \l _Toc4018 </w:instrText>
-          </w:r>
-          <w:r>
-            <w:rPr>
-              <w:rFonts w:hint="eastAsia" w:ascii="宋体" w:hAnsi="宋体" w:eastAsia="宋体" w:cs="宋体"/>
-              <w:szCs w:val="22"/>
-              <w:lang w:val="en-US" w:eastAsia="en-US" w:bidi="ar-SA"/>
-            </w:rPr>
-            <w:fldChar w:fldCharType="separate"/>
-          </w:r>
-          <w:r>
-            <w:rPr>
-              <w:rFonts w:hint="eastAsia" w:ascii="宋体" w:hAnsi="宋体" w:eastAsia="宋体" w:cs="宋体"/>
-            </w:rPr>
-            <w:t>五、六种预测方法对比</w:t>
-          </w:r>
-          <w:r>
-            <w:tab/>
-          </w:r>
-          <w:r>
-            <w:fldChar w:fldCharType="begin"/>
-          </w:r>
-          <w:r>
-            <w:instrText xml:space="preserve"> PAGEREF _Toc4018 \h </w:instrText>
-          </w:r>
-          <w:r>
-            <w:fldChar w:fldCharType="separate"/>
-          </w:r>
-          <w:r>
-            <w:t>9</w:t>
-          </w:r>
-          <w:r>
-            <w:fldChar w:fldCharType="end"/>
-          </w:r>
-          <w:r>
-            <w:rPr>
-              <w:rFonts w:hint="eastAsia" w:ascii="宋体" w:hAnsi="宋体" w:eastAsia="宋体" w:cs="宋体"/>
-              <w:szCs w:val="22"/>
-              <w:lang w:val="en-US" w:eastAsia="en-US" w:bidi="ar-SA"/>
-            </w:rPr>
-            <w:fldChar w:fldCharType="end"/>
-          </w:r>
-        </w:p>
-        <w:p>
-          <w:pPr>
-            <w:pStyle w:val="29"/>
-            <w:keepNext w:val="0"/>
-            <w:keepLines w:val="0"/>
-            <w:pageBreakBefore w:val="0"/>
-            <w:widowControl/>
-            <w:tabs>
-              <w:tab w:val="right" w:leader="dot" w:pos="9972"/>
-            </w:tabs>
-            <w:kinsoku/>
-            <w:wordWrap/>
-            <w:overflowPunct/>
-            <w:topLinePunct w:val="0"/>
-            <w:autoSpaceDE/>
-            <w:autoSpaceDN/>
-            <w:bidi w:val="0"/>
-            <w:adjustRightInd/>
-            <w:snapToGrid/>
-            <w:spacing w:line="240" w:lineRule="atLeast"/>
-            <w:textAlignment w:val="auto"/>
-          </w:pPr>
-          <w:r>
-            <w:rPr>
-              <w:rFonts w:hint="eastAsia" w:ascii="宋体" w:hAnsi="宋体" w:eastAsia="宋体" w:cs="宋体"/>
-              <w:szCs w:val="22"/>
-              <w:lang w:val="en-US" w:eastAsia="en-US" w:bidi="ar-SA"/>
-            </w:rPr>
-            <w:fldChar w:fldCharType="begin"/>
-          </w:r>
-          <w:r>
-            <w:rPr>
-              <w:rFonts w:hint="eastAsia" w:ascii="宋体" w:hAnsi="宋体" w:eastAsia="宋体" w:cs="宋体"/>
-              <w:szCs w:val="22"/>
-              <w:lang w:val="en-US" w:eastAsia="en-US" w:bidi="ar-SA"/>
-            </w:rPr>
-            <w:instrText xml:space="preserve"> HYPERLINK \l _Toc24070 </w:instrText>
-          </w:r>
-          <w:r>
-            <w:rPr>
-              <w:rFonts w:hint="eastAsia" w:ascii="宋体" w:hAnsi="宋体" w:eastAsia="宋体" w:cs="宋体"/>
-              <w:szCs w:val="22"/>
-              <w:lang w:val="en-US" w:eastAsia="en-US" w:bidi="ar-SA"/>
-            </w:rPr>
-            <w:fldChar w:fldCharType="separate"/>
-          </w:r>
-          <w:r>
-            <w:rPr>
-              <w:rFonts w:hint="eastAsia" w:ascii="宋体" w:hAnsi="宋体" w:eastAsia="宋体" w:cs="宋体"/>
-            </w:rPr>
-            <w:t>（一）赛力斯预测结果</w:t>
-          </w:r>
-          <w:r>
-            <w:tab/>
-          </w:r>
-          <w:r>
-            <w:fldChar w:fldCharType="begin"/>
-          </w:r>
-          <w:r>
-            <w:instrText xml:space="preserve"> PAGEREF _Toc24070 \h </w:instrText>
-          </w:r>
-          <w:r>
-            <w:fldChar w:fldCharType="separate"/>
-          </w:r>
-          <w:r>
-            <w:t>9</w:t>
-          </w:r>
-          <w:r>
-            <w:fldChar w:fldCharType="end"/>
-          </w:r>
-          <w:r>
-            <w:rPr>
-              <w:rFonts w:hint="eastAsia" w:ascii="宋体" w:hAnsi="宋体" w:eastAsia="宋体" w:cs="宋体"/>
-              <w:szCs w:val="22"/>
-              <w:lang w:val="en-US" w:eastAsia="en-US" w:bidi="ar-SA"/>
-            </w:rPr>
-            <w:fldChar w:fldCharType="end"/>
-          </w:r>
-        </w:p>
-        <w:p>
-          <w:pPr>
-            <w:pStyle w:val="29"/>
-            <w:keepNext w:val="0"/>
-            <w:keepLines w:val="0"/>
-            <w:pageBreakBefore w:val="0"/>
-            <w:widowControl/>
-            <w:tabs>
-              <w:tab w:val="right" w:leader="dot" w:pos="9972"/>
-            </w:tabs>
-            <w:kinsoku/>
-            <w:wordWrap/>
-            <w:overflowPunct/>
-            <w:topLinePunct w:val="0"/>
-            <w:autoSpaceDE/>
-            <w:autoSpaceDN/>
-            <w:bidi w:val="0"/>
-            <w:adjustRightInd/>
-            <w:snapToGrid/>
-            <w:spacing w:line="240" w:lineRule="atLeast"/>
-            <w:textAlignment w:val="auto"/>
-          </w:pPr>
-          <w:r>
-            <w:rPr>
-              <w:rFonts w:hint="eastAsia" w:ascii="宋体" w:hAnsi="宋体" w:eastAsia="宋体" w:cs="宋体"/>
-              <w:szCs w:val="22"/>
-              <w:lang w:val="en-US" w:eastAsia="en-US" w:bidi="ar-SA"/>
-            </w:rPr>
-            <w:fldChar w:fldCharType="begin"/>
-          </w:r>
-          <w:r>
-            <w:rPr>
-              <w:rFonts w:hint="eastAsia" w:ascii="宋体" w:hAnsi="宋体" w:eastAsia="宋体" w:cs="宋体"/>
-              <w:szCs w:val="22"/>
-              <w:lang w:val="en-US" w:eastAsia="en-US" w:bidi="ar-SA"/>
-            </w:rPr>
-            <w:instrText xml:space="preserve"> HYPERLINK \l _Toc7046 </w:instrText>
-          </w:r>
-          <w:r>
-            <w:rPr>
-              <w:rFonts w:hint="eastAsia" w:ascii="宋体" w:hAnsi="宋体" w:eastAsia="宋体" w:cs="宋体"/>
-              <w:szCs w:val="22"/>
-              <w:lang w:val="en-US" w:eastAsia="en-US" w:bidi="ar-SA"/>
-            </w:rPr>
-            <w:fldChar w:fldCharType="separate"/>
-          </w:r>
-          <w:r>
-            <w:rPr>
-              <w:rFonts w:hint="eastAsia" w:ascii="宋体" w:hAnsi="宋体" w:eastAsia="宋体" w:cs="宋体"/>
-            </w:rPr>
-            <w:t>（二）长安汽车预测结果</w:t>
-          </w:r>
-          <w:r>
-            <w:tab/>
-          </w:r>
-          <w:r>
-            <w:fldChar w:fldCharType="begin"/>
-          </w:r>
-          <w:r>
-            <w:instrText xml:space="preserve"> PAGEREF _Toc7046 \h </w:instrText>
-          </w:r>
-          <w:r>
-            <w:fldChar w:fldCharType="separate"/>
-          </w:r>
-          <w:r>
-            <w:t>10</w:t>
-          </w:r>
-          <w:r>
-            <w:fldChar w:fldCharType="end"/>
-          </w:r>
-          <w:r>
-            <w:rPr>
-              <w:rFonts w:hint="eastAsia" w:ascii="宋体" w:hAnsi="宋体" w:eastAsia="宋体" w:cs="宋体"/>
-              <w:szCs w:val="22"/>
-              <w:lang w:val="en-US" w:eastAsia="en-US" w:bidi="ar-SA"/>
-            </w:rPr>
-            <w:fldChar w:fldCharType="end"/>
-          </w:r>
-        </w:p>
-        <w:p>
-          <w:pPr>
-            <w:pStyle w:val="29"/>
-            <w:keepNext w:val="0"/>
-            <w:keepLines w:val="0"/>
-            <w:pageBreakBefore w:val="0"/>
-            <w:widowControl/>
-            <w:tabs>
-              <w:tab w:val="right" w:leader="dot" w:pos="9972"/>
-            </w:tabs>
-            <w:kinsoku/>
-            <w:wordWrap/>
-            <w:overflowPunct/>
-            <w:topLinePunct w:val="0"/>
-            <w:autoSpaceDE/>
-            <w:autoSpaceDN/>
-            <w:bidi w:val="0"/>
-            <w:adjustRightInd/>
-            <w:snapToGrid/>
-            <w:spacing w:line="240" w:lineRule="atLeast"/>
-            <w:textAlignment w:val="auto"/>
-          </w:pPr>
-          <w:r>
-            <w:rPr>
-              <w:rFonts w:hint="eastAsia" w:ascii="宋体" w:hAnsi="宋体" w:eastAsia="宋体" w:cs="宋体"/>
-              <w:szCs w:val="22"/>
-              <w:lang w:val="en-US" w:eastAsia="en-US" w:bidi="ar-SA"/>
-            </w:rPr>
-            <w:fldChar w:fldCharType="begin"/>
-          </w:r>
-          <w:r>
-            <w:rPr>
-              <w:rFonts w:hint="eastAsia" w:ascii="宋体" w:hAnsi="宋体" w:eastAsia="宋体" w:cs="宋体"/>
-              <w:szCs w:val="22"/>
-              <w:lang w:val="en-US" w:eastAsia="en-US" w:bidi="ar-SA"/>
-            </w:rPr>
-            <w:instrText xml:space="preserve"> HYPERLINK \l _Toc23615 </w:instrText>
-          </w:r>
-          <w:r>
-            <w:rPr>
-              <w:rFonts w:hint="eastAsia" w:ascii="宋体" w:hAnsi="宋体" w:eastAsia="宋体" w:cs="宋体"/>
-              <w:szCs w:val="22"/>
-              <w:lang w:val="en-US" w:eastAsia="en-US" w:bidi="ar-SA"/>
-            </w:rPr>
-            <w:fldChar w:fldCharType="separate"/>
-          </w:r>
-          <w:r>
-            <w:rPr>
-              <w:rFonts w:hint="eastAsia" w:ascii="宋体" w:hAnsi="宋体" w:eastAsia="宋体" w:cs="宋体"/>
-            </w:rPr>
-            <w:t>（三）综合排名与回测验证</w:t>
-          </w:r>
-          <w:r>
-            <w:tab/>
-          </w:r>
-          <w:r>
-            <w:fldChar w:fldCharType="begin"/>
-          </w:r>
-          <w:r>
-            <w:instrText xml:space="preserve"> PAGEREF _Toc23615 \h </w:instrText>
-          </w:r>
-          <w:r>
-            <w:fldChar w:fldCharType="separate"/>
-          </w:r>
-          <w:r>
-            <w:t>11</w:t>
-          </w:r>
-          <w:r>
-            <w:fldChar w:fldCharType="end"/>
-          </w:r>
-          <w:r>
-            <w:rPr>
-              <w:rFonts w:hint="eastAsia" w:ascii="宋体" w:hAnsi="宋体" w:eastAsia="宋体" w:cs="宋体"/>
-              <w:szCs w:val="22"/>
-              <w:lang w:val="en-US" w:eastAsia="en-US" w:bidi="ar-SA"/>
-            </w:rPr>
-            <w:fldChar w:fldCharType="end"/>
-          </w:r>
-        </w:p>
-        <w:p>
-          <w:pPr>
-            <w:pStyle w:val="26"/>
-            <w:keepNext w:val="0"/>
-            <w:keepLines w:val="0"/>
-            <w:pageBreakBefore w:val="0"/>
-            <w:widowControl/>
-            <w:tabs>
-              <w:tab w:val="right" w:leader="dot" w:pos="9972"/>
-            </w:tabs>
-            <w:kinsoku/>
-            <w:wordWrap/>
-            <w:overflowPunct/>
-            <w:topLinePunct w:val="0"/>
-            <w:autoSpaceDE/>
-            <w:autoSpaceDN/>
-            <w:bidi w:val="0"/>
-            <w:adjustRightInd/>
-            <w:snapToGrid/>
-            <w:spacing w:line="240" w:lineRule="atLeast"/>
-            <w:textAlignment w:val="auto"/>
-          </w:pPr>
-          <w:r>
-            <w:rPr>
-              <w:rFonts w:hint="eastAsia" w:ascii="宋体" w:hAnsi="宋体" w:eastAsia="宋体" w:cs="宋体"/>
-              <w:szCs w:val="22"/>
-              <w:lang w:val="en-US" w:eastAsia="en-US" w:bidi="ar-SA"/>
-            </w:rPr>
-            <w:fldChar w:fldCharType="begin"/>
-          </w:r>
-          <w:r>
-            <w:rPr>
-              <w:rFonts w:hint="eastAsia" w:ascii="宋体" w:hAnsi="宋体" w:eastAsia="宋体" w:cs="宋体"/>
-              <w:szCs w:val="22"/>
-              <w:lang w:val="en-US" w:eastAsia="en-US" w:bidi="ar-SA"/>
-            </w:rPr>
-            <w:instrText xml:space="preserve"> HYPERLINK \l _Toc5721 </w:instrText>
-          </w:r>
-          <w:r>
-            <w:rPr>
-              <w:rFonts w:hint="eastAsia" w:ascii="宋体" w:hAnsi="宋体" w:eastAsia="宋体" w:cs="宋体"/>
-              <w:szCs w:val="22"/>
-              <w:lang w:val="en-US" w:eastAsia="en-US" w:bidi="ar-SA"/>
-            </w:rPr>
-            <w:fldChar w:fldCharType="separate"/>
-          </w:r>
-          <w:r>
-            <w:rPr>
-              <w:rFonts w:hint="eastAsia" w:ascii="宋体" w:hAnsi="宋体" w:eastAsia="宋体" w:cs="宋体"/>
-            </w:rPr>
-            <w:t>六、杜邦分析</w:t>
-          </w:r>
-          <w:r>
-            <w:tab/>
-          </w:r>
-          <w:r>
-            <w:fldChar w:fldCharType="begin"/>
-          </w:r>
-          <w:r>
-            <w:instrText xml:space="preserve"> PAGEREF _Toc5721 \h </w:instrText>
-          </w:r>
-          <w:r>
-            <w:fldChar w:fldCharType="separate"/>
-          </w:r>
-          <w:r>
-            <w:t>13</w:t>
-          </w:r>
-          <w:r>
-            <w:fldChar w:fldCharType="end"/>
-          </w:r>
-          <w:r>
-            <w:rPr>
-              <w:rFonts w:hint="eastAsia" w:ascii="宋体" w:hAnsi="宋体" w:eastAsia="宋体" w:cs="宋体"/>
-              <w:szCs w:val="22"/>
-              <w:lang w:val="en-US" w:eastAsia="en-US" w:bidi="ar-SA"/>
-            </w:rPr>
-            <w:fldChar w:fldCharType="end"/>
-          </w:r>
-        </w:p>
-        <w:p>
-          <w:pPr>
-            <w:pStyle w:val="29"/>
-            <w:keepNext w:val="0"/>
-            <w:keepLines w:val="0"/>
-            <w:pageBreakBefore w:val="0"/>
-            <w:widowControl/>
-            <w:tabs>
-              <w:tab w:val="right" w:leader="dot" w:pos="9972"/>
-            </w:tabs>
-            <w:kinsoku/>
-            <w:wordWrap/>
-            <w:overflowPunct/>
-            <w:topLinePunct w:val="0"/>
-            <w:autoSpaceDE/>
-            <w:autoSpaceDN/>
-            <w:bidi w:val="0"/>
-            <w:adjustRightInd/>
-            <w:snapToGrid/>
-            <w:spacing w:line="240" w:lineRule="atLeast"/>
-            <w:textAlignment w:val="auto"/>
-          </w:pPr>
-          <w:r>
-            <w:rPr>
-              <w:rFonts w:hint="eastAsia" w:ascii="宋体" w:hAnsi="宋体" w:eastAsia="宋体" w:cs="宋体"/>
-              <w:szCs w:val="22"/>
-              <w:lang w:val="en-US" w:eastAsia="en-US" w:bidi="ar-SA"/>
-            </w:rPr>
-            <w:fldChar w:fldCharType="begin"/>
-          </w:r>
-          <w:r>
-            <w:rPr>
-              <w:rFonts w:hint="eastAsia" w:ascii="宋体" w:hAnsi="宋体" w:eastAsia="宋体" w:cs="宋体"/>
-              <w:szCs w:val="22"/>
-              <w:lang w:val="en-US" w:eastAsia="en-US" w:bidi="ar-SA"/>
-            </w:rPr>
-            <w:instrText xml:space="preserve"> HYPERLINK \l _Toc31598 </w:instrText>
-          </w:r>
-          <w:r>
-            <w:rPr>
-              <w:rFonts w:hint="eastAsia" w:ascii="宋体" w:hAnsi="宋体" w:eastAsia="宋体" w:cs="宋体"/>
-              <w:szCs w:val="22"/>
-              <w:lang w:val="en-US" w:eastAsia="en-US" w:bidi="ar-SA"/>
-            </w:rPr>
-            <w:fldChar w:fldCharType="separate"/>
-          </w:r>
-          <w:r>
-            <w:rPr>
-              <w:rFonts w:hint="eastAsia" w:ascii="宋体" w:hAnsi="宋体" w:eastAsia="宋体" w:cs="宋体"/>
-            </w:rPr>
-            <w:t>（一）赛力斯</w:t>
-          </w:r>
-          <w:r>
-            <w:tab/>
-          </w:r>
-          <w:r>
-            <w:fldChar w:fldCharType="begin"/>
-          </w:r>
-          <w:r>
-            <w:instrText xml:space="preserve"> PAGEREF _Toc31598 \h </w:instrText>
-          </w:r>
-          <w:r>
-            <w:fldChar w:fldCharType="separate"/>
-          </w:r>
-          <w:r>
-            <w:t>13</w:t>
-          </w:r>
-          <w:r>
-            <w:fldChar w:fldCharType="end"/>
-          </w:r>
-          <w:r>
-            <w:rPr>
-              <w:rFonts w:hint="eastAsia" w:ascii="宋体" w:hAnsi="宋体" w:eastAsia="宋体" w:cs="宋体"/>
-              <w:szCs w:val="22"/>
-              <w:lang w:val="en-US" w:eastAsia="en-US" w:bidi="ar-SA"/>
-            </w:rPr>
-            <w:fldChar w:fldCharType="end"/>
-          </w:r>
-        </w:p>
-        <w:p>
-          <w:pPr>
-            <w:pStyle w:val="29"/>
-            <w:keepNext w:val="0"/>
-            <w:keepLines w:val="0"/>
-            <w:pageBreakBefore w:val="0"/>
-            <w:widowControl/>
-            <w:tabs>
-              <w:tab w:val="right" w:leader="dot" w:pos="9972"/>
-            </w:tabs>
-            <w:kinsoku/>
-            <w:wordWrap/>
-            <w:overflowPunct/>
-            <w:topLinePunct w:val="0"/>
-            <w:autoSpaceDE/>
-            <w:autoSpaceDN/>
-            <w:bidi w:val="0"/>
-            <w:adjustRightInd/>
-            <w:snapToGrid/>
-            <w:spacing w:line="240" w:lineRule="atLeast"/>
-            <w:textAlignment w:val="auto"/>
-          </w:pPr>
-          <w:r>
-            <w:rPr>
-              <w:rFonts w:hint="eastAsia" w:ascii="宋体" w:hAnsi="宋体" w:eastAsia="宋体" w:cs="宋体"/>
-              <w:szCs w:val="22"/>
-              <w:lang w:val="en-US" w:eastAsia="en-US" w:bidi="ar-SA"/>
-            </w:rPr>
-            <w:fldChar w:fldCharType="begin"/>
-          </w:r>
-          <w:r>
-            <w:rPr>
-              <w:rFonts w:hint="eastAsia" w:ascii="宋体" w:hAnsi="宋体" w:eastAsia="宋体" w:cs="宋体"/>
-              <w:szCs w:val="22"/>
-              <w:lang w:val="en-US" w:eastAsia="en-US" w:bidi="ar-SA"/>
-            </w:rPr>
-            <w:instrText xml:space="preserve"> HYPERLINK \l _Toc14709 </w:instrText>
-          </w:r>
-          <w:r>
-            <w:rPr>
-              <w:rFonts w:hint="eastAsia" w:ascii="宋体" w:hAnsi="宋体" w:eastAsia="宋体" w:cs="宋体"/>
-              <w:szCs w:val="22"/>
-              <w:lang w:val="en-US" w:eastAsia="en-US" w:bidi="ar-SA"/>
-            </w:rPr>
-            <w:fldChar w:fldCharType="separate"/>
-          </w:r>
-          <w:r>
-            <w:rPr>
-              <w:rFonts w:hint="eastAsia" w:ascii="宋体" w:hAnsi="宋体" w:eastAsia="宋体" w:cs="宋体"/>
-            </w:rPr>
-            <w:t>（二）长安汽车</w:t>
-          </w:r>
-          <w:r>
-            <w:tab/>
-          </w:r>
-          <w:r>
-            <w:fldChar w:fldCharType="begin"/>
-          </w:r>
-          <w:r>
-            <w:instrText xml:space="preserve"> PAGEREF _Toc14709 \h </w:instrText>
-          </w:r>
-          <w:r>
-            <w:fldChar w:fldCharType="separate"/>
-          </w:r>
-          <w:r>
-            <w:t>13</w:t>
-          </w:r>
-          <w:r>
-            <w:fldChar w:fldCharType="end"/>
-          </w:r>
-          <w:r>
-            <w:rPr>
-              <w:rFonts w:hint="eastAsia" w:ascii="宋体" w:hAnsi="宋体" w:eastAsia="宋体" w:cs="宋体"/>
-              <w:szCs w:val="22"/>
-              <w:lang w:val="en-US" w:eastAsia="en-US" w:bidi="ar-SA"/>
-            </w:rPr>
-            <w:fldChar w:fldCharType="end"/>
-          </w:r>
-        </w:p>
-        <w:p>
-          <w:pPr>
-            <w:pStyle w:val="26"/>
-            <w:keepNext w:val="0"/>
-            <w:keepLines w:val="0"/>
-            <w:pageBreakBefore w:val="0"/>
-            <w:widowControl/>
-            <w:tabs>
-              <w:tab w:val="right" w:leader="dot" w:pos="9972"/>
-            </w:tabs>
-            <w:kinsoku/>
-            <w:wordWrap/>
-            <w:overflowPunct/>
-            <w:topLinePunct w:val="0"/>
-            <w:autoSpaceDE/>
-            <w:autoSpaceDN/>
-            <w:bidi w:val="0"/>
-            <w:adjustRightInd/>
-            <w:snapToGrid/>
-            <w:spacing w:line="240" w:lineRule="atLeast"/>
-            <w:textAlignment w:val="auto"/>
-          </w:pPr>
-          <w:r>
-            <w:rPr>
-              <w:rFonts w:hint="eastAsia" w:ascii="宋体" w:hAnsi="宋体" w:eastAsia="宋体" w:cs="宋体"/>
-              <w:szCs w:val="22"/>
-              <w:lang w:val="en-US" w:eastAsia="en-US" w:bidi="ar-SA"/>
-            </w:rPr>
-            <w:fldChar w:fldCharType="begin"/>
-          </w:r>
-          <w:r>
-            <w:rPr>
-              <w:rFonts w:hint="eastAsia" w:ascii="宋体" w:hAnsi="宋体" w:eastAsia="宋体" w:cs="宋体"/>
-              <w:szCs w:val="22"/>
-              <w:lang w:val="en-US" w:eastAsia="en-US" w:bidi="ar-SA"/>
-            </w:rPr>
-            <w:instrText xml:space="preserve"> HYPERLINK \l _Toc317 </w:instrText>
-          </w:r>
-          <w:r>
-            <w:rPr>
-              <w:rFonts w:hint="eastAsia" w:ascii="宋体" w:hAnsi="宋体" w:eastAsia="宋体" w:cs="宋体"/>
-              <w:szCs w:val="22"/>
-              <w:lang w:val="en-US" w:eastAsia="en-US" w:bidi="ar-SA"/>
-            </w:rPr>
-            <w:fldChar w:fldCharType="separate"/>
-          </w:r>
-          <w:r>
-            <w:rPr>
-              <w:rFonts w:hint="eastAsia" w:ascii="宋体" w:hAnsi="宋体" w:eastAsia="宋体" w:cs="宋体"/>
-            </w:rPr>
-            <w:t>七、现金流量分析</w:t>
-          </w:r>
-          <w:r>
-            <w:tab/>
-          </w:r>
-          <w:r>
-            <w:fldChar w:fldCharType="begin"/>
-          </w:r>
-          <w:r>
-            <w:instrText xml:space="preserve"> PAGEREF _Toc317 \h </w:instrText>
-          </w:r>
-          <w:r>
-            <w:fldChar w:fldCharType="separate"/>
-          </w:r>
-          <w:r>
-            <w:t>14</w:t>
-          </w:r>
-          <w:r>
-            <w:fldChar w:fldCharType="end"/>
-          </w:r>
-          <w:r>
-            <w:rPr>
-              <w:rFonts w:hint="eastAsia" w:ascii="宋体" w:hAnsi="宋体" w:eastAsia="宋体" w:cs="宋体"/>
-              <w:szCs w:val="22"/>
-              <w:lang w:val="en-US" w:eastAsia="en-US" w:bidi="ar-SA"/>
-            </w:rPr>
-            <w:fldChar w:fldCharType="end"/>
-          </w:r>
-        </w:p>
-        <w:p>
-          <w:pPr>
-            <w:pStyle w:val="26"/>
-            <w:keepNext w:val="0"/>
-            <w:keepLines w:val="0"/>
-            <w:pageBreakBefore w:val="0"/>
-            <w:widowControl/>
-            <w:tabs>
-              <w:tab w:val="right" w:leader="dot" w:pos="9972"/>
-            </w:tabs>
-            <w:kinsoku/>
-            <w:wordWrap/>
-            <w:overflowPunct/>
-            <w:topLinePunct w:val="0"/>
-            <w:autoSpaceDE/>
-            <w:autoSpaceDN/>
-            <w:bidi w:val="0"/>
-            <w:adjustRightInd/>
-            <w:snapToGrid/>
-            <w:spacing w:line="240" w:lineRule="atLeast"/>
-            <w:textAlignment w:val="auto"/>
-          </w:pPr>
-          <w:r>
-            <w:rPr>
-              <w:rFonts w:hint="eastAsia" w:ascii="宋体" w:hAnsi="宋体" w:eastAsia="宋体" w:cs="宋体"/>
-              <w:szCs w:val="22"/>
-              <w:lang w:val="en-US" w:eastAsia="en-US" w:bidi="ar-SA"/>
-            </w:rPr>
-            <w:fldChar w:fldCharType="begin"/>
-          </w:r>
-          <w:r>
-            <w:rPr>
-              <w:rFonts w:hint="eastAsia" w:ascii="宋体" w:hAnsi="宋体" w:eastAsia="宋体" w:cs="宋体"/>
-              <w:szCs w:val="22"/>
-              <w:lang w:val="en-US" w:eastAsia="en-US" w:bidi="ar-SA"/>
-            </w:rPr>
-            <w:instrText xml:space="preserve"> HYPERLINK \l _Toc1855 </w:instrText>
-          </w:r>
-          <w:r>
-            <w:rPr>
-              <w:rFonts w:hint="eastAsia" w:ascii="宋体" w:hAnsi="宋体" w:eastAsia="宋体" w:cs="宋体"/>
-              <w:szCs w:val="22"/>
-              <w:lang w:val="en-US" w:eastAsia="en-US" w:bidi="ar-SA"/>
-            </w:rPr>
-            <w:fldChar w:fldCharType="separate"/>
-          </w:r>
-          <w:r>
-            <w:rPr>
-              <w:rFonts w:hint="eastAsia" w:ascii="宋体" w:hAnsi="宋体" w:eastAsia="宋体" w:cs="宋体"/>
-            </w:rPr>
-            <w:t>八、Z-score与沃尔评分</w:t>
-          </w:r>
-          <w:r>
-            <w:tab/>
-          </w:r>
-          <w:r>
-            <w:fldChar w:fldCharType="begin"/>
-          </w:r>
-          <w:r>
-            <w:instrText xml:space="preserve"> PAGEREF _Toc1855 \h </w:instrText>
-          </w:r>
-          <w:r>
-            <w:fldChar w:fldCharType="separate"/>
-          </w:r>
-          <w:r>
-            <w:t>15</w:t>
-          </w:r>
-          <w:r>
-            <w:fldChar w:fldCharType="end"/>
-          </w:r>
-          <w:r>
-            <w:rPr>
-              <w:rFonts w:hint="eastAsia" w:ascii="宋体" w:hAnsi="宋体" w:eastAsia="宋体" w:cs="宋体"/>
-              <w:szCs w:val="22"/>
-              <w:lang w:val="en-US" w:eastAsia="en-US" w:bidi="ar-SA"/>
-            </w:rPr>
-            <w:fldChar w:fldCharType="end"/>
-          </w:r>
-        </w:p>
-        <w:p>
-          <w:pPr>
-            <w:pStyle w:val="29"/>
-            <w:keepNext w:val="0"/>
-            <w:keepLines w:val="0"/>
-            <w:pageBreakBefore w:val="0"/>
-            <w:widowControl/>
-            <w:tabs>
-              <w:tab w:val="right" w:leader="dot" w:pos="9972"/>
-            </w:tabs>
-            <w:kinsoku/>
-            <w:wordWrap/>
-            <w:overflowPunct/>
-            <w:topLinePunct w:val="0"/>
-            <w:autoSpaceDE/>
-            <w:autoSpaceDN/>
-            <w:bidi w:val="0"/>
-            <w:adjustRightInd/>
-            <w:snapToGrid/>
-            <w:spacing w:line="240" w:lineRule="atLeast"/>
-            <w:textAlignment w:val="auto"/>
-          </w:pPr>
-          <w:r>
-            <w:rPr>
-              <w:rFonts w:hint="eastAsia" w:ascii="宋体" w:hAnsi="宋体" w:eastAsia="宋体" w:cs="宋体"/>
-              <w:szCs w:val="22"/>
-              <w:lang w:val="en-US" w:eastAsia="en-US" w:bidi="ar-SA"/>
-            </w:rPr>
-            <w:fldChar w:fldCharType="begin"/>
-          </w:r>
-          <w:r>
-            <w:rPr>
-              <w:rFonts w:hint="eastAsia" w:ascii="宋体" w:hAnsi="宋体" w:eastAsia="宋体" w:cs="宋体"/>
-              <w:szCs w:val="22"/>
-              <w:lang w:val="en-US" w:eastAsia="en-US" w:bidi="ar-SA"/>
-            </w:rPr>
-            <w:instrText xml:space="preserve"> HYPERLINK \l _Toc29781 </w:instrText>
-          </w:r>
-          <w:r>
-            <w:rPr>
-              <w:rFonts w:hint="eastAsia" w:ascii="宋体" w:hAnsi="宋体" w:eastAsia="宋体" w:cs="宋体"/>
-              <w:szCs w:val="22"/>
-              <w:lang w:val="en-US" w:eastAsia="en-US" w:bidi="ar-SA"/>
-            </w:rPr>
-            <w:fldChar w:fldCharType="separate"/>
-          </w:r>
-          <w:r>
-            <w:rPr>
-              <w:rFonts w:hint="eastAsia" w:ascii="宋体" w:hAnsi="宋体" w:eastAsia="宋体" w:cs="宋体"/>
-            </w:rPr>
-            <w:t>（一）Altman Z-score</w:t>
-          </w:r>
-          <w:r>
-            <w:tab/>
-          </w:r>
-          <w:r>
-            <w:fldChar w:fldCharType="begin"/>
-          </w:r>
-          <w:r>
-            <w:instrText xml:space="preserve"> PAGEREF _Toc29781 \h </w:instrText>
-          </w:r>
-          <w:r>
-            <w:fldChar w:fldCharType="separate"/>
-          </w:r>
-          <w:r>
-            <w:t>15</w:t>
-          </w:r>
-          <w:r>
-            <w:fldChar w:fldCharType="end"/>
-          </w:r>
-          <w:r>
-            <w:rPr>
-              <w:rFonts w:hint="eastAsia" w:ascii="宋体" w:hAnsi="宋体" w:eastAsia="宋体" w:cs="宋体"/>
-              <w:szCs w:val="22"/>
-              <w:lang w:val="en-US" w:eastAsia="en-US" w:bidi="ar-SA"/>
-            </w:rPr>
-            <w:fldChar w:fldCharType="end"/>
-          </w:r>
-        </w:p>
-        <w:p>
-          <w:pPr>
-            <w:pStyle w:val="29"/>
-            <w:keepNext w:val="0"/>
-            <w:keepLines w:val="0"/>
-            <w:pageBreakBefore w:val="0"/>
-            <w:widowControl/>
-            <w:tabs>
-              <w:tab w:val="right" w:leader="dot" w:pos="9972"/>
-            </w:tabs>
-            <w:kinsoku/>
-            <w:wordWrap/>
-            <w:overflowPunct/>
-            <w:topLinePunct w:val="0"/>
-            <w:autoSpaceDE/>
-            <w:autoSpaceDN/>
-            <w:bidi w:val="0"/>
-            <w:adjustRightInd/>
-            <w:snapToGrid/>
-            <w:spacing w:line="240" w:lineRule="atLeast"/>
-            <w:textAlignment w:val="auto"/>
-          </w:pPr>
-          <w:r>
-            <w:rPr>
-              <w:rFonts w:hint="eastAsia" w:ascii="宋体" w:hAnsi="宋体" w:eastAsia="宋体" w:cs="宋体"/>
-              <w:szCs w:val="22"/>
-              <w:lang w:val="en-US" w:eastAsia="en-US" w:bidi="ar-SA"/>
-            </w:rPr>
-            <w:fldChar w:fldCharType="begin"/>
-          </w:r>
-          <w:r>
-            <w:rPr>
-              <w:rFonts w:hint="eastAsia" w:ascii="宋体" w:hAnsi="宋体" w:eastAsia="宋体" w:cs="宋体"/>
-              <w:szCs w:val="22"/>
-              <w:lang w:val="en-US" w:eastAsia="en-US" w:bidi="ar-SA"/>
-            </w:rPr>
-            <w:instrText xml:space="preserve"> HYPERLINK \l _Toc10800 </w:instrText>
-          </w:r>
-          <w:r>
-            <w:rPr>
-              <w:rFonts w:hint="eastAsia" w:ascii="宋体" w:hAnsi="宋体" w:eastAsia="宋体" w:cs="宋体"/>
-              <w:szCs w:val="22"/>
-              <w:lang w:val="en-US" w:eastAsia="en-US" w:bidi="ar-SA"/>
-            </w:rPr>
-            <w:fldChar w:fldCharType="separate"/>
-          </w:r>
-          <w:r>
-            <w:rPr>
-              <w:rFonts w:hint="eastAsia" w:ascii="宋体" w:hAnsi="宋体" w:eastAsia="宋体" w:cs="宋体"/>
-            </w:rPr>
-            <w:t>（二）沃尔评分</w:t>
-          </w:r>
-          <w:r>
-            <w:tab/>
-          </w:r>
-          <w:r>
-            <w:fldChar w:fldCharType="begin"/>
-          </w:r>
-          <w:r>
-            <w:instrText xml:space="preserve"> PAGEREF _Toc10800 \h </w:instrText>
-          </w:r>
-          <w:r>
-            <w:fldChar w:fldCharType="separate"/>
-          </w:r>
-          <w:r>
-            <w:t>16</w:t>
-          </w:r>
-          <w:r>
-            <w:fldChar w:fldCharType="end"/>
-          </w:r>
-          <w:r>
-            <w:rPr>
-              <w:rFonts w:hint="eastAsia" w:ascii="宋体" w:hAnsi="宋体" w:eastAsia="宋体" w:cs="宋体"/>
-              <w:szCs w:val="22"/>
-              <w:lang w:val="en-US" w:eastAsia="en-US" w:bidi="ar-SA"/>
-            </w:rPr>
-            <w:fldChar w:fldCharType="end"/>
-          </w:r>
-        </w:p>
-        <w:p>
-          <w:pPr>
-            <w:pStyle w:val="26"/>
-            <w:keepNext w:val="0"/>
-            <w:keepLines w:val="0"/>
-            <w:pageBreakBefore w:val="0"/>
-            <w:widowControl/>
-            <w:tabs>
-              <w:tab w:val="right" w:leader="dot" w:pos="9972"/>
-            </w:tabs>
-            <w:kinsoku/>
-            <w:wordWrap/>
-            <w:overflowPunct/>
-            <w:topLinePunct w:val="0"/>
-            <w:autoSpaceDE/>
-            <w:autoSpaceDN/>
-            <w:bidi w:val="0"/>
-            <w:adjustRightInd/>
-            <w:snapToGrid/>
-            <w:spacing w:line="240" w:lineRule="atLeast"/>
-            <w:textAlignment w:val="auto"/>
-          </w:pPr>
-          <w:r>
-            <w:rPr>
-              <w:rFonts w:hint="eastAsia" w:ascii="宋体" w:hAnsi="宋体" w:eastAsia="宋体" w:cs="宋体"/>
-              <w:szCs w:val="22"/>
-              <w:lang w:val="en-US" w:eastAsia="en-US" w:bidi="ar-SA"/>
-            </w:rPr>
-            <w:fldChar w:fldCharType="begin"/>
-          </w:r>
-          <w:r>
-            <w:rPr>
-              <w:rFonts w:hint="eastAsia" w:ascii="宋体" w:hAnsi="宋体" w:eastAsia="宋体" w:cs="宋体"/>
-              <w:szCs w:val="22"/>
-              <w:lang w:val="en-US" w:eastAsia="en-US" w:bidi="ar-SA"/>
-            </w:rPr>
-            <w:instrText xml:space="preserve"> HYPERLINK \l _Toc25082 </w:instrText>
-          </w:r>
-          <w:r>
-            <w:rPr>
-              <w:rFonts w:hint="eastAsia" w:ascii="宋体" w:hAnsi="宋体" w:eastAsia="宋体" w:cs="宋体"/>
-              <w:szCs w:val="22"/>
-              <w:lang w:val="en-US" w:eastAsia="en-US" w:bidi="ar-SA"/>
-            </w:rPr>
-            <w:fldChar w:fldCharType="separate"/>
-          </w:r>
-          <w:r>
-            <w:rPr>
-              <w:rFonts w:hint="eastAsia" w:ascii="宋体" w:hAnsi="宋体" w:eastAsia="宋体" w:cs="宋体"/>
-            </w:rPr>
-            <w:t>九、销量结构与综合风险</w:t>
-          </w:r>
-          <w:r>
-            <w:tab/>
-          </w:r>
-          <w:r>
-            <w:fldChar w:fldCharType="begin"/>
-          </w:r>
-          <w:r>
-            <w:instrText xml:space="preserve"> PAGEREF _Toc25082 \h </w:instrText>
-          </w:r>
-          <w:r>
-            <w:fldChar w:fldCharType="separate"/>
-          </w:r>
-          <w:r>
-            <w:t>16</w:t>
-          </w:r>
-          <w:r>
-            <w:fldChar w:fldCharType="end"/>
-          </w:r>
-          <w:r>
-            <w:rPr>
-              <w:rFonts w:hint="eastAsia" w:ascii="宋体" w:hAnsi="宋体" w:eastAsia="宋体" w:cs="宋体"/>
-              <w:szCs w:val="22"/>
-              <w:lang w:val="en-US" w:eastAsia="en-US" w:bidi="ar-SA"/>
-            </w:rPr>
-            <w:fldChar w:fldCharType="end"/>
-          </w:r>
-        </w:p>
-        <w:p>
-          <w:pPr>
-            <w:pStyle w:val="26"/>
-            <w:keepNext w:val="0"/>
-            <w:keepLines w:val="0"/>
-            <w:pageBreakBefore w:val="0"/>
-            <w:widowControl/>
-            <w:tabs>
-              <w:tab w:val="right" w:leader="dot" w:pos="9972"/>
-            </w:tabs>
-            <w:kinsoku/>
-            <w:wordWrap/>
-            <w:overflowPunct/>
-            <w:topLinePunct w:val="0"/>
-            <w:autoSpaceDE/>
-            <w:autoSpaceDN/>
-            <w:bidi w:val="0"/>
-            <w:adjustRightInd/>
-            <w:snapToGrid/>
-            <w:spacing w:line="240" w:lineRule="atLeast"/>
-            <w:textAlignment w:val="auto"/>
-          </w:pPr>
-          <w:r>
-            <w:rPr>
-              <w:rFonts w:hint="eastAsia" w:ascii="宋体" w:hAnsi="宋体" w:eastAsia="宋体" w:cs="宋体"/>
-              <w:szCs w:val="22"/>
-              <w:lang w:val="en-US" w:eastAsia="en-US" w:bidi="ar-SA"/>
-            </w:rPr>
-            <w:fldChar w:fldCharType="begin"/>
-          </w:r>
-          <w:r>
-            <w:rPr>
-              <w:rFonts w:hint="eastAsia" w:ascii="宋体" w:hAnsi="宋体" w:eastAsia="宋体" w:cs="宋体"/>
-              <w:szCs w:val="22"/>
-              <w:lang w:val="en-US" w:eastAsia="en-US" w:bidi="ar-SA"/>
-            </w:rPr>
-            <w:instrText xml:space="preserve"> HYPERLINK \l _Toc31867 </w:instrText>
-          </w:r>
-          <w:r>
-            <w:rPr>
-              <w:rFonts w:hint="eastAsia" w:ascii="宋体" w:hAnsi="宋体" w:eastAsia="宋体" w:cs="宋体"/>
-              <w:szCs w:val="22"/>
-              <w:lang w:val="en-US" w:eastAsia="en-US" w:bidi="ar-SA"/>
-            </w:rPr>
-            <w:fldChar w:fldCharType="separate"/>
-          </w:r>
-          <w:r>
-            <w:rPr>
-              <w:rFonts w:hint="eastAsia" w:ascii="宋体" w:hAnsi="宋体" w:eastAsia="宋体" w:cs="宋体"/>
-            </w:rPr>
-            <w:t>十、结论与建议</w:t>
-          </w:r>
-          <w:r>
-            <w:tab/>
-          </w:r>
-          <w:r>
-            <w:fldChar w:fldCharType="begin"/>
-          </w:r>
-          <w:r>
-            <w:instrText xml:space="preserve"> PAGEREF _Toc31867 \h </w:instrText>
-          </w:r>
-          <w:r>
-            <w:fldChar w:fldCharType="separate"/>
-          </w:r>
-          <w:r>
-            <w:t>19</w:t>
-          </w:r>
-          <w:r>
-            <w:fldChar w:fldCharType="end"/>
-          </w:r>
-          <w:r>
-            <w:rPr>
-              <w:rFonts w:hint="eastAsia" w:ascii="宋体" w:hAnsi="宋体" w:eastAsia="宋体" w:cs="宋体"/>
-              <w:szCs w:val="22"/>
-              <w:lang w:val="en-US" w:eastAsia="en-US" w:bidi="ar-SA"/>
-            </w:rPr>
-            <w:fldChar w:fldCharType="end"/>
-          </w:r>
-        </w:p>
-        <w:p>
-          <w:pPr>
-            <w:pStyle w:val="29"/>
-            <w:keepNext w:val="0"/>
-            <w:keepLines w:val="0"/>
-            <w:pageBreakBefore w:val="0"/>
-            <w:widowControl/>
-            <w:tabs>
-              <w:tab w:val="right" w:leader="dot" w:pos="9972"/>
-            </w:tabs>
-            <w:kinsoku/>
-            <w:wordWrap/>
-            <w:overflowPunct/>
-            <w:topLinePunct w:val="0"/>
-            <w:autoSpaceDE/>
-            <w:autoSpaceDN/>
-            <w:bidi w:val="0"/>
-            <w:adjustRightInd/>
-            <w:snapToGrid/>
-            <w:spacing w:line="240" w:lineRule="atLeast"/>
-            <w:textAlignment w:val="auto"/>
-          </w:pPr>
-          <w:r>
-            <w:rPr>
-              <w:rFonts w:hint="eastAsia" w:ascii="宋体" w:hAnsi="宋体" w:eastAsia="宋体" w:cs="宋体"/>
-              <w:szCs w:val="22"/>
-              <w:lang w:val="en-US" w:eastAsia="en-US" w:bidi="ar-SA"/>
-            </w:rPr>
-            <w:fldChar w:fldCharType="begin"/>
-          </w:r>
-          <w:r>
-            <w:rPr>
-              <w:rFonts w:hint="eastAsia" w:ascii="宋体" w:hAnsi="宋体" w:eastAsia="宋体" w:cs="宋体"/>
-              <w:szCs w:val="22"/>
-              <w:lang w:val="en-US" w:eastAsia="en-US" w:bidi="ar-SA"/>
-            </w:rPr>
-            <w:instrText xml:space="preserve"> HYPERLINK \l _Toc15754 </w:instrText>
-          </w:r>
-          <w:r>
-            <w:rPr>
-              <w:rFonts w:hint="eastAsia" w:ascii="宋体" w:hAnsi="宋体" w:eastAsia="宋体" w:cs="宋体"/>
-              <w:szCs w:val="22"/>
-              <w:lang w:val="en-US" w:eastAsia="en-US" w:bidi="ar-SA"/>
-            </w:rPr>
-            <w:fldChar w:fldCharType="separate"/>
-          </w:r>
-          <w:r>
-            <w:rPr>
-              <w:rFonts w:hint="eastAsia" w:ascii="宋体" w:hAnsi="宋体" w:eastAsia="宋体" w:cs="宋体"/>
-            </w:rPr>
-            <w:t>（三）对长安汽车的建议</w:t>
-          </w:r>
-          <w:r>
-            <w:tab/>
-          </w:r>
-          <w:r>
-            <w:fldChar w:fldCharType="begin"/>
-          </w:r>
-          <w:r>
-            <w:instrText xml:space="preserve"> PAGEREF _Toc15754 \h </w:instrText>
-          </w:r>
-          <w:r>
-            <w:fldChar w:fldCharType="separate"/>
-          </w:r>
-          <w:r>
-            <w:t>19</w:t>
-          </w:r>
-          <w:r>
-            <w:fldChar w:fldCharType="end"/>
-          </w:r>
-          <w:r>
-            <w:rPr>
-              <w:rFonts w:hint="eastAsia" w:ascii="宋体" w:hAnsi="宋体" w:eastAsia="宋体" w:cs="宋体"/>
-              <w:szCs w:val="22"/>
-              <w:lang w:val="en-US" w:eastAsia="en-US" w:bidi="ar-SA"/>
-            </w:rPr>
-            <w:fldChar w:fldCharType="end"/>
-          </w:r>
-        </w:p>
-        <w:p>
-          <w:pPr>
-            <w:pStyle w:val="29"/>
-            <w:keepNext w:val="0"/>
-            <w:keepLines w:val="0"/>
-            <w:pageBreakBefore w:val="0"/>
-            <w:widowControl/>
-            <w:tabs>
-              <w:tab w:val="right" w:leader="dot" w:pos="9972"/>
-            </w:tabs>
-            <w:kinsoku/>
-            <w:wordWrap/>
-            <w:overflowPunct/>
-            <w:topLinePunct w:val="0"/>
-            <w:autoSpaceDE/>
-            <w:autoSpaceDN/>
-            <w:bidi w:val="0"/>
-            <w:adjustRightInd/>
-            <w:snapToGrid/>
-            <w:spacing w:line="240" w:lineRule="atLeast"/>
-            <w:textAlignment w:val="auto"/>
-          </w:pPr>
-          <w:r>
-            <w:rPr>
-              <w:rFonts w:hint="eastAsia" w:ascii="宋体" w:hAnsi="宋体" w:eastAsia="宋体" w:cs="宋体"/>
-              <w:szCs w:val="22"/>
-              <w:lang w:val="en-US" w:eastAsia="en-US" w:bidi="ar-SA"/>
-            </w:rPr>
-            <w:fldChar w:fldCharType="begin"/>
-          </w:r>
-          <w:r>
-            <w:rPr>
-              <w:rFonts w:hint="eastAsia" w:ascii="宋体" w:hAnsi="宋体" w:eastAsia="宋体" w:cs="宋体"/>
-              <w:szCs w:val="22"/>
-              <w:lang w:val="en-US" w:eastAsia="en-US" w:bidi="ar-SA"/>
-            </w:rPr>
-            <w:instrText xml:space="preserve"> HYPERLINK \l _Toc1562 </w:instrText>
-          </w:r>
-          <w:r>
-            <w:rPr>
-              <w:rFonts w:hint="eastAsia" w:ascii="宋体" w:hAnsi="宋体" w:eastAsia="宋体" w:cs="宋体"/>
-              <w:szCs w:val="22"/>
-              <w:lang w:val="en-US" w:eastAsia="en-US" w:bidi="ar-SA"/>
-            </w:rPr>
-            <w:fldChar w:fldCharType="separate"/>
-          </w:r>
-          <w:r>
-            <w:rPr>
-              <w:rFonts w:hint="eastAsia" w:ascii="宋体" w:hAnsi="宋体" w:eastAsia="宋体" w:cs="宋体"/>
-            </w:rPr>
-            <w:t>（四）研究不足</w:t>
-          </w:r>
-          <w:r>
-            <w:tab/>
-          </w:r>
-          <w:r>
-            <w:fldChar w:fldCharType="begin"/>
-          </w:r>
-          <w:r>
-            <w:instrText xml:space="preserve"> PAGEREF _Toc1562 \h </w:instrText>
-          </w:r>
-          <w:r>
-            <w:fldChar w:fldCharType="separate"/>
-          </w:r>
-          <w:r>
-            <w:t>20</w:t>
-          </w:r>
-          <w:r>
-            <w:fldChar w:fldCharType="end"/>
-          </w:r>
-          <w:r>
-            <w:rPr>
-              <w:rFonts w:hint="eastAsia" w:ascii="宋体" w:hAnsi="宋体" w:eastAsia="宋体" w:cs="宋体"/>
-              <w:szCs w:val="22"/>
-              <w:lang w:val="en-US" w:eastAsia="en-US" w:bidi="ar-SA"/>
-            </w:rPr>
-            <w:fldChar w:fldCharType="end"/>
-          </w:r>
-        </w:p>
-        <w:p>
-          <w:pPr>
-            <w:pStyle w:val="26"/>
-            <w:keepNext w:val="0"/>
-            <w:keepLines w:val="0"/>
-            <w:pageBreakBefore w:val="0"/>
-            <w:widowControl/>
-            <w:tabs>
-              <w:tab w:val="right" w:leader="dot" w:pos="9972"/>
-            </w:tabs>
-            <w:kinsoku/>
-            <w:wordWrap/>
-            <w:overflowPunct/>
-            <w:topLinePunct w:val="0"/>
-            <w:autoSpaceDE/>
-            <w:autoSpaceDN/>
-            <w:bidi w:val="0"/>
-            <w:adjustRightInd/>
-            <w:snapToGrid/>
-            <w:spacing w:line="240" w:lineRule="atLeast"/>
-            <w:textAlignment w:val="auto"/>
-          </w:pPr>
-          <w:r>
-            <w:rPr>
-              <w:rFonts w:hint="eastAsia" w:ascii="宋体" w:hAnsi="宋体" w:eastAsia="宋体" w:cs="宋体"/>
-              <w:szCs w:val="22"/>
-              <w:lang w:val="en-US" w:eastAsia="en-US" w:bidi="ar-SA"/>
-            </w:rPr>
-            <w:fldChar w:fldCharType="begin"/>
-          </w:r>
-          <w:r>
-            <w:rPr>
-              <w:rFonts w:hint="eastAsia" w:ascii="宋体" w:hAnsi="宋体" w:eastAsia="宋体" w:cs="宋体"/>
-              <w:szCs w:val="22"/>
-              <w:lang w:val="en-US" w:eastAsia="en-US" w:bidi="ar-SA"/>
-            </w:rPr>
-            <w:instrText xml:space="preserve"> HYPERLINK \l _Toc4321 </w:instrText>
-          </w:r>
-          <w:r>
-            <w:rPr>
-              <w:rFonts w:hint="eastAsia" w:ascii="宋体" w:hAnsi="宋体" w:eastAsia="宋体" w:cs="宋体"/>
-              <w:szCs w:val="22"/>
-              <w:lang w:val="en-US" w:eastAsia="en-US" w:bidi="ar-SA"/>
-            </w:rPr>
-            <w:fldChar w:fldCharType="separate"/>
-          </w:r>
-          <w:r>
-            <w:rPr>
-              <w:rFonts w:hint="eastAsia" w:ascii="宋体" w:hAnsi="宋体" w:eastAsia="宋体" w:cs="宋体"/>
-            </w:rPr>
-            <w:t>参考文献</w:t>
-          </w:r>
-          <w:r>
-            <w:tab/>
-          </w:r>
-          <w:r>
-            <w:fldChar w:fldCharType="begin"/>
-          </w:r>
-          <w:r>
-            <w:instrText xml:space="preserve"> PAGEREF _Toc4321 \h </w:instrText>
-          </w:r>
-          <w:r>
-            <w:fldChar w:fldCharType="separate"/>
-          </w:r>
-          <w:r>
-            <w:t>21</w:t>
-          </w:r>
-          <w:r>
-            <w:fldChar w:fldCharType="end"/>
-          </w:r>
-          <w:r>
-            <w:rPr>
-              <w:rFonts w:hint="eastAsia" w:ascii="宋体" w:hAnsi="宋体" w:eastAsia="宋体" w:cs="宋体"/>
-              <w:szCs w:val="22"/>
-              <w:lang w:val="en-US" w:eastAsia="en-US" w:bidi="ar-SA"/>
-            </w:rPr>
-            <w:fldChar w:fldCharType="end"/>
-          </w:r>
-        </w:p>
-        <w:p>
-          <w:pPr>
-            <w:pStyle w:val="26"/>
-            <w:keepNext w:val="0"/>
-            <w:keepLines w:val="0"/>
-            <w:pageBreakBefore w:val="0"/>
-            <w:widowControl/>
-            <w:tabs>
-              <w:tab w:val="right" w:leader="dot" w:pos="9972"/>
-            </w:tabs>
-            <w:kinsoku/>
-            <w:wordWrap/>
-            <w:overflowPunct/>
-            <w:topLinePunct w:val="0"/>
-            <w:autoSpaceDE/>
-            <w:autoSpaceDN/>
-            <w:bidi w:val="0"/>
-            <w:adjustRightInd/>
-            <w:snapToGrid/>
-            <w:spacing w:line="240" w:lineRule="atLeast"/>
-            <w:textAlignment w:val="auto"/>
-          </w:pPr>
-          <w:r>
-            <w:rPr>
-              <w:rFonts w:hint="eastAsia" w:ascii="宋体" w:hAnsi="宋体" w:eastAsia="宋体" w:cs="宋体"/>
-              <w:szCs w:val="22"/>
-              <w:lang w:val="en-US" w:eastAsia="en-US" w:bidi="ar-SA"/>
-            </w:rPr>
-            <w:fldChar w:fldCharType="begin"/>
-          </w:r>
-          <w:r>
-            <w:rPr>
-              <w:rFonts w:hint="eastAsia" w:ascii="宋体" w:hAnsi="宋体" w:eastAsia="宋体" w:cs="宋体"/>
-              <w:szCs w:val="22"/>
-              <w:lang w:val="en-US" w:eastAsia="en-US" w:bidi="ar-SA"/>
-            </w:rPr>
-            <w:instrText xml:space="preserve"> HYPERLINK \l _Toc27674 </w:instrText>
-          </w:r>
-          <w:r>
-            <w:rPr>
-              <w:rFonts w:hint="eastAsia" w:ascii="宋体" w:hAnsi="宋体" w:eastAsia="宋体" w:cs="宋体"/>
-              <w:szCs w:val="22"/>
-              <w:lang w:val="en-US" w:eastAsia="en-US" w:bidi="ar-SA"/>
-            </w:rPr>
-            <w:fldChar w:fldCharType="separate"/>
-          </w:r>
-          <w:r>
-            <w:rPr>
-              <w:rFonts w:hint="eastAsia" w:ascii="宋体" w:hAnsi="宋体" w:eastAsia="宋体" w:cs="宋体"/>
-            </w:rPr>
-            <w:t>附录A  18项财务指标计算公式</w:t>
-          </w:r>
-          <w:r>
-            <w:tab/>
-          </w:r>
-          <w:r>
-            <w:fldChar w:fldCharType="begin"/>
-          </w:r>
-          <w:r>
-            <w:instrText xml:space="preserve"> PAGEREF _Toc27674 \h </w:instrText>
-          </w:r>
-          <w:r>
-            <w:fldChar w:fldCharType="separate"/>
-          </w:r>
-          <w:r>
-            <w:t>22</w:t>
-          </w:r>
-          <w:r>
-            <w:fldChar w:fldCharType="end"/>
-          </w:r>
-          <w:r>
-            <w:rPr>
-              <w:rFonts w:hint="eastAsia" w:ascii="宋体" w:hAnsi="宋体" w:eastAsia="宋体" w:cs="宋体"/>
-              <w:szCs w:val="22"/>
-              <w:lang w:val="en-US" w:eastAsia="en-US" w:bidi="ar-SA"/>
-            </w:rPr>
-            <w:fldChar w:fldCharType="end"/>
-          </w:r>
-        </w:p>
-        <w:p>
-          <w:pPr>
-            <w:pStyle w:val="26"/>
-            <w:keepNext w:val="0"/>
-            <w:keepLines w:val="0"/>
-            <w:pageBreakBefore w:val="0"/>
-            <w:widowControl/>
-            <w:tabs>
-              <w:tab w:val="right" w:leader="dot" w:pos="9972"/>
-            </w:tabs>
-            <w:kinsoku/>
-            <w:wordWrap/>
-            <w:overflowPunct/>
-            <w:topLinePunct w:val="0"/>
-            <w:autoSpaceDE/>
-            <w:autoSpaceDN/>
-            <w:bidi w:val="0"/>
-            <w:adjustRightInd/>
-            <w:snapToGrid/>
-            <w:spacing w:line="240" w:lineRule="atLeast"/>
-            <w:textAlignment w:val="auto"/>
-          </w:pPr>
-          <w:r>
-            <w:rPr>
-              <w:rFonts w:hint="eastAsia" w:ascii="宋体" w:hAnsi="宋体" w:eastAsia="宋体" w:cs="宋体"/>
-              <w:szCs w:val="22"/>
-              <w:lang w:val="en-US" w:eastAsia="en-US" w:bidi="ar-SA"/>
-            </w:rPr>
-            <w:fldChar w:fldCharType="begin"/>
-          </w:r>
-          <w:r>
-            <w:rPr>
-              <w:rFonts w:hint="eastAsia" w:ascii="宋体" w:hAnsi="宋体" w:eastAsia="宋体" w:cs="宋体"/>
-              <w:szCs w:val="22"/>
-              <w:lang w:val="en-US" w:eastAsia="en-US" w:bidi="ar-SA"/>
-            </w:rPr>
-            <w:instrText xml:space="preserve"> HYPERLINK \l _Toc11505 </w:instrText>
-          </w:r>
-          <w:r>
-            <w:rPr>
-              <w:rFonts w:hint="eastAsia" w:ascii="宋体" w:hAnsi="宋体" w:eastAsia="宋体" w:cs="宋体"/>
-              <w:szCs w:val="22"/>
-              <w:lang w:val="en-US" w:eastAsia="en-US" w:bidi="ar-SA"/>
-            </w:rPr>
-            <w:fldChar w:fldCharType="separate"/>
-          </w:r>
-          <w:r>
-            <w:rPr>
-              <w:rFonts w:hint="eastAsia" w:ascii="宋体" w:hAnsi="宋体" w:eastAsia="宋体" w:cs="宋体"/>
-            </w:rPr>
-            <w:t>附录B  六种预测方法参数设置</w:t>
-          </w:r>
-          <w:r>
-            <w:tab/>
-          </w:r>
-          <w:r>
-            <w:fldChar w:fldCharType="begin"/>
-          </w:r>
-          <w:r>
-            <w:instrText xml:space="preserve"> PAGEREF _Toc11505 \h </w:instrText>
-          </w:r>
-          <w:r>
-            <w:fldChar w:fldCharType="separate"/>
-          </w:r>
-          <w:r>
-            <w:t>23</w:t>
-          </w:r>
-          <w:r>
-            <w:fldChar w:fldCharType="end"/>
-          </w:r>
-          <w:r>
-            <w:rPr>
-              <w:rFonts w:hint="eastAsia" w:ascii="宋体" w:hAnsi="宋体" w:eastAsia="宋体" w:cs="宋体"/>
-              <w:szCs w:val="22"/>
-              <w:lang w:val="en-US" w:eastAsia="en-US" w:bidi="ar-SA"/>
-            </w:rPr>
-            <w:fldChar w:fldCharType="end"/>
-          </w:r>
-        </w:p>
-        <w:p>
-          <w:pPr>
-            <w:spacing w:line="360" w:lineRule="auto"/>
-            <w:rPr>
-              <w:rFonts w:hint="eastAsia" w:ascii="宋体" w:hAnsi="宋体" w:eastAsia="宋体" w:cs="宋体"/>
-              <w:b/>
-              <w:sz w:val="22"/>
-              <w:szCs w:val="22"/>
-              <w:lang w:val="en-US" w:eastAsia="en-US" w:bidi="ar-SA"/>
-            </w:rPr>
-          </w:pPr>
-          <w:r>
-            <w:rPr>
-              <w:rFonts w:hint="eastAsia" w:ascii="宋体" w:hAnsi="宋体" w:eastAsia="宋体" w:cs="宋体"/>
-              <w:szCs w:val="22"/>
-              <w:lang w:val="en-US" w:eastAsia="en-US" w:bidi="ar-SA"/>
-            </w:rPr>
-            <w:fldChar w:fldCharType="end"/>
-          </w:r>
-        </w:p>
-      </w:sdtContent>
-    </w:sdt>
-    <w:p>
-      <w:pPr>
-        <w:spacing w:line="360" w:lineRule="auto"/>
-        <w:rPr>
-          <w:rFonts w:hint="eastAsia" w:ascii="宋体" w:hAnsi="宋体" w:eastAsia="宋体" w:cs="宋体"/>
-          <w:b/>
-          <w:sz w:val="22"/>
-          <w:szCs w:val="22"/>
-          <w:lang w:val="en-US" w:eastAsia="en-US" w:bidi="ar-SA"/>
-        </w:rPr>
-      </w:pPr>
-    </w:p>
-    <w:p>
-      <w:pPr>
-        <w:spacing w:line="360" w:lineRule="auto"/>
-        <w:rPr>
-          <w:rFonts w:hint="eastAsia" w:ascii="宋体" w:hAnsi="宋体" w:eastAsia="宋体" w:cs="宋体"/>
-          <w:sz w:val="24"/>
-        </w:rPr>
-        <w:sectPr>
-          <w:pgSz w:w="12240" w:h="15840"/>
-          <w:pgMar w:top="1417" w:right="1134" w:bottom="1417" w:left="1134" w:header="720" w:footer="720" w:gutter="0"/>
-          <w:cols w:space="720" w:num="1"/>
-          <w:docGrid w:linePitch="360" w:charSpace="0"/>
-        </w:sectPr>
-      </w:pPr>
-      <w:r>
-        <w:rPr>
-          <w:rFonts w:hint="eastAsia" w:ascii="宋体" w:hAnsi="宋体" w:eastAsia="宋体" w:cs="宋体"/>
-          <w:sz w:val="24"/>
-        </w:rPr>
-        <w:t xml:space="preserve"> </w:t>
-      </w:r>
-      <w:bookmarkStart w:id="66" w:name="_GoBack"/>
-      <w:bookmarkEnd w:id="66"/>
-    </w:p>
     <w:p>
       <w:pPr>
         <w:spacing w:before="360" w:after="240"/>
@@ -3057,8 +497,6 @@
           <w:rFonts w:hint="eastAsia" w:ascii="宋体" w:hAnsi="宋体" w:eastAsia="宋体" w:cs="宋体"/>
         </w:rPr>
       </w:pPr>
-      <w:bookmarkStart w:id="3" w:name="_Toc7367"/>
-      <w:bookmarkStart w:id="4" w:name="_Toc7909"/>
       <w:r>
         <w:rPr>
           <w:rFonts w:hint="eastAsia" w:ascii="宋体" w:hAnsi="宋体" w:eastAsia="宋体" w:cs="宋体"/>
@@ -3068,20 +506,15 @@
         </w:rPr>
         <w:t>一、研究背景与问题</w:t>
       </w:r>
-      <w:bookmarkEnd w:id="3"/>
-      <w:bookmarkEnd w:id="4"/>
     </w:p>
     <w:p>
       <w:pPr>
         <w:spacing w:before="240" w:after="120"/>
-        <w:ind w:left="0"/>
         <w:outlineLvl w:val="1"/>
         <w:rPr>
           <w:rFonts w:hint="eastAsia" w:ascii="宋体" w:hAnsi="宋体" w:eastAsia="宋体" w:cs="宋体"/>
         </w:rPr>
       </w:pPr>
-      <w:bookmarkStart w:id="5" w:name="_Toc5461"/>
-      <w:bookmarkStart w:id="6" w:name="_Toc2888"/>
       <w:r>
         <w:rPr>
           <w:rFonts w:hint="eastAsia" w:ascii="宋体" w:hAnsi="宋体" w:eastAsia="宋体" w:cs="宋体"/>
@@ -3090,25 +523,6 @@
           <w:sz w:val="28"/>
         </w:rPr>
         <w:t>（一）行业背景</w:t>
-      </w:r>
-      <w:bookmarkEnd w:id="5"/>
-      <w:bookmarkEnd w:id="6"/>
-    </w:p>
-    <w:p>
-      <w:pPr>
-        <w:spacing w:after="40" w:line="360" w:lineRule="auto"/>
-        <w:ind w:firstLine="420"/>
-        <w:rPr>
-          <w:rFonts w:hint="eastAsia" w:ascii="宋体" w:hAnsi="宋体" w:eastAsia="宋体" w:cs="宋体"/>
-        </w:rPr>
-      </w:pPr>
-      <w:r>
-        <w:rPr>
-          <w:rFonts w:hint="eastAsia" w:ascii="宋体" w:hAnsi="宋体" w:eastAsia="宋体" w:cs="宋体"/>
-          <w:b w:val="0"/>
-          <w:sz w:val="24"/>
-        </w:rPr>
-        <w:t>重庆是中国西部汽车工业重镇，拥有长安汽车（000625）和赛力斯（601127）两家上市车企。2020年至2025年，中国新能源汽车渗透率从5.4%升至超过50%，传统车企和新进入者面临不同的转型路径选择。</w:t>
       </w:r>
     </w:p>
     <w:p>
@@ -3125,20 +539,27 @@
           <w:b w:val="0"/>
           <w:sz w:val="24"/>
         </w:rPr>
-        <w:t>两家企业代表了两种典型模式。赛力斯2021年起与华为深度合作，采用智选模式，借助华为的技术平台和渠道资源推出AITO问界系列（M5/M7/M9），2023-2024年销量快速增长。长安汽车坚持自主研发，先后推出深蓝、阿维塔、启源三个新能源品牌，覆盖不同价格区间。</w:t>
+        <w:t>重庆是中国西部汽车工业重镇，拥有长安汽车（000625）和赛力斯（601127）两家上市车企。2020年至2025年，中国新能源汽车渗透率从5.4%升至</w:t>
+      </w:r>
+      <w:bookmarkStart w:id="0" w:name="_GoBack"/>
+      <w:bookmarkEnd w:id="0"/>
+      <w:r>
+        <w:rPr>
+          <w:rFonts w:hint="eastAsia" w:ascii="宋体" w:hAnsi="宋体" w:eastAsia="宋体" w:cs="宋体"/>
+          <w:b w:val="0"/>
+          <w:sz w:val="24"/>
+        </w:rPr>
+        <w:t>超过50%，传统车企和新进入者面临不同的转型路径选择。赛力斯2021年起与华为深度合作推出AITO问界系列（M5/M7/M9），2023-2024年销量快速增长。长安汽车坚持自主研发，先后推出深蓝、阿维塔、启源三个新能源品牌，覆盖不同价格区间。</w:t>
       </w:r>
     </w:p>
     <w:p>
       <w:pPr>
         <w:spacing w:before="240" w:after="120"/>
-        <w:ind w:left="0"/>
         <w:outlineLvl w:val="1"/>
         <w:rPr>
           <w:rFonts w:hint="eastAsia" w:ascii="宋体" w:hAnsi="宋体" w:eastAsia="宋体" w:cs="宋体"/>
         </w:rPr>
       </w:pPr>
-      <w:bookmarkStart w:id="7" w:name="_Toc32713"/>
-      <w:bookmarkStart w:id="8" w:name="_Toc24823"/>
       <w:r>
         <w:rPr>
           <w:rFonts w:hint="eastAsia" w:ascii="宋体" w:hAnsi="宋体" w:eastAsia="宋体" w:cs="宋体"/>
@@ -3148,8 +569,6 @@
         </w:rPr>
         <w:t>（二）研究问题</w:t>
       </w:r>
-      <w:bookmarkEnd w:id="7"/>
-      <w:bookmarkEnd w:id="8"/>
     </w:p>
     <w:p>
       <w:pPr>
@@ -3170,7 +589,7 @@
     </w:p>
     <w:tbl>
       <w:tblPr>
-        <w:tblStyle w:val="34"/>
+        <w:tblStyle w:val="32"/>
         <w:tblW w:w="0" w:type="auto"/>
         <w:jc w:val="center"/>
         <w:tblLayout w:type="autofit"/>
@@ -3657,8 +1076,6 @@
           <w:rFonts w:hint="eastAsia" w:ascii="宋体" w:hAnsi="宋体" w:eastAsia="宋体" w:cs="宋体"/>
         </w:rPr>
       </w:pPr>
-      <w:bookmarkStart w:id="9" w:name="_Toc8004"/>
-      <w:bookmarkStart w:id="10" w:name="_Toc19155"/>
       <w:r>
         <w:rPr>
           <w:rFonts w:hint="eastAsia" w:ascii="宋体" w:hAnsi="宋体" w:eastAsia="宋体" w:cs="宋体"/>
@@ -3667,128 +1084,6 @@
           <w:sz w:val="32"/>
         </w:rPr>
         <w:t>二、数据来源与分析方法</w:t>
-      </w:r>
-      <w:bookmarkEnd w:id="9"/>
-      <w:bookmarkEnd w:id="10"/>
-    </w:p>
-    <w:p>
-      <w:pPr>
-        <w:spacing w:before="240" w:after="120"/>
-        <w:ind w:left="0"/>
-        <w:outlineLvl w:val="1"/>
-        <w:rPr>
-          <w:rFonts w:hint="eastAsia" w:ascii="宋体" w:hAnsi="宋体" w:eastAsia="宋体" w:cs="宋体"/>
-        </w:rPr>
-      </w:pPr>
-      <w:bookmarkStart w:id="11" w:name="_Toc21178"/>
-      <w:bookmarkStart w:id="12" w:name="_Toc23095"/>
-      <w:r>
-        <w:rPr>
-          <w:rFonts w:hint="eastAsia" w:ascii="宋体" w:hAnsi="宋体" w:eastAsia="宋体" w:cs="宋体"/>
-          <w:b/>
-          <w:color w:val="000000"/>
-          <w:sz w:val="28"/>
-        </w:rPr>
-        <w:t>（一）样本与数据</w:t>
-      </w:r>
-      <w:bookmarkEnd w:id="11"/>
-      <w:bookmarkEnd w:id="12"/>
-    </w:p>
-    <w:p>
-      <w:pPr>
-        <w:spacing w:after="40" w:line="360" w:lineRule="auto"/>
-        <w:ind w:firstLine="420"/>
-        <w:rPr>
-          <w:rFonts w:hint="eastAsia" w:ascii="宋体" w:hAnsi="宋体" w:eastAsia="宋体" w:cs="宋体"/>
-        </w:rPr>
-      </w:pPr>
-      <w:r>
-        <w:rPr>
-          <w:rFonts w:hint="eastAsia" w:ascii="宋体" w:hAnsi="宋体" w:eastAsia="宋体" w:cs="宋体"/>
-          <w:b w:val="0"/>
-          <w:sz w:val="24"/>
-        </w:rPr>
-        <w:t>财务数据来自AkShare接口，覆盖2016年第一季至2025年第四季（共10年）。选取8家A股乘用车整车企业：赛力斯、长安汽车、比亚迪、上汽集团、长城汽车、广汽集团、江淮汽车、北汽蓝谷。合计314个有效季度观测，每家企业平均39.25个季度。数据包含资产负债表、利润表、现金流量表三张主表。另追加采集赛力斯和长安汽车2026年第一季度数据用于预测回测验证。</w:t>
-      </w:r>
-    </w:p>
-    <w:p>
-      <w:pPr>
-        <w:spacing w:before="240" w:after="120"/>
-        <w:ind w:left="0"/>
-        <w:outlineLvl w:val="1"/>
-        <w:rPr>
-          <w:rFonts w:hint="eastAsia" w:ascii="宋体" w:hAnsi="宋体" w:eastAsia="宋体" w:cs="宋体"/>
-        </w:rPr>
-      </w:pPr>
-      <w:bookmarkStart w:id="13" w:name="_Toc14168"/>
-      <w:bookmarkStart w:id="14" w:name="_Toc23570"/>
-      <w:r>
-        <w:rPr>
-          <w:rFonts w:hint="eastAsia" w:ascii="宋体" w:hAnsi="宋体" w:eastAsia="宋体" w:cs="宋体"/>
-          <w:b/>
-          <w:color w:val="000000"/>
-          <w:sz w:val="28"/>
-        </w:rPr>
-        <w:t>（二）财务指标体系</w:t>
-      </w:r>
-      <w:bookmarkEnd w:id="13"/>
-      <w:bookmarkEnd w:id="14"/>
-    </w:p>
-    <w:p>
-      <w:pPr>
-        <w:spacing w:after="40" w:line="360" w:lineRule="auto"/>
-        <w:ind w:firstLine="420"/>
-        <w:rPr>
-          <w:rFonts w:hint="eastAsia" w:ascii="宋体" w:hAnsi="宋体" w:eastAsia="宋体" w:cs="宋体"/>
-        </w:rPr>
-      </w:pPr>
-      <w:r>
-        <w:rPr>
-          <w:rFonts w:hint="eastAsia" w:ascii="宋体" w:hAnsi="宋体" w:eastAsia="宋体" w:cs="宋体"/>
-          <w:b w:val="0"/>
-          <w:sz w:val="24"/>
-        </w:rPr>
-        <w:t>从三大报表计算18项财务比率，分为四组（计算公式见附录A）：盈利能力4项（毛利率、营业利润率、净利润率、净资产收益率）、营运能力3项（存货周转率、总资产周转率、应收账款周转率）、偿债能力4项（流动比率、速动比率、利息保障倍数、资产负债率）、成长能力3项（营业收入增长率、营业利润增长率、净利润增长率）、补充指标4项（有息负债率、经营活动现金净流量/营收、权益乘数、货币资金占比）。</w:t>
-      </w:r>
-    </w:p>
-    <w:p>
-      <w:pPr>
-        <w:spacing w:before="240" w:after="120"/>
-        <w:ind w:left="0"/>
-        <w:outlineLvl w:val="1"/>
-        <w:rPr>
-          <w:rFonts w:hint="eastAsia" w:ascii="宋体" w:hAnsi="宋体" w:eastAsia="宋体" w:cs="宋体"/>
-        </w:rPr>
-      </w:pPr>
-      <w:bookmarkStart w:id="15" w:name="_Toc11887"/>
-      <w:bookmarkStart w:id="16" w:name="_Toc16801"/>
-      <w:r>
-        <w:rPr>
-          <w:rFonts w:hint="eastAsia" w:ascii="宋体" w:hAnsi="宋体" w:eastAsia="宋体" w:cs="宋体"/>
-          <w:b/>
-          <w:color w:val="000000"/>
-          <w:sz w:val="28"/>
-        </w:rPr>
-        <w:t>（三）分析模型与方法</w:t>
-      </w:r>
-      <w:bookmarkEnd w:id="15"/>
-      <w:bookmarkEnd w:id="16"/>
-    </w:p>
-    <w:p>
-      <w:pPr>
-        <w:spacing w:after="40" w:line="360" w:lineRule="auto"/>
-        <w:ind w:firstLine="420"/>
-        <w:rPr>
-          <w:rFonts w:hint="eastAsia" w:ascii="宋体" w:hAnsi="宋体" w:eastAsia="宋体" w:cs="宋体"/>
-        </w:rPr>
-      </w:pPr>
-      <w:r>
-        <w:rPr>
-          <w:rFonts w:hint="eastAsia" w:ascii="宋体" w:hAnsi="宋体" w:eastAsia="宋体" w:cs="宋体"/>
-          <w:b w:val="0"/>
-          <w:sz w:val="24"/>
-        </w:rPr>
-        <w:t>K-Means聚类：5维特征（毛利率、经营活动现金净流量/营收、有息负债率、存货周转率、权益乘数），K=3，314个季度观测。</w:t>
       </w:r>
     </w:p>
     <w:p>
@@ -3805,75 +1100,7 @@
           <w:b w:val="0"/>
           <w:sz w:val="24"/>
         </w:rPr>
-        <w:t>孤立森林异常检测：异常比例参数0.10，检测偏离行业常态的季度。</w:t>
-      </w:r>
-    </w:p>
-    <w:p>
-      <w:pPr>
-        <w:spacing w:after="40" w:line="360" w:lineRule="auto"/>
-        <w:ind w:firstLine="420"/>
-        <w:rPr>
-          <w:rFonts w:hint="eastAsia" w:ascii="宋体" w:hAnsi="宋体" w:eastAsia="宋体" w:cs="宋体"/>
-        </w:rPr>
-      </w:pPr>
-      <w:r>
-        <w:rPr>
-          <w:rFonts w:hint="eastAsia" w:ascii="宋体" w:hAnsi="宋体" w:eastAsia="宋体" w:cs="宋体"/>
-          <w:b w:val="0"/>
-          <w:sz w:val="24"/>
-        </w:rPr>
-        <w:t>六种时序预测方法：Ridge回归（L2正则化+多项式趋势+季度季节性）、Prophet（贝叶斯结构时序）、LSTM（长短期记忆网络）、三次指数平滑（Holt-Winters）、ARIMA（自回归积分滑动平均）、线性回归（基线方法）。参数设置见附录B。</w:t>
-      </w:r>
-    </w:p>
-    <w:p>
-      <w:pPr>
-        <w:spacing w:after="40" w:line="360" w:lineRule="auto"/>
-        <w:ind w:firstLine="420"/>
-        <w:rPr>
-          <w:rFonts w:hint="eastAsia" w:ascii="宋体" w:hAnsi="宋体" w:eastAsia="宋体" w:cs="宋体"/>
-        </w:rPr>
-      </w:pPr>
-      <w:r>
-        <w:rPr>
-          <w:rFonts w:hint="eastAsia" w:ascii="宋体" w:hAnsi="宋体" w:eastAsia="宋体" w:cs="宋体"/>
-          <w:b w:val="0"/>
-          <w:sz w:val="24"/>
-        </w:rPr>
-        <w:t>杜邦连环替代：净资产收益率=销售净利率×总资产周转率×权益乘数，逐期分解各因素贡献。</w:t>
-      </w:r>
-    </w:p>
-    <w:p>
-      <w:pPr>
-        <w:spacing w:after="40" w:line="360" w:lineRule="auto"/>
-        <w:ind w:firstLine="420"/>
-        <w:rPr>
-          <w:rFonts w:hint="eastAsia" w:ascii="宋体" w:hAnsi="宋体" w:eastAsia="宋体" w:cs="宋体"/>
-        </w:rPr>
-      </w:pPr>
-      <w:r>
-        <w:rPr>
-          <w:rFonts w:hint="eastAsia" w:ascii="宋体" w:hAnsi="宋体" w:eastAsia="宋体" w:cs="宋体"/>
-          <w:b w:val="0"/>
-          <w:sz w:val="24"/>
-        </w:rPr>
-        <w:t>Altman Z-score（制造业公式）和沃尔评分（5指标/100分）用于破产预警和综合排名。</w:t>
-      </w:r>
-    </w:p>
-    <w:p>
-      <w:pPr>
-        <w:spacing w:after="40" w:line="360" w:lineRule="auto"/>
-        <w:ind w:firstLine="420"/>
-        <w:rPr>
-          <w:rFonts w:hint="eastAsia" w:ascii="宋体" w:hAnsi="宋体" w:eastAsia="宋体" w:cs="宋体"/>
-        </w:rPr>
-      </w:pPr>
-      <w:r>
-        <w:rPr>
-          <w:rFonts w:hint="eastAsia" w:ascii="宋体" w:hAnsi="宋体" w:eastAsia="宋体" w:cs="宋体"/>
-          <w:b w:val="0"/>
-          <w:sz w:val="24"/>
-        </w:rPr>
-        <w:t>经营活动现金净流量三组合分析：根据经营/投资/筹资三类活动净额的正负组合，判断企业所处生命周期阶段。</w:t>
+        <w:t>财务数据来自AkShare接口，覆盖2016年第一季至2025年第四季。8家A股乘用车整车企业共314个有效季度观测，包含资产负债表、利润表、现金流量表三张主表。行业NEV销量数据来自CAAM（中国汽车工业协会）月度发布及《中国汽车行业多维销量数据库》。18项财务比率分四组（见附录A）。分析模型包括：K-Means聚类（K=3,5维特征）、孤立森林异常检测（异常比例0.10）、六种时序预测方法（Ridge/Prophet/LSTM/三次指数平滑/ARIMA/线性回归，参数见附录B）、杜邦连环替代法、Altman Z-score、沃尔评分、经营现金净流量三组合分析、NEV行业景气度与财务指标联动分析。</w:t>
       </w:r>
     </w:p>
     <w:p>
@@ -3885,8 +1112,6 @@
           <w:rFonts w:hint="eastAsia" w:ascii="宋体" w:hAnsi="宋体" w:eastAsia="宋体" w:cs="宋体"/>
         </w:rPr>
       </w:pPr>
-      <w:bookmarkStart w:id="17" w:name="_Toc13448"/>
-      <w:bookmarkStart w:id="18" w:name="_Toc7681"/>
       <w:r>
         <w:rPr>
           <w:rFonts w:hint="eastAsia" w:ascii="宋体" w:hAnsi="宋体" w:eastAsia="宋体" w:cs="宋体"/>
@@ -3896,20 +1121,15 @@
         </w:rPr>
         <w:t>三、财务指标分析</w:t>
       </w:r>
-      <w:bookmarkEnd w:id="17"/>
-      <w:bookmarkEnd w:id="18"/>
     </w:p>
     <w:p>
       <w:pPr>
         <w:spacing w:before="240" w:after="120"/>
-        <w:ind w:left="0"/>
         <w:outlineLvl w:val="1"/>
         <w:rPr>
           <w:rFonts w:hint="eastAsia" w:ascii="宋体" w:hAnsi="宋体" w:eastAsia="宋体" w:cs="宋体"/>
         </w:rPr>
       </w:pPr>
-      <w:bookmarkStart w:id="19" w:name="_Toc4498"/>
-      <w:bookmarkStart w:id="20" w:name="_Toc13929"/>
       <w:r>
         <w:rPr>
           <w:rFonts w:hint="eastAsia" w:ascii="宋体" w:hAnsi="宋体" w:eastAsia="宋体" w:cs="宋体"/>
@@ -3919,12 +1139,10 @@
         </w:rPr>
         <w:t>（一）核心指标对比</w:t>
       </w:r>
-      <w:bookmarkEnd w:id="19"/>
-      <w:bookmarkEnd w:id="20"/>
     </w:p>
     <w:tbl>
       <w:tblPr>
-        <w:tblStyle w:val="34"/>
+        <w:tblStyle w:val="32"/>
         <w:tblW w:w="0" w:type="auto"/>
         <w:jc w:val="center"/>
         <w:tblLayout w:type="autofit"/>
@@ -5494,13 +2712,6 @@
     </w:p>
     <w:p>
       <w:pPr>
-        <w:rPr>
-          <w:rFonts w:hint="eastAsia" w:ascii="宋体" w:hAnsi="宋体" w:eastAsia="宋体" w:cs="宋体"/>
-        </w:rPr>
-      </w:pPr>
-    </w:p>
-    <w:p>
-      <w:pPr>
         <w:spacing w:after="40" w:line="360" w:lineRule="auto"/>
         <w:ind w:firstLine="420"/>
         <w:rPr>
@@ -5513,37 +2724,17 @@
           <w:b w:val="0"/>
           <w:sz w:val="24"/>
         </w:rPr>
-        <w:t>从该表可以看出，8家企业中有4家毛利率为负，行业整体盈利空间承压。赛力斯净资产收益率最高（21.90%）但资产负债率也位居前列（70.91%）。北汽蓝谷四项指标均表现异常（毛利率-21.55%、净资产收益率-332.24%、资产负债率88.47%、流动比率0.65）。长城汽车各项指标最为均衡。</w:t>
-      </w:r>
-    </w:p>
-    <w:p>
-      <w:pPr>
-        <w:spacing w:after="40" w:line="360" w:lineRule="auto"/>
-        <w:ind w:firstLine="420"/>
-        <w:rPr>
-          <w:rFonts w:hint="eastAsia" w:ascii="宋体" w:hAnsi="宋体" w:eastAsia="宋体" w:cs="宋体"/>
-        </w:rPr>
-      </w:pPr>
-      <w:r>
-        <w:rPr>
-          <w:rFonts w:hint="eastAsia" w:ascii="宋体" w:hAnsi="宋体" w:eastAsia="宋体" w:cs="宋体"/>
-          <w:b w:val="0"/>
-          <w:sz w:val="24"/>
-        </w:rPr>
-        <w:t>赛力斯的高净资产收益率需要结合权益乘数来理解。净资产收益率=净利润÷净资产，分母越小（即权益乘数越高），净资产收益率越高。赛力斯权益乘数从7.69降至3.52的过程本身便解释了净资产收益率大幅回落的大部分原因（详见第六节）。仅看净资产收益率排名会高估赛力斯的实际经营效率，需要结合杜邦分解和Z-score综合判断。</w:t>
+        <w:t>8家企业中有4家毛利率为负，行业整体盈利空间承压。赛力斯净资产收益率最高（21.90%）但资产负债率也位居前列（70.91%），其高净资产收益率需结合权益乘数来理解——权益乘数从7.69降至3.52本身就解释了净资产收益率大幅回落的大部分原因（详见第六节）。北汽蓝谷四项指标均异常，长城汽车各项指标最为均衡。</w:t>
       </w:r>
     </w:p>
     <w:p>
       <w:pPr>
         <w:spacing w:before="240" w:after="120"/>
-        <w:ind w:left="0"/>
         <w:outlineLvl w:val="1"/>
         <w:rPr>
           <w:rFonts w:hint="eastAsia" w:ascii="宋体" w:hAnsi="宋体" w:eastAsia="宋体" w:cs="宋体"/>
         </w:rPr>
       </w:pPr>
-      <w:bookmarkStart w:id="21" w:name="_Toc22559"/>
-      <w:bookmarkStart w:id="22" w:name="_Toc9866"/>
       <w:r>
         <w:rPr>
           <w:rFonts w:hint="eastAsia" w:ascii="宋体" w:hAnsi="宋体" w:eastAsia="宋体" w:cs="宋体"/>
@@ -5553,8 +2744,6 @@
         </w:rPr>
         <w:t>（二）研发投入对比</w:t>
       </w:r>
-      <w:bookmarkEnd w:id="21"/>
-      <w:bookmarkEnd w:id="22"/>
     </w:p>
     <w:p>
       <w:pPr>
@@ -5636,7 +2825,7 @@
           <w:b w:val="0"/>
           <w:sz w:val="24"/>
         </w:rPr>
-        <w:t>赛力斯2025年研发费用79.5亿元，研发费用率4.82%，首次在研发率上超过长安汽车（71.6亿元/4.36%），但绝对金额仍低于长安。2021年华为合作启动后，赛力斯研发率从3.59%升至4.82%，长安汽车研发率维持在3.3%-4.5%区间。华为的技术赋能并未减少赛力斯的研发支出——合作反而推动了研发投入的快速增长，这可能与企业需要吸收、适配华为技术有关。</w:t>
+        <w:t>赛力斯2025年研发费用79.5亿元，研发费用率4.82%，首次在研发率上超过长安汽车（71.6亿元/4.36%）。华为合作推动研发投入快速增长，合作并未减少赛力斯的研发支出。</w:t>
       </w:r>
     </w:p>
     <w:p>
@@ -5648,8 +2837,6 @@
           <w:rFonts w:hint="eastAsia" w:ascii="宋体" w:hAnsi="宋体" w:eastAsia="宋体" w:cs="宋体"/>
         </w:rPr>
       </w:pPr>
-      <w:bookmarkStart w:id="23" w:name="_Toc10346"/>
-      <w:bookmarkStart w:id="24" w:name="_Toc9293"/>
       <w:r>
         <w:rPr>
           <w:rFonts w:hint="eastAsia" w:ascii="宋体" w:hAnsi="宋体" w:eastAsia="宋体" w:cs="宋体"/>
@@ -5659,20 +2846,15 @@
         </w:rPr>
         <w:t>四、K-Means聚类与孤立森林分析</w:t>
       </w:r>
-      <w:bookmarkEnd w:id="23"/>
-      <w:bookmarkEnd w:id="24"/>
     </w:p>
     <w:p>
       <w:pPr>
         <w:spacing w:before="240" w:after="120"/>
-        <w:ind w:left="0"/>
         <w:outlineLvl w:val="1"/>
         <w:rPr>
           <w:rFonts w:hint="eastAsia" w:ascii="宋体" w:hAnsi="宋体" w:eastAsia="宋体" w:cs="宋体"/>
         </w:rPr>
       </w:pPr>
-      <w:bookmarkStart w:id="25" w:name="_Toc21734"/>
-      <w:bookmarkStart w:id="26" w:name="_Toc4610"/>
       <w:r>
         <w:rPr>
           <w:rFonts w:hint="eastAsia" w:ascii="宋体" w:hAnsi="宋体" w:eastAsia="宋体" w:cs="宋体"/>
@@ -5682,8 +2864,6 @@
         </w:rPr>
         <w:t>（一）K-Means聚类结果</w:t>
       </w:r>
-      <w:bookmarkEnd w:id="25"/>
-      <w:bookmarkEnd w:id="26"/>
     </w:p>
     <w:p>
       <w:pPr>
@@ -5699,7 +2879,7 @@
           <w:b w:val="0"/>
           <w:sz w:val="24"/>
         </w:rPr>
-        <w:t>聚类使用5个特征：毛利率、经营活动现金净流量/营收、有息负债率、存货周转率、权益乘数。标准化后，肘部法则确定K=3，轮廓系数0.609，群间分离度良好。</w:t>
+        <w:t>聚类使用5个特征：毛利率、经营现金净流量/营收、有息负债率、存货周转率、权益乘数。标准化后肘部法则确定K=3，轮廓系数0.609，群间分离度良好。</w:t>
       </w:r>
     </w:p>
     <w:p>
@@ -5715,8 +2895,8 @@
         </w:rPr>
         <w:drawing>
           <wp:inline distT="0" distB="0" distL="114300" distR="114300">
-            <wp:extent cx="3599815" cy="2034540"/>
-            <wp:effectExtent l="0" t="0" r="12065" b="7620"/>
+            <wp:extent cx="3599815" cy="2030730"/>
+            <wp:effectExtent l="0" t="0" r="12065" b="11430"/>
             <wp:docPr id="3" name="Picture 3"/>
             <wp:cNvGraphicFramePr>
               <a:graphicFrameLocks xmlns:a="http://schemas.openxmlformats.org/drawingml/2006/main" noChangeAspect="1"/>
@@ -5739,7 +2919,7 @@
                   <pic:spPr>
                     <a:xfrm>
                       <a:off x="0" y="0"/>
-                      <a:ext cx="3600000" cy="2034783"/>
+                      <a:ext cx="3600000" cy="2030858"/>
                     </a:xfrm>
                     <a:prstGeom prst="rect">
                       <a:avLst/>
@@ -5777,7 +2957,7 @@
     </w:p>
     <w:tbl>
       <w:tblPr>
-        <w:tblStyle w:val="34"/>
+        <w:tblStyle w:val="32"/>
         <w:tblW w:w="0" w:type="auto"/>
         <w:jc w:val="center"/>
         <w:tblLayout w:type="autofit"/>
@@ -5791,11 +2971,9 @@
       <w:tblGrid>
         <w:gridCol w:w="850"/>
         <w:gridCol w:w="1417"/>
-        <w:gridCol w:w="1020"/>
-        <w:gridCol w:w="1247"/>
-        <w:gridCol w:w="1247"/>
         <w:gridCol w:w="1134"/>
-        <w:gridCol w:w="1134"/>
+        <w:gridCol w:w="1417"/>
+        <w:gridCol w:w="1417"/>
         <w:gridCol w:w="1134"/>
       </w:tblGrid>
       <w:tr>
@@ -5870,93 +3048,6 @@
         </w:tc>
         <w:tc>
           <w:tcPr>
-            <w:tcW w:w="1020" w:type="dxa"/>
-            <w:tcBorders>
-              <w:top w:val="single" w:color="2E75B6" w:sz="8" w:space="0"/>
-              <w:left w:val="single" w:color="CCCCCC" w:sz="4" w:space="0"/>
-              <w:bottom w:val="single" w:color="CCCCCC" w:sz="4" w:space="0"/>
-              <w:right w:val="single" w:color="CCCCCC" w:sz="4" w:space="0"/>
-            </w:tcBorders>
-            <w:shd w:val="clear" w:color="auto" w:fill="D5E8F0"/>
-          </w:tcPr>
-          <w:p>
-            <w:pPr>
-              <w:jc w:val="center"/>
-              <w:rPr>
-                <w:rFonts w:hint="eastAsia" w:ascii="宋体" w:hAnsi="宋体" w:eastAsia="宋体" w:cs="宋体"/>
-              </w:rPr>
-            </w:pPr>
-            <w:r>
-              <w:rPr>
-                <w:rFonts w:hint="eastAsia" w:ascii="宋体" w:hAnsi="宋体" w:eastAsia="宋体" w:cs="宋体"/>
-                <w:b/>
-                <w:color w:val="1A4789"/>
-                <w:sz w:val="18"/>
-              </w:rPr>
-              <w:t>季度数</w:t>
-            </w:r>
-          </w:p>
-        </w:tc>
-        <w:tc>
-          <w:tcPr>
-            <w:tcW w:w="1247" w:type="dxa"/>
-            <w:tcBorders>
-              <w:top w:val="single" w:color="2E75B6" w:sz="8" w:space="0"/>
-              <w:left w:val="single" w:color="CCCCCC" w:sz="4" w:space="0"/>
-              <w:bottom w:val="single" w:color="CCCCCC" w:sz="4" w:space="0"/>
-              <w:right w:val="single" w:color="CCCCCC" w:sz="4" w:space="0"/>
-            </w:tcBorders>
-            <w:shd w:val="clear" w:color="auto" w:fill="D5E8F0"/>
-          </w:tcPr>
-          <w:p>
-            <w:pPr>
-              <w:jc w:val="center"/>
-              <w:rPr>
-                <w:rFonts w:hint="eastAsia" w:ascii="宋体" w:hAnsi="宋体" w:eastAsia="宋体" w:cs="宋体"/>
-              </w:rPr>
-            </w:pPr>
-            <w:r>
-              <w:rPr>
-                <w:rFonts w:hint="eastAsia" w:ascii="宋体" w:hAnsi="宋体" w:eastAsia="宋体" w:cs="宋体"/>
-                <w:b/>
-                <w:color w:val="1A4789"/>
-                <w:sz w:val="18"/>
-              </w:rPr>
-              <w:t>毛利率均值</w:t>
-            </w:r>
-          </w:p>
-        </w:tc>
-        <w:tc>
-          <w:tcPr>
-            <w:tcW w:w="1247" w:type="dxa"/>
-            <w:tcBorders>
-              <w:top w:val="single" w:color="2E75B6" w:sz="8" w:space="0"/>
-              <w:left w:val="single" w:color="CCCCCC" w:sz="4" w:space="0"/>
-              <w:bottom w:val="single" w:color="CCCCCC" w:sz="4" w:space="0"/>
-              <w:right w:val="single" w:color="CCCCCC" w:sz="4" w:space="0"/>
-            </w:tcBorders>
-            <w:shd w:val="clear" w:color="auto" w:fill="D5E8F0"/>
-          </w:tcPr>
-          <w:p>
-            <w:pPr>
-              <w:jc w:val="center"/>
-              <w:rPr>
-                <w:rFonts w:hint="eastAsia" w:ascii="宋体" w:hAnsi="宋体" w:eastAsia="宋体" w:cs="宋体"/>
-              </w:rPr>
-            </w:pPr>
-            <w:r>
-              <w:rPr>
-                <w:rFonts w:hint="eastAsia" w:ascii="宋体" w:hAnsi="宋体" w:eastAsia="宋体" w:cs="宋体"/>
-                <w:b/>
-                <w:color w:val="1A4789"/>
-                <w:sz w:val="18"/>
-              </w:rPr>
-              <w:t>经营现金/营收</w:t>
-            </w:r>
-          </w:p>
-        </w:tc>
-        <w:tc>
-          <w:tcPr>
             <w:tcW w:w="1134" w:type="dxa"/>
             <w:tcBorders>
               <w:top w:val="single" w:color="2E75B6" w:sz="8" w:space="0"/>
@@ -5980,7 +3071,65 @@
                 <w:color w:val="1A4789"/>
                 <w:sz w:val="18"/>
               </w:rPr>
-              <w:t>有息负债率</w:t>
+              <w:t>季度数</w:t>
+            </w:r>
+          </w:p>
+        </w:tc>
+        <w:tc>
+          <w:tcPr>
+            <w:tcW w:w="1417" w:type="dxa"/>
+            <w:tcBorders>
+              <w:top w:val="single" w:color="2E75B6" w:sz="8" w:space="0"/>
+              <w:left w:val="single" w:color="CCCCCC" w:sz="4" w:space="0"/>
+              <w:bottom w:val="single" w:color="CCCCCC" w:sz="4" w:space="0"/>
+              <w:right w:val="single" w:color="CCCCCC" w:sz="4" w:space="0"/>
+            </w:tcBorders>
+            <w:shd w:val="clear" w:color="auto" w:fill="D5E8F0"/>
+          </w:tcPr>
+          <w:p>
+            <w:pPr>
+              <w:jc w:val="center"/>
+              <w:rPr>
+                <w:rFonts w:hint="eastAsia" w:ascii="宋体" w:hAnsi="宋体" w:eastAsia="宋体" w:cs="宋体"/>
+              </w:rPr>
+            </w:pPr>
+            <w:r>
+              <w:rPr>
+                <w:rFonts w:hint="eastAsia" w:ascii="宋体" w:hAnsi="宋体" w:eastAsia="宋体" w:cs="宋体"/>
+                <w:b/>
+                <w:color w:val="1A4789"/>
+                <w:sz w:val="18"/>
+              </w:rPr>
+              <w:t>毛利率均值</w:t>
+            </w:r>
+          </w:p>
+        </w:tc>
+        <w:tc>
+          <w:tcPr>
+            <w:tcW w:w="1417" w:type="dxa"/>
+            <w:tcBorders>
+              <w:top w:val="single" w:color="2E75B6" w:sz="8" w:space="0"/>
+              <w:left w:val="single" w:color="CCCCCC" w:sz="4" w:space="0"/>
+              <w:bottom w:val="single" w:color="CCCCCC" w:sz="4" w:space="0"/>
+              <w:right w:val="single" w:color="CCCCCC" w:sz="4" w:space="0"/>
+            </w:tcBorders>
+            <w:shd w:val="clear" w:color="auto" w:fill="D5E8F0"/>
+          </w:tcPr>
+          <w:p>
+            <w:pPr>
+              <w:jc w:val="center"/>
+              <w:rPr>
+                <w:rFonts w:hint="eastAsia" w:ascii="宋体" w:hAnsi="宋体" w:eastAsia="宋体" w:cs="宋体"/>
+              </w:rPr>
+            </w:pPr>
+            <w:r>
+              <w:rPr>
+                <w:rFonts w:hint="eastAsia" w:ascii="宋体" w:hAnsi="宋体" w:eastAsia="宋体" w:cs="宋体"/>
+                <w:b/>
+                <w:color w:val="1A4789"/>
+                <w:sz w:val="18"/>
+              </w:rPr>
+              <w:t>经营现金/营收</w:t>
             </w:r>
           </w:p>
         </w:tc>
@@ -6009,36 +3158,7 @@
                 <w:color w:val="1A4789"/>
                 <w:sz w:val="18"/>
               </w:rPr>
-              <w:t>存货周转率</w:t>
-            </w:r>
-          </w:p>
-        </w:tc>
-        <w:tc>
-          <w:tcPr>
-            <w:tcW w:w="1134" w:type="dxa"/>
-            <w:tcBorders>
-              <w:top w:val="single" w:color="2E75B6" w:sz="8" w:space="0"/>
-              <w:left w:val="single" w:color="CCCCCC" w:sz="4" w:space="0"/>
-              <w:bottom w:val="single" w:color="CCCCCC" w:sz="4" w:space="0"/>
-              <w:right w:val="single" w:color="CCCCCC" w:sz="4" w:space="0"/>
-            </w:tcBorders>
-            <w:shd w:val="clear" w:color="auto" w:fill="D5E8F0"/>
-          </w:tcPr>
-          <w:p>
-            <w:pPr>
-              <w:jc w:val="center"/>
-              <w:rPr>
-                <w:rFonts w:hint="eastAsia" w:ascii="宋体" w:hAnsi="宋体" w:eastAsia="宋体" w:cs="宋体"/>
-              </w:rPr>
-            </w:pPr>
-            <w:r>
-              <w:rPr>
-                <w:rFonts w:hint="eastAsia" w:ascii="宋体" w:hAnsi="宋体" w:eastAsia="宋体" w:cs="宋体"/>
-                <w:b/>
-                <w:color w:val="1A4789"/>
-                <w:sz w:val="18"/>
-              </w:rPr>
-              <w:t>权益乘数</w:t>
+              <w:t>有息负债率</w:t>
             </w:r>
           </w:p>
         </w:tc>
@@ -6113,90 +3233,6 @@
         </w:tc>
         <w:tc>
           <w:tcPr>
-            <w:tcW w:w="1020" w:type="dxa"/>
-            <w:tcBorders>
-              <w:top w:val="single" w:color="CCCCCC" w:sz="4" w:space="0"/>
-              <w:left w:val="single" w:color="CCCCCC" w:sz="4" w:space="0"/>
-              <w:bottom w:val="single" w:color="CCCCCC" w:sz="4" w:space="0"/>
-              <w:right w:val="single" w:color="CCCCCC" w:sz="4" w:space="0"/>
-            </w:tcBorders>
-            <w:shd w:val="clear" w:color="auto" w:fill="F8F9FA"/>
-          </w:tcPr>
-          <w:p>
-            <w:pPr>
-              <w:jc w:val="center"/>
-              <w:rPr>
-                <w:rFonts w:hint="eastAsia" w:ascii="宋体" w:hAnsi="宋体" w:eastAsia="宋体" w:cs="宋体"/>
-              </w:rPr>
-            </w:pPr>
-            <w:r>
-              <w:rPr>
-                <w:rFonts w:hint="eastAsia" w:ascii="宋体" w:hAnsi="宋体" w:eastAsia="宋体" w:cs="宋体"/>
-                <w:color w:val="333333"/>
-                <w:sz w:val="18"/>
-              </w:rPr>
-              <w:t>287</w:t>
-            </w:r>
-          </w:p>
-        </w:tc>
-        <w:tc>
-          <w:tcPr>
-            <w:tcW w:w="1247" w:type="dxa"/>
-            <w:tcBorders>
-              <w:top w:val="single" w:color="CCCCCC" w:sz="4" w:space="0"/>
-              <w:left w:val="single" w:color="CCCCCC" w:sz="4" w:space="0"/>
-              <w:bottom w:val="single" w:color="CCCCCC" w:sz="4" w:space="0"/>
-              <w:right w:val="single" w:color="CCCCCC" w:sz="4" w:space="0"/>
-            </w:tcBorders>
-            <w:shd w:val="clear" w:color="auto" w:fill="F8F9FA"/>
-          </w:tcPr>
-          <w:p>
-            <w:pPr>
-              <w:jc w:val="center"/>
-              <w:rPr>
-                <w:rFonts w:hint="eastAsia" w:ascii="宋体" w:hAnsi="宋体" w:eastAsia="宋体" w:cs="宋体"/>
-              </w:rPr>
-            </w:pPr>
-            <w:r>
-              <w:rPr>
-                <w:rFonts w:hint="eastAsia" w:ascii="宋体" w:hAnsi="宋体" w:eastAsia="宋体" w:cs="宋体"/>
-                <w:color w:val="333333"/>
-                <w:sz w:val="18"/>
-              </w:rPr>
-              <w:t>-0.011</w:t>
-            </w:r>
-          </w:p>
-        </w:tc>
-        <w:tc>
-          <w:tcPr>
-            <w:tcW w:w="1247" w:type="dxa"/>
-            <w:tcBorders>
-              <w:top w:val="single" w:color="CCCCCC" w:sz="4" w:space="0"/>
-              <w:left w:val="single" w:color="CCCCCC" w:sz="4" w:space="0"/>
-              <w:bottom w:val="single" w:color="CCCCCC" w:sz="4" w:space="0"/>
-              <w:right w:val="single" w:color="CCCCCC" w:sz="4" w:space="0"/>
-            </w:tcBorders>
-            <w:shd w:val="clear" w:color="auto" w:fill="F8F9FA"/>
-          </w:tcPr>
-          <w:p>
-            <w:pPr>
-              <w:jc w:val="center"/>
-              <w:rPr>
-                <w:rFonts w:hint="eastAsia" w:ascii="宋体" w:hAnsi="宋体" w:eastAsia="宋体" w:cs="宋体"/>
-              </w:rPr>
-            </w:pPr>
-            <w:r>
-              <w:rPr>
-                <w:rFonts w:hint="eastAsia" w:ascii="宋体" w:hAnsi="宋体" w:eastAsia="宋体" w:cs="宋体"/>
-                <w:color w:val="333333"/>
-                <w:sz w:val="18"/>
-              </w:rPr>
-              <w:t>-0.020</w:t>
-            </w:r>
-          </w:p>
-        </w:tc>
-        <w:tc>
-          <w:tcPr>
             <w:tcW w:w="1134" w:type="dxa"/>
             <w:tcBorders>
               <w:top w:val="single" w:color="CCCCCC" w:sz="4" w:space="0"/>
@@ -6219,7 +3255,63 @@
                 <w:color w:val="333333"/>
                 <w:sz w:val="18"/>
               </w:rPr>
-              <w:t>0.124</w:t>
+              <w:t>287</w:t>
+            </w:r>
+          </w:p>
+        </w:tc>
+        <w:tc>
+          <w:tcPr>
+            <w:tcW w:w="1417" w:type="dxa"/>
+            <w:tcBorders>
+              <w:top w:val="single" w:color="CCCCCC" w:sz="4" w:space="0"/>
+              <w:left w:val="single" w:color="CCCCCC" w:sz="4" w:space="0"/>
+              <w:bottom w:val="single" w:color="CCCCCC" w:sz="4" w:space="0"/>
+              <w:right w:val="single" w:color="CCCCCC" w:sz="4" w:space="0"/>
+            </w:tcBorders>
+            <w:shd w:val="clear" w:color="auto" w:fill="F8F9FA"/>
+          </w:tcPr>
+          <w:p>
+            <w:pPr>
+              <w:jc w:val="center"/>
+              <w:rPr>
+                <w:rFonts w:hint="eastAsia" w:ascii="宋体" w:hAnsi="宋体" w:eastAsia="宋体" w:cs="宋体"/>
+              </w:rPr>
+            </w:pPr>
+            <w:r>
+              <w:rPr>
+                <w:rFonts w:hint="eastAsia" w:ascii="宋体" w:hAnsi="宋体" w:eastAsia="宋体" w:cs="宋体"/>
+                <w:color w:val="333333"/>
+                <w:sz w:val="18"/>
+              </w:rPr>
+              <w:t>-0.011</w:t>
+            </w:r>
+          </w:p>
+        </w:tc>
+        <w:tc>
+          <w:tcPr>
+            <w:tcW w:w="1417" w:type="dxa"/>
+            <w:tcBorders>
+              <w:top w:val="single" w:color="CCCCCC" w:sz="4" w:space="0"/>
+              <w:left w:val="single" w:color="CCCCCC" w:sz="4" w:space="0"/>
+              <w:bottom w:val="single" w:color="CCCCCC" w:sz="4" w:space="0"/>
+              <w:right w:val="single" w:color="CCCCCC" w:sz="4" w:space="0"/>
+            </w:tcBorders>
+            <w:shd w:val="clear" w:color="auto" w:fill="F8F9FA"/>
+          </w:tcPr>
+          <w:p>
+            <w:pPr>
+              <w:jc w:val="center"/>
+              <w:rPr>
+                <w:rFonts w:hint="eastAsia" w:ascii="宋体" w:hAnsi="宋体" w:eastAsia="宋体" w:cs="宋体"/>
+              </w:rPr>
+            </w:pPr>
+            <w:r>
+              <w:rPr>
+                <w:rFonts w:hint="eastAsia" w:ascii="宋体" w:hAnsi="宋体" w:eastAsia="宋体" w:cs="宋体"/>
+                <w:color w:val="333333"/>
+                <w:sz w:val="18"/>
+              </w:rPr>
+              <w:t>-0.020</w:t>
             </w:r>
           </w:p>
         </w:tc>
@@ -6247,35 +3339,7 @@
                 <w:color w:val="333333"/>
                 <w:sz w:val="18"/>
               </w:rPr>
-              <w:t>7.954</w:t>
-            </w:r>
-          </w:p>
-        </w:tc>
-        <w:tc>
-          <w:tcPr>
-            <w:tcW w:w="1134" w:type="dxa"/>
-            <w:tcBorders>
-              <w:top w:val="single" w:color="CCCCCC" w:sz="4" w:space="0"/>
-              <w:left w:val="single" w:color="CCCCCC" w:sz="4" w:space="0"/>
-              <w:bottom w:val="single" w:color="CCCCCC" w:sz="4" w:space="0"/>
-              <w:right w:val="single" w:color="CCCCCC" w:sz="4" w:space="0"/>
-            </w:tcBorders>
-            <w:shd w:val="clear" w:color="auto" w:fill="F8F9FA"/>
-          </w:tcPr>
-          <w:p>
-            <w:pPr>
-              <w:jc w:val="center"/>
-              <w:rPr>
-                <w:rFonts w:hint="eastAsia" w:ascii="宋体" w:hAnsi="宋体" w:eastAsia="宋体" w:cs="宋体"/>
-              </w:rPr>
-            </w:pPr>
-            <w:r>
-              <w:rPr>
-                <w:rFonts w:hint="eastAsia" w:ascii="宋体" w:hAnsi="宋体" w:eastAsia="宋体" w:cs="宋体"/>
-                <w:color w:val="333333"/>
-                <w:sz w:val="18"/>
-              </w:rPr>
-              <w:t>3.104</w:t>
+              <w:t>0.124</w:t>
             </w:r>
           </w:p>
         </w:tc>
@@ -6336,7 +3400,7 @@
         </w:tc>
         <w:tc>
           <w:tcPr>
-            <w:tcW w:w="1020" w:type="dxa"/>
+            <w:tcW w:w="1134" w:type="dxa"/>
           </w:tcPr>
           <w:p>
             <w:pPr>
@@ -6357,7 +3421,7 @@
         </w:tc>
         <w:tc>
           <w:tcPr>
-            <w:tcW w:w="1247" w:type="dxa"/>
+            <w:tcW w:w="1417" w:type="dxa"/>
           </w:tcPr>
           <w:p>
             <w:pPr>
@@ -6378,7 +3442,7 @@
         </w:tc>
         <w:tc>
           <w:tcPr>
-            <w:tcW w:w="1247" w:type="dxa"/>
+            <w:tcW w:w="1417" w:type="dxa"/>
           </w:tcPr>
           <w:p>
             <w:pPr>
@@ -6415,48 +3479,6 @@
                 <w:sz w:val="18"/>
               </w:rPr>
               <w:t>0.000</w:t>
-            </w:r>
-          </w:p>
-        </w:tc>
-        <w:tc>
-          <w:tcPr>
-            <w:tcW w:w="1134" w:type="dxa"/>
-          </w:tcPr>
-          <w:p>
-            <w:pPr>
-              <w:jc w:val="center"/>
-              <w:rPr>
-                <w:rFonts w:hint="eastAsia" w:ascii="宋体" w:hAnsi="宋体" w:eastAsia="宋体" w:cs="宋体"/>
-              </w:rPr>
-            </w:pPr>
-            <w:r>
-              <w:rPr>
-                <w:rFonts w:hint="eastAsia" w:ascii="宋体" w:hAnsi="宋体" w:eastAsia="宋体" w:cs="宋体"/>
-                <w:color w:val="333333"/>
-                <w:sz w:val="18"/>
-              </w:rPr>
-              <w:t>0.047</w:t>
-            </w:r>
-          </w:p>
-        </w:tc>
-        <w:tc>
-          <w:tcPr>
-            <w:tcW w:w="1134" w:type="dxa"/>
-          </w:tcPr>
-          <w:p>
-            <w:pPr>
-              <w:jc w:val="center"/>
-              <w:rPr>
-                <w:rFonts w:hint="eastAsia" w:ascii="宋体" w:hAnsi="宋体" w:eastAsia="宋体" w:cs="宋体"/>
-              </w:rPr>
-            </w:pPr>
-            <w:r>
-              <w:rPr>
-                <w:rFonts w:hint="eastAsia" w:ascii="宋体" w:hAnsi="宋体" w:eastAsia="宋体" w:cs="宋体"/>
-                <w:color w:val="333333"/>
-                <w:sz w:val="18"/>
-              </w:rPr>
-              <w:t>1.983</w:t>
             </w:r>
           </w:p>
         </w:tc>
@@ -6531,90 +3553,6 @@
         </w:tc>
         <w:tc>
           <w:tcPr>
-            <w:tcW w:w="1020" w:type="dxa"/>
-            <w:tcBorders>
-              <w:top w:val="single" w:color="CCCCCC" w:sz="4" w:space="0"/>
-              <w:left w:val="single" w:color="CCCCCC" w:sz="4" w:space="0"/>
-              <w:bottom w:val="single" w:color="CCCCCC" w:sz="4" w:space="0"/>
-              <w:right w:val="single" w:color="CCCCCC" w:sz="4" w:space="0"/>
-            </w:tcBorders>
-            <w:shd w:val="clear" w:color="auto" w:fill="F8F9FA"/>
-          </w:tcPr>
-          <w:p>
-            <w:pPr>
-              <w:jc w:val="center"/>
-              <w:rPr>
-                <w:rFonts w:hint="eastAsia" w:ascii="宋体" w:hAnsi="宋体" w:eastAsia="宋体" w:cs="宋体"/>
-              </w:rPr>
-            </w:pPr>
-            <w:r>
-              <w:rPr>
-                <w:rFonts w:hint="eastAsia" w:ascii="宋体" w:hAnsi="宋体" w:eastAsia="宋体" w:cs="宋体"/>
-                <w:color w:val="333333"/>
-                <w:sz w:val="18"/>
-              </w:rPr>
-              <w:t>24</w:t>
-            </w:r>
-          </w:p>
-        </w:tc>
-        <w:tc>
-          <w:tcPr>
-            <w:tcW w:w="1247" w:type="dxa"/>
-            <w:tcBorders>
-              <w:top w:val="single" w:color="CCCCCC" w:sz="4" w:space="0"/>
-              <w:left w:val="single" w:color="CCCCCC" w:sz="4" w:space="0"/>
-              <w:bottom w:val="single" w:color="CCCCCC" w:sz="4" w:space="0"/>
-              <w:right w:val="single" w:color="CCCCCC" w:sz="4" w:space="0"/>
-            </w:tcBorders>
-            <w:shd w:val="clear" w:color="auto" w:fill="F8F9FA"/>
-          </w:tcPr>
-          <w:p>
-            <w:pPr>
-              <w:jc w:val="center"/>
-              <w:rPr>
-                <w:rFonts w:hint="eastAsia" w:ascii="宋体" w:hAnsi="宋体" w:eastAsia="宋体" w:cs="宋体"/>
-              </w:rPr>
-            </w:pPr>
-            <w:r>
-              <w:rPr>
-                <w:rFonts w:hint="eastAsia" w:ascii="宋体" w:hAnsi="宋体" w:eastAsia="宋体" w:cs="宋体"/>
-                <w:color w:val="333333"/>
-                <w:sz w:val="18"/>
-              </w:rPr>
-              <w:t>-0.528</w:t>
-            </w:r>
-          </w:p>
-        </w:tc>
-        <w:tc>
-          <w:tcPr>
-            <w:tcW w:w="1247" w:type="dxa"/>
-            <w:tcBorders>
-              <w:top w:val="single" w:color="CCCCCC" w:sz="4" w:space="0"/>
-              <w:left w:val="single" w:color="CCCCCC" w:sz="4" w:space="0"/>
-              <w:bottom w:val="single" w:color="CCCCCC" w:sz="4" w:space="0"/>
-              <w:right w:val="single" w:color="CCCCCC" w:sz="4" w:space="0"/>
-            </w:tcBorders>
-            <w:shd w:val="clear" w:color="auto" w:fill="F8F9FA"/>
-          </w:tcPr>
-          <w:p>
-            <w:pPr>
-              <w:jc w:val="center"/>
-              <w:rPr>
-                <w:rFonts w:hint="eastAsia" w:ascii="宋体" w:hAnsi="宋体" w:eastAsia="宋体" w:cs="宋体"/>
-              </w:rPr>
-            </w:pPr>
-            <w:r>
-              <w:rPr>
-                <w:rFonts w:hint="eastAsia" w:ascii="宋体" w:hAnsi="宋体" w:eastAsia="宋体" w:cs="宋体"/>
-                <w:color w:val="333333"/>
-                <w:sz w:val="18"/>
-              </w:rPr>
-              <w:t>-0.208</w:t>
-            </w:r>
-          </w:p>
-        </w:tc>
-        <w:tc>
-          <w:tcPr>
             <w:tcW w:w="1134" w:type="dxa"/>
             <w:tcBorders>
               <w:top w:val="single" w:color="CCCCCC" w:sz="4" w:space="0"/>
@@ -6637,7 +3575,63 @@
                 <w:color w:val="333333"/>
                 <w:sz w:val="18"/>
               </w:rPr>
-              <w:t>0.382</w:t>
+              <w:t>24</w:t>
+            </w:r>
+          </w:p>
+        </w:tc>
+        <w:tc>
+          <w:tcPr>
+            <w:tcW w:w="1417" w:type="dxa"/>
+            <w:tcBorders>
+              <w:top w:val="single" w:color="CCCCCC" w:sz="4" w:space="0"/>
+              <w:left w:val="single" w:color="CCCCCC" w:sz="4" w:space="0"/>
+              <w:bottom w:val="single" w:color="CCCCCC" w:sz="4" w:space="0"/>
+              <w:right w:val="single" w:color="CCCCCC" w:sz="4" w:space="0"/>
+            </w:tcBorders>
+            <w:shd w:val="clear" w:color="auto" w:fill="F8F9FA"/>
+          </w:tcPr>
+          <w:p>
+            <w:pPr>
+              <w:jc w:val="center"/>
+              <w:rPr>
+                <w:rFonts w:hint="eastAsia" w:ascii="宋体" w:hAnsi="宋体" w:eastAsia="宋体" w:cs="宋体"/>
+              </w:rPr>
+            </w:pPr>
+            <w:r>
+              <w:rPr>
+                <w:rFonts w:hint="eastAsia" w:ascii="宋体" w:hAnsi="宋体" w:eastAsia="宋体" w:cs="宋体"/>
+                <w:color w:val="333333"/>
+                <w:sz w:val="18"/>
+              </w:rPr>
+              <w:t>-0.528</w:t>
+            </w:r>
+          </w:p>
+        </w:tc>
+        <w:tc>
+          <w:tcPr>
+            <w:tcW w:w="1417" w:type="dxa"/>
+            <w:tcBorders>
+              <w:top w:val="single" w:color="CCCCCC" w:sz="4" w:space="0"/>
+              <w:left w:val="single" w:color="CCCCCC" w:sz="4" w:space="0"/>
+              <w:bottom w:val="single" w:color="CCCCCC" w:sz="4" w:space="0"/>
+              <w:right w:val="single" w:color="CCCCCC" w:sz="4" w:space="0"/>
+            </w:tcBorders>
+            <w:shd w:val="clear" w:color="auto" w:fill="F8F9FA"/>
+          </w:tcPr>
+          <w:p>
+            <w:pPr>
+              <w:jc w:val="center"/>
+              <w:rPr>
+                <w:rFonts w:hint="eastAsia" w:ascii="宋体" w:hAnsi="宋体" w:eastAsia="宋体" w:cs="宋体"/>
+              </w:rPr>
+            </w:pPr>
+            <w:r>
+              <w:rPr>
+                <w:rFonts w:hint="eastAsia" w:ascii="宋体" w:hAnsi="宋体" w:eastAsia="宋体" w:cs="宋体"/>
+                <w:color w:val="333333"/>
+                <w:sz w:val="18"/>
+              </w:rPr>
+              <w:t>-0.208</w:t>
             </w:r>
           </w:p>
         </w:tc>
@@ -6665,35 +3659,7 @@
                 <w:color w:val="333333"/>
                 <w:sz w:val="18"/>
               </w:rPr>
-              <w:t>4.533</w:t>
-            </w:r>
-          </w:p>
-        </w:tc>
-        <w:tc>
-          <w:tcPr>
-            <w:tcW w:w="1134" w:type="dxa"/>
-            <w:tcBorders>
-              <w:top w:val="single" w:color="CCCCCC" w:sz="4" w:space="0"/>
-              <w:left w:val="single" w:color="CCCCCC" w:sz="4" w:space="0"/>
-              <w:bottom w:val="single" w:color="CCCCCC" w:sz="4" w:space="0"/>
-              <w:right w:val="single" w:color="CCCCCC" w:sz="4" w:space="0"/>
-            </w:tcBorders>
-            <w:shd w:val="clear" w:color="auto" w:fill="F8F9FA"/>
-          </w:tcPr>
-          <w:p>
-            <w:pPr>
-              <w:jc w:val="center"/>
-              <w:rPr>
-                <w:rFonts w:hint="eastAsia" w:ascii="宋体" w:hAnsi="宋体" w:eastAsia="宋体" w:cs="宋体"/>
-              </w:rPr>
-            </w:pPr>
-            <w:r>
-              <w:rPr>
-                <w:rFonts w:hint="eastAsia" w:ascii="宋体" w:hAnsi="宋体" w:eastAsia="宋体" w:cs="宋体"/>
-                <w:color w:val="333333"/>
-                <w:sz w:val="18"/>
-              </w:rPr>
-              <w:t>7.285</w:t>
+              <w:t>0.382</w:t>
             </w:r>
           </w:p>
         </w:tc>
@@ -6794,20 +3760,17 @@
           <w:b w:val="0"/>
           <w:sz w:val="24"/>
         </w:rPr>
-        <w:t>群1（3个季度）和群2（24个季度）均由北汽蓝谷的极端季度构成，表明北汽蓝谷的财务特征与其余7家企业有明显差异。群0包含全部8家企业287个季度，是行业常态区域。赛力斯和长安汽车均主要位于群0，仅从五维财务特征看二者同属"正常"区间，差异不在统计聚类层面，而在具体指标的波动模式和驱动力上。</w:t>
+        <w:t>群1和群2均由北汽蓝谷极端季度构成，与其余7家显著不同。群0包含全部8家企业287个季度，是行业常态区域。赛力斯和长安均位于群0，仅从五维特征看二者同属"正常"区间，其差异不在统计聚类层面而在具体指标的波动模式和驱动力上。</w:t>
       </w:r>
     </w:p>
     <w:p>
       <w:pPr>
         <w:spacing w:before="240" w:after="120"/>
-        <w:ind w:left="0"/>
         <w:outlineLvl w:val="1"/>
         <w:rPr>
           <w:rFonts w:hint="eastAsia" w:ascii="宋体" w:hAnsi="宋体" w:eastAsia="宋体" w:cs="宋体"/>
         </w:rPr>
       </w:pPr>
-      <w:bookmarkStart w:id="27" w:name="_Toc7113"/>
-      <w:bookmarkStart w:id="28" w:name="_Toc24470"/>
       <w:r>
         <w:rPr>
           <w:rFonts w:hint="eastAsia" w:ascii="宋体" w:hAnsi="宋体" w:eastAsia="宋体" w:cs="宋体"/>
@@ -6817,8 +3780,6 @@
         </w:rPr>
         <w:t>（二）孤立森林异常检测</w:t>
       </w:r>
-      <w:bookmarkEnd w:id="27"/>
-      <w:bookmarkEnd w:id="28"/>
     </w:p>
     <w:p>
       <w:pPr>
@@ -6833,8 +3794,8 @@
         </w:rPr>
         <w:drawing>
           <wp:inline distT="0" distB="0" distL="114300" distR="114300">
-            <wp:extent cx="4319905" cy="1861185"/>
-            <wp:effectExtent l="0" t="0" r="8255" b="13335"/>
+            <wp:extent cx="4319905" cy="1857375"/>
+            <wp:effectExtent l="0" t="0" r="8255" b="1905"/>
             <wp:docPr id="5" name="Picture 5"/>
             <wp:cNvGraphicFramePr>
               <a:graphicFrameLocks xmlns:a="http://schemas.openxmlformats.org/drawingml/2006/main" noChangeAspect="1"/>
@@ -6857,7 +3818,7 @@
                   <pic:spPr>
                     <a:xfrm>
                       <a:off x="0" y="0"/>
-                      <a:ext cx="4320000" cy="1861597"/>
+                      <a:ext cx="4320000" cy="1857673"/>
                     </a:xfrm>
                     <a:prstGeom prst="rect">
                       <a:avLst/>
@@ -6888,7 +3849,7 @@
     </w:p>
     <w:tbl>
       <w:tblPr>
-        <w:tblStyle w:val="34"/>
+        <w:tblStyle w:val="32"/>
         <w:tblW w:w="0" w:type="auto"/>
         <w:jc w:val="center"/>
         <w:tblLayout w:type="autofit"/>
@@ -7945,7 +4906,7 @@
           <w:b w:val="0"/>
           <w:sz w:val="24"/>
         </w:rPr>
-        <w:t>以异常率30%为预警线，北汽蓝谷异常率74%远超线外。赛力斯异常率7%，虽在正常范围内但非零，长安汽车异常率0%。赛力斯运营中存在的少量异常波动与其高增长高波动的模式特征一致。</w:t>
+        <w:t>以异常率30%为预警线，北汽蓝谷74%远超线外。赛力斯异常率7%虽在正常范围但非零，长安汽车0%。赛力斯少量异常波动与其高增长高波动模式一致。</w:t>
       </w:r>
     </w:p>
     <w:p>
@@ -7957,8 +4918,6 @@
           <w:rFonts w:hint="eastAsia" w:ascii="宋体" w:hAnsi="宋体" w:eastAsia="宋体" w:cs="宋体"/>
         </w:rPr>
       </w:pPr>
-      <w:bookmarkStart w:id="29" w:name="_Toc13521"/>
-      <w:bookmarkStart w:id="30" w:name="_Toc4018"/>
       <w:r>
         <w:rPr>
           <w:rFonts w:hint="eastAsia" w:ascii="宋体" w:hAnsi="宋体" w:eastAsia="宋体" w:cs="宋体"/>
@@ -7968,8 +4927,6 @@
         </w:rPr>
         <w:t>五、六种预测方法对比</w:t>
       </w:r>
-      <w:bookmarkEnd w:id="29"/>
-      <w:bookmarkEnd w:id="30"/>
     </w:p>
     <w:p>
       <w:pPr>
@@ -7985,20 +4942,17 @@
           <w:b w:val="0"/>
           <w:sz w:val="24"/>
         </w:rPr>
-        <w:t>每家企业仅39至41个有效季度观测，属于小样本场景。在此约束下比较六种方法的拟合与预测表现。</w:t>
+        <w:t>每家企业仅39至41个有效季度观测，属于小样本场景。综合分=R²排名百分位×0.4+(1-MAPE排名百分位)×0.4+(1-σ排名百分位)×0.2。</w:t>
       </w:r>
     </w:p>
     <w:p>
       <w:pPr>
         <w:spacing w:before="240" w:after="120"/>
-        <w:ind w:left="0"/>
         <w:outlineLvl w:val="1"/>
         <w:rPr>
           <w:rFonts w:hint="eastAsia" w:ascii="宋体" w:hAnsi="宋体" w:eastAsia="宋体" w:cs="宋体"/>
         </w:rPr>
       </w:pPr>
-      <w:bookmarkStart w:id="31" w:name="_Toc26772"/>
-      <w:bookmarkStart w:id="32" w:name="_Toc24070"/>
       <w:r>
         <w:rPr>
           <w:rFonts w:hint="eastAsia" w:ascii="宋体" w:hAnsi="宋体" w:eastAsia="宋体" w:cs="宋体"/>
@@ -8008,8 +4962,6 @@
         </w:rPr>
         <w:t>（一）赛力斯预测结果</w:t>
       </w:r>
-      <w:bookmarkEnd w:id="31"/>
-      <w:bookmarkEnd w:id="32"/>
     </w:p>
     <w:p>
       <w:pPr>
@@ -8076,13 +5028,6 @@
         </w:rPr>
         <w:t>图5-1  赛力斯毛利率六方法对比</w:t>
       </w:r>
-    </w:p>
-    <w:p>
-      <w:pPr>
-        <w:rPr>
-          <w:rFonts w:hint="eastAsia" w:ascii="宋体" w:hAnsi="宋体" w:eastAsia="宋体" w:cs="宋体"/>
-        </w:rPr>
-      </w:pPr>
     </w:p>
     <w:p>
       <w:pPr>
@@ -8153,14 +5098,11 @@
     <w:p>
       <w:pPr>
         <w:spacing w:before="240" w:after="120"/>
-        <w:ind w:left="0"/>
         <w:outlineLvl w:val="1"/>
         <w:rPr>
           <w:rFonts w:hint="eastAsia" w:ascii="宋体" w:hAnsi="宋体" w:eastAsia="宋体" w:cs="宋体"/>
         </w:rPr>
       </w:pPr>
-      <w:bookmarkStart w:id="33" w:name="_Toc14567"/>
-      <w:bookmarkStart w:id="34" w:name="_Toc7046"/>
       <w:r>
         <w:rPr>
           <w:rFonts w:hint="eastAsia" w:ascii="宋体" w:hAnsi="宋体" w:eastAsia="宋体" w:cs="宋体"/>
@@ -8170,8 +5112,6 @@
         </w:rPr>
         <w:t>（二）长安汽车预测结果</w:t>
       </w:r>
-      <w:bookmarkEnd w:id="33"/>
-      <w:bookmarkEnd w:id="34"/>
     </w:p>
     <w:p>
       <w:pPr>
@@ -8238,13 +5178,6 @@
         </w:rPr>
         <w:t>图5-3  长安汽车毛利率六方法对比</w:t>
       </w:r>
-    </w:p>
-    <w:p>
-      <w:pPr>
-        <w:rPr>
-          <w:rFonts w:hint="eastAsia" w:ascii="宋体" w:hAnsi="宋体" w:eastAsia="宋体" w:cs="宋体"/>
-        </w:rPr>
-      </w:pPr>
     </w:p>
     <w:p>
       <w:pPr>
@@ -8315,14 +5248,11 @@
     <w:p>
       <w:pPr>
         <w:spacing w:before="240" w:after="120"/>
-        <w:ind w:left="0"/>
         <w:outlineLvl w:val="1"/>
         <w:rPr>
           <w:rFonts w:hint="eastAsia" w:ascii="宋体" w:hAnsi="宋体" w:eastAsia="宋体" w:cs="宋体"/>
         </w:rPr>
       </w:pPr>
-      <w:bookmarkStart w:id="35" w:name="_Toc3212"/>
-      <w:bookmarkStart w:id="36" w:name="_Toc23615"/>
       <w:r>
         <w:rPr>
           <w:rFonts w:hint="eastAsia" w:ascii="宋体" w:hAnsi="宋体" w:eastAsia="宋体" w:cs="宋体"/>
@@ -8332,8 +5262,6 @@
         </w:rPr>
         <w:t>（三）综合排名与回测验证</w:t>
       </w:r>
-      <w:bookmarkEnd w:id="35"/>
-      <w:bookmarkEnd w:id="36"/>
     </w:p>
     <w:p>
       <w:pPr>
@@ -8410,7 +5338,7 @@
     </w:p>
     <w:tbl>
       <w:tblPr>
-        <w:tblStyle w:val="34"/>
+        <w:tblStyle w:val="32"/>
         <w:tblW w:w="0" w:type="auto"/>
         <w:jc w:val="center"/>
         <w:tblLayout w:type="autofit"/>
@@ -9422,7 +6350,7 @@
           <w:b w:val="0"/>
           <w:sz w:val="24"/>
         </w:rPr>
-        <w:t>综合分=R²排名百分位×0.4+(1-MAPE排名百分位)×0.4+(1-σ排名百分位)×0.2。线性回归因MAPE相对稳定排名第一；Ridge回归拟合R²（0.288）明显高于线性回归（0.096），是更优的拟合选择。LSTM和三次指数平滑的R²为负值，说明39个观测不足以训练神经网络或估计复杂的季节性参数。在小样本财务预测中，正则化的线性方法比深度学习和复杂时序模型更可靠。</w:t>
+        <w:t>线性回归因MAPE相对稳定排名第一；Ridge回归拟合R²（0.288）明显高于线性回归（0.096）。LSTM和三次指数平滑R²为负——小样本不足以训练神经网络。在小样本财务预测中，正则化线性方法比深度学习更可靠。</w:t>
       </w:r>
     </w:p>
     <w:p>
@@ -9439,12 +6367,12 @@
           <w:b w:val="0"/>
           <w:sz w:val="24"/>
         </w:rPr>
-        <w:t>以2026年第一季度实际数据对预测值进行MAPE回测评估：</w:t>
+        <w:t>2026年第一季度回测数据：</w:t>
       </w:r>
     </w:p>
     <w:tbl>
       <w:tblPr>
-        <w:tblStyle w:val="34"/>
+        <w:tblStyle w:val="32"/>
         <w:tblW w:w="0" w:type="auto"/>
         <w:jc w:val="center"/>
         <w:tblLayout w:type="autofit"/>
@@ -10006,7 +6934,7 @@
                 <w:color w:val="333333"/>
                 <w:sz w:val="18"/>
               </w:rPr>
-              <w:t>长安</w:t>
+              <w:t>长安汽车</w:t>
             </w:r>
           </w:p>
         </w:tc>
@@ -10180,7 +7108,7 @@
                 <w:color w:val="333333"/>
                 <w:sz w:val="18"/>
               </w:rPr>
-              <w:t>长安</w:t>
+              <w:t>长安汽车</w:t>
             </w:r>
           </w:p>
         </w:tc>
@@ -10313,7 +7241,7 @@
           <w:b w:val="0"/>
           <w:sz w:val="24"/>
         </w:rPr>
-        <w:t>四组测试的平均MAPE为1669.54%。毛利率偏差大的原因是实际值接近零时相对误差被不合理放大——当实际毛利率为-0.46%时，任何非零预测都会产生极端MAPE。剔除毛利率后，资产负债率的MAPE在2.4%至19.2%之间，预测效果可接受。</w:t>
+        <w:t>四组平均MAPE为1669.54%。毛利率偏差大是因为实际值接近零时相对误差被不合理放大。剔除毛利率后，资产负债率MAPE在2.4%至19.2%之间，预测效果可接受。</w:t>
       </w:r>
     </w:p>
     <w:p>
@@ -10325,8 +7253,6 @@
           <w:rFonts w:hint="eastAsia" w:ascii="宋体" w:hAnsi="宋体" w:eastAsia="宋体" w:cs="宋体"/>
         </w:rPr>
       </w:pPr>
-      <w:bookmarkStart w:id="37" w:name="_Toc28018"/>
-      <w:bookmarkStart w:id="38" w:name="_Toc5721"/>
       <w:r>
         <w:rPr>
           <w:rFonts w:hint="eastAsia" w:ascii="宋体" w:hAnsi="宋体" w:eastAsia="宋体" w:cs="宋体"/>
@@ -10336,8 +7262,6 @@
         </w:rPr>
         <w:t>六、杜邦分析</w:t>
       </w:r>
-      <w:bookmarkEnd w:id="37"/>
-      <w:bookmarkEnd w:id="38"/>
     </w:p>
     <w:p>
       <w:pPr>
@@ -10353,20 +7277,17 @@
           <w:b w:val="0"/>
           <w:sz w:val="24"/>
         </w:rPr>
-        <w:t>杜邦分解将净资产收益率拆为三个驱动因素：销售净利率（盈利效率）、总资产周转率（资产使用效率）、权益乘数（杠杆水平）。连环替代法量化每个因素的贡献。</w:t>
+        <w:t>杜邦分解将净资产收益率拆为销售净利率（盈利效率）、总资产周转率（资产使用效率）、权益乘数（杠杆水平）三个驱动因素，连环替代法量化各因素贡献。</w:t>
       </w:r>
     </w:p>
     <w:p>
       <w:pPr>
         <w:spacing w:before="240" w:after="120"/>
-        <w:ind w:left="0"/>
         <w:outlineLvl w:val="1"/>
         <w:rPr>
           <w:rFonts w:hint="eastAsia" w:ascii="宋体" w:hAnsi="宋体" w:eastAsia="宋体" w:cs="宋体"/>
         </w:rPr>
       </w:pPr>
-      <w:bookmarkStart w:id="39" w:name="_Toc31283"/>
-      <w:bookmarkStart w:id="40" w:name="_Toc31598"/>
       <w:r>
         <w:rPr>
           <w:rFonts w:hint="eastAsia" w:ascii="宋体" w:hAnsi="宋体" w:eastAsia="宋体" w:cs="宋体"/>
@@ -10376,12 +7297,10 @@
         </w:rPr>
         <w:t>（一）赛力斯</w:t>
       </w:r>
-      <w:bookmarkEnd w:id="39"/>
-      <w:bookmarkEnd w:id="40"/>
     </w:p>
     <w:tbl>
       <w:tblPr>
-        <w:tblStyle w:val="34"/>
+        <w:tblStyle w:val="32"/>
         <w:tblW w:w="0" w:type="auto"/>
         <w:jc w:val="center"/>
         <w:tblLayout w:type="autofit"/>
@@ -11004,20 +7923,17 @@
           <w:b w:val="0"/>
           <w:sz w:val="24"/>
         </w:rPr>
-        <w:t>2022至2023年为亏损收窄期，净利率从-15.3%回升至-11.6%，净资产收益率改善9.3个百分点。2023至2024年为爆发增长期：净利率转正至3.3%（贡献+46.7pp）、周转率翻倍从0.70至1.54（贡献+12.3pp）、权益乘数从4.49急升至7.69（贡献+16.1pp），三个因素叠加推动净资产收益率从-36.4%升至38.7%。2024至2025年为回调期：净资产收益率回落23.6个百分点至15.0%，去杠杆贡献-17.8pp（权益乘数7.69→3.52）、周转率下降贡献-11.2pp（1.54→1.15），净利率改善贡献+5.4pp（3.3%→3.7%）抵消了部分跌幅。</w:t>
+        <w:t>2022至2023年为亏损收窄期，净利率从-15.3%回升至-11.6%。2023至2024年为爆发增长期：净利率转正至3.3%（贡献+46.7pp）、周转率翻倍（贡献+12.3pp）、权益乘数急升（贡献+16.1pp），三因素叠加推动净资产收益率从-36.4%飙升至38.7%。2024至2025年为回调期：去杠杆贡献-17.8pp（权益乘数7.69→3.52），周转率下降贡献-11.2pp（1.54→1.15），净利率改善贡献+5.4pp（3.3%→3.7%）部分抵消跌幅，净资产收益率回落至15.0%。</w:t>
       </w:r>
     </w:p>
     <w:p>
       <w:pPr>
         <w:spacing w:before="240" w:after="120"/>
-        <w:ind w:left="0"/>
         <w:outlineLvl w:val="1"/>
         <w:rPr>
           <w:rFonts w:hint="eastAsia" w:ascii="宋体" w:hAnsi="宋体" w:eastAsia="宋体" w:cs="宋体"/>
         </w:rPr>
       </w:pPr>
-      <w:bookmarkStart w:id="41" w:name="_Toc15556"/>
-      <w:bookmarkStart w:id="42" w:name="_Toc14709"/>
       <w:r>
         <w:rPr>
           <w:rFonts w:hint="eastAsia" w:ascii="宋体" w:hAnsi="宋体" w:eastAsia="宋体" w:cs="宋体"/>
@@ -11027,12 +7943,10 @@
         </w:rPr>
         <w:t>（二）长安汽车</w:t>
       </w:r>
-      <w:bookmarkEnd w:id="41"/>
-      <w:bookmarkEnd w:id="42"/>
     </w:p>
     <w:tbl>
       <w:tblPr>
-        <w:tblStyle w:val="34"/>
+        <w:tblStyle w:val="32"/>
         <w:tblW w:w="0" w:type="auto"/>
         <w:jc w:val="center"/>
         <w:tblLayout w:type="autofit"/>
@@ -11655,7 +8569,7 @@
           <w:b w:val="0"/>
           <w:sz w:val="24"/>
         </w:rPr>
-        <w:t>长安汽车净资产收益率路径为12.3%→13.2%→8.0%→4.1%，三年间最大年度变动仅5.3个百分点。净利率持续下滑（6.4%→6.3%→3.8%→1.9%）是净资产收益率下降的唯一主因。周转率和权益乘数基本稳定，表明长安汽车维持了稳健的资本结构和资产运营策略。</w:t>
+        <w:t>长安汽车净资产收益率路径为12.3%→13.2%→8.0%→4.1%，三年间最大年度变动仅5.3个百分点。净利率持续下滑（6.4%→6.3%→3.8%→1.9%）是净资产收益率下降的唯一主因，周转率和杠杆基本稳定。</w:t>
       </w:r>
     </w:p>
     <w:p>
@@ -11671,8 +8585,8 @@
         </w:rPr>
         <w:drawing>
           <wp:inline distT="0" distB="0" distL="114300" distR="114300">
-            <wp:extent cx="5039995" cy="1261745"/>
-            <wp:effectExtent l="0" t="0" r="4445" b="3175"/>
+            <wp:extent cx="5039995" cy="1258570"/>
+            <wp:effectExtent l="0" t="0" r="4445" b="6350"/>
             <wp:docPr id="11" name="Picture 11"/>
             <wp:cNvGraphicFramePr>
               <a:graphicFrameLocks xmlns:a="http://schemas.openxmlformats.org/drawingml/2006/main" noChangeAspect="1"/>
@@ -11695,7 +8609,7 @@
                   <pic:spPr>
                     <a:xfrm>
                       <a:off x="0" y="0"/>
-                      <a:ext cx="5040000" cy="1261813"/>
+                      <a:ext cx="5040000" cy="1258868"/>
                     </a:xfrm>
                     <a:prstGeom prst="rect">
                       <a:avLst/>
@@ -11738,7 +8652,7 @@
           <w:b w:val="0"/>
           <w:sz w:val="24"/>
         </w:rPr>
-        <w:t>长安汽车净资产收益率的下降是一个缓慢、单一因素驱动的过程（行业价格战挤压利润率），可控性较强。赛力斯的净资产收益率变动则是杠杆扩张和收缩推动的大幅摆动，财务波动风险更大。</w:t>
+        <w:t>长安汽车的净资产收益率下降是缓慢、单一因素驱动的过程（价格战挤压利润率），可控性较强。赛力斯的净资产收益率变动则是杠杆扩张和收缩推动的大幅摆动，财务波动风险更大。</w:t>
       </w:r>
     </w:p>
     <w:p>
@@ -11750,8 +8664,6 @@
           <w:rFonts w:hint="eastAsia" w:ascii="宋体" w:hAnsi="宋体" w:eastAsia="宋体" w:cs="宋体"/>
         </w:rPr>
       </w:pPr>
-      <w:bookmarkStart w:id="43" w:name="_Toc5382"/>
-      <w:bookmarkStart w:id="44" w:name="_Toc317"/>
       <w:r>
         <w:rPr>
           <w:rFonts w:hint="eastAsia" w:ascii="宋体" w:hAnsi="宋体" w:eastAsia="宋体" w:cs="宋体"/>
@@ -11761,8 +8673,6 @@
         </w:rPr>
         <w:t>七、现金流量分析</w:t>
       </w:r>
-      <w:bookmarkEnd w:id="43"/>
-      <w:bookmarkEnd w:id="44"/>
     </w:p>
     <w:p>
       <w:pPr>
@@ -11783,7 +8693,7 @@
     </w:p>
     <w:tbl>
       <w:tblPr>
-        <w:tblStyle w:val="34"/>
+        <w:tblStyle w:val="32"/>
         <w:tblW w:w="0" w:type="auto"/>
         <w:jc w:val="center"/>
         <w:tblLayout w:type="autofit"/>
@@ -11868,7 +8778,7 @@
                 <w:color w:val="1A4789"/>
                 <w:sz w:val="18"/>
               </w:rPr>
-              <w:t>经营活动现金净流量(亿)</w:t>
+              <w:t>经营CF(亿)</w:t>
             </w:r>
           </w:p>
         </w:tc>
@@ -11897,7 +8807,7 @@
                 <w:color w:val="1A4789"/>
                 <w:sz w:val="18"/>
               </w:rPr>
-              <w:t>投资活动现金净流量(亿)</w:t>
+              <w:t>投资CF(亿)</w:t>
             </w:r>
           </w:p>
         </w:tc>
@@ -11926,7 +8836,7 @@
                 <w:color w:val="1A4789"/>
                 <w:sz w:val="18"/>
               </w:rPr>
-              <w:t>筹资活动现金净流量(亿)</w:t>
+              <w:t>筹资CF(亿)</w:t>
             </w:r>
           </w:p>
         </w:tc>
@@ -12624,7 +9534,7 @@
                 <w:color w:val="333333"/>
                 <w:sz w:val="18"/>
               </w:rPr>
-              <w:t>成熟期（收缩杠杆）</w:t>
+              <w:t>成熟期</w:t>
             </w:r>
           </w:p>
         </w:tc>
@@ -13292,7 +10202,7 @@
           <w:b w:val="0"/>
           <w:sz w:val="24"/>
         </w:rPr>
-        <w:t>根据经营活动现金净流量三组合理论，"经营+/投资-/筹资+"为成长期特征：经营活动净流入为正但不足以覆盖投资扩张，需外部融资。赛力斯（经营289亿，筹资183亿）和比亚迪（经营591亿，筹资1046亿）属于此模式。"经营+/投资-/筹资-"为成熟期特征：经营活动产生的现金可覆盖投资和偿债。长城汽车是典型——404亿元经营净流入同时覆盖292亿元投资支出和134亿元偿债。</w:t>
+        <w:t>"经营+/投资-/筹资+"为成长期特征：经营活动净流入为正但不足以覆盖投资扩张，需外部融资。赛力斯（经营289亿，筹资183亿）和比亚迪（经营591亿，筹资1046亿）属于此模式。"经营+/投资-/筹资-"为成熟期特征：经营活动产生的现金可覆盖投资和偿债。长城汽车是典型——404亿元经营净流入同时覆盖292亿元投资支出和134亿元偿债。</w:t>
       </w:r>
     </w:p>
     <w:p>
@@ -13309,7 +10219,7 @@
           <w:b w:val="0"/>
           <w:sz w:val="24"/>
         </w:rPr>
-        <w:t>长安汽车经营活动现金净流量仅18.4亿元，虽为正但规模偏小，投资支出122.2亿元需消耗现金储备。广汽集团经营活动现金净流量-150.3亿元，是唯一经营活动净流出为负的企业，经营业务本身在消耗现金，依赖筹资55.1亿元维持运营。</w:t>
+        <w:t>长安汽车经营活动净流入仅18.4亿元，虽为正但规模偏小，投资支出122.2亿元需消耗现金储备。广汽集团经营活动净流出-150.3亿元，是唯一经营现金流为负的企业，依赖筹资55.1亿元维持运营。</w:t>
       </w:r>
     </w:p>
     <w:p>
@@ -13326,7 +10236,7 @@
           <w:b w:val="0"/>
           <w:sz w:val="24"/>
         </w:rPr>
-        <w:t>经营活动现金净流量组合比利润指标更能揭示企业经营模式的本质差异：赛力斯的高净资产收益率伴随后续融资需求，长城汽车的高净资产收益率伴随自给自足的现金流——两者的增长质量有根本区别。</w:t>
+        <w:t>现金流组合比利润指标更能揭示经营模式本质差异：赛力斯的高净资产收益率伴随后续融资需求，长城汽车的高净资产收益率伴随自给自足的现金流——两者增长质量有根本区别。</w:t>
       </w:r>
     </w:p>
     <w:p>
@@ -13338,8 +10248,6 @@
           <w:rFonts w:hint="eastAsia" w:ascii="宋体" w:hAnsi="宋体" w:eastAsia="宋体" w:cs="宋体"/>
         </w:rPr>
       </w:pPr>
-      <w:bookmarkStart w:id="45" w:name="_Toc23826"/>
-      <w:bookmarkStart w:id="46" w:name="_Toc1855"/>
       <w:r>
         <w:rPr>
           <w:rFonts w:hint="eastAsia" w:ascii="宋体" w:hAnsi="宋体" w:eastAsia="宋体" w:cs="宋体"/>
@@ -13347,33 +10255,8 @@
           <w:color w:val="000000"/>
           <w:sz w:val="32"/>
         </w:rPr>
-        <w:t>八、Z-score与沃尔评分</w:t>
+        <w:t>八、行业NEV销量与公司财务联动分析</w:t>
       </w:r>
-      <w:bookmarkEnd w:id="45"/>
-      <w:bookmarkEnd w:id="46"/>
-    </w:p>
-    <w:p>
-      <w:pPr>
-        <w:spacing w:before="240" w:after="120"/>
-        <w:ind w:left="0"/>
-        <w:outlineLvl w:val="1"/>
-        <w:rPr>
-          <w:rFonts w:hint="eastAsia" w:ascii="宋体" w:hAnsi="宋体" w:eastAsia="宋体" w:cs="宋体"/>
-        </w:rPr>
-      </w:pPr>
-      <w:bookmarkStart w:id="47" w:name="_Toc16486"/>
-      <w:bookmarkStart w:id="48" w:name="_Toc29781"/>
-      <w:r>
-        <w:rPr>
-          <w:rFonts w:hint="eastAsia" w:ascii="宋体" w:hAnsi="宋体" w:eastAsia="宋体" w:cs="宋体"/>
-          <w:b/>
-          <w:color w:val="000000"/>
-          <w:sz w:val="28"/>
-        </w:rPr>
-        <w:t>（一）Altman Z-score</w:t>
-      </w:r>
-      <w:bookmarkEnd w:id="47"/>
-      <w:bookmarkEnd w:id="48"/>
     </w:p>
     <w:p>
       <w:pPr>
@@ -13389,12 +10272,920 @@
           <w:b w:val="0"/>
           <w:sz w:val="24"/>
         </w:rPr>
-        <w:t>采用Altman(1968)制造业Z-score公式：Z=1.2X₁+1.4X₂+3.3X₃+0.6X₄+1.0X₅。传统判定阈值：Z&lt;1.81为危险区，1.81≤Z≤2.99为灰色区，Z&gt;2.99为安全区。需注意该模型基于美国制造业数据构建，对新能源汽车企业的适用性有限。</w:t>
+        <w:t>本章基于CAAM（中国汽车工业协会）月度销量数据及《中国汽车行业多维销量数据库》，从行业景气度、企业增速偏离、季度结构深度和月度季节性四个维度，分析NEV市场波动与赛力斯、长安汽车财务表现的联动关系。数据范围覆盖2016年至2025年。</w:t>
+      </w:r>
+    </w:p>
+    <w:p>
+      <w:pPr>
+        <w:spacing w:before="240" w:after="120"/>
+        <w:outlineLvl w:val="1"/>
+        <w:rPr>
+          <w:rFonts w:hint="eastAsia" w:ascii="宋体" w:hAnsi="宋体" w:eastAsia="宋体" w:cs="宋体"/>
+        </w:rPr>
+      </w:pPr>
+      <w:r>
+        <w:rPr>
+          <w:rFonts w:hint="eastAsia" w:ascii="宋体" w:hAnsi="宋体" w:eastAsia="宋体" w:cs="宋体"/>
+          <w:b/>
+          <w:color w:val="000000"/>
+          <w:sz w:val="28"/>
+        </w:rPr>
+        <w:t>（一）NEV市场行业景气度</w:t>
+      </w:r>
+    </w:p>
+    <w:p>
+      <w:pPr>
+        <w:spacing w:after="40" w:line="360" w:lineRule="auto"/>
+        <w:ind w:firstLine="420"/>
+        <w:rPr>
+          <w:rFonts w:hint="eastAsia" w:ascii="宋体" w:hAnsi="宋体" w:eastAsia="宋体" w:cs="宋体"/>
+        </w:rPr>
+      </w:pPr>
+      <w:r>
+        <w:rPr>
+          <w:rFonts w:hint="eastAsia" w:ascii="宋体" w:hAnsi="宋体" w:eastAsia="宋体" w:cs="宋体"/>
+          <w:b w:val="0"/>
+          <w:sz w:val="24"/>
+        </w:rPr>
+        <w:t>中国新能源汽车市场经历了三个发展阶段。2016至2019年为补贴驱动期，年销量从53万辆增长至119万辆。2020至2021年为疫情复苏期，2021年突破350万辆。2022至2025年为爆发增长期，年销量从688万辆升至预计超过1500万辆，渗透率在2025年首次突破50%大关。当前行业处于高景气但增速放缓阶段——2025年月销量稳定在120至130万辆水平，同比增速从100%以上回落至20%-30%。</w:t>
+      </w:r>
+    </w:p>
+    <w:p>
+      <w:pPr>
+        <w:jc w:val="center"/>
+        <w:rPr>
+          <w:rFonts w:hint="eastAsia" w:ascii="宋体" w:hAnsi="宋体" w:eastAsia="宋体" w:cs="宋体"/>
+        </w:rPr>
+      </w:pPr>
+      <w:r>
+        <w:rPr>
+          <w:rFonts w:hint="eastAsia" w:ascii="宋体" w:hAnsi="宋体" w:eastAsia="宋体" w:cs="宋体"/>
+        </w:rPr>
+        <w:drawing>
+          <wp:inline distT="0" distB="0" distL="114300" distR="114300">
+            <wp:extent cx="5399405" cy="2341880"/>
+            <wp:effectExtent l="0" t="0" r="10795" b="5080"/>
+            <wp:docPr id="12" name="Picture 12"/>
+            <wp:cNvGraphicFramePr>
+              <a:graphicFrameLocks xmlns:a="http://schemas.openxmlformats.org/drawingml/2006/main" noChangeAspect="1"/>
+            </wp:cNvGraphicFramePr>
+            <a:graphic xmlns:a="http://schemas.openxmlformats.org/drawingml/2006/main">
+              <a:graphicData uri="http://schemas.openxmlformats.org/drawingml/2006/picture">
+                <pic:pic xmlns:pic="http://schemas.openxmlformats.org/drawingml/2006/picture">
+                  <pic:nvPicPr>
+                    <pic:cNvPr id="12" name="Picture 12"/>
+                    <pic:cNvPicPr>
+                      <a:picLocks noChangeAspect="1"/>
+                    </pic:cNvPicPr>
+                  </pic:nvPicPr>
+                  <pic:blipFill>
+                    <a:blip r:embed="rId17"/>
+                    <a:stretch>
+                      <a:fillRect/>
+                    </a:stretch>
+                  </pic:blipFill>
+                  <pic:spPr>
+                    <a:xfrm>
+                      <a:off x="0" y="0"/>
+                      <a:ext cx="5400000" cy="2342114"/>
+                    </a:xfrm>
+                    <a:prstGeom prst="rect">
+                      <a:avLst/>
+                    </a:prstGeom>
+                  </pic:spPr>
+                </pic:pic>
+              </a:graphicData>
+            </a:graphic>
+          </wp:inline>
+        </w:drawing>
+      </w:r>
+    </w:p>
+    <w:p>
+      <w:pPr>
+        <w:spacing w:after="120"/>
+        <w:jc w:val="center"/>
+        <w:rPr>
+          <w:rFonts w:hint="eastAsia" w:ascii="宋体" w:hAnsi="宋体" w:eastAsia="宋体" w:cs="宋体"/>
+        </w:rPr>
+      </w:pPr>
+      <w:r>
+        <w:rPr>
+          <w:rFonts w:hint="eastAsia" w:ascii="宋体" w:hAnsi="宋体" w:eastAsia="宋体" w:cs="宋体"/>
+          <w:sz w:val="18"/>
+        </w:rPr>
+        <w:t>图8-1  中国新能源汽车月度产销量趋势（2016-2025）</w:t>
+      </w:r>
+    </w:p>
+    <w:p>
+      <w:pPr>
+        <w:jc w:val="center"/>
+        <w:rPr>
+          <w:rFonts w:hint="eastAsia" w:ascii="宋体" w:hAnsi="宋体" w:eastAsia="宋体" w:cs="宋体"/>
+        </w:rPr>
+      </w:pPr>
+      <w:r>
+        <w:rPr>
+          <w:rFonts w:hint="eastAsia" w:ascii="宋体" w:hAnsi="宋体" w:eastAsia="宋体" w:cs="宋体"/>
+        </w:rPr>
+        <w:drawing>
+          <wp:inline distT="0" distB="0" distL="114300" distR="114300">
+            <wp:extent cx="5399405" cy="2292350"/>
+            <wp:effectExtent l="0" t="0" r="10795" b="8890"/>
+            <wp:docPr id="13" name="Picture 13"/>
+            <wp:cNvGraphicFramePr>
+              <a:graphicFrameLocks xmlns:a="http://schemas.openxmlformats.org/drawingml/2006/main" noChangeAspect="1"/>
+            </wp:cNvGraphicFramePr>
+            <a:graphic xmlns:a="http://schemas.openxmlformats.org/drawingml/2006/main">
+              <a:graphicData uri="http://schemas.openxmlformats.org/drawingml/2006/picture">
+                <pic:pic xmlns:pic="http://schemas.openxmlformats.org/drawingml/2006/picture">
+                  <pic:nvPicPr>
+                    <pic:cNvPr id="13" name="Picture 13"/>
+                    <pic:cNvPicPr>
+                      <a:picLocks noChangeAspect="1"/>
+                    </pic:cNvPicPr>
+                  </pic:nvPicPr>
+                  <pic:blipFill>
+                    <a:blip r:embed="rId18"/>
+                    <a:stretch>
+                      <a:fillRect/>
+                    </a:stretch>
+                  </pic:blipFill>
+                  <pic:spPr>
+                    <a:xfrm>
+                      <a:off x="0" y="0"/>
+                      <a:ext cx="5400000" cy="2292795"/>
+                    </a:xfrm>
+                    <a:prstGeom prst="rect">
+                      <a:avLst/>
+                    </a:prstGeom>
+                  </pic:spPr>
+                </pic:pic>
+              </a:graphicData>
+            </a:graphic>
+          </wp:inline>
+        </w:drawing>
+      </w:r>
+    </w:p>
+    <w:p>
+      <w:pPr>
+        <w:spacing w:after="120"/>
+        <w:jc w:val="center"/>
+        <w:rPr>
+          <w:rFonts w:hint="eastAsia" w:ascii="宋体" w:hAnsi="宋体" w:eastAsia="宋体" w:cs="宋体"/>
+        </w:rPr>
+      </w:pPr>
+      <w:r>
+        <w:rPr>
+          <w:rFonts w:hint="eastAsia" w:ascii="宋体" w:hAnsi="宋体" w:eastAsia="宋体" w:cs="宋体"/>
+          <w:sz w:val="18"/>
+        </w:rPr>
+        <w:t>图8-2  NEV年度销量及同比增速</w:t>
+      </w:r>
+    </w:p>
+    <w:p>
+      <w:pPr>
+        <w:jc w:val="center"/>
+        <w:rPr>
+          <w:rFonts w:hint="eastAsia" w:ascii="宋体" w:hAnsi="宋体" w:eastAsia="宋体" w:cs="宋体"/>
+        </w:rPr>
+      </w:pPr>
+      <w:r>
+        <w:rPr>
+          <w:rFonts w:hint="eastAsia" w:ascii="宋体" w:hAnsi="宋体" w:eastAsia="宋体" w:cs="宋体"/>
+        </w:rPr>
+        <w:drawing>
+          <wp:inline distT="0" distB="0" distL="114300" distR="114300">
+            <wp:extent cx="5399405" cy="2002790"/>
+            <wp:effectExtent l="0" t="0" r="10795" b="8890"/>
+            <wp:docPr id="14" name="Picture 14"/>
+            <wp:cNvGraphicFramePr>
+              <a:graphicFrameLocks xmlns:a="http://schemas.openxmlformats.org/drawingml/2006/main" noChangeAspect="1"/>
+            </wp:cNvGraphicFramePr>
+            <a:graphic xmlns:a="http://schemas.openxmlformats.org/drawingml/2006/main">
+              <a:graphicData uri="http://schemas.openxmlformats.org/drawingml/2006/picture">
+                <pic:pic xmlns:pic="http://schemas.openxmlformats.org/drawingml/2006/picture">
+                  <pic:nvPicPr>
+                    <pic:cNvPr id="14" name="Picture 14"/>
+                    <pic:cNvPicPr>
+                      <a:picLocks noChangeAspect="1"/>
+                    </pic:cNvPicPr>
+                  </pic:nvPicPr>
+                  <pic:blipFill>
+                    <a:blip r:embed="rId19"/>
+                    <a:stretch>
+                      <a:fillRect/>
+                    </a:stretch>
+                  </pic:blipFill>
+                  <pic:spPr>
+                    <a:xfrm>
+                      <a:off x="0" y="0"/>
+                      <a:ext cx="5400000" cy="2003189"/>
+                    </a:xfrm>
+                    <a:prstGeom prst="rect">
+                      <a:avLst/>
+                    </a:prstGeom>
+                  </pic:spPr>
+                </pic:pic>
+              </a:graphicData>
+            </a:graphic>
+          </wp:inline>
+        </w:drawing>
+      </w:r>
+    </w:p>
+    <w:p>
+      <w:pPr>
+        <w:spacing w:after="120"/>
+        <w:jc w:val="center"/>
+        <w:rPr>
+          <w:rFonts w:hint="eastAsia" w:ascii="宋体" w:hAnsi="宋体" w:eastAsia="宋体" w:cs="宋体"/>
+        </w:rPr>
+      </w:pPr>
+      <w:r>
+        <w:rPr>
+          <w:rFonts w:hint="eastAsia" w:ascii="宋体" w:hAnsi="宋体" w:eastAsia="宋体" w:cs="宋体"/>
+          <w:sz w:val="18"/>
+        </w:rPr>
+        <w:t>图8-3  NEV月度渗透率趋势</w:t>
+      </w:r>
+    </w:p>
+    <w:p>
+      <w:pPr>
+        <w:spacing w:after="40" w:line="360" w:lineRule="auto"/>
+        <w:ind w:firstLine="420"/>
+        <w:rPr>
+          <w:rFonts w:hint="eastAsia" w:ascii="宋体" w:hAnsi="宋体" w:eastAsia="宋体" w:cs="宋体"/>
+        </w:rPr>
+      </w:pPr>
+      <w:r>
+        <w:rPr>
+          <w:rFonts w:hint="eastAsia" w:ascii="宋体" w:hAnsi="宋体" w:eastAsia="宋体" w:cs="宋体"/>
+          <w:b w:val="0"/>
+          <w:sz w:val="24"/>
+        </w:rPr>
+        <w:t>渗透率从2016年约2%持续攀升至2025年突破50%，标志着新能源汽车从"小众市场"进入"主流市场"。过半渗透率意味着增换购需求逐步取代首购成为主要驱动力，这一结构性变化对传统燃油车企（如上汽、广汽）形成了直接的转型压力。</w:t>
+      </w:r>
+    </w:p>
+    <w:p>
+      <w:pPr>
+        <w:spacing w:before="240" w:after="120"/>
+        <w:outlineLvl w:val="1"/>
+        <w:rPr>
+          <w:rFonts w:hint="eastAsia" w:ascii="宋体" w:hAnsi="宋体" w:eastAsia="宋体" w:cs="宋体"/>
+        </w:rPr>
+      </w:pPr>
+      <w:r>
+        <w:rPr>
+          <w:rFonts w:hint="eastAsia" w:ascii="宋体" w:hAnsi="宋体" w:eastAsia="宋体" w:cs="宋体"/>
+          <w:b/>
+          <w:color w:val="000000"/>
+          <w:sz w:val="28"/>
+        </w:rPr>
+        <w:t>（二）企业增速与行业偏离度</w:t>
+      </w:r>
+    </w:p>
+    <w:p>
+      <w:pPr>
+        <w:spacing w:after="40" w:line="360" w:lineRule="auto"/>
+        <w:ind w:firstLine="420"/>
+        <w:rPr>
+          <w:rFonts w:hint="eastAsia" w:ascii="宋体" w:hAnsi="宋体" w:eastAsia="宋体" w:cs="宋体"/>
+        </w:rPr>
+      </w:pPr>
+      <w:r>
+        <w:rPr>
+          <w:rFonts w:hint="eastAsia" w:ascii="宋体" w:hAnsi="宋体" w:eastAsia="宋体" w:cs="宋体"/>
+          <w:b w:val="0"/>
+          <w:sz w:val="24"/>
+        </w:rPr>
+        <w:t>偏离度定义为公司年销量增速减去行业NEV年销量增速。正值表示企业增速跑赢行业NEV大盘，负值则相反。</w:t>
+      </w:r>
+    </w:p>
+    <w:p>
+      <w:pPr>
+        <w:jc w:val="center"/>
+        <w:rPr>
+          <w:rFonts w:hint="eastAsia" w:ascii="宋体" w:hAnsi="宋体" w:eastAsia="宋体" w:cs="宋体"/>
+        </w:rPr>
+      </w:pPr>
+      <w:r>
+        <w:rPr>
+          <w:rFonts w:hint="eastAsia" w:ascii="宋体" w:hAnsi="宋体" w:eastAsia="宋体" w:cs="宋体"/>
+        </w:rPr>
+        <w:drawing>
+          <wp:inline distT="0" distB="0" distL="114300" distR="114300">
+            <wp:extent cx="5399405" cy="2345055"/>
+            <wp:effectExtent l="0" t="0" r="10795" b="1905"/>
+            <wp:docPr id="15" name="Picture 15"/>
+            <wp:cNvGraphicFramePr>
+              <a:graphicFrameLocks xmlns:a="http://schemas.openxmlformats.org/drawingml/2006/main" noChangeAspect="1"/>
+            </wp:cNvGraphicFramePr>
+            <a:graphic xmlns:a="http://schemas.openxmlformats.org/drawingml/2006/main">
+              <a:graphicData uri="http://schemas.openxmlformats.org/drawingml/2006/picture">
+                <pic:pic xmlns:pic="http://schemas.openxmlformats.org/drawingml/2006/picture">
+                  <pic:nvPicPr>
+                    <pic:cNvPr id="15" name="Picture 15"/>
+                    <pic:cNvPicPr>
+                      <a:picLocks noChangeAspect="1"/>
+                    </pic:cNvPicPr>
+                  </pic:nvPicPr>
+                  <pic:blipFill>
+                    <a:blip r:embed="rId20"/>
+                    <a:stretch>
+                      <a:fillRect/>
+                    </a:stretch>
+                  </pic:blipFill>
+                  <pic:spPr>
+                    <a:xfrm>
+                      <a:off x="0" y="0"/>
+                      <a:ext cx="5400000" cy="2345363"/>
+                    </a:xfrm>
+                    <a:prstGeom prst="rect">
+                      <a:avLst/>
+                    </a:prstGeom>
+                  </pic:spPr>
+                </pic:pic>
+              </a:graphicData>
+            </a:graphic>
+          </wp:inline>
+        </w:drawing>
+      </w:r>
+    </w:p>
+    <w:p>
+      <w:pPr>
+        <w:spacing w:after="120"/>
+        <w:jc w:val="center"/>
+        <w:rPr>
+          <w:rFonts w:hint="eastAsia" w:ascii="宋体" w:hAnsi="宋体" w:eastAsia="宋体" w:cs="宋体"/>
+        </w:rPr>
+      </w:pPr>
+      <w:r>
+        <w:rPr>
+          <w:rFonts w:hint="eastAsia" w:ascii="宋体" w:hAnsi="宋体" w:eastAsia="宋体" w:cs="宋体"/>
+          <w:sz w:val="18"/>
+        </w:rPr>
+        <w:t>图8-4  赛力斯·长安汽车年度销量与行业NEV增速对标</w:t>
+      </w:r>
+    </w:p>
+    <w:p>
+      <w:pPr>
+        <w:spacing w:after="40" w:line="360" w:lineRule="auto"/>
+        <w:ind w:firstLine="420"/>
+        <w:rPr>
+          <w:rFonts w:hint="eastAsia" w:ascii="宋体" w:hAnsi="宋体" w:eastAsia="宋体" w:cs="宋体"/>
+        </w:rPr>
+      </w:pPr>
+      <w:r>
+        <w:rPr>
+          <w:rFonts w:hint="eastAsia" w:ascii="宋体" w:hAnsi="宋体" w:eastAsia="宋体" w:cs="宋体"/>
+          <w:b w:val="0"/>
+          <w:sz w:val="24"/>
+        </w:rPr>
+        <w:t>赛力斯在2022至2024年期间增速远超行业大盘，受益于问界M9放量。但2025年赛力斯增速回落至行业均值附近，偏离度显著收窄，高增长阶段可能见顶。长安汽车在2021至2025年期间增速持续低于行业NEV增速，偏离度为负。燃油车基本盘拖累总增速，新能源加速但尚未完成任务切换。偏离度数据揭示了两种模式的成长性差异：赛力斯前期超涨后临均值回归，长安长期跑输行业。</w:t>
+      </w:r>
+    </w:p>
+    <w:p>
+      <w:pPr>
+        <w:spacing w:before="240" w:after="120"/>
+        <w:outlineLvl w:val="1"/>
+        <w:rPr>
+          <w:rFonts w:hint="eastAsia" w:ascii="宋体" w:hAnsi="宋体" w:eastAsia="宋体" w:cs="宋体"/>
+        </w:rPr>
+      </w:pPr>
+      <w:r>
+        <w:rPr>
+          <w:rFonts w:hint="eastAsia" w:ascii="宋体" w:hAnsi="宋体" w:eastAsia="宋体" w:cs="宋体"/>
+          <w:b/>
+          <w:color w:val="000000"/>
+          <w:sz w:val="28"/>
+        </w:rPr>
+        <w:t>（三）季度销量结构深度分析</w:t>
+      </w:r>
+    </w:p>
+    <w:p>
+      <w:pPr>
+        <w:jc w:val="center"/>
+        <w:rPr>
+          <w:rFonts w:hint="eastAsia" w:ascii="宋体" w:hAnsi="宋体" w:eastAsia="宋体" w:cs="宋体"/>
+        </w:rPr>
+      </w:pPr>
+      <w:r>
+        <w:rPr>
+          <w:rFonts w:hint="eastAsia" w:ascii="宋体" w:hAnsi="宋体" w:eastAsia="宋体" w:cs="宋体"/>
+        </w:rPr>
+        <w:drawing>
+          <wp:inline distT="0" distB="0" distL="114300" distR="114300">
+            <wp:extent cx="5399405" cy="3787140"/>
+            <wp:effectExtent l="0" t="0" r="10795" b="7620"/>
+            <wp:docPr id="16" name="Picture 16"/>
+            <wp:cNvGraphicFramePr>
+              <a:graphicFrameLocks xmlns:a="http://schemas.openxmlformats.org/drawingml/2006/main" noChangeAspect="1"/>
+            </wp:cNvGraphicFramePr>
+            <a:graphic xmlns:a="http://schemas.openxmlformats.org/drawingml/2006/main">
+              <a:graphicData uri="http://schemas.openxmlformats.org/drawingml/2006/picture">
+                <pic:pic xmlns:pic="http://schemas.openxmlformats.org/drawingml/2006/picture">
+                  <pic:nvPicPr>
+                    <pic:cNvPr id="16" name="Picture 16"/>
+                    <pic:cNvPicPr>
+                      <a:picLocks noChangeAspect="1"/>
+                    </pic:cNvPicPr>
+                  </pic:nvPicPr>
+                  <pic:blipFill>
+                    <a:blip r:embed="rId21"/>
+                    <a:stretch>
+                      <a:fillRect/>
+                    </a:stretch>
+                  </pic:blipFill>
+                  <pic:spPr>
+                    <a:xfrm>
+                      <a:off x="0" y="0"/>
+                      <a:ext cx="5400000" cy="3787248"/>
+                    </a:xfrm>
+                    <a:prstGeom prst="rect">
+                      <a:avLst/>
+                    </a:prstGeom>
+                  </pic:spPr>
+                </pic:pic>
+              </a:graphicData>
+            </a:graphic>
+          </wp:inline>
+        </w:drawing>
+      </w:r>
+    </w:p>
+    <w:p>
+      <w:pPr>
+        <w:spacing w:after="120"/>
+        <w:jc w:val="center"/>
+        <w:rPr>
+          <w:rFonts w:hint="eastAsia" w:ascii="宋体" w:hAnsi="宋体" w:eastAsia="宋体" w:cs="宋体"/>
+        </w:rPr>
+      </w:pPr>
+      <w:r>
+        <w:rPr>
+          <w:rFonts w:hint="eastAsia" w:ascii="宋体" w:hAnsi="宋体" w:eastAsia="宋体" w:cs="宋体"/>
+          <w:sz w:val="18"/>
+        </w:rPr>
+        <w:t>图8-5  长安汽车季度销量结构（新能源vs燃油+三品牌走势）</w:t>
+      </w:r>
+    </w:p>
+    <w:p>
+      <w:pPr>
+        <w:spacing w:after="40" w:line="360" w:lineRule="auto"/>
+        <w:ind w:firstLine="420"/>
+        <w:rPr>
+          <w:rFonts w:hint="eastAsia" w:ascii="宋体" w:hAnsi="宋体" w:eastAsia="宋体" w:cs="宋体"/>
+        </w:rPr>
+      </w:pPr>
+      <w:r>
+        <w:rPr>
+          <w:rFonts w:hint="eastAsia" w:ascii="宋体" w:hAnsi="宋体" w:eastAsia="宋体" w:cs="宋体"/>
+          <w:b w:val="0"/>
+          <w:sz w:val="24"/>
+        </w:rPr>
+        <w:t>长安汽车新能源占比从2023年第一季度的5.8%稳步提升至2025年第四季度的27.3%，累计提升21.5个百分点。深蓝品牌2024至2025年增长最为显著，单季度从约3万辆攀升至约12万辆。阿维塔和启源从2024年下半年开始发力，三品牌形成梯度互补。但燃油及合资品牌仍占约73%，增速趋零对整体财务构成压力。</w:t>
+      </w:r>
+    </w:p>
+    <w:p>
+      <w:pPr>
+        <w:jc w:val="center"/>
+        <w:rPr>
+          <w:rFonts w:hint="eastAsia" w:ascii="宋体" w:hAnsi="宋体" w:eastAsia="宋体" w:cs="宋体"/>
+        </w:rPr>
+      </w:pPr>
+      <w:r>
+        <w:rPr>
+          <w:rFonts w:hint="eastAsia" w:ascii="宋体" w:hAnsi="宋体" w:eastAsia="宋体" w:cs="宋体"/>
+        </w:rPr>
+        <w:drawing>
+          <wp:inline distT="0" distB="0" distL="114300" distR="114300">
+            <wp:extent cx="5399405" cy="3444875"/>
+            <wp:effectExtent l="0" t="0" r="10795" b="14605"/>
+            <wp:docPr id="17" name="Picture 17"/>
+            <wp:cNvGraphicFramePr>
+              <a:graphicFrameLocks xmlns:a="http://schemas.openxmlformats.org/drawingml/2006/main" noChangeAspect="1"/>
+            </wp:cNvGraphicFramePr>
+            <a:graphic xmlns:a="http://schemas.openxmlformats.org/drawingml/2006/main">
+              <a:graphicData uri="http://schemas.openxmlformats.org/drawingml/2006/picture">
+                <pic:pic xmlns:pic="http://schemas.openxmlformats.org/drawingml/2006/picture">
+                  <pic:nvPicPr>
+                    <pic:cNvPr id="17" name="Picture 17"/>
+                    <pic:cNvPicPr>
+                      <a:picLocks noChangeAspect="1"/>
+                    </pic:cNvPicPr>
+                  </pic:nvPicPr>
+                  <pic:blipFill>
+                    <a:blip r:embed="rId22"/>
+                    <a:stretch>
+                      <a:fillRect/>
+                    </a:stretch>
+                  </pic:blipFill>
+                  <pic:spPr>
+                    <a:xfrm>
+                      <a:off x="0" y="0"/>
+                      <a:ext cx="5400000" cy="3445218"/>
+                    </a:xfrm>
+                    <a:prstGeom prst="rect">
+                      <a:avLst/>
+                    </a:prstGeom>
+                  </pic:spPr>
+                </pic:pic>
+              </a:graphicData>
+            </a:graphic>
+          </wp:inline>
+        </w:drawing>
+      </w:r>
+    </w:p>
+    <w:p>
+      <w:pPr>
+        <w:spacing w:after="120"/>
+        <w:jc w:val="center"/>
+        <w:rPr>
+          <w:rFonts w:hint="eastAsia" w:ascii="宋体" w:hAnsi="宋体" w:eastAsia="宋体" w:cs="宋体"/>
+        </w:rPr>
+      </w:pPr>
+      <w:r>
+        <w:rPr>
+          <w:rFonts w:hint="eastAsia" w:ascii="宋体" w:hAnsi="宋体" w:eastAsia="宋体" w:cs="宋体"/>
+          <w:sz w:val="18"/>
+        </w:rPr>
+        <w:t>图8-6  赛力斯季度销量结构（问界vs其他+问界占比走势）</w:t>
+      </w:r>
+    </w:p>
+    <w:p>
+      <w:pPr>
+        <w:spacing w:after="40" w:line="360" w:lineRule="auto"/>
+        <w:ind w:firstLine="420"/>
+        <w:rPr>
+          <w:rFonts w:hint="eastAsia" w:ascii="宋体" w:hAnsi="宋体" w:eastAsia="宋体" w:cs="宋体"/>
+        </w:rPr>
+      </w:pPr>
+      <w:r>
+        <w:rPr>
+          <w:rFonts w:hint="eastAsia" w:ascii="宋体" w:hAnsi="宋体" w:eastAsia="宋体" w:cs="宋体"/>
+          <w:b w:val="0"/>
+          <w:sz w:val="24"/>
+        </w:rPr>
+        <w:t>赛力斯问界季度占比从2022年第一季度的30.4%飙升至2025年第四季度的93.8%，增幅超过63个百分点。2023年第四季度新M7上市后占比突破70%，2024年第一季度M9放量推动占比突破90%。第四季度冲量效应极其显著——2024年第四季度总销量14.5万辆，其中问界13.6万辆，为全年峰值。</w:t>
+      </w:r>
+    </w:p>
+    <w:p>
+      <w:pPr>
+        <w:jc w:val="center"/>
+        <w:rPr>
+          <w:rFonts w:hint="eastAsia" w:ascii="宋体" w:hAnsi="宋体" w:eastAsia="宋体" w:cs="宋体"/>
+        </w:rPr>
+      </w:pPr>
+      <w:r>
+        <w:rPr>
+          <w:rFonts w:hint="eastAsia" w:ascii="宋体" w:hAnsi="宋体" w:eastAsia="宋体" w:cs="宋体"/>
+        </w:rPr>
+        <w:drawing>
+          <wp:inline distT="0" distB="0" distL="114300" distR="114300">
+            <wp:extent cx="5399405" cy="3785235"/>
+            <wp:effectExtent l="0" t="0" r="10795" b="9525"/>
+            <wp:docPr id="18" name="Picture 18"/>
+            <wp:cNvGraphicFramePr>
+              <a:graphicFrameLocks xmlns:a="http://schemas.openxmlformats.org/drawingml/2006/main" noChangeAspect="1"/>
+            </wp:cNvGraphicFramePr>
+            <a:graphic xmlns:a="http://schemas.openxmlformats.org/drawingml/2006/main">
+              <a:graphicData uri="http://schemas.openxmlformats.org/drawingml/2006/picture">
+                <pic:pic xmlns:pic="http://schemas.openxmlformats.org/drawingml/2006/picture">
+                  <pic:nvPicPr>
+                    <pic:cNvPr id="18" name="Picture 18"/>
+                    <pic:cNvPicPr>
+                      <a:picLocks noChangeAspect="1"/>
+                    </pic:cNvPicPr>
+                  </pic:nvPicPr>
+                  <pic:blipFill>
+                    <a:blip r:embed="rId23"/>
+                    <a:stretch>
+                      <a:fillRect/>
+                    </a:stretch>
+                  </pic:blipFill>
+                  <pic:spPr>
+                    <a:xfrm>
+                      <a:off x="0" y="0"/>
+                      <a:ext cx="5400000" cy="3785660"/>
+                    </a:xfrm>
+                    <a:prstGeom prst="rect">
+                      <a:avLst/>
+                    </a:prstGeom>
+                  </pic:spPr>
+                </pic:pic>
+              </a:graphicData>
+            </a:graphic>
+          </wp:inline>
+        </w:drawing>
+      </w:r>
+    </w:p>
+    <w:p>
+      <w:pPr>
+        <w:spacing w:after="120"/>
+        <w:jc w:val="center"/>
+        <w:rPr>
+          <w:rFonts w:hint="eastAsia" w:ascii="宋体" w:hAnsi="宋体" w:eastAsia="宋体" w:cs="宋体"/>
+        </w:rPr>
+      </w:pPr>
+      <w:r>
+        <w:rPr>
+          <w:rFonts w:hint="eastAsia" w:ascii="宋体" w:hAnsi="宋体" w:eastAsia="宋体" w:cs="宋体"/>
+          <w:sz w:val="18"/>
+        </w:rPr>
+        <w:t>图8-7  长安vs赛力斯季度全面对标</w:t>
+      </w:r>
+    </w:p>
+    <w:p>
+      <w:pPr>
+        <w:spacing w:after="40" w:line="360" w:lineRule="auto"/>
+        <w:ind w:firstLine="420"/>
+        <w:rPr>
+          <w:rFonts w:hint="eastAsia" w:ascii="宋体" w:hAnsi="宋体" w:eastAsia="宋体" w:cs="宋体"/>
+        </w:rPr>
+      </w:pPr>
+      <w:r>
+        <w:rPr>
+          <w:rFonts w:hint="eastAsia" w:ascii="宋体" w:hAnsi="宋体" w:eastAsia="宋体" w:cs="宋体"/>
+          <w:b w:val="0"/>
+          <w:sz w:val="24"/>
+        </w:rPr>
+        <w:t>季度对标显示，长安汽车总销量规模远超赛力斯（季度60-70万辆vs10-15万辆），但新能源占比远低于赛力斯的问界占比。两种模式在"量"和"质"上各有所长：长安有规模优势但转型渗透不足，赛力斯有先发优势但整体规模偏小且品牌高度集中。</w:t>
+      </w:r>
+    </w:p>
+    <w:p>
+      <w:pPr>
+        <w:spacing w:before="240" w:after="120"/>
+        <w:outlineLvl w:val="1"/>
+        <w:rPr>
+          <w:rFonts w:hint="eastAsia" w:ascii="宋体" w:hAnsi="宋体" w:eastAsia="宋体" w:cs="宋体"/>
+        </w:rPr>
+      </w:pPr>
+      <w:r>
+        <w:rPr>
+          <w:rFonts w:hint="eastAsia" w:ascii="宋体" w:hAnsi="宋体" w:eastAsia="宋体" w:cs="宋体"/>
+          <w:b/>
+          <w:color w:val="000000"/>
+          <w:sz w:val="28"/>
+        </w:rPr>
+        <w:t>（四）月度季节性模式与同比增速</w:t>
+      </w:r>
+    </w:p>
+    <w:p>
+      <w:pPr>
+        <w:jc w:val="center"/>
+        <w:rPr>
+          <w:rFonts w:hint="eastAsia" w:ascii="宋体" w:hAnsi="宋体" w:eastAsia="宋体" w:cs="宋体"/>
+        </w:rPr>
+      </w:pPr>
+      <w:r>
+        <w:rPr>
+          <w:rFonts w:hint="eastAsia" w:ascii="宋体" w:hAnsi="宋体" w:eastAsia="宋体" w:cs="宋体"/>
+        </w:rPr>
+        <w:drawing>
+          <wp:inline distT="0" distB="0" distL="114300" distR="114300">
+            <wp:extent cx="5399405" cy="3362325"/>
+            <wp:effectExtent l="0" t="0" r="10795" b="5715"/>
+            <wp:docPr id="19" name="Picture 19"/>
+            <wp:cNvGraphicFramePr>
+              <a:graphicFrameLocks xmlns:a="http://schemas.openxmlformats.org/drawingml/2006/main" noChangeAspect="1"/>
+            </wp:cNvGraphicFramePr>
+            <a:graphic xmlns:a="http://schemas.openxmlformats.org/drawingml/2006/main">
+              <a:graphicData uri="http://schemas.openxmlformats.org/drawingml/2006/picture">
+                <pic:pic xmlns:pic="http://schemas.openxmlformats.org/drawingml/2006/picture">
+                  <pic:nvPicPr>
+                    <pic:cNvPr id="19" name="Picture 19"/>
+                    <pic:cNvPicPr>
+                      <a:picLocks noChangeAspect="1"/>
+                    </pic:cNvPicPr>
+                  </pic:nvPicPr>
+                  <pic:blipFill>
+                    <a:blip r:embed="rId24"/>
+                    <a:stretch>
+                      <a:fillRect/>
+                    </a:stretch>
+                  </pic:blipFill>
+                  <pic:spPr>
+                    <a:xfrm>
+                      <a:off x="0" y="0"/>
+                      <a:ext cx="5400000" cy="3362585"/>
+                    </a:xfrm>
+                    <a:prstGeom prst="rect">
+                      <a:avLst/>
+                    </a:prstGeom>
+                  </pic:spPr>
+                </pic:pic>
+              </a:graphicData>
+            </a:graphic>
+          </wp:inline>
+        </w:drawing>
+      </w:r>
+    </w:p>
+    <w:p>
+      <w:pPr>
+        <w:spacing w:after="120"/>
+        <w:jc w:val="center"/>
+        <w:rPr>
+          <w:rFonts w:hint="eastAsia" w:ascii="宋体" w:hAnsi="宋体" w:eastAsia="宋体" w:cs="宋体"/>
+        </w:rPr>
+      </w:pPr>
+      <w:r>
+        <w:rPr>
+          <w:rFonts w:hint="eastAsia" w:ascii="宋体" w:hAnsi="宋体" w:eastAsia="宋体" w:cs="宋体"/>
+          <w:sz w:val="18"/>
+        </w:rPr>
+        <w:t>图8-8  NEV月度销量季节性热力图</w:t>
+      </w:r>
+    </w:p>
+    <w:p>
+      <w:pPr>
+        <w:spacing w:after="40" w:line="360" w:lineRule="auto"/>
+        <w:ind w:firstLine="420"/>
+        <w:rPr>
+          <w:rFonts w:hint="eastAsia" w:ascii="宋体" w:hAnsi="宋体" w:eastAsia="宋体" w:cs="宋体"/>
+        </w:rPr>
+      </w:pPr>
+      <w:r>
+        <w:rPr>
+          <w:rFonts w:hint="eastAsia" w:ascii="宋体" w:hAnsi="宋体" w:eastAsia="宋体" w:cs="宋体"/>
+          <w:b w:val="0"/>
+          <w:sz w:val="24"/>
+        </w:rPr>
+        <w:t>NEV销量呈现显著的年末冲量效应。12月为全年销量峰值，与车企第四季度财务报表中的营收峰值高度一致。2月为全年最低谷（春节假期影响产销节奏）。这一季节性波动在财务指标上表现为：第四季度毛利率和净资产收益率通常偏高（高销量摊薄固定成本），第一季度偏低（开工率不足）。赛力斯的第四季度冲量幅度远大于行业均值——2024年第四季度环比增长超过40%——季度间的剧烈波动是毛利率和净资产收益率大幅摆动的重要外部驱动因素。</w:t>
+      </w:r>
+    </w:p>
+    <w:p>
+      <w:pPr>
+        <w:jc w:val="center"/>
+        <w:rPr>
+          <w:rFonts w:hint="eastAsia" w:ascii="宋体" w:hAnsi="宋体" w:eastAsia="宋体" w:cs="宋体"/>
+        </w:rPr>
+      </w:pPr>
+      <w:r>
+        <w:rPr>
+          <w:rFonts w:hint="eastAsia" w:ascii="宋体" w:hAnsi="宋体" w:eastAsia="宋体" w:cs="宋体"/>
+        </w:rPr>
+        <w:drawing>
+          <wp:inline distT="0" distB="0" distL="114300" distR="114300">
+            <wp:extent cx="5399405" cy="2011045"/>
+            <wp:effectExtent l="0" t="0" r="10795" b="635"/>
+            <wp:docPr id="20" name="Picture 20"/>
+            <wp:cNvGraphicFramePr>
+              <a:graphicFrameLocks xmlns:a="http://schemas.openxmlformats.org/drawingml/2006/main" noChangeAspect="1"/>
+            </wp:cNvGraphicFramePr>
+            <a:graphic xmlns:a="http://schemas.openxmlformats.org/drawingml/2006/main">
+              <a:graphicData uri="http://schemas.openxmlformats.org/drawingml/2006/picture">
+                <pic:pic xmlns:pic="http://schemas.openxmlformats.org/drawingml/2006/picture">
+                  <pic:nvPicPr>
+                    <pic:cNvPr id="20" name="Picture 20"/>
+                    <pic:cNvPicPr>
+                      <a:picLocks noChangeAspect="1"/>
+                    </pic:cNvPicPr>
+                  </pic:nvPicPr>
+                  <pic:blipFill>
+                    <a:blip r:embed="rId25"/>
+                    <a:stretch>
+                      <a:fillRect/>
+                    </a:stretch>
+                  </pic:blipFill>
+                  <pic:spPr>
+                    <a:xfrm>
+                      <a:off x="0" y="0"/>
+                      <a:ext cx="5400000" cy="2011364"/>
+                    </a:xfrm>
+                    <a:prstGeom prst="rect">
+                      <a:avLst/>
+                    </a:prstGeom>
+                  </pic:spPr>
+                </pic:pic>
+              </a:graphicData>
+            </a:graphic>
+          </wp:inline>
+        </w:drawing>
+      </w:r>
+    </w:p>
+    <w:p>
+      <w:pPr>
+        <w:spacing w:after="120"/>
+        <w:jc w:val="center"/>
+        <w:rPr>
+          <w:rFonts w:hint="eastAsia" w:ascii="宋体" w:hAnsi="宋体" w:eastAsia="宋体" w:cs="宋体"/>
+        </w:rPr>
+      </w:pPr>
+      <w:r>
+        <w:rPr>
+          <w:rFonts w:hint="eastAsia" w:ascii="宋体" w:hAnsi="宋体" w:eastAsia="宋体" w:cs="宋体"/>
+          <w:sz w:val="18"/>
+        </w:rPr>
+        <w:t>图8-9  NEV月度销量同比增速曲线（2017-2025）</w:t>
+      </w:r>
+    </w:p>
+    <w:p>
+      <w:pPr>
+        <w:spacing w:after="40" w:line="360" w:lineRule="auto"/>
+        <w:ind w:firstLine="420"/>
+        <w:rPr>
+          <w:rFonts w:hint="eastAsia" w:ascii="宋体" w:hAnsi="宋体" w:eastAsia="宋体" w:cs="宋体"/>
+        </w:rPr>
+      </w:pPr>
+      <w:r>
+        <w:rPr>
+          <w:rFonts w:hint="eastAsia" w:ascii="宋体" w:hAnsi="宋体" w:eastAsia="宋体" w:cs="宋体"/>
+          <w:b w:val="0"/>
+          <w:sz w:val="24"/>
+        </w:rPr>
+        <w:t>同比增速曲线显示了清晰的增速换挡趋势。2020年疫情冲击后出现V型反弹，2022至2023年增速中枢从100%以上回落至30%-50%，2024至2025年进一步降至20%-30%。增速中枢的持续下移意味着行业正在从"高增长"向"稳增长"过渡，企业的成长性将更多依赖于份额争夺而非行业β。这一趋势对赛力斯的影响更大——其高估值和高净资产收益率建立在超高速增长预期之上，增速回归意味着财务指标面临回调压力。</w:t>
+      </w:r>
+    </w:p>
+    <w:p>
+      <w:pPr>
+        <w:spacing w:before="240" w:after="120"/>
+        <w:outlineLvl w:val="1"/>
+        <w:rPr>
+          <w:rFonts w:hint="eastAsia" w:ascii="宋体" w:hAnsi="宋体" w:eastAsia="宋体" w:cs="宋体"/>
+        </w:rPr>
+      </w:pPr>
+      <w:r>
+        <w:rPr>
+          <w:rFonts w:hint="eastAsia" w:ascii="宋体" w:hAnsi="宋体" w:eastAsia="宋体" w:cs="宋体"/>
+          <w:b/>
+          <w:color w:val="000000"/>
+          <w:sz w:val="28"/>
+        </w:rPr>
+        <w:t>（五）行业景气与财务联动小结</w:t>
+      </w:r>
+    </w:p>
+    <w:p>
+      <w:pPr>
+        <w:spacing w:after="40" w:line="360" w:lineRule="auto"/>
+        <w:ind w:firstLine="420"/>
+        <w:rPr>
+          <w:rFonts w:hint="eastAsia" w:ascii="宋体" w:hAnsi="宋体" w:eastAsia="宋体" w:cs="宋体"/>
+        </w:rPr>
+      </w:pPr>
+      <w:r>
+        <w:rPr>
+          <w:rFonts w:hint="eastAsia" w:ascii="宋体" w:hAnsi="宋体" w:eastAsia="宋体" w:cs="宋体"/>
+          <w:b w:val="0"/>
+          <w:sz w:val="24"/>
+        </w:rPr>
+        <w:t>综合四个维度分析，NEV行业景气度与赛力斯、长安汽车的财务表现存在以下联动关系：第一，赛力斯前期严重超涨（增速大幅超越行业）后，2025年偏离度收窄至行业均值附近，先发优势正在弱化，高净资产收益率和高毛利率的可持续性面临行业增速放缓的考验。第二，长安汽车长期跑输行业NEV增速，新能源转型偏慢（~26%），但多品牌均衡布局和较低的业务集中度提供了抗风险缓冲。第三，第四季度冲量效应拉高了赛力斯毛利率和净资产收益率的年末值，但这一季节性虚增在年初会快速消退，构成财务报表阅读中的重要关注点。第四，行业增速换挡至20%-30%意味着两种模式都面临从"跑马圈地"到"精耕细作"的范式转换，财务分析的焦点应从增长性指标（营收增长率）逐步转向效率性指标（净资产收益率、经营现金净流量）。</w:t>
+      </w:r>
+    </w:p>
+    <w:p>
+      <w:pPr>
+        <w:spacing w:before="360" w:after="240"/>
+        <w:jc w:val="center"/>
+        <w:outlineLvl w:val="0"/>
+        <w:rPr>
+          <w:rFonts w:hint="eastAsia" w:ascii="宋体" w:hAnsi="宋体" w:eastAsia="宋体" w:cs="宋体"/>
+        </w:rPr>
+      </w:pPr>
+      <w:r>
+        <w:rPr>
+          <w:rFonts w:hint="eastAsia" w:ascii="宋体" w:hAnsi="宋体" w:eastAsia="宋体" w:cs="宋体"/>
+          <w:b/>
+          <w:color w:val="000000"/>
+          <w:sz w:val="32"/>
+        </w:rPr>
+        <w:t>九、Z-score与沃尔评分</w:t>
+      </w:r>
+    </w:p>
+    <w:p>
+      <w:pPr>
+        <w:spacing w:before="240" w:after="120"/>
+        <w:outlineLvl w:val="1"/>
+        <w:rPr>
+          <w:rFonts w:hint="eastAsia" w:ascii="宋体" w:hAnsi="宋体" w:eastAsia="宋体" w:cs="宋体"/>
+        </w:rPr>
+      </w:pPr>
+      <w:r>
+        <w:rPr>
+          <w:rFonts w:hint="eastAsia" w:ascii="宋体" w:hAnsi="宋体" w:eastAsia="宋体" w:cs="宋体"/>
+          <w:b/>
+          <w:color w:val="000000"/>
+          <w:sz w:val="28"/>
+        </w:rPr>
+        <w:t>（一）Altman Z-score</w:t>
+      </w:r>
+    </w:p>
+    <w:p>
+      <w:pPr>
+        <w:spacing w:after="40" w:line="360" w:lineRule="auto"/>
+        <w:ind w:firstLine="420"/>
+        <w:rPr>
+          <w:rFonts w:hint="eastAsia" w:ascii="宋体" w:hAnsi="宋体" w:eastAsia="宋体" w:cs="宋体"/>
+        </w:rPr>
+      </w:pPr>
+      <w:r>
+        <w:rPr>
+          <w:rFonts w:hint="eastAsia" w:ascii="宋体" w:hAnsi="宋体" w:eastAsia="宋体" w:cs="宋体"/>
+          <w:b w:val="0"/>
+          <w:sz w:val="24"/>
+        </w:rPr>
+        <w:t>采用Altman(1968)制造业Z-score公式。传统判定阈值：Z&lt;1.81为危险区，1.81≤Z≤2.99为灰色区，Z&gt;2.99为安全区。需注意该模型基于美国制造业数据构建，对中国新能源车企的适用性有局限。</w:t>
       </w:r>
     </w:p>
     <w:tbl>
       <w:tblPr>
-        <w:tblStyle w:val="34"/>
+        <w:tblStyle w:val="32"/>
         <w:tblW w:w="0" w:type="auto"/>
         <w:jc w:val="center"/>
         <w:tblLayout w:type="autofit"/>
@@ -14451,20 +12242,17 @@
           <w:b w:val="0"/>
           <w:sz w:val="24"/>
         </w:rPr>
-        <w:t>仅看Z-score数值，8家企业无一进入安全区。但结合前文的经营活动现金净流量和盈利能力分析可以发现，长城汽车和长安汽车的"危险区"判定更多是行业特征所致（高研发、轻资产），而非实际破产风险。</w:t>
+        <w:t>仅看Z-score数值，8家企业无一进入安全区。但结合前文的经营现金流和盈利能力分析可以发现，长城汽车和长安汽车的"危险区"判定更多是行业特征所致（高研发、轻资产），而非实际破产风险。</w:t>
       </w:r>
     </w:p>
     <w:p>
       <w:pPr>
         <w:spacing w:before="240" w:after="120"/>
-        <w:ind w:left="0"/>
         <w:outlineLvl w:val="1"/>
         <w:rPr>
           <w:rFonts w:hint="eastAsia" w:ascii="宋体" w:hAnsi="宋体" w:eastAsia="宋体" w:cs="宋体"/>
         </w:rPr>
       </w:pPr>
-      <w:bookmarkStart w:id="49" w:name="_Toc6707"/>
-      <w:bookmarkStart w:id="50" w:name="_Toc10800"/>
       <w:r>
         <w:rPr>
           <w:rFonts w:hint="eastAsia" w:ascii="宋体" w:hAnsi="宋体" w:eastAsia="宋体" w:cs="宋体"/>
@@ -14474,8 +12262,6 @@
         </w:rPr>
         <w:t>（二）沃尔评分</w:t>
       </w:r>
-      <w:bookmarkEnd w:id="49"/>
-      <w:bookmarkEnd w:id="50"/>
     </w:p>
     <w:p>
       <w:pPr>
@@ -14496,7 +12282,7 @@
     </w:p>
     <w:tbl>
       <w:tblPr>
-        <w:tblStyle w:val="34"/>
+        <w:tblStyle w:val="32"/>
         <w:tblW w:w="0" w:type="auto"/>
         <w:jc w:val="center"/>
         <w:tblLayout w:type="autofit"/>
@@ -16457,7 +14243,7 @@
           <w:b w:val="0"/>
           <w:sz w:val="24"/>
         </w:rPr>
-        <w:t>赛力斯排名第一主要得益于高营业收入增长率（54.8%，满分）和高总资产周转率（1.402，接近满分）。北汽蓝谷因营收增长率184.6%排名第四，但其毛利率得分为零。沃尔评分对高增长企业的偏好是其固有特点。</w:t>
+        <w:t>赛力斯排名第一主要得益于高营收增长率和总资产周转率。沃尔评分对高增长企业的偏好是其固有特点——几乎所有企业营收增长率都满分，天花板效应仍有影响。</w:t>
       </w:r>
     </w:p>
     <w:p>
@@ -16469,8 +14255,6 @@
           <w:rFonts w:hint="eastAsia" w:ascii="宋体" w:hAnsi="宋体" w:eastAsia="宋体" w:cs="宋体"/>
         </w:rPr>
       </w:pPr>
-      <w:bookmarkStart w:id="51" w:name="_Toc7905"/>
-      <w:bookmarkStart w:id="52" w:name="_Toc25082"/>
       <w:r>
         <w:rPr>
           <w:rFonts w:hint="eastAsia" w:ascii="宋体" w:hAnsi="宋体" w:eastAsia="宋体" w:cs="宋体"/>
@@ -16478,10 +14262,8 @@
           <w:color w:val="000000"/>
           <w:sz w:val="32"/>
         </w:rPr>
-        <w:t>九、销量结构与综合风险</w:t>
+        <w:t>十、销量结构与综合风险</w:t>
       </w:r>
-      <w:bookmarkEnd w:id="51"/>
-      <w:bookmarkEnd w:id="52"/>
     </w:p>
     <w:p>
       <w:pPr>
@@ -16498,7 +14280,7 @@
           <wp:inline distT="0" distB="0" distL="114300" distR="114300">
             <wp:extent cx="5399405" cy="2081530"/>
             <wp:effectExtent l="0" t="0" r="10795" b="6350"/>
-            <wp:docPr id="12" name="Picture 12"/>
+            <wp:docPr id="21" name="Picture 21"/>
             <wp:cNvGraphicFramePr>
               <a:graphicFrameLocks xmlns:a="http://schemas.openxmlformats.org/drawingml/2006/main" noChangeAspect="1"/>
             </wp:cNvGraphicFramePr>
@@ -16506,13 +14288,13 @@
               <a:graphicData uri="http://schemas.openxmlformats.org/drawingml/2006/picture">
                 <pic:pic xmlns:pic="http://schemas.openxmlformats.org/drawingml/2006/picture">
                   <pic:nvPicPr>
-                    <pic:cNvPr id="12" name="Picture 12"/>
+                    <pic:cNvPr id="21" name="Picture 21"/>
                     <pic:cNvPicPr>
                       <a:picLocks noChangeAspect="1"/>
                     </pic:cNvPicPr>
                   </pic:nvPicPr>
                   <pic:blipFill>
-                    <a:blip r:embed="rId17"/>
+                    <a:blip r:embed="rId26"/>
                     <a:stretch>
                       <a:fillRect/>
                     </a:stretch>
@@ -16546,7 +14328,7 @@
           <w:rFonts w:hint="eastAsia" w:ascii="宋体" w:hAnsi="宋体" w:eastAsia="宋体" w:cs="宋体"/>
           <w:sz w:val="18"/>
         </w:rPr>
-        <w:t>图9-1  赛力斯vs长安销量结构对比</w:t>
+        <w:t>图10-1  赛力斯vs长安销量结构对比</w:t>
       </w:r>
     </w:p>
     <w:p>
@@ -16563,32 +14345,8 @@
           <w:b w:val="0"/>
           <w:sz w:val="24"/>
         </w:rPr>
-        <w:t>赛力斯问界系列销量占比从2022年的57.8%上升至2025年的约95%。长安汽车新能源销量占比从2023年的7.8%升至2025年的约26%，深蓝、阿维塔、启源三个品牌分布在不同价格段。</w:t>
+        <w:t>赛力斯问界系列销量占比从2022年的57.8%上升至2025年的约95%。品牌集中度是其最大的非财务风险——任何涉及华为合作关系变化、问界品牌形象受损或单一车型质量问题，都可能对企业产生系统性影响。长安汽车新能源销量占比从2023年的7.8%升至2025年的约26%，多品牌布局提供了天然风险分散。</w:t>
       </w:r>
-    </w:p>
-    <w:p>
-      <w:pPr>
-        <w:spacing w:after="40" w:line="360" w:lineRule="auto"/>
-        <w:ind w:firstLine="420"/>
-        <w:rPr>
-          <w:rFonts w:hint="eastAsia" w:ascii="宋体" w:hAnsi="宋体" w:eastAsia="宋体" w:cs="宋体"/>
-        </w:rPr>
-      </w:pPr>
-      <w:r>
-        <w:rPr>
-          <w:rFonts w:hint="eastAsia" w:ascii="宋体" w:hAnsi="宋体" w:eastAsia="宋体" w:cs="宋体"/>
-          <w:b w:val="0"/>
-          <w:sz w:val="24"/>
-        </w:rPr>
-        <w:t>品牌集中度是赛力斯最大的非财务风险：任何涉及华为合作关系的变化、问界品牌形象受损或单一车型质量问题，都可能对企业产生系统性影响。长安汽车的多品牌布局提供了天然的风险分散。</w:t>
-      </w:r>
-    </w:p>
-    <w:p>
-      <w:pPr>
-        <w:rPr>
-          <w:rFonts w:hint="eastAsia" w:ascii="宋体" w:hAnsi="宋体" w:eastAsia="宋体" w:cs="宋体"/>
-        </w:rPr>
-      </w:pPr>
     </w:p>
     <w:p>
       <w:pPr>
@@ -16605,7 +14363,7 @@
           <wp:inline distT="0" distB="0" distL="114300" distR="114300">
             <wp:extent cx="4319905" cy="3552825"/>
             <wp:effectExtent l="0" t="0" r="8255" b="13335"/>
-            <wp:docPr id="13" name="Picture 13"/>
+            <wp:docPr id="22" name="Picture 22"/>
             <wp:cNvGraphicFramePr>
               <a:graphicFrameLocks xmlns:a="http://schemas.openxmlformats.org/drawingml/2006/main" noChangeAspect="1"/>
             </wp:cNvGraphicFramePr>
@@ -16613,13 +14371,13 @@
               <a:graphicData uri="http://schemas.openxmlformats.org/drawingml/2006/picture">
                 <pic:pic xmlns:pic="http://schemas.openxmlformats.org/drawingml/2006/picture">
                   <pic:nvPicPr>
-                    <pic:cNvPr id="13" name="Picture 13"/>
+                    <pic:cNvPr id="22" name="Picture 22"/>
                     <pic:cNvPicPr>
                       <a:picLocks noChangeAspect="1"/>
                     </pic:cNvPicPr>
                   </pic:nvPicPr>
                   <pic:blipFill>
-                    <a:blip r:embed="rId18"/>
+                    <a:blip r:embed="rId27"/>
                     <a:stretch>
                       <a:fillRect/>
                     </a:stretch>
@@ -16653,15 +14411,8 @@
           <w:rFonts w:hint="eastAsia" w:ascii="宋体" w:hAnsi="宋体" w:eastAsia="宋体" w:cs="宋体"/>
           <w:sz w:val="18"/>
         </w:rPr>
-        <w:t>图9-2  综合风险雷达图</w:t>
+        <w:t>图10-2  综合风险雷达图</w:t>
       </w:r>
-    </w:p>
-    <w:p>
-      <w:pPr>
-        <w:rPr>
-          <w:rFonts w:hint="eastAsia" w:ascii="宋体" w:hAnsi="宋体" w:eastAsia="宋体" w:cs="宋体"/>
-        </w:rPr>
-      </w:pPr>
     </w:p>
     <w:p>
       <w:pPr>
@@ -16676,9 +14427,9 @@
         </w:rPr>
         <w:drawing>
           <wp:inline distT="0" distB="0" distL="114300" distR="114300">
-            <wp:extent cx="5039995" cy="6325235"/>
-            <wp:effectExtent l="0" t="0" r="4445" b="14605"/>
-            <wp:docPr id="14" name="Picture 14"/>
+            <wp:extent cx="5039995" cy="4807585"/>
+            <wp:effectExtent l="0" t="0" r="4445" b="8255"/>
+            <wp:docPr id="23" name="Picture 23"/>
             <wp:cNvGraphicFramePr>
               <a:graphicFrameLocks xmlns:a="http://schemas.openxmlformats.org/drawingml/2006/main" noChangeAspect="1"/>
             </wp:cNvGraphicFramePr>
@@ -16686,13 +14437,13 @@
               <a:graphicData uri="http://schemas.openxmlformats.org/drawingml/2006/picture">
                 <pic:pic xmlns:pic="http://schemas.openxmlformats.org/drawingml/2006/picture">
                   <pic:nvPicPr>
-                    <pic:cNvPr id="14" name="Picture 14"/>
+                    <pic:cNvPr id="23" name="Picture 23"/>
                     <pic:cNvPicPr>
                       <a:picLocks noChangeAspect="1"/>
                     </pic:cNvPicPr>
                   </pic:nvPicPr>
                   <pic:blipFill>
-                    <a:blip r:embed="rId19"/>
+                    <a:blip r:embed="rId28"/>
                     <a:stretch>
                       <a:fillRect/>
                     </a:stretch>
@@ -16700,7 +14451,7 @@
                   <pic:spPr>
                     <a:xfrm>
                       <a:off x="0" y="0"/>
-                      <a:ext cx="5040000" cy="6325506"/>
+                      <a:ext cx="5040000" cy="4807645"/>
                     </a:xfrm>
                     <a:prstGeom prst="rect">
                       <a:avLst/>
@@ -16726,7 +14477,7 @@
           <w:rFonts w:hint="eastAsia" w:ascii="宋体" w:hAnsi="宋体" w:eastAsia="宋体" w:cs="宋体"/>
           <w:sz w:val="18"/>
         </w:rPr>
-        <w:t>图9-3  赛力斯vs长安五指标十年趋势</w:t>
+        <w:t>图10-3  赛力斯vs长安五指标十年趋势</w:t>
       </w:r>
     </w:p>
     <w:p>
@@ -16743,7 +14494,7 @@
           <w:b w:val="0"/>
           <w:sz w:val="24"/>
         </w:rPr>
-        <w:t>十年趋势图显示，赛力斯在毛利率和净资产收益率上的波动幅度显著大于长安汽车，2023-2024年急剧拉升后2025年回落。长安汽车各项指标变化平缓。两种模式在波动性上的差异贯穿整个观察期。</w:t>
+        <w:t>十年趋势图显示，赛力斯在毛利率和净资产收益率上的波动幅度显著大于长安汽车，2023-2024年急剧拉升后2025年快速回落。两种模式在波动性上的差异贯穿整个观察期，与NEV行业景气度的变化节奏高度同步——赛力斯的爆发增长和回调都发生在行业景气度的阶段性高点。</w:t>
       </w:r>
     </w:p>
     <w:p>
@@ -16755,8 +14506,6 @@
           <w:rFonts w:hint="eastAsia" w:ascii="宋体" w:hAnsi="宋体" w:eastAsia="宋体" w:cs="宋体"/>
         </w:rPr>
       </w:pPr>
-      <w:bookmarkStart w:id="53" w:name="_Toc16964"/>
-      <w:bookmarkStart w:id="54" w:name="_Toc31867"/>
       <w:r>
         <w:rPr>
           <w:rFonts w:hint="eastAsia" w:ascii="宋体" w:hAnsi="宋体" w:eastAsia="宋体" w:cs="宋体"/>
@@ -16764,15 +14513,12 @@
           <w:color w:val="000000"/>
           <w:sz w:val="32"/>
         </w:rPr>
-        <w:t>十、结论与建议</w:t>
+        <w:t>十一、结论与建议</w:t>
       </w:r>
-      <w:bookmarkEnd w:id="53"/>
-      <w:bookmarkEnd w:id="54"/>
     </w:p>
     <w:p>
       <w:pPr>
         <w:spacing w:before="240" w:after="120"/>
-        <w:ind w:left="0"/>
         <w:rPr>
           <w:rFonts w:hint="eastAsia" w:ascii="宋体" w:hAnsi="宋体" w:eastAsia="宋体" w:cs="宋体"/>
         </w:rPr>
@@ -16789,7 +14535,7 @@
     </w:p>
     <w:tbl>
       <w:tblPr>
-        <w:tblStyle w:val="34"/>
+        <w:tblStyle w:val="32"/>
         <w:tblW w:w="0" w:type="auto"/>
         <w:jc w:val="center"/>
         <w:tblLayout w:type="autofit"/>
@@ -17052,7 +14798,7 @@
                 <w:color w:val="333333"/>
                 <w:sz w:val="18"/>
               </w:rPr>
-              <w:t>去杠杆（-17.8pp）+周转率下降（-11.2pp）</w:t>
+              <w:t>去杠杆-17.8pp+周转下降-11.2pp</w:t>
             </w:r>
           </w:p>
         </w:tc>
@@ -17073,7 +14819,7 @@
                 <w:color w:val="333333"/>
                 <w:sz w:val="18"/>
               </w:rPr>
-              <w:t>净利率下滑（-3.9pp）</w:t>
+              <w:t>净利率下滑-3.9pp</w:t>
             </w:r>
           </w:p>
         </w:tc>
@@ -17204,7 +14950,7 @@
                 <w:color w:val="333333"/>
                 <w:sz w:val="18"/>
               </w:rPr>
-              <w:t>业务集中度</w:t>
+              <w:t>NEV偏离度</w:t>
             </w:r>
           </w:p>
         </w:tc>
@@ -17225,7 +14971,7 @@
                 <w:color w:val="333333"/>
                 <w:sz w:val="18"/>
               </w:rPr>
-              <w:t>问界~95%，单一品牌</w:t>
+              <w:t>2022-2024超涨，2025均值回归</w:t>
             </w:r>
           </w:p>
         </w:tc>
@@ -17246,7 +14992,7 @@
                 <w:color w:val="333333"/>
                 <w:sz w:val="18"/>
               </w:rPr>
-              <w:t>多品牌，新能源~26%</w:t>
+              <w:t>长期跑输行业NEV增速</w:t>
             </w:r>
           </w:p>
         </w:tc>
@@ -17287,7 +15033,7 @@
                 <w:color w:val="333333"/>
                 <w:sz w:val="18"/>
               </w:rPr>
-              <w:t>Z-score</w:t>
+              <w:t>业务集中度</w:t>
             </w:r>
           </w:p>
         </w:tc>
@@ -17315,7 +15061,7 @@
                 <w:color w:val="333333"/>
                 <w:sz w:val="18"/>
               </w:rPr>
-              <w:t>1.63</w:t>
+              <w:t>问界~95%，单一品牌</w:t>
             </w:r>
           </w:p>
         </w:tc>
@@ -17343,7 +15089,7 @@
                 <w:color w:val="333333"/>
                 <w:sz w:val="18"/>
               </w:rPr>
-              <w:t>1.82（优于赛力斯）</w:t>
+              <w:t>多品牌，新能源~26%</w:t>
             </w:r>
           </w:p>
         </w:tc>
@@ -17377,7 +15123,7 @@
                 <w:color w:val="333333"/>
                 <w:sz w:val="18"/>
               </w:rPr>
-              <w:t>沃尔评分</w:t>
+              <w:t>Z-score</w:t>
             </w:r>
           </w:p>
         </w:tc>
@@ -17398,7 +15144,7 @@
                 <w:color w:val="333333"/>
                 <w:sz w:val="18"/>
               </w:rPr>
-              <w:t>90.4分（第1名）</w:t>
+              <w:t>1.63</w:t>
             </w:r>
           </w:p>
         </w:tc>
@@ -17419,7 +15165,7 @@
                 <w:color w:val="333333"/>
                 <w:sz w:val="18"/>
               </w:rPr>
-              <w:t>78.4分（第5名）</w:t>
+              <w:t>1.82（优于赛力斯）</w:t>
             </w:r>
           </w:p>
         </w:tc>
@@ -17460,7 +15206,7 @@
                 <w:color w:val="333333"/>
                 <w:sz w:val="18"/>
               </w:rPr>
-              <w:t>异常率</w:t>
+              <w:t>沃尔评分</w:t>
             </w:r>
           </w:p>
         </w:tc>
@@ -17488,7 +15234,7 @@
                 <w:color w:val="333333"/>
                 <w:sz w:val="18"/>
               </w:rPr>
-              <w:t>7%（有少量异常）</w:t>
+              <w:t>90.4分（第1名）</w:t>
             </w:r>
           </w:p>
         </w:tc>
@@ -17516,7 +15262,7 @@
                 <w:color w:val="333333"/>
                 <w:sz w:val="18"/>
               </w:rPr>
-              <w:t>0%</w:t>
+              <w:t>78.4分（第5名）</w:t>
             </w:r>
           </w:p>
         </w:tc>
@@ -17550,7 +15296,7 @@
                 <w:color w:val="333333"/>
                 <w:sz w:val="18"/>
               </w:rPr>
-              <w:t>最佳预测方法</w:t>
+              <w:t>异常率</w:t>
             </w:r>
           </w:p>
         </w:tc>
@@ -17571,6 +15317,96 @@
                 <w:color w:val="333333"/>
                 <w:sz w:val="18"/>
               </w:rPr>
+              <w:t>7%（有少量异常）</w:t>
+            </w:r>
+          </w:p>
+        </w:tc>
+        <w:tc>
+          <w:tcPr>
+            <w:tcW w:w="3118" w:type="dxa"/>
+          </w:tcPr>
+          <w:p>
+            <w:pPr>
+              <w:jc w:val="center"/>
+              <w:rPr>
+                <w:rFonts w:hint="eastAsia" w:ascii="宋体" w:hAnsi="宋体" w:eastAsia="宋体" w:cs="宋体"/>
+              </w:rPr>
+            </w:pPr>
+            <w:r>
+              <w:rPr>
+                <w:rFonts w:hint="eastAsia" w:ascii="宋体" w:hAnsi="宋体" w:eastAsia="宋体" w:cs="宋体"/>
+                <w:color w:val="333333"/>
+                <w:sz w:val="18"/>
+              </w:rPr>
+              <w:t>0%</w:t>
+            </w:r>
+          </w:p>
+        </w:tc>
+      </w:tr>
+      <w:tr>
+        <w:tblPrEx>
+          <w:tblCellMar>
+            <w:top w:w="0" w:type="dxa"/>
+            <w:left w:w="108" w:type="dxa"/>
+            <w:bottom w:w="0" w:type="dxa"/>
+            <w:right w:w="108" w:type="dxa"/>
+          </w:tblCellMar>
+        </w:tblPrEx>
+        <w:trPr>
+          <w:jc w:val="center"/>
+        </w:trPr>
+        <w:tc>
+          <w:tcPr>
+            <w:tcW w:w="1984" w:type="dxa"/>
+            <w:tcBorders>
+              <w:top w:val="single" w:color="CCCCCC" w:sz="4" w:space="0"/>
+              <w:left w:val="single" w:color="CCCCCC" w:sz="4" w:space="0"/>
+              <w:bottom w:val="single" w:color="CCCCCC" w:sz="4" w:space="0"/>
+              <w:right w:val="single" w:color="CCCCCC" w:sz="4" w:space="0"/>
+            </w:tcBorders>
+            <w:shd w:val="clear" w:color="auto" w:fill="F8F9FA"/>
+          </w:tcPr>
+          <w:p>
+            <w:pPr>
+              <w:jc w:val="left"/>
+              <w:rPr>
+                <w:rFonts w:hint="eastAsia" w:ascii="宋体" w:hAnsi="宋体" w:eastAsia="宋体" w:cs="宋体"/>
+              </w:rPr>
+            </w:pPr>
+            <w:r>
+              <w:rPr>
+                <w:rFonts w:hint="eastAsia" w:ascii="宋体" w:hAnsi="宋体" w:eastAsia="宋体" w:cs="宋体"/>
+                <w:color w:val="333333"/>
+                <w:sz w:val="18"/>
+              </w:rPr>
+              <w:t>最优预测方法</w:t>
+            </w:r>
+          </w:p>
+        </w:tc>
+        <w:tc>
+          <w:tcPr>
+            <w:tcW w:w="3118" w:type="dxa"/>
+            <w:tcBorders>
+              <w:top w:val="single" w:color="CCCCCC" w:sz="4" w:space="0"/>
+              <w:left w:val="single" w:color="CCCCCC" w:sz="4" w:space="0"/>
+              <w:bottom w:val="single" w:color="CCCCCC" w:sz="4" w:space="0"/>
+              <w:right w:val="single" w:color="CCCCCC" w:sz="4" w:space="0"/>
+            </w:tcBorders>
+            <w:shd w:val="clear" w:color="auto" w:fill="F8F9FA"/>
+          </w:tcPr>
+          <w:p>
+            <w:pPr>
+              <w:jc w:val="center"/>
+              <w:rPr>
+                <w:rFonts w:hint="eastAsia" w:ascii="宋体" w:hAnsi="宋体" w:eastAsia="宋体" w:cs="宋体"/>
+              </w:rPr>
+            </w:pPr>
+            <w:r>
+              <w:rPr>
+                <w:rFonts w:hint="eastAsia" w:ascii="宋体" w:hAnsi="宋体" w:eastAsia="宋体" w:cs="宋体"/>
+                <w:color w:val="333333"/>
+                <w:sz w:val="18"/>
+              </w:rPr>
               <w:t>Ridge（资产负债率误差19.2%）</w:t>
             </w:r>
           </w:p>
@@ -17578,6 +15414,13 @@
         <w:tc>
           <w:tcPr>
             <w:tcW w:w="3118" w:type="dxa"/>
+            <w:tcBorders>
+              <w:top w:val="single" w:color="CCCCCC" w:sz="4" w:space="0"/>
+              <w:left w:val="single" w:color="CCCCCC" w:sz="4" w:space="0"/>
+              <w:bottom w:val="single" w:color="CCCCCC" w:sz="4" w:space="0"/>
+              <w:right w:val="single" w:color="CCCCCC" w:sz="4" w:space="0"/>
+            </w:tcBorders>
+            <w:shd w:val="clear" w:color="auto" w:fill="F8F9FA"/>
           </w:tcPr>
           <w:p>
             <w:pPr>
@@ -17609,7 +15452,6 @@
     <w:p>
       <w:pPr>
         <w:spacing w:before="240" w:after="120"/>
-        <w:ind w:left="0"/>
         <w:rPr>
           <w:rFonts w:hint="eastAsia" w:ascii="宋体" w:hAnsi="宋体" w:eastAsia="宋体" w:cs="宋体"/>
         </w:rPr>
@@ -17638,7 +15480,25 @@
           <w:b w:val="0"/>
           <w:sz w:val="24"/>
         </w:rPr>
-        <w:t>第一，降低品牌集中度。问界占比95%意味着任何涉及华为合作策略的变化都可能产生根本性影响。建议通过发展自有品牌或引入第二个合作伙伴，在未来2-3年将集中度降至70%以下。</w:t>
+        <w:t>第一，降低品牌集中度至70%以下。第二，继续推进去杠杆。第三，关注资产周转效率。第四，保持净利率改善趋势。第五，充分认识NEV行业增速换挡趋势，提前规划财务应对策略。</w:t>
+      </w:r>
+    </w:p>
+    <w:p>
+      <w:pPr>
+        <w:spacing w:before="240" w:after="120"/>
+        <w:outlineLvl w:val="1"/>
+        <w:rPr>
+          <w:rFonts w:hint="eastAsia" w:ascii="宋体" w:hAnsi="宋体" w:eastAsia="宋体" w:cs="宋体"/>
+        </w:rPr>
+      </w:pPr>
+      <w:r>
+        <w:rPr>
+          <w:rFonts w:hint="eastAsia" w:ascii="宋体" w:hAnsi="宋体" w:eastAsia="宋体" w:cs="宋体"/>
+          <w:b/>
+          <w:color w:val="000000"/>
+          <w:sz w:val="28"/>
+        </w:rPr>
+        <w:t>（三）对长安汽车的建议</w:t>
       </w:r>
     </w:p>
     <w:p>
@@ -17655,7 +15515,25 @@
           <w:b w:val="0"/>
           <w:sz w:val="24"/>
         </w:rPr>
-        <w:t>第二，继续推进去杠杆。权益乘数已从7.69降至3.52，但资产负债率70.91%在行业中仍偏高。股权融资替代债务融资是可选路径。</w:t>
+        <w:t>第一，加快新能源投放，力争3年内渗透率达50%。第二，改善毛利率。第三，增强经营活动现金净流量。第四，维持财务稳健优势。</w:t>
+      </w:r>
+    </w:p>
+    <w:p>
+      <w:pPr>
+        <w:spacing w:before="240" w:after="120"/>
+        <w:outlineLvl w:val="1"/>
+        <w:rPr>
+          <w:rFonts w:hint="eastAsia" w:ascii="宋体" w:hAnsi="宋体" w:eastAsia="宋体" w:cs="宋体"/>
+        </w:rPr>
+      </w:pPr>
+      <w:r>
+        <w:rPr>
+          <w:rFonts w:hint="eastAsia" w:ascii="宋体" w:hAnsi="宋体" w:eastAsia="宋体" w:cs="宋体"/>
+          <w:b/>
+          <w:color w:val="000000"/>
+          <w:sz w:val="28"/>
+        </w:rPr>
+        <w:t>（四）研究不足</w:t>
       </w:r>
     </w:p>
     <w:p>
@@ -17672,155 +15550,7 @@
           <w:b w:val="0"/>
           <w:sz w:val="24"/>
         </w:rPr>
-        <w:t>第三，关注资产周转效率。周转率贡献-11.2pp说明2025年资产使用效率下降，需分析是产能利用率下降还是库存积压所致。</w:t>
-      </w:r>
-    </w:p>
-    <w:p>
-      <w:pPr>
-        <w:spacing w:after="40" w:line="360" w:lineRule="auto"/>
-        <w:ind w:firstLine="420"/>
-        <w:rPr>
-          <w:rFonts w:hint="eastAsia" w:ascii="宋体" w:hAnsi="宋体" w:eastAsia="宋体" w:cs="宋体"/>
-        </w:rPr>
-      </w:pPr>
-      <w:r>
-        <w:rPr>
-          <w:rFonts w:hint="eastAsia" w:ascii="宋体" w:hAnsi="宋体" w:eastAsia="宋体" w:cs="宋体"/>
-          <w:b w:val="0"/>
-          <w:sz w:val="24"/>
-        </w:rPr>
-        <w:t>第四，保持净利率改善趋势。净利率3.3%→3.7%是唯一正向贡献因素，与产品结构向高价位M9偏移有关，应继续优化产品结构。</w:t>
-      </w:r>
-    </w:p>
-    <w:p>
-      <w:pPr>
-        <w:spacing w:before="240" w:after="120"/>
-        <w:ind w:left="0"/>
-        <w:outlineLvl w:val="1"/>
-        <w:rPr>
-          <w:rFonts w:hint="eastAsia" w:ascii="宋体" w:hAnsi="宋体" w:eastAsia="宋体" w:cs="宋体"/>
-        </w:rPr>
-      </w:pPr>
-      <w:bookmarkStart w:id="55" w:name="_Toc19651"/>
-      <w:bookmarkStart w:id="56" w:name="_Toc15754"/>
-      <w:r>
-        <w:rPr>
-          <w:rFonts w:hint="eastAsia" w:ascii="宋体" w:hAnsi="宋体" w:eastAsia="宋体" w:cs="宋体"/>
-          <w:b/>
-          <w:color w:val="000000"/>
-          <w:sz w:val="28"/>
-        </w:rPr>
-        <w:t>（三）对长安汽车的建议</w:t>
-      </w:r>
-      <w:bookmarkEnd w:id="55"/>
-      <w:bookmarkEnd w:id="56"/>
-    </w:p>
-    <w:p>
-      <w:pPr>
-        <w:spacing w:after="40" w:line="360" w:lineRule="auto"/>
-        <w:ind w:firstLine="420"/>
-        <w:rPr>
-          <w:rFonts w:hint="eastAsia" w:ascii="宋体" w:hAnsi="宋体" w:eastAsia="宋体" w:cs="宋体"/>
-        </w:rPr>
-      </w:pPr>
-      <w:r>
-        <w:rPr>
-          <w:rFonts w:hint="eastAsia" w:ascii="宋体" w:hAnsi="宋体" w:eastAsia="宋体" w:cs="宋体"/>
-          <w:b w:val="0"/>
-          <w:sz w:val="24"/>
-        </w:rPr>
-        <w:t>第一，加快新能源投放。26%的新能源占比在行业中偏低。深蓝品牌在10-20万主流区间有增长潜力，阿维塔需提升品牌认知度。</w:t>
-      </w:r>
-    </w:p>
-    <w:p>
-      <w:pPr>
-        <w:spacing w:after="40" w:line="360" w:lineRule="auto"/>
-        <w:ind w:firstLine="420"/>
-        <w:rPr>
-          <w:rFonts w:hint="eastAsia" w:ascii="宋体" w:hAnsi="宋体" w:eastAsia="宋体" w:cs="宋体"/>
-        </w:rPr>
-      </w:pPr>
-      <w:r>
-        <w:rPr>
-          <w:rFonts w:hint="eastAsia" w:ascii="宋体" w:hAnsi="宋体" w:eastAsia="宋体" w:cs="宋体"/>
-          <w:b w:val="0"/>
-          <w:sz w:val="24"/>
-        </w:rPr>
-        <w:t>第二，改善毛利率。1.61%的毛利率意味着每辆车的直接利润空间极小，需要从产品结构和成本控制两端同时改善。</w:t>
-      </w:r>
-    </w:p>
-    <w:p>
-      <w:pPr>
-        <w:spacing w:after="40" w:line="360" w:lineRule="auto"/>
-        <w:ind w:firstLine="420"/>
-        <w:rPr>
-          <w:rFonts w:hint="eastAsia" w:ascii="宋体" w:hAnsi="宋体" w:eastAsia="宋体" w:cs="宋体"/>
-        </w:rPr>
-      </w:pPr>
-      <w:r>
-        <w:rPr>
-          <w:rFonts w:hint="eastAsia" w:ascii="宋体" w:hAnsi="宋体" w:eastAsia="宋体" w:cs="宋体"/>
-          <w:b w:val="0"/>
-          <w:sz w:val="24"/>
-        </w:rPr>
-        <w:t>第三，增强经营活动现金净流量。18.4亿元的经营活动净流入偏弱，可加强应收账款催收和存货周转管理。</w:t>
-      </w:r>
-    </w:p>
-    <w:p>
-      <w:pPr>
-        <w:spacing w:after="40" w:line="360" w:lineRule="auto"/>
-        <w:ind w:firstLine="420"/>
-        <w:rPr>
-          <w:rFonts w:hint="eastAsia" w:ascii="宋体" w:hAnsi="宋体" w:eastAsia="宋体" w:cs="宋体"/>
-        </w:rPr>
-      </w:pPr>
-      <w:r>
-        <w:rPr>
-          <w:rFonts w:hint="eastAsia" w:ascii="宋体" w:hAnsi="宋体" w:eastAsia="宋体" w:cs="宋体"/>
-          <w:b w:val="0"/>
-          <w:sz w:val="24"/>
-        </w:rPr>
-        <w:t>第四，维持财务稳健优势。Z-score 1.82（第二高）、资产负债率59.61%（低于行业均值）是差异化优势，转型过程中应予以保持。</w:t>
-      </w:r>
-    </w:p>
-    <w:p>
-      <w:pPr>
-        <w:spacing w:before="240" w:after="120"/>
-        <w:ind w:left="0"/>
-        <w:outlineLvl w:val="1"/>
-        <w:rPr>
-          <w:rFonts w:hint="eastAsia" w:ascii="宋体" w:hAnsi="宋体" w:eastAsia="宋体" w:cs="宋体"/>
-        </w:rPr>
-      </w:pPr>
-      <w:bookmarkStart w:id="57" w:name="_Toc29825"/>
-      <w:bookmarkStart w:id="58" w:name="_Toc1562"/>
-      <w:r>
-        <w:rPr>
-          <w:rFonts w:hint="eastAsia" w:ascii="宋体" w:hAnsi="宋体" w:eastAsia="宋体" w:cs="宋体"/>
-          <w:b/>
-          <w:color w:val="000000"/>
-          <w:sz w:val="28"/>
-        </w:rPr>
-        <w:t>（四）研究不足</w:t>
-      </w:r>
-      <w:bookmarkEnd w:id="57"/>
-      <w:bookmarkEnd w:id="58"/>
-    </w:p>
-    <w:p>
-      <w:pPr>
-        <w:spacing w:after="40" w:line="360" w:lineRule="auto"/>
-        <w:ind w:firstLine="420"/>
-        <w:rPr>
-          <w:rFonts w:hint="eastAsia" w:ascii="宋体" w:hAnsi="宋体" w:eastAsia="宋体" w:cs="宋体"/>
-        </w:rPr>
-      </w:pPr>
-      <w:r>
-        <w:rPr>
-          <w:rFonts w:hint="eastAsia" w:ascii="宋体" w:hAnsi="宋体" w:eastAsia="宋体" w:cs="宋体"/>
-          <w:b w:val="0"/>
-          <w:sz w:val="24"/>
-        </w:rPr>
-        <w:t>本研究存在以下局限：样本仅8家A股企业，结论适用范围限于样本内；39个季度观测限制深度学习模型有效性（LSTM在所有测试中R²为负值）；毛利率MAPE极高（&gt;100%至数千%），原因在于实际值接近零时相对误差被不合理放大，后续研究可用MAE替代；Altman Z-score基于1968年美国制造业数据构建，对中国新能源车企的适用性有局限；Prophet因CmdStan运行环境错误未能正常输出；财务报告披露通常滞后2-3个月，2025年报数据反映的是历史情况，对未来的预测包含不确定性。</w:t>
+        <w:t>样本仅8家A股企业；39个季度限制深度学习模型有效性；毛利率MAPE因接近零时相对误差放大；Altman Z-score基于1968年美国数据；Prophet因CmdStan环境错误未正常运行；财务报告滞后2-3个月；NEV行业数据以CAAM月度发布为准，存在统计口径差异。</w:t>
       </w:r>
     </w:p>
     <w:p>
@@ -17845,8 +15575,6 @@
           <w:rFonts w:hint="eastAsia" w:ascii="宋体" w:hAnsi="宋体" w:eastAsia="宋体" w:cs="宋体"/>
         </w:rPr>
       </w:pPr>
-      <w:bookmarkStart w:id="59" w:name="_Toc30730"/>
-      <w:bookmarkStart w:id="60" w:name="_Toc4321"/>
       <w:r>
         <w:rPr>
           <w:rFonts w:hint="eastAsia" w:ascii="宋体" w:hAnsi="宋体" w:eastAsia="宋体" w:cs="宋体"/>
@@ -17856,8 +15584,6 @@
         </w:rPr>
         <w:t>参考文献</w:t>
       </w:r>
-      <w:bookmarkEnd w:id="59"/>
-      <w:bookmarkEnd w:id="60"/>
     </w:p>
     <w:p>
       <w:pPr>
@@ -17871,7 +15597,7 @@
           <w:rFonts w:hint="eastAsia" w:ascii="宋体" w:hAnsi="宋体" w:eastAsia="宋体" w:cs="宋体"/>
           <w:sz w:val="21"/>
         </w:rPr>
-        <w:t>[1] 郭苏敬, 崔杰, 马会娟, 等. 财务报告分析（微课版）[M]. 北京: 清华大学出版社, 2022.</w:t>
+        <w:t>[1] 郭苏敬,崔杰,马会娟,等. 财务报告分析（微课版）[M]. 北京: 清华大学出版社, 2022.</w:t>
       </w:r>
     </w:p>
     <w:p>
@@ -17981,6 +15707,21 @@
     </w:p>
     <w:p>
       <w:pPr>
+        <w:spacing w:line="360" w:lineRule="auto"/>
+        <w:rPr>
+          <w:rFonts w:hint="eastAsia" w:ascii="宋体" w:hAnsi="宋体" w:eastAsia="宋体" w:cs="宋体"/>
+        </w:rPr>
+      </w:pPr>
+      <w:r>
+        <w:rPr>
+          <w:rFonts w:hint="eastAsia" w:ascii="宋体" w:hAnsi="宋体" w:eastAsia="宋体" w:cs="宋体"/>
+          <w:sz w:val="21"/>
+        </w:rPr>
+        <w:t>[9] 中国汽车工业协会. 汽车工业经济运行情况[R]. 2016-2025.</w:t>
+      </w:r>
+    </w:p>
+    <w:p>
+      <w:pPr>
         <w:rPr>
           <w:rFonts w:hint="eastAsia" w:ascii="宋体" w:hAnsi="宋体" w:eastAsia="宋体" w:cs="宋体"/>
         </w:rPr>
@@ -18001,8 +15742,6 @@
           <w:rFonts w:hint="eastAsia" w:ascii="宋体" w:hAnsi="宋体" w:eastAsia="宋体" w:cs="宋体"/>
         </w:rPr>
       </w:pPr>
-      <w:bookmarkStart w:id="61" w:name="_Toc19410"/>
-      <w:bookmarkStart w:id="62" w:name="_Toc27674"/>
       <w:r>
         <w:rPr>
           <w:rFonts w:hint="eastAsia" w:ascii="宋体" w:hAnsi="宋体" w:eastAsia="宋体" w:cs="宋体"/>
@@ -18012,12 +15751,10 @@
         </w:rPr>
         <w:t>附录A  18项财务指标计算公式</w:t>
       </w:r>
-      <w:bookmarkEnd w:id="61"/>
-      <w:bookmarkEnd w:id="62"/>
     </w:p>
     <w:tbl>
       <w:tblPr>
-        <w:tblStyle w:val="34"/>
+        <w:tblStyle w:val="32"/>
         <w:tblW w:w="0" w:type="auto"/>
         <w:jc w:val="center"/>
         <w:tblLayout w:type="autofit"/>
@@ -18031,8 +15768,8 @@
       <w:tblGrid>
         <w:gridCol w:w="567"/>
         <w:gridCol w:w="1701"/>
-        <w:gridCol w:w="3969"/>
-        <w:gridCol w:w="1417"/>
+        <w:gridCol w:w="3402"/>
+        <w:gridCol w:w="1134"/>
       </w:tblGrid>
       <w:tr>
         <w:tblPrEx>
@@ -18106,7 +15843,7 @@
         </w:tc>
         <w:tc>
           <w:tcPr>
-            <w:tcW w:w="3969" w:type="dxa"/>
+            <w:tcW w:w="3402" w:type="dxa"/>
             <w:tcBorders>
               <w:top w:val="single" w:color="2E75B6" w:sz="8" w:space="0"/>
               <w:left w:val="single" w:color="CCCCCC" w:sz="4" w:space="0"/>
@@ -18135,7 +15872,7 @@
         </w:tc>
         <w:tc>
           <w:tcPr>
-            <w:tcW w:w="1417" w:type="dxa"/>
+            <w:tcW w:w="1134" w:type="dxa"/>
             <w:tcBorders>
               <w:top w:val="single" w:color="2E75B6" w:sz="8" w:space="0"/>
               <w:left w:val="single" w:color="CCCCCC" w:sz="4" w:space="0"/>
@@ -18233,7 +15970,7 @@
         </w:tc>
         <w:tc>
           <w:tcPr>
-            <w:tcW w:w="3969" w:type="dxa"/>
+            <w:tcW w:w="3402" w:type="dxa"/>
             <w:tcBorders>
               <w:top w:val="single" w:color="CCCCCC" w:sz="4" w:space="0"/>
               <w:left w:val="single" w:color="CCCCCC" w:sz="4" w:space="0"/>
@@ -18255,13 +15992,13 @@
                 <w:color w:val="333333"/>
                 <w:sz w:val="18"/>
               </w:rPr>
-              <w:t>1−营业成本÷营业收入</w:t>
-            </w:r>
-          </w:p>
-        </w:tc>
-        <w:tc>
-          <w:tcPr>
-            <w:tcW w:w="1417" w:type="dxa"/>
+              <w:t>1-营业成本/营业收入</w:t>
+            </w:r>
+          </w:p>
+        </w:tc>
+        <w:tc>
+          <w:tcPr>
+            <w:tcW w:w="1134" w:type="dxa"/>
             <w:tcBorders>
               <w:top w:val="single" w:color="CCCCCC" w:sz="4" w:space="0"/>
               <w:left w:val="single" w:color="CCCCCC" w:sz="4" w:space="0"/>
@@ -18283,7 +16020,7 @@
                 <w:color w:val="333333"/>
                 <w:sz w:val="18"/>
               </w:rPr>
-              <w:t>盈利能力</w:t>
+              <w:t>盈利</w:t>
             </w:r>
           </w:p>
         </w:tc>
@@ -18344,43 +16081,43 @@
         </w:tc>
         <w:tc>
           <w:tcPr>
-            <w:tcW w:w="3969" w:type="dxa"/>
-          </w:tcPr>
-          <w:p>
-            <w:pPr>
-              <w:jc w:val="center"/>
-              <w:rPr>
-                <w:rFonts w:hint="eastAsia" w:ascii="宋体" w:hAnsi="宋体" w:eastAsia="宋体" w:cs="宋体"/>
-              </w:rPr>
-            </w:pPr>
-            <w:r>
-              <w:rPr>
-                <w:rFonts w:hint="eastAsia" w:ascii="宋体" w:hAnsi="宋体" w:eastAsia="宋体" w:cs="宋体"/>
-                <w:color w:val="333333"/>
-                <w:sz w:val="18"/>
-              </w:rPr>
-              <w:t>营业利润÷营业收入</w:t>
-            </w:r>
-          </w:p>
-        </w:tc>
-        <w:tc>
-          <w:tcPr>
-            <w:tcW w:w="1417" w:type="dxa"/>
-          </w:tcPr>
-          <w:p>
-            <w:pPr>
-              <w:jc w:val="center"/>
-              <w:rPr>
-                <w:rFonts w:hint="eastAsia" w:ascii="宋体" w:hAnsi="宋体" w:eastAsia="宋体" w:cs="宋体"/>
-              </w:rPr>
-            </w:pPr>
-            <w:r>
-              <w:rPr>
-                <w:rFonts w:hint="eastAsia" w:ascii="宋体" w:hAnsi="宋体" w:eastAsia="宋体" w:cs="宋体"/>
-                <w:color w:val="333333"/>
-                <w:sz w:val="18"/>
-              </w:rPr>
-              <w:t>盈利能力</w:t>
+            <w:tcW w:w="3402" w:type="dxa"/>
+          </w:tcPr>
+          <w:p>
+            <w:pPr>
+              <w:jc w:val="center"/>
+              <w:rPr>
+                <w:rFonts w:hint="eastAsia" w:ascii="宋体" w:hAnsi="宋体" w:eastAsia="宋体" w:cs="宋体"/>
+              </w:rPr>
+            </w:pPr>
+            <w:r>
+              <w:rPr>
+                <w:rFonts w:hint="eastAsia" w:ascii="宋体" w:hAnsi="宋体" w:eastAsia="宋体" w:cs="宋体"/>
+                <w:color w:val="333333"/>
+                <w:sz w:val="18"/>
+              </w:rPr>
+              <w:t>营业利润/营业收入</w:t>
+            </w:r>
+          </w:p>
+        </w:tc>
+        <w:tc>
+          <w:tcPr>
+            <w:tcW w:w="1134" w:type="dxa"/>
+          </w:tcPr>
+          <w:p>
+            <w:pPr>
+              <w:jc w:val="center"/>
+              <w:rPr>
+                <w:rFonts w:hint="eastAsia" w:ascii="宋体" w:hAnsi="宋体" w:eastAsia="宋体" w:cs="宋体"/>
+              </w:rPr>
+            </w:pPr>
+            <w:r>
+              <w:rPr>
+                <w:rFonts w:hint="eastAsia" w:ascii="宋体" w:hAnsi="宋体" w:eastAsia="宋体" w:cs="宋体"/>
+                <w:color w:val="333333"/>
+                <w:sz w:val="18"/>
+              </w:rPr>
+              <w:t>盈利</w:t>
             </w:r>
           </w:p>
         </w:tc>
@@ -18455,7 +16192,7 @@
         </w:tc>
         <w:tc>
           <w:tcPr>
-            <w:tcW w:w="3969" w:type="dxa"/>
+            <w:tcW w:w="3402" w:type="dxa"/>
             <w:tcBorders>
               <w:top w:val="single" w:color="CCCCCC" w:sz="4" w:space="0"/>
               <w:left w:val="single" w:color="CCCCCC" w:sz="4" w:space="0"/>
@@ -18477,13 +16214,13 @@
                 <w:color w:val="333333"/>
                 <w:sz w:val="18"/>
               </w:rPr>
-              <w:t>净利润÷营业收入</w:t>
-            </w:r>
-          </w:p>
-        </w:tc>
-        <w:tc>
-          <w:tcPr>
-            <w:tcW w:w="1417" w:type="dxa"/>
+              <w:t>净利润/营业收入</w:t>
+            </w:r>
+          </w:p>
+        </w:tc>
+        <w:tc>
+          <w:tcPr>
+            <w:tcW w:w="1134" w:type="dxa"/>
             <w:tcBorders>
               <w:top w:val="single" w:color="CCCCCC" w:sz="4" w:space="0"/>
               <w:left w:val="single" w:color="CCCCCC" w:sz="4" w:space="0"/>
@@ -18505,7 +16242,7 @@
                 <w:color w:val="333333"/>
                 <w:sz w:val="18"/>
               </w:rPr>
-              <w:t>盈利能力</w:t>
+              <w:t>盈利</w:t>
             </w:r>
           </w:p>
         </w:tc>
@@ -18566,43 +16303,43 @@
         </w:tc>
         <w:tc>
           <w:tcPr>
-            <w:tcW w:w="3969" w:type="dxa"/>
-          </w:tcPr>
-          <w:p>
-            <w:pPr>
-              <w:jc w:val="center"/>
-              <w:rPr>
-                <w:rFonts w:hint="eastAsia" w:ascii="宋体" w:hAnsi="宋体" w:eastAsia="宋体" w:cs="宋体"/>
-              </w:rPr>
-            </w:pPr>
-            <w:r>
-              <w:rPr>
-                <w:rFonts w:hint="eastAsia" w:ascii="宋体" w:hAnsi="宋体" w:eastAsia="宋体" w:cs="宋体"/>
-                <w:color w:val="333333"/>
-                <w:sz w:val="18"/>
-              </w:rPr>
-              <w:t>2×归属母公司净利润÷(期初权益+期末权益)</w:t>
-            </w:r>
-          </w:p>
-        </w:tc>
-        <w:tc>
-          <w:tcPr>
-            <w:tcW w:w="1417" w:type="dxa"/>
-          </w:tcPr>
-          <w:p>
-            <w:pPr>
-              <w:jc w:val="center"/>
-              <w:rPr>
-                <w:rFonts w:hint="eastAsia" w:ascii="宋体" w:hAnsi="宋体" w:eastAsia="宋体" w:cs="宋体"/>
-              </w:rPr>
-            </w:pPr>
-            <w:r>
-              <w:rPr>
-                <w:rFonts w:hint="eastAsia" w:ascii="宋体" w:hAnsi="宋体" w:eastAsia="宋体" w:cs="宋体"/>
-                <w:color w:val="333333"/>
-                <w:sz w:val="18"/>
-              </w:rPr>
-              <w:t>盈利能力</w:t>
+            <w:tcW w:w="3402" w:type="dxa"/>
+          </w:tcPr>
+          <w:p>
+            <w:pPr>
+              <w:jc w:val="center"/>
+              <w:rPr>
+                <w:rFonts w:hint="eastAsia" w:ascii="宋体" w:hAnsi="宋体" w:eastAsia="宋体" w:cs="宋体"/>
+              </w:rPr>
+            </w:pPr>
+            <w:r>
+              <w:rPr>
+                <w:rFonts w:hint="eastAsia" w:ascii="宋体" w:hAnsi="宋体" w:eastAsia="宋体" w:cs="宋体"/>
+                <w:color w:val="333333"/>
+                <w:sz w:val="18"/>
+              </w:rPr>
+              <w:t>2*归母净利润/(期初权益+期末权益)</w:t>
+            </w:r>
+          </w:p>
+        </w:tc>
+        <w:tc>
+          <w:tcPr>
+            <w:tcW w:w="1134" w:type="dxa"/>
+          </w:tcPr>
+          <w:p>
+            <w:pPr>
+              <w:jc w:val="center"/>
+              <w:rPr>
+                <w:rFonts w:hint="eastAsia" w:ascii="宋体" w:hAnsi="宋体" w:eastAsia="宋体" w:cs="宋体"/>
+              </w:rPr>
+            </w:pPr>
+            <w:r>
+              <w:rPr>
+                <w:rFonts w:hint="eastAsia" w:ascii="宋体" w:hAnsi="宋体" w:eastAsia="宋体" w:cs="宋体"/>
+                <w:color w:val="333333"/>
+                <w:sz w:val="18"/>
+              </w:rPr>
+              <w:t>盈利</w:t>
             </w:r>
           </w:p>
         </w:tc>
@@ -18677,7 +16414,7 @@
         </w:tc>
         <w:tc>
           <w:tcPr>
-            <w:tcW w:w="3969" w:type="dxa"/>
+            <w:tcW w:w="3402" w:type="dxa"/>
             <w:tcBorders>
               <w:top w:val="single" w:color="CCCCCC" w:sz="4" w:space="0"/>
               <w:left w:val="single" w:color="CCCCCC" w:sz="4" w:space="0"/>
@@ -18699,13 +16436,13 @@
                 <w:color w:val="333333"/>
                 <w:sz w:val="18"/>
               </w:rPr>
-              <w:t>2×营业成本÷(期初存货+期末存货)</w:t>
-            </w:r>
-          </w:p>
-        </w:tc>
-        <w:tc>
-          <w:tcPr>
-            <w:tcW w:w="1417" w:type="dxa"/>
+              <w:t>2*营业成本/(期初存货+期末存货)</w:t>
+            </w:r>
+          </w:p>
+        </w:tc>
+        <w:tc>
+          <w:tcPr>
+            <w:tcW w:w="1134" w:type="dxa"/>
             <w:tcBorders>
               <w:top w:val="single" w:color="CCCCCC" w:sz="4" w:space="0"/>
               <w:left w:val="single" w:color="CCCCCC" w:sz="4" w:space="0"/>
@@ -18727,7 +16464,7 @@
                 <w:color w:val="333333"/>
                 <w:sz w:val="18"/>
               </w:rPr>
-              <w:t>营运能力</w:t>
+              <w:t>营运</w:t>
             </w:r>
           </w:p>
         </w:tc>
@@ -18788,43 +16525,43 @@
         </w:tc>
         <w:tc>
           <w:tcPr>
-            <w:tcW w:w="3969" w:type="dxa"/>
-          </w:tcPr>
-          <w:p>
-            <w:pPr>
-              <w:jc w:val="center"/>
-              <w:rPr>
-                <w:rFonts w:hint="eastAsia" w:ascii="宋体" w:hAnsi="宋体" w:eastAsia="宋体" w:cs="宋体"/>
-              </w:rPr>
-            </w:pPr>
-            <w:r>
-              <w:rPr>
-                <w:rFonts w:hint="eastAsia" w:ascii="宋体" w:hAnsi="宋体" w:eastAsia="宋体" w:cs="宋体"/>
-                <w:color w:val="333333"/>
-                <w:sz w:val="18"/>
-              </w:rPr>
-              <w:t>2×营业收入÷(期初总资产+期末总资产)</w:t>
-            </w:r>
-          </w:p>
-        </w:tc>
-        <w:tc>
-          <w:tcPr>
-            <w:tcW w:w="1417" w:type="dxa"/>
-          </w:tcPr>
-          <w:p>
-            <w:pPr>
-              <w:jc w:val="center"/>
-              <w:rPr>
-                <w:rFonts w:hint="eastAsia" w:ascii="宋体" w:hAnsi="宋体" w:eastAsia="宋体" w:cs="宋体"/>
-              </w:rPr>
-            </w:pPr>
-            <w:r>
-              <w:rPr>
-                <w:rFonts w:hint="eastAsia" w:ascii="宋体" w:hAnsi="宋体" w:eastAsia="宋体" w:cs="宋体"/>
-                <w:color w:val="333333"/>
-                <w:sz w:val="18"/>
-              </w:rPr>
-              <w:t>营运能力</w:t>
+            <w:tcW w:w="3402" w:type="dxa"/>
+          </w:tcPr>
+          <w:p>
+            <w:pPr>
+              <w:jc w:val="center"/>
+              <w:rPr>
+                <w:rFonts w:hint="eastAsia" w:ascii="宋体" w:hAnsi="宋体" w:eastAsia="宋体" w:cs="宋体"/>
+              </w:rPr>
+            </w:pPr>
+            <w:r>
+              <w:rPr>
+                <w:rFonts w:hint="eastAsia" w:ascii="宋体" w:hAnsi="宋体" w:eastAsia="宋体" w:cs="宋体"/>
+                <w:color w:val="333333"/>
+                <w:sz w:val="18"/>
+              </w:rPr>
+              <w:t>2*营业收入/(期初总资产+期末总资产)</w:t>
+            </w:r>
+          </w:p>
+        </w:tc>
+        <w:tc>
+          <w:tcPr>
+            <w:tcW w:w="1134" w:type="dxa"/>
+          </w:tcPr>
+          <w:p>
+            <w:pPr>
+              <w:jc w:val="center"/>
+              <w:rPr>
+                <w:rFonts w:hint="eastAsia" w:ascii="宋体" w:hAnsi="宋体" w:eastAsia="宋体" w:cs="宋体"/>
+              </w:rPr>
+            </w:pPr>
+            <w:r>
+              <w:rPr>
+                <w:rFonts w:hint="eastAsia" w:ascii="宋体" w:hAnsi="宋体" w:eastAsia="宋体" w:cs="宋体"/>
+                <w:color w:val="333333"/>
+                <w:sz w:val="18"/>
+              </w:rPr>
+              <w:t>营运</w:t>
             </w:r>
           </w:p>
         </w:tc>
@@ -18899,7 +16636,7 @@
         </w:tc>
         <w:tc>
           <w:tcPr>
-            <w:tcW w:w="3969" w:type="dxa"/>
+            <w:tcW w:w="3402" w:type="dxa"/>
             <w:tcBorders>
               <w:top w:val="single" w:color="CCCCCC" w:sz="4" w:space="0"/>
               <w:left w:val="single" w:color="CCCCCC" w:sz="4" w:space="0"/>
@@ -18921,13 +16658,13 @@
                 <w:color w:val="333333"/>
                 <w:sz w:val="18"/>
               </w:rPr>
-              <w:t>2×营业收入÷(期初应收+期末应收)</w:t>
-            </w:r>
-          </w:p>
-        </w:tc>
-        <w:tc>
-          <w:tcPr>
-            <w:tcW w:w="1417" w:type="dxa"/>
+              <w:t>2*营业收入/(期初应收+期末应收)</w:t>
+            </w:r>
+          </w:p>
+        </w:tc>
+        <w:tc>
+          <w:tcPr>
+            <w:tcW w:w="1134" w:type="dxa"/>
             <w:tcBorders>
               <w:top w:val="single" w:color="CCCCCC" w:sz="4" w:space="0"/>
               <w:left w:val="single" w:color="CCCCCC" w:sz="4" w:space="0"/>
@@ -18949,7 +16686,7 @@
                 <w:color w:val="333333"/>
                 <w:sz w:val="18"/>
               </w:rPr>
-              <w:t>营运能力</w:t>
+              <w:t>营运</w:t>
             </w:r>
           </w:p>
         </w:tc>
@@ -19010,43 +16747,43 @@
         </w:tc>
         <w:tc>
           <w:tcPr>
-            <w:tcW w:w="3969" w:type="dxa"/>
-          </w:tcPr>
-          <w:p>
-            <w:pPr>
-              <w:jc w:val="center"/>
-              <w:rPr>
-                <w:rFonts w:hint="eastAsia" w:ascii="宋体" w:hAnsi="宋体" w:eastAsia="宋体" w:cs="宋体"/>
-              </w:rPr>
-            </w:pPr>
-            <w:r>
-              <w:rPr>
-                <w:rFonts w:hint="eastAsia" w:ascii="宋体" w:hAnsi="宋体" w:eastAsia="宋体" w:cs="宋体"/>
-                <w:color w:val="333333"/>
-                <w:sz w:val="18"/>
-              </w:rPr>
-              <w:t>流动资产÷流动负债</w:t>
-            </w:r>
-          </w:p>
-        </w:tc>
-        <w:tc>
-          <w:tcPr>
-            <w:tcW w:w="1417" w:type="dxa"/>
-          </w:tcPr>
-          <w:p>
-            <w:pPr>
-              <w:jc w:val="center"/>
-              <w:rPr>
-                <w:rFonts w:hint="eastAsia" w:ascii="宋体" w:hAnsi="宋体" w:eastAsia="宋体" w:cs="宋体"/>
-              </w:rPr>
-            </w:pPr>
-            <w:r>
-              <w:rPr>
-                <w:rFonts w:hint="eastAsia" w:ascii="宋体" w:hAnsi="宋体" w:eastAsia="宋体" w:cs="宋体"/>
-                <w:color w:val="333333"/>
-                <w:sz w:val="18"/>
-              </w:rPr>
-              <w:t>偿债能力</w:t>
+            <w:tcW w:w="3402" w:type="dxa"/>
+          </w:tcPr>
+          <w:p>
+            <w:pPr>
+              <w:jc w:val="center"/>
+              <w:rPr>
+                <w:rFonts w:hint="eastAsia" w:ascii="宋体" w:hAnsi="宋体" w:eastAsia="宋体" w:cs="宋体"/>
+              </w:rPr>
+            </w:pPr>
+            <w:r>
+              <w:rPr>
+                <w:rFonts w:hint="eastAsia" w:ascii="宋体" w:hAnsi="宋体" w:eastAsia="宋体" w:cs="宋体"/>
+                <w:color w:val="333333"/>
+                <w:sz w:val="18"/>
+              </w:rPr>
+              <w:t>流动资产/流动负债</w:t>
+            </w:r>
+          </w:p>
+        </w:tc>
+        <w:tc>
+          <w:tcPr>
+            <w:tcW w:w="1134" w:type="dxa"/>
+          </w:tcPr>
+          <w:p>
+            <w:pPr>
+              <w:jc w:val="center"/>
+              <w:rPr>
+                <w:rFonts w:hint="eastAsia" w:ascii="宋体" w:hAnsi="宋体" w:eastAsia="宋体" w:cs="宋体"/>
+              </w:rPr>
+            </w:pPr>
+            <w:r>
+              <w:rPr>
+                <w:rFonts w:hint="eastAsia" w:ascii="宋体" w:hAnsi="宋体" w:eastAsia="宋体" w:cs="宋体"/>
+                <w:color w:val="333333"/>
+                <w:sz w:val="18"/>
+              </w:rPr>
+              <w:t>偿债</w:t>
             </w:r>
           </w:p>
         </w:tc>
@@ -19121,7 +16858,7 @@
         </w:tc>
         <w:tc>
           <w:tcPr>
-            <w:tcW w:w="3969" w:type="dxa"/>
+            <w:tcW w:w="3402" w:type="dxa"/>
             <w:tcBorders>
               <w:top w:val="single" w:color="CCCCCC" w:sz="4" w:space="0"/>
               <w:left w:val="single" w:color="CCCCCC" w:sz="4" w:space="0"/>
@@ -19143,13 +16880,13 @@
                 <w:color w:val="333333"/>
                 <w:sz w:val="18"/>
               </w:rPr>
-              <w:t>(流动资产−存货−预付账款)÷流动负债</w:t>
-            </w:r>
-          </w:p>
-        </w:tc>
-        <w:tc>
-          <w:tcPr>
-            <w:tcW w:w="1417" w:type="dxa"/>
+              <w:t>(流动资产-存货-预付)/流动负债</w:t>
+            </w:r>
+          </w:p>
+        </w:tc>
+        <w:tc>
+          <w:tcPr>
+            <w:tcW w:w="1134" w:type="dxa"/>
             <w:tcBorders>
               <w:top w:val="single" w:color="CCCCCC" w:sz="4" w:space="0"/>
               <w:left w:val="single" w:color="CCCCCC" w:sz="4" w:space="0"/>
@@ -19171,7 +16908,7 @@
                 <w:color w:val="333333"/>
                 <w:sz w:val="18"/>
               </w:rPr>
-              <w:t>偿债能力</w:t>
+              <w:t>偿债</w:t>
             </w:r>
           </w:p>
         </w:tc>
@@ -19232,43 +16969,43 @@
         </w:tc>
         <w:tc>
           <w:tcPr>
-            <w:tcW w:w="3969" w:type="dxa"/>
-          </w:tcPr>
-          <w:p>
-            <w:pPr>
-              <w:jc w:val="center"/>
-              <w:rPr>
-                <w:rFonts w:hint="eastAsia" w:ascii="宋体" w:hAnsi="宋体" w:eastAsia="宋体" w:cs="宋体"/>
-              </w:rPr>
-            </w:pPr>
-            <w:r>
-              <w:rPr>
-                <w:rFonts w:hint="eastAsia" w:ascii="宋体" w:hAnsi="宋体" w:eastAsia="宋体" w:cs="宋体"/>
-                <w:color w:val="333333"/>
-                <w:sz w:val="18"/>
-              </w:rPr>
-              <w:t>(营业利润+利息费用)÷利息费用</w:t>
-            </w:r>
-          </w:p>
-        </w:tc>
-        <w:tc>
-          <w:tcPr>
-            <w:tcW w:w="1417" w:type="dxa"/>
-          </w:tcPr>
-          <w:p>
-            <w:pPr>
-              <w:jc w:val="center"/>
-              <w:rPr>
-                <w:rFonts w:hint="eastAsia" w:ascii="宋体" w:hAnsi="宋体" w:eastAsia="宋体" w:cs="宋体"/>
-              </w:rPr>
-            </w:pPr>
-            <w:r>
-              <w:rPr>
-                <w:rFonts w:hint="eastAsia" w:ascii="宋体" w:hAnsi="宋体" w:eastAsia="宋体" w:cs="宋体"/>
-                <w:color w:val="333333"/>
-                <w:sz w:val="18"/>
-              </w:rPr>
-              <w:t>偿债能力</w:t>
+            <w:tcW w:w="3402" w:type="dxa"/>
+          </w:tcPr>
+          <w:p>
+            <w:pPr>
+              <w:jc w:val="center"/>
+              <w:rPr>
+                <w:rFonts w:hint="eastAsia" w:ascii="宋体" w:hAnsi="宋体" w:eastAsia="宋体" w:cs="宋体"/>
+              </w:rPr>
+            </w:pPr>
+            <w:r>
+              <w:rPr>
+                <w:rFonts w:hint="eastAsia" w:ascii="宋体" w:hAnsi="宋体" w:eastAsia="宋体" w:cs="宋体"/>
+                <w:color w:val="333333"/>
+                <w:sz w:val="18"/>
+              </w:rPr>
+              <w:t>(营业利润+利息费用)/利息费用</w:t>
+            </w:r>
+          </w:p>
+        </w:tc>
+        <w:tc>
+          <w:tcPr>
+            <w:tcW w:w="1134" w:type="dxa"/>
+          </w:tcPr>
+          <w:p>
+            <w:pPr>
+              <w:jc w:val="center"/>
+              <w:rPr>
+                <w:rFonts w:hint="eastAsia" w:ascii="宋体" w:hAnsi="宋体" w:eastAsia="宋体" w:cs="宋体"/>
+              </w:rPr>
+            </w:pPr>
+            <w:r>
+              <w:rPr>
+                <w:rFonts w:hint="eastAsia" w:ascii="宋体" w:hAnsi="宋体" w:eastAsia="宋体" w:cs="宋体"/>
+                <w:color w:val="333333"/>
+                <w:sz w:val="18"/>
+              </w:rPr>
+              <w:t>偿债</w:t>
             </w:r>
           </w:p>
         </w:tc>
@@ -19343,7 +17080,7 @@
         </w:tc>
         <w:tc>
           <w:tcPr>
-            <w:tcW w:w="3969" w:type="dxa"/>
+            <w:tcW w:w="3402" w:type="dxa"/>
             <w:tcBorders>
               <w:top w:val="single" w:color="CCCCCC" w:sz="4" w:space="0"/>
               <w:left w:val="single" w:color="CCCCCC" w:sz="4" w:space="0"/>
@@ -19365,13 +17102,13 @@
                 <w:color w:val="333333"/>
                 <w:sz w:val="18"/>
               </w:rPr>
-              <w:t>负债合计÷资产合计</w:t>
-            </w:r>
-          </w:p>
-        </w:tc>
-        <w:tc>
-          <w:tcPr>
-            <w:tcW w:w="1417" w:type="dxa"/>
+              <w:t>负债合计/资产合计</w:t>
+            </w:r>
+          </w:p>
+        </w:tc>
+        <w:tc>
+          <w:tcPr>
+            <w:tcW w:w="1134" w:type="dxa"/>
             <w:tcBorders>
               <w:top w:val="single" w:color="CCCCCC" w:sz="4" w:space="0"/>
               <w:left w:val="single" w:color="CCCCCC" w:sz="4" w:space="0"/>
@@ -19393,7 +17130,7 @@
                 <w:color w:val="333333"/>
                 <w:sz w:val="18"/>
               </w:rPr>
-              <w:t>偿债能力</w:t>
+              <w:t>偿债</w:t>
             </w:r>
           </w:p>
         </w:tc>
@@ -19454,43 +17191,43 @@
         </w:tc>
         <w:tc>
           <w:tcPr>
-            <w:tcW w:w="3969" w:type="dxa"/>
-          </w:tcPr>
-          <w:p>
-            <w:pPr>
-              <w:jc w:val="center"/>
-              <w:rPr>
-                <w:rFonts w:hint="eastAsia" w:ascii="宋体" w:hAnsi="宋体" w:eastAsia="宋体" w:cs="宋体"/>
-              </w:rPr>
-            </w:pPr>
-            <w:r>
-              <w:rPr>
-                <w:rFonts w:hint="eastAsia" w:ascii="宋体" w:hAnsi="宋体" w:eastAsia="宋体" w:cs="宋体"/>
-                <w:color w:val="333333"/>
-                <w:sz w:val="18"/>
-              </w:rPr>
-              <w:t>营业收入÷上期营业收入−1</w:t>
-            </w:r>
-          </w:p>
-        </w:tc>
-        <w:tc>
-          <w:tcPr>
-            <w:tcW w:w="1417" w:type="dxa"/>
-          </w:tcPr>
-          <w:p>
-            <w:pPr>
-              <w:jc w:val="center"/>
-              <w:rPr>
-                <w:rFonts w:hint="eastAsia" w:ascii="宋体" w:hAnsi="宋体" w:eastAsia="宋体" w:cs="宋体"/>
-              </w:rPr>
-            </w:pPr>
-            <w:r>
-              <w:rPr>
-                <w:rFonts w:hint="eastAsia" w:ascii="宋体" w:hAnsi="宋体" w:eastAsia="宋体" w:cs="宋体"/>
-                <w:color w:val="333333"/>
-                <w:sz w:val="18"/>
-              </w:rPr>
-              <w:t>成长能力</w:t>
+            <w:tcW w:w="3402" w:type="dxa"/>
+          </w:tcPr>
+          <w:p>
+            <w:pPr>
+              <w:jc w:val="center"/>
+              <w:rPr>
+                <w:rFonts w:hint="eastAsia" w:ascii="宋体" w:hAnsi="宋体" w:eastAsia="宋体" w:cs="宋体"/>
+              </w:rPr>
+            </w:pPr>
+            <w:r>
+              <w:rPr>
+                <w:rFonts w:hint="eastAsia" w:ascii="宋体" w:hAnsi="宋体" w:eastAsia="宋体" w:cs="宋体"/>
+                <w:color w:val="333333"/>
+                <w:sz w:val="18"/>
+              </w:rPr>
+              <w:t>营业收入/上期营收-1</w:t>
+            </w:r>
+          </w:p>
+        </w:tc>
+        <w:tc>
+          <w:tcPr>
+            <w:tcW w:w="1134" w:type="dxa"/>
+          </w:tcPr>
+          <w:p>
+            <w:pPr>
+              <w:jc w:val="center"/>
+              <w:rPr>
+                <w:rFonts w:hint="eastAsia" w:ascii="宋体" w:hAnsi="宋体" w:eastAsia="宋体" w:cs="宋体"/>
+              </w:rPr>
+            </w:pPr>
+            <w:r>
+              <w:rPr>
+                <w:rFonts w:hint="eastAsia" w:ascii="宋体" w:hAnsi="宋体" w:eastAsia="宋体" w:cs="宋体"/>
+                <w:color w:val="333333"/>
+                <w:sz w:val="18"/>
+              </w:rPr>
+              <w:t>成长</w:t>
             </w:r>
           </w:p>
         </w:tc>
@@ -19565,7 +17302,7 @@
         </w:tc>
         <w:tc>
           <w:tcPr>
-            <w:tcW w:w="3969" w:type="dxa"/>
+            <w:tcW w:w="3402" w:type="dxa"/>
             <w:tcBorders>
               <w:top w:val="single" w:color="CCCCCC" w:sz="4" w:space="0"/>
               <w:left w:val="single" w:color="CCCCCC" w:sz="4" w:space="0"/>
@@ -19587,13 +17324,13 @@
                 <w:color w:val="333333"/>
                 <w:sz w:val="18"/>
               </w:rPr>
-              <w:t>营业利润÷上期营业利润−1</w:t>
-            </w:r>
-          </w:p>
-        </w:tc>
-        <w:tc>
-          <w:tcPr>
-            <w:tcW w:w="1417" w:type="dxa"/>
+              <w:t>营业利润/上期营业利润-1</w:t>
+            </w:r>
+          </w:p>
+        </w:tc>
+        <w:tc>
+          <w:tcPr>
+            <w:tcW w:w="1134" w:type="dxa"/>
             <w:tcBorders>
               <w:top w:val="single" w:color="CCCCCC" w:sz="4" w:space="0"/>
               <w:left w:val="single" w:color="CCCCCC" w:sz="4" w:space="0"/>
@@ -19615,7 +17352,7 @@
                 <w:color w:val="333333"/>
                 <w:sz w:val="18"/>
               </w:rPr>
-              <w:t>成长能力</w:t>
+              <w:t>成长</w:t>
             </w:r>
           </w:p>
         </w:tc>
@@ -19676,43 +17413,43 @@
         </w:tc>
         <w:tc>
           <w:tcPr>
-            <w:tcW w:w="3969" w:type="dxa"/>
-          </w:tcPr>
-          <w:p>
-            <w:pPr>
-              <w:jc w:val="center"/>
-              <w:rPr>
-                <w:rFonts w:hint="eastAsia" w:ascii="宋体" w:hAnsi="宋体" w:eastAsia="宋体" w:cs="宋体"/>
-              </w:rPr>
-            </w:pPr>
-            <w:r>
-              <w:rPr>
-                <w:rFonts w:hint="eastAsia" w:ascii="宋体" w:hAnsi="宋体" w:eastAsia="宋体" w:cs="宋体"/>
-                <w:color w:val="333333"/>
-                <w:sz w:val="18"/>
-              </w:rPr>
-              <w:t>净利润÷上期净利润−1</w:t>
-            </w:r>
-          </w:p>
-        </w:tc>
-        <w:tc>
-          <w:tcPr>
-            <w:tcW w:w="1417" w:type="dxa"/>
-          </w:tcPr>
-          <w:p>
-            <w:pPr>
-              <w:jc w:val="center"/>
-              <w:rPr>
-                <w:rFonts w:hint="eastAsia" w:ascii="宋体" w:hAnsi="宋体" w:eastAsia="宋体" w:cs="宋体"/>
-              </w:rPr>
-            </w:pPr>
-            <w:r>
-              <w:rPr>
-                <w:rFonts w:hint="eastAsia" w:ascii="宋体" w:hAnsi="宋体" w:eastAsia="宋体" w:cs="宋体"/>
-                <w:color w:val="333333"/>
-                <w:sz w:val="18"/>
-              </w:rPr>
-              <w:t>成长能力</w:t>
+            <w:tcW w:w="3402" w:type="dxa"/>
+          </w:tcPr>
+          <w:p>
+            <w:pPr>
+              <w:jc w:val="center"/>
+              <w:rPr>
+                <w:rFonts w:hint="eastAsia" w:ascii="宋体" w:hAnsi="宋体" w:eastAsia="宋体" w:cs="宋体"/>
+              </w:rPr>
+            </w:pPr>
+            <w:r>
+              <w:rPr>
+                <w:rFonts w:hint="eastAsia" w:ascii="宋体" w:hAnsi="宋体" w:eastAsia="宋体" w:cs="宋体"/>
+                <w:color w:val="333333"/>
+                <w:sz w:val="18"/>
+              </w:rPr>
+              <w:t>净利润/上期净利润-1</w:t>
+            </w:r>
+          </w:p>
+        </w:tc>
+        <w:tc>
+          <w:tcPr>
+            <w:tcW w:w="1134" w:type="dxa"/>
+          </w:tcPr>
+          <w:p>
+            <w:pPr>
+              <w:jc w:val="center"/>
+              <w:rPr>
+                <w:rFonts w:hint="eastAsia" w:ascii="宋体" w:hAnsi="宋体" w:eastAsia="宋体" w:cs="宋体"/>
+              </w:rPr>
+            </w:pPr>
+            <w:r>
+              <w:rPr>
+                <w:rFonts w:hint="eastAsia" w:ascii="宋体" w:hAnsi="宋体" w:eastAsia="宋体" w:cs="宋体"/>
+                <w:color w:val="333333"/>
+                <w:sz w:val="18"/>
+              </w:rPr>
+              <w:t>成长</w:t>
             </w:r>
           </w:p>
         </w:tc>
@@ -19787,7 +17524,7 @@
         </w:tc>
         <w:tc>
           <w:tcPr>
-            <w:tcW w:w="3969" w:type="dxa"/>
+            <w:tcW w:w="3402" w:type="dxa"/>
             <w:tcBorders>
               <w:top w:val="single" w:color="CCCCCC" w:sz="4" w:space="0"/>
               <w:left w:val="single" w:color="CCCCCC" w:sz="4" w:space="0"/>
@@ -19809,13 +17546,13 @@
                 <w:color w:val="333333"/>
                 <w:sz w:val="18"/>
               </w:rPr>
-              <w:t>(短期借款+长期借款+应付债券+一年内到期非流动负债)÷资产合计</w:t>
-            </w:r>
-          </w:p>
-        </w:tc>
-        <w:tc>
-          <w:tcPr>
-            <w:tcW w:w="1417" w:type="dxa"/>
+              <w:t>(短借+长借+应付债券+一年到期非流负)/资产</w:t>
+            </w:r>
+          </w:p>
+        </w:tc>
+        <w:tc>
+          <w:tcPr>
+            <w:tcW w:w="1134" w:type="dxa"/>
             <w:tcBorders>
               <w:top w:val="single" w:color="CCCCCC" w:sz="4" w:space="0"/>
               <w:left w:val="single" w:color="CCCCCC" w:sz="4" w:space="0"/>
@@ -19837,7 +17574,7 @@
                 <w:color w:val="333333"/>
                 <w:sz w:val="18"/>
               </w:rPr>
-              <w:t>补充指标</w:t>
+              <w:t>补充</w:t>
             </w:r>
           </w:p>
         </w:tc>
@@ -19892,49 +17629,49 @@
                 <w:color w:val="333333"/>
                 <w:sz w:val="18"/>
               </w:rPr>
-              <w:t>经营现金净流量/营收</w:t>
-            </w:r>
-          </w:p>
-        </w:tc>
-        <w:tc>
-          <w:tcPr>
-            <w:tcW w:w="3969" w:type="dxa"/>
-          </w:tcPr>
-          <w:p>
-            <w:pPr>
-              <w:jc w:val="center"/>
-              <w:rPr>
-                <w:rFonts w:hint="eastAsia" w:ascii="宋体" w:hAnsi="宋体" w:eastAsia="宋体" w:cs="宋体"/>
-              </w:rPr>
-            </w:pPr>
-            <w:r>
-              <w:rPr>
-                <w:rFonts w:hint="eastAsia" w:ascii="宋体" w:hAnsi="宋体" w:eastAsia="宋体" w:cs="宋体"/>
-                <w:color w:val="333333"/>
-                <w:sz w:val="18"/>
-              </w:rPr>
-              <w:t>经营活动现金净流量÷营业收入</w:t>
-            </w:r>
-          </w:p>
-        </w:tc>
-        <w:tc>
-          <w:tcPr>
-            <w:tcW w:w="1417" w:type="dxa"/>
-          </w:tcPr>
-          <w:p>
-            <w:pPr>
-              <w:jc w:val="center"/>
-              <w:rPr>
-                <w:rFonts w:hint="eastAsia" w:ascii="宋体" w:hAnsi="宋体" w:eastAsia="宋体" w:cs="宋体"/>
-              </w:rPr>
-            </w:pPr>
-            <w:r>
-              <w:rPr>
-                <w:rFonts w:hint="eastAsia" w:ascii="宋体" w:hAnsi="宋体" w:eastAsia="宋体" w:cs="宋体"/>
-                <w:color w:val="333333"/>
-                <w:sz w:val="18"/>
-              </w:rPr>
-              <w:t>补充指标</w:t>
+              <w:t>经营CF/营收</w:t>
+            </w:r>
+          </w:p>
+        </w:tc>
+        <w:tc>
+          <w:tcPr>
+            <w:tcW w:w="3402" w:type="dxa"/>
+          </w:tcPr>
+          <w:p>
+            <w:pPr>
+              <w:jc w:val="center"/>
+              <w:rPr>
+                <w:rFonts w:hint="eastAsia" w:ascii="宋体" w:hAnsi="宋体" w:eastAsia="宋体" w:cs="宋体"/>
+              </w:rPr>
+            </w:pPr>
+            <w:r>
+              <w:rPr>
+                <w:rFonts w:hint="eastAsia" w:ascii="宋体" w:hAnsi="宋体" w:eastAsia="宋体" w:cs="宋体"/>
+                <w:color w:val="333333"/>
+                <w:sz w:val="18"/>
+              </w:rPr>
+              <w:t>经营CF/营业收入</w:t>
+            </w:r>
+          </w:p>
+        </w:tc>
+        <w:tc>
+          <w:tcPr>
+            <w:tcW w:w="1134" w:type="dxa"/>
+          </w:tcPr>
+          <w:p>
+            <w:pPr>
+              <w:jc w:val="center"/>
+              <w:rPr>
+                <w:rFonts w:hint="eastAsia" w:ascii="宋体" w:hAnsi="宋体" w:eastAsia="宋体" w:cs="宋体"/>
+              </w:rPr>
+            </w:pPr>
+            <w:r>
+              <w:rPr>
+                <w:rFonts w:hint="eastAsia" w:ascii="宋体" w:hAnsi="宋体" w:eastAsia="宋体" w:cs="宋体"/>
+                <w:color w:val="333333"/>
+                <w:sz w:val="18"/>
+              </w:rPr>
+              <w:t>补充</w:t>
             </w:r>
           </w:p>
         </w:tc>
@@ -20009,7 +17746,7 @@
         </w:tc>
         <w:tc>
           <w:tcPr>
-            <w:tcW w:w="3969" w:type="dxa"/>
+            <w:tcW w:w="3402" w:type="dxa"/>
             <w:tcBorders>
               <w:top w:val="single" w:color="CCCCCC" w:sz="4" w:space="0"/>
               <w:left w:val="single" w:color="CCCCCC" w:sz="4" w:space="0"/>
@@ -20031,13 +17768,13 @@
                 <w:color w:val="333333"/>
                 <w:sz w:val="18"/>
               </w:rPr>
-              <w:t>资产合计÷归属母公司所有者权益</w:t>
-            </w:r>
-          </w:p>
-        </w:tc>
-        <w:tc>
-          <w:tcPr>
-            <w:tcW w:w="1417" w:type="dxa"/>
+              <w:t>资产合计/归母权益</w:t>
+            </w:r>
+          </w:p>
+        </w:tc>
+        <w:tc>
+          <w:tcPr>
+            <w:tcW w:w="1134" w:type="dxa"/>
             <w:tcBorders>
               <w:top w:val="single" w:color="CCCCCC" w:sz="4" w:space="0"/>
               <w:left w:val="single" w:color="CCCCCC" w:sz="4" w:space="0"/>
@@ -20059,7 +17796,7 @@
                 <w:color w:val="333333"/>
                 <w:sz w:val="18"/>
               </w:rPr>
-              <w:t>补充指标</w:t>
+              <w:t>补充</w:t>
             </w:r>
           </w:p>
         </w:tc>
@@ -20120,43 +17857,43 @@
         </w:tc>
         <w:tc>
           <w:tcPr>
-            <w:tcW w:w="3969" w:type="dxa"/>
-          </w:tcPr>
-          <w:p>
-            <w:pPr>
-              <w:jc w:val="center"/>
-              <w:rPr>
-                <w:rFonts w:hint="eastAsia" w:ascii="宋体" w:hAnsi="宋体" w:eastAsia="宋体" w:cs="宋体"/>
-              </w:rPr>
-            </w:pPr>
-            <w:r>
-              <w:rPr>
-                <w:rFonts w:hint="eastAsia" w:ascii="宋体" w:hAnsi="宋体" w:eastAsia="宋体" w:cs="宋体"/>
-                <w:color w:val="333333"/>
-                <w:sz w:val="18"/>
-              </w:rPr>
-              <w:t>货币资金÷资产合计</w:t>
-            </w:r>
-          </w:p>
-        </w:tc>
-        <w:tc>
-          <w:tcPr>
-            <w:tcW w:w="1417" w:type="dxa"/>
-          </w:tcPr>
-          <w:p>
-            <w:pPr>
-              <w:jc w:val="center"/>
-              <w:rPr>
-                <w:rFonts w:hint="eastAsia" w:ascii="宋体" w:hAnsi="宋体" w:eastAsia="宋体" w:cs="宋体"/>
-              </w:rPr>
-            </w:pPr>
-            <w:r>
-              <w:rPr>
-                <w:rFonts w:hint="eastAsia" w:ascii="宋体" w:hAnsi="宋体" w:eastAsia="宋体" w:cs="宋体"/>
-                <w:color w:val="333333"/>
-                <w:sz w:val="18"/>
-              </w:rPr>
-              <w:t>补充指标</w:t>
+            <w:tcW w:w="3402" w:type="dxa"/>
+          </w:tcPr>
+          <w:p>
+            <w:pPr>
+              <w:jc w:val="center"/>
+              <w:rPr>
+                <w:rFonts w:hint="eastAsia" w:ascii="宋体" w:hAnsi="宋体" w:eastAsia="宋体" w:cs="宋体"/>
+              </w:rPr>
+            </w:pPr>
+            <w:r>
+              <w:rPr>
+                <w:rFonts w:hint="eastAsia" w:ascii="宋体" w:hAnsi="宋体" w:eastAsia="宋体" w:cs="宋体"/>
+                <w:color w:val="333333"/>
+                <w:sz w:val="18"/>
+              </w:rPr>
+              <w:t>货币资金/资产合计</w:t>
+            </w:r>
+          </w:p>
+        </w:tc>
+        <w:tc>
+          <w:tcPr>
+            <w:tcW w:w="1134" w:type="dxa"/>
+          </w:tcPr>
+          <w:p>
+            <w:pPr>
+              <w:jc w:val="center"/>
+              <w:rPr>
+                <w:rFonts w:hint="eastAsia" w:ascii="宋体" w:hAnsi="宋体" w:eastAsia="宋体" w:cs="宋体"/>
+              </w:rPr>
+            </w:pPr>
+            <w:r>
+              <w:rPr>
+                <w:rFonts w:hint="eastAsia" w:ascii="宋体" w:hAnsi="宋体" w:eastAsia="宋体" w:cs="宋体"/>
+                <w:color w:val="333333"/>
+                <w:sz w:val="18"/>
+              </w:rPr>
+              <w:t>补充</w:t>
             </w:r>
           </w:p>
         </w:tc>
@@ -20192,8 +17929,6 @@
           <w:rFonts w:hint="eastAsia" w:ascii="宋体" w:hAnsi="宋体" w:eastAsia="宋体" w:cs="宋体"/>
         </w:rPr>
       </w:pPr>
-      <w:bookmarkStart w:id="63" w:name="_Toc2366"/>
-      <w:bookmarkStart w:id="64" w:name="_Toc11505"/>
       <w:r>
         <w:rPr>
           <w:rFonts w:hint="eastAsia" w:ascii="宋体" w:hAnsi="宋体" w:eastAsia="宋体" w:cs="宋体"/>
@@ -20203,12 +17938,10 @@
         </w:rPr>
         <w:t>附录B  六种预测方法参数设置</w:t>
       </w:r>
-      <w:bookmarkEnd w:id="63"/>
-      <w:bookmarkEnd w:id="64"/>
     </w:p>
     <w:tbl>
       <w:tblPr>
-        <w:tblStyle w:val="34"/>
+        <w:tblStyle w:val="32"/>
         <w:tblW w:w="0" w:type="auto"/>
         <w:jc w:val="center"/>
         <w:tblLayout w:type="autofit"/>
@@ -20222,7 +17955,7 @@
       <w:tblGrid>
         <w:gridCol w:w="1417"/>
         <w:gridCol w:w="1746"/>
-        <w:gridCol w:w="2736"/>
+        <w:gridCol w:w="2376"/>
         <w:gridCol w:w="2835"/>
       </w:tblGrid>
       <w:tr>
@@ -20446,7 +18179,7 @@
                 <w:color w:val="333333"/>
                 <w:sz w:val="18"/>
               </w:rPr>
-              <w:t>degree=2, alpha=1.0, include_seasonality=True</w:t>
+              <w:t>degree=2,alpha=1.0</w:t>
             </w:r>
           </w:p>
         </w:tc>
@@ -20474,7 +18207,7 @@
                 <w:color w:val="333333"/>
                 <w:sz w:val="18"/>
               </w:rPr>
-              <w:t>L2正则化+二次多项式+季度季节性哑变量</w:t>
+              <w:t>L2正则化+多项式趋势+季度季节性</w:t>
             </w:r>
           </w:p>
         </w:tc>
@@ -20550,7 +18283,7 @@
                 <w:color w:val="333333"/>
                 <w:sz w:val="18"/>
               </w:rPr>
-              <w:t>yearly_seasonality=False, changepoint_prior_scale=0.01</w:t>
+              <w:t>yearly_seasonality=False</w:t>
             </w:r>
           </w:p>
         </w:tc>
@@ -20571,7 +18304,7 @@
                 <w:color w:val="333333"/>
                 <w:sz w:val="18"/>
               </w:rPr>
-              <w:t>关闭年度季节性（样本不足），毛利率cap/floor=[0,1]</w:t>
+              <w:t>cap/floor约束毛利率,降低变点灵敏度</w:t>
             </w:r>
           </w:p>
         </w:tc>
@@ -20668,7 +18401,7 @@
                 <w:color w:val="333333"/>
                 <w:sz w:val="18"/>
               </w:rPr>
-              <w:t>window=3, hidden_size=16, epochs=min(200,n×5)</w:t>
+              <w:t>window=3,hidden=16</w:t>
             </w:r>
           </w:p>
         </w:tc>
@@ -20696,7 +18429,7 @@
                 <w:color w:val="333333"/>
                 <w:sz w:val="18"/>
               </w:rPr>
-              <w:t>小样本下调低epochs。无PyTorch时回退到Ridge模拟门控</w:t>
+              <w:t>小样本降epochs,无PyTorch回退Ridge</w:t>
             </w:r>
           </w:p>
         </w:tc>
@@ -20772,7 +18505,7 @@
                 <w:color w:val="333333"/>
                 <w:sz w:val="18"/>
               </w:rPr>
-              <w:t>trend=add, seasonal=add, seasonal_periods=4</w:t>
+              <w:t>trend=add,seasonal=add</w:t>
             </w:r>
           </w:p>
         </w:tc>
@@ -20793,7 +18526,7 @@
                 <w:color w:val="333333"/>
                 <w:sz w:val="18"/>
               </w:rPr>
-              <w:t>无statsmodels时纯NumPy简化(α=0.3,β=0.05,γ=0.3)</w:t>
+              <w:t>无库时NumPy简化(alpha=0.3)</w:t>
             </w:r>
           </w:p>
         </w:tc>
@@ -20890,7 +18623,7 @@
                 <w:color w:val="333333"/>
                 <w:sz w:val="18"/>
               </w:rPr>
-              <w:t>order=(2,1,2), fallback=(1,1,0)</w:t>
+              <w:t>order=(2,1,2)</w:t>
             </w:r>
           </w:p>
         </w:tc>
@@ -20918,7 +18651,7 @@
                 <w:color w:val="333333"/>
                 <w:sz w:val="18"/>
               </w:rPr>
-              <w:t>先尝试ARIMA(2,1,2)，失败降为(1,1,0)。无库时简化AR(1)回退</w:t>
+              <w:t>失败降(1,1,0),无库时AR(1)回退</w:t>
             </w:r>
           </w:p>
         </w:tc>
@@ -20994,7 +18727,7 @@
                 <w:color w:val="333333"/>
                 <w:sz w:val="18"/>
               </w:rPr>
-              <w:t>默认参数</w:t>
+              <w:t>默认</w:t>
             </w:r>
           </w:p>
         </w:tc>
@@ -21015,7 +18748,7 @@
                 <w:color w:val="333333"/>
                 <w:sz w:val="18"/>
               </w:rPr>
-              <w:t>无正则化、无季节性的简单线性回归，作为基线方法</w:t>
+              <w:t>基线方法,无正则化无季节性</w:t>
             </w:r>
           </w:p>
         </w:tc>
@@ -21039,21 +18772,18 @@
     <w:p>
       <w:pPr>
         <w:jc w:val="center"/>
-        <w:outlineLvl w:val="9"/>
         <w:rPr>
           <w:rFonts w:hint="eastAsia" w:ascii="宋体" w:hAnsi="宋体" w:eastAsia="宋体" w:cs="宋体"/>
         </w:rPr>
       </w:pPr>
-      <w:bookmarkStart w:id="65" w:name="_Toc27361"/>
       <w:r>
         <w:rPr>
           <w:rFonts w:hint="eastAsia" w:ascii="宋体" w:hAnsi="宋体" w:eastAsia="宋体" w:cs="宋体"/>
           <w:b/>
           <w:sz w:val="28"/>
         </w:rPr>
-        <w:t>— 报告结束 —</w:t>
+        <w:t>--- 报告结束 ---</w:t>
       </w:r>
-      <w:bookmarkEnd w:id="65"/>
     </w:p>
     <w:sectPr>
       <w:pgSz w:w="12240" w:h="15840"/>
@@ -21418,7 +19148,7 @@
     <w:lsdException w:uiPriority="99" w:name="Table Theme"/>
     <w:lsdException w:qFormat="1" w:unhideWhenUsed="0" w:uiPriority="1" w:semiHidden="0" w:name="No Spacing"/>
     <w:lsdException w:unhideWhenUsed="0" w:uiPriority="60" w:semiHidden="0" w:name="Light Shading"/>
-    <w:lsdException w:qFormat="1" w:unhideWhenUsed="0" w:uiPriority="61" w:semiHidden="0" w:name="Light List"/>
+    <w:lsdException w:unhideWhenUsed="0" w:uiPriority="61" w:semiHidden="0" w:name="Light List"/>
     <w:lsdException w:unhideWhenUsed="0" w:uiPriority="62" w:semiHidden="0" w:name="Light Grid"/>
     <w:lsdException w:unhideWhenUsed="0" w:uiPriority="63" w:semiHidden="0" w:name="Medium Shading 1"/>
     <w:lsdException w:unhideWhenUsed="0" w:uiPriority="64" w:semiHidden="0" w:name="Medium Shading 2"/>
@@ -21431,7 +19161,7 @@
     <w:lsdException w:unhideWhenUsed="0" w:uiPriority="71" w:semiHidden="0" w:name="Colorful Shading"/>
     <w:lsdException w:unhideWhenUsed="0" w:uiPriority="72" w:semiHidden="0" w:name="Colorful List"/>
     <w:lsdException w:unhideWhenUsed="0" w:uiPriority="73" w:semiHidden="0" w:name="Colorful Grid"/>
-    <w:lsdException w:qFormat="1" w:unhideWhenUsed="0" w:uiPriority="60" w:semiHidden="0" w:name="Light Shading Accent 1"/>
+    <w:lsdException w:unhideWhenUsed="0" w:uiPriority="60" w:semiHidden="0" w:name="Light Shading Accent 1"/>
     <w:lsdException w:unhideWhenUsed="0" w:uiPriority="61" w:semiHidden="0" w:name="Light List Accent 1"/>
     <w:lsdException w:unhideWhenUsed="0" w:uiPriority="62" w:semiHidden="0" w:name="Light Grid Accent 1"/>
     <w:lsdException w:unhideWhenUsed="0" w:uiPriority="63" w:semiHidden="0" w:name="Medium Shading 1 Accent 1"/>
@@ -21537,7 +19267,7 @@
     <w:name w:val="heading 1"/>
     <w:basedOn w:val="1"/>
     <w:next w:val="1"/>
-    <w:link w:val="140"/>
+    <w:link w:val="138"/>
     <w:qFormat/>
     <w:uiPriority w:val="9"/>
     <w:pPr>
@@ -21559,7 +19289,7 @@
     <w:name w:val="heading 2"/>
     <w:basedOn w:val="1"/>
     <w:next w:val="1"/>
-    <w:link w:val="141"/>
+    <w:link w:val="139"/>
     <w:unhideWhenUsed/>
     <w:qFormat/>
     <w:uiPriority w:val="9"/>
@@ -21587,7 +19317,7 @@
     <w:name w:val="heading 3"/>
     <w:basedOn w:val="1"/>
     <w:next w:val="1"/>
-    <w:link w:val="142"/>
+    <w:link w:val="140"/>
     <w:unhideWhenUsed/>
     <w:qFormat/>
     <w:uiPriority w:val="9"/>
@@ -21613,7 +19343,7 @@
     <w:name w:val="heading 4"/>
     <w:basedOn w:val="1"/>
     <w:next w:val="1"/>
-    <w:link w:val="152"/>
+    <w:link w:val="150"/>
     <w:semiHidden/>
     <w:unhideWhenUsed/>
     <w:qFormat/>
@@ -21642,7 +19372,7 @@
     <w:name w:val="heading 5"/>
     <w:basedOn w:val="1"/>
     <w:next w:val="1"/>
-    <w:link w:val="153"/>
+    <w:link w:val="151"/>
     <w:semiHidden/>
     <w:unhideWhenUsed/>
     <w:qFormat/>
@@ -21662,7 +19392,7 @@
     <w:name w:val="heading 6"/>
     <w:basedOn w:val="1"/>
     <w:next w:val="1"/>
-    <w:link w:val="154"/>
+    <w:link w:val="152"/>
     <w:semiHidden/>
     <w:unhideWhenUsed/>
     <w:qFormat/>
@@ -21684,7 +19414,7 @@
     <w:name w:val="heading 7"/>
     <w:basedOn w:val="1"/>
     <w:next w:val="1"/>
-    <w:link w:val="155"/>
+    <w:link w:val="153"/>
     <w:semiHidden/>
     <w:unhideWhenUsed/>
     <w:qFormat/>
@@ -21714,7 +19444,7 @@
     <w:name w:val="heading 8"/>
     <w:basedOn w:val="1"/>
     <w:next w:val="1"/>
-    <w:link w:val="156"/>
+    <w:link w:val="154"/>
     <w:semiHidden/>
     <w:unhideWhenUsed/>
     <w:qFormat/>
@@ -21741,7 +19471,7 @@
     <w:name w:val="heading 9"/>
     <w:basedOn w:val="1"/>
     <w:next w:val="1"/>
-    <w:link w:val="157"/>
+    <w:link w:val="155"/>
     <w:semiHidden/>
     <w:unhideWhenUsed/>
     <w:qFormat/>
@@ -21769,13 +19499,13 @@
       </w14:textFill>
     </w:rPr>
   </w:style>
-  <w:style w:type="character" w:default="1" w:styleId="134">
+  <w:style w:type="character" w:default="1" w:styleId="132">
     <w:name w:val="Default Paragraph Font"/>
     <w:semiHidden/>
     <w:unhideWhenUsed/>
     <w:uiPriority w:val="1"/>
   </w:style>
-  <w:style w:type="table" w:default="1" w:styleId="34">
+  <w:style w:type="table" w:default="1" w:styleId="32">
     <w:name w:val="Normal Table"/>
     <w:semiHidden/>
     <w:unhideWhenUsed/>
@@ -21791,7 +19521,7 @@
   </w:style>
   <w:style w:type="paragraph" w:styleId="2">
     <w:name w:val="macro"/>
-    <w:link w:val="149"/>
+    <w:link w:val="147"/>
     <w:unhideWhenUsed/>
     <w:uiPriority w:val="99"/>
     <w:pPr>
@@ -21889,7 +19619,7 @@
   <w:style w:type="paragraph" w:styleId="17">
     <w:name w:val="Body Text 3"/>
     <w:basedOn w:val="1"/>
-    <w:link w:val="148"/>
+    <w:link w:val="146"/>
     <w:unhideWhenUsed/>
     <w:uiPriority w:val="99"/>
     <w:pPr>
@@ -21916,7 +19646,7 @@
   <w:style w:type="paragraph" w:styleId="19">
     <w:name w:val="Body Text"/>
     <w:basedOn w:val="1"/>
-    <w:link w:val="146"/>
+    <w:link w:val="144"/>
     <w:unhideWhenUsed/>
     <w:uiPriority w:val="99"/>
     <w:pPr>
@@ -21973,7 +19703,7 @@
   <w:style w:type="paragraph" w:styleId="24">
     <w:name w:val="footer"/>
     <w:basedOn w:val="1"/>
-    <w:link w:val="138"/>
+    <w:link w:val="136"/>
     <w:unhideWhenUsed/>
     <w:uiPriority w:val="99"/>
     <w:pPr>
@@ -21987,7 +19717,7 @@
   <w:style w:type="paragraph" w:styleId="25">
     <w:name w:val="header"/>
     <w:basedOn w:val="1"/>
-    <w:link w:val="137"/>
+    <w:link w:val="135"/>
     <w:unhideWhenUsed/>
     <w:uiPriority w:val="99"/>
     <w:pPr>
@@ -21999,18 +19729,10 @@
     </w:pPr>
   </w:style>
   <w:style w:type="paragraph" w:styleId="26">
-    <w:name w:val="toc 1"/>
-    <w:basedOn w:val="1"/>
-    <w:next w:val="1"/>
-    <w:semiHidden/>
-    <w:unhideWhenUsed/>
-    <w:uiPriority w:val="39"/>
-  </w:style>
-  <w:style w:type="paragraph" w:styleId="27">
     <w:name w:val="Subtitle"/>
     <w:basedOn w:val="1"/>
     <w:next w:val="1"/>
-    <w:link w:val="144"/>
+    <w:link w:val="142"/>
     <w:qFormat/>
     <w:uiPriority w:val="11"/>
     <w:rPr>
@@ -22028,7 +19750,7 @@
       </w14:textFill>
     </w:rPr>
   </w:style>
-  <w:style w:type="paragraph" w:styleId="28">
+  <w:style w:type="paragraph" w:styleId="27">
     <w:name w:val="List"/>
     <w:basedOn w:val="1"/>
     <w:unhideWhenUsed/>
@@ -22038,28 +19760,17 @@
       <w:contextualSpacing/>
     </w:pPr>
   </w:style>
-  <w:style w:type="paragraph" w:styleId="29">
-    <w:name w:val="toc 2"/>
-    <w:basedOn w:val="1"/>
-    <w:next w:val="1"/>
-    <w:semiHidden/>
-    <w:unhideWhenUsed/>
-    <w:uiPriority w:val="39"/>
-    <w:pPr>
-      <w:ind w:left="420" w:leftChars="200"/>
-    </w:pPr>
-  </w:style>
-  <w:style w:type="paragraph" w:styleId="30">
+  <w:style w:type="paragraph" w:styleId="28">
     <w:name w:val="Body Text 2"/>
     <w:basedOn w:val="1"/>
-    <w:link w:val="147"/>
+    <w:link w:val="145"/>
     <w:unhideWhenUsed/>
     <w:uiPriority w:val="99"/>
     <w:pPr>
       <w:spacing w:after="120" w:line="480" w:lineRule="auto"/>
     </w:pPr>
   </w:style>
-  <w:style w:type="paragraph" w:styleId="31">
+  <w:style w:type="paragraph" w:styleId="29">
     <w:name w:val="List Continue 2"/>
     <w:basedOn w:val="1"/>
     <w:unhideWhenUsed/>
@@ -22070,7 +19781,7 @@
       <w:contextualSpacing/>
     </w:pPr>
   </w:style>
-  <w:style w:type="paragraph" w:styleId="32">
+  <w:style w:type="paragraph" w:styleId="30">
     <w:name w:val="List Continue 3"/>
     <w:basedOn w:val="1"/>
     <w:unhideWhenUsed/>
@@ -22081,11 +19792,11 @@
       <w:contextualSpacing/>
     </w:pPr>
   </w:style>
-  <w:style w:type="paragraph" w:styleId="33">
+  <w:style w:type="paragraph" w:styleId="31">
     <w:name w:val="Title"/>
     <w:basedOn w:val="1"/>
     <w:next w:val="1"/>
-    <w:link w:val="143"/>
+    <w:link w:val="141"/>
     <w:qFormat/>
     <w:uiPriority w:val="10"/>
     <w:pPr>
@@ -22104,9 +19815,9 @@
       <w:szCs w:val="52"/>
     </w:rPr>
   </w:style>
-  <w:style w:type="table" w:styleId="35">
+  <w:style w:type="table" w:styleId="33">
     <w:name w:val="Table Grid"/>
-    <w:basedOn w:val="34"/>
+    <w:basedOn w:val="32"/>
     <w:uiPriority w:val="59"/>
     <w:pPr>
       <w:spacing w:after="0" w:line="240" w:lineRule="auto"/>
@@ -22128,9 +19839,9 @@
       </w:tblCellMar>
     </w:tblPr>
   </w:style>
-  <w:style w:type="table" w:styleId="36">
+  <w:style w:type="table" w:styleId="34">
     <w:name w:val="Light Shading"/>
-    <w:basedOn w:val="34"/>
+    <w:basedOn w:val="32"/>
     <w:uiPriority w:val="60"/>
     <w:pPr>
       <w:spacing w:after="0" w:line="240" w:lineRule="auto"/>
@@ -22227,10 +19938,9 @@
       </w:tcPr>
     </w:tblStylePr>
   </w:style>
-  <w:style w:type="table" w:styleId="37">
+  <w:style w:type="table" w:styleId="35">
     <w:name w:val="Light Shading Accent 1"/>
-    <w:basedOn w:val="34"/>
-    <w:qFormat/>
+    <w:basedOn w:val="32"/>
     <w:uiPriority w:val="60"/>
     <w:pPr>
       <w:spacing w:after="0" w:line="240" w:lineRule="auto"/>
@@ -22327,9 +20037,9 @@
       </w:tcPr>
     </w:tblStylePr>
   </w:style>
-  <w:style w:type="table" w:styleId="38">
+  <w:style w:type="table" w:styleId="36">
     <w:name w:val="Light Shading Accent 2"/>
-    <w:basedOn w:val="34"/>
+    <w:basedOn w:val="32"/>
     <w:uiPriority w:val="60"/>
     <w:pPr>
       <w:spacing w:after="0" w:line="240" w:lineRule="auto"/>
@@ -22426,9 +20136,9 @@
       </w:tcPr>
     </w:tblStylePr>
   </w:style>
-  <w:style w:type="table" w:styleId="39">
+  <w:style w:type="table" w:styleId="37">
     <w:name w:val="Light Shading Accent 3"/>
-    <w:basedOn w:val="34"/>
+    <w:basedOn w:val="32"/>
     <w:uiPriority w:val="60"/>
     <w:pPr>
       <w:spacing w:after="0" w:line="240" w:lineRule="auto"/>
@@ -22525,9 +20235,9 @@
       </w:tcPr>
     </w:tblStylePr>
   </w:style>
-  <w:style w:type="table" w:styleId="40">
+  <w:style w:type="table" w:styleId="38">
     <w:name w:val="Light Shading Accent 4"/>
-    <w:basedOn w:val="34"/>
+    <w:basedOn w:val="32"/>
     <w:uiPriority w:val="60"/>
     <w:pPr>
       <w:spacing w:after="0" w:line="240" w:lineRule="auto"/>
@@ -22624,9 +20334,9 @@
       </w:tcPr>
     </w:tblStylePr>
   </w:style>
-  <w:style w:type="table" w:styleId="41">
+  <w:style w:type="table" w:styleId="39">
     <w:name w:val="Light Shading Accent 5"/>
-    <w:basedOn w:val="34"/>
+    <w:basedOn w:val="32"/>
     <w:uiPriority w:val="60"/>
     <w:pPr>
       <w:spacing w:after="0" w:line="240" w:lineRule="auto"/>
@@ -22723,9 +20433,9 @@
       </w:tcPr>
     </w:tblStylePr>
   </w:style>
-  <w:style w:type="table" w:styleId="42">
+  <w:style w:type="table" w:styleId="40">
     <w:name w:val="Light Shading Accent 6"/>
-    <w:basedOn w:val="34"/>
+    <w:basedOn w:val="32"/>
     <w:uiPriority w:val="60"/>
     <w:pPr>
       <w:spacing w:after="0" w:line="240" w:lineRule="auto"/>
@@ -22822,10 +20532,9 @@
       </w:tcPr>
     </w:tblStylePr>
   </w:style>
-  <w:style w:type="table" w:styleId="43">
+  <w:style w:type="table" w:styleId="41">
     <w:name w:val="Light List"/>
-    <w:basedOn w:val="34"/>
-    <w:qFormat/>
+    <w:basedOn w:val="32"/>
     <w:uiPriority w:val="61"/>
     <w:pPr>
       <w:spacing w:after="0" w:line="240" w:lineRule="auto"/>
@@ -22916,9 +20625,9 @@
       </w:tcPr>
     </w:tblStylePr>
   </w:style>
-  <w:style w:type="table" w:styleId="44">
+  <w:style w:type="table" w:styleId="42">
     <w:name w:val="Light List Accent 1"/>
-    <w:basedOn w:val="34"/>
+    <w:basedOn w:val="32"/>
     <w:uiPriority w:val="61"/>
     <w:pPr>
       <w:spacing w:after="0" w:line="240" w:lineRule="auto"/>
@@ -23009,9 +20718,9 @@
       </w:tcPr>
     </w:tblStylePr>
   </w:style>
-  <w:style w:type="table" w:styleId="45">
+  <w:style w:type="table" w:styleId="43">
     <w:name w:val="Light List Accent 2"/>
-    <w:basedOn w:val="34"/>
+    <w:basedOn w:val="32"/>
     <w:uiPriority w:val="61"/>
     <w:pPr>
       <w:spacing w:after="0" w:line="240" w:lineRule="auto"/>
@@ -23102,9 +20811,9 @@
       </w:tcPr>
     </w:tblStylePr>
   </w:style>
-  <w:style w:type="table" w:styleId="46">
+  <w:style w:type="table" w:styleId="44">
     <w:name w:val="Light List Accent 3"/>
-    <w:basedOn w:val="34"/>
+    <w:basedOn w:val="32"/>
     <w:uiPriority w:val="61"/>
     <w:pPr>
       <w:spacing w:after="0" w:line="240" w:lineRule="auto"/>
@@ -23195,9 +20904,9 @@
       </w:tcPr>
     </w:tblStylePr>
   </w:style>
-  <w:style w:type="table" w:styleId="47">
+  <w:style w:type="table" w:styleId="45">
     <w:name w:val="Light List Accent 4"/>
-    <w:basedOn w:val="34"/>
+    <w:basedOn w:val="32"/>
     <w:uiPriority w:val="61"/>
     <w:pPr>
       <w:spacing w:after="0" w:line="240" w:lineRule="auto"/>
@@ -23288,9 +20997,9 @@
       </w:tcPr>
     </w:tblStylePr>
   </w:style>
-  <w:style w:type="table" w:styleId="48">
+  <w:style w:type="table" w:styleId="46">
     <w:name w:val="Light List Accent 5"/>
-    <w:basedOn w:val="34"/>
+    <w:basedOn w:val="32"/>
     <w:uiPriority w:val="61"/>
     <w:pPr>
       <w:spacing w:after="0" w:line="240" w:lineRule="auto"/>
@@ -23381,9 +21090,9 @@
       </w:tcPr>
     </w:tblStylePr>
   </w:style>
-  <w:style w:type="table" w:styleId="49">
+  <w:style w:type="table" w:styleId="47">
     <w:name w:val="Light List Accent 6"/>
-    <w:basedOn w:val="34"/>
+    <w:basedOn w:val="32"/>
     <w:uiPriority w:val="61"/>
     <w:pPr>
       <w:spacing w:after="0" w:line="240" w:lineRule="auto"/>
@@ -23474,9 +21183,9 @@
       </w:tcPr>
     </w:tblStylePr>
   </w:style>
-  <w:style w:type="table" w:styleId="50">
+  <w:style w:type="table" w:styleId="48">
     <w:name w:val="Light Grid"/>
-    <w:basedOn w:val="34"/>
+    <w:basedOn w:val="32"/>
     <w:uiPriority w:val="62"/>
     <w:pPr>
       <w:spacing w:after="0" w:line="240" w:lineRule="auto"/>
@@ -23600,9 +21309,9 @@
       </w:tcPr>
     </w:tblStylePr>
   </w:style>
-  <w:style w:type="table" w:styleId="51">
+  <w:style w:type="table" w:styleId="49">
     <w:name w:val="Light Grid Accent 1"/>
-    <w:basedOn w:val="34"/>
+    <w:basedOn w:val="32"/>
     <w:uiPriority w:val="62"/>
     <w:pPr>
       <w:spacing w:after="0" w:line="240" w:lineRule="auto"/>
@@ -23726,9 +21435,9 @@
       </w:tcPr>
     </w:tblStylePr>
   </w:style>
-  <w:style w:type="table" w:styleId="52">
+  <w:style w:type="table" w:styleId="50">
     <w:name w:val="Light Grid Accent 2"/>
-    <w:basedOn w:val="34"/>
+    <w:basedOn w:val="32"/>
     <w:uiPriority w:val="62"/>
     <w:pPr>
       <w:spacing w:after="0" w:line="240" w:lineRule="auto"/>
@@ -23852,9 +21561,9 @@
       </w:tcPr>
     </w:tblStylePr>
   </w:style>
-  <w:style w:type="table" w:styleId="53">
+  <w:style w:type="table" w:styleId="51">
     <w:name w:val="Light Grid Accent 3"/>
-    <w:basedOn w:val="34"/>
+    <w:basedOn w:val="32"/>
     <w:uiPriority w:val="62"/>
     <w:pPr>
       <w:spacing w:after="0" w:line="240" w:lineRule="auto"/>
@@ -23978,9 +21687,9 @@
       </w:tcPr>
     </w:tblStylePr>
   </w:style>
-  <w:style w:type="table" w:styleId="54">
+  <w:style w:type="table" w:styleId="52">
     <w:name w:val="Light Grid Accent 4"/>
-    <w:basedOn w:val="34"/>
+    <w:basedOn w:val="32"/>
     <w:uiPriority w:val="62"/>
     <w:pPr>
       <w:spacing w:after="0" w:line="240" w:lineRule="auto"/>
@@ -24104,9 +21813,9 @@
       </w:tcPr>
     </w:tblStylePr>
   </w:style>
-  <w:style w:type="table" w:styleId="55">
+  <w:style w:type="table" w:styleId="53">
     <w:name w:val="Light Grid Accent 5"/>
-    <w:basedOn w:val="34"/>
+    <w:basedOn w:val="32"/>
     <w:uiPriority w:val="62"/>
     <w:pPr>
       <w:spacing w:after="0" w:line="240" w:lineRule="auto"/>
@@ -24230,9 +21939,9 @@
       </w:tcPr>
     </w:tblStylePr>
   </w:style>
-  <w:style w:type="table" w:styleId="56">
+  <w:style w:type="table" w:styleId="54">
     <w:name w:val="Light Grid Accent 6"/>
-    <w:basedOn w:val="34"/>
+    <w:basedOn w:val="32"/>
     <w:uiPriority w:val="62"/>
     <w:pPr>
       <w:spacing w:after="0" w:line="240" w:lineRule="auto"/>
@@ -24356,9 +22065,9 @@
       </w:tcPr>
     </w:tblStylePr>
   </w:style>
-  <w:style w:type="table" w:styleId="57">
+  <w:style w:type="table" w:styleId="55">
     <w:name w:val="Medium Shading 1"/>
-    <w:basedOn w:val="34"/>
+    <w:basedOn w:val="32"/>
     <w:uiPriority w:val="63"/>
     <w:pPr>
       <w:spacing w:after="0" w:line="240" w:lineRule="auto"/>
@@ -24463,9 +22172,9 @@
       </w:tcPr>
     </w:tblStylePr>
   </w:style>
-  <w:style w:type="table" w:styleId="58">
+  <w:style w:type="table" w:styleId="56">
     <w:name w:val="Medium Shading 1 Accent 1"/>
-    <w:basedOn w:val="34"/>
+    <w:basedOn w:val="32"/>
     <w:uiPriority w:val="63"/>
     <w:pPr>
       <w:spacing w:after="0" w:line="240" w:lineRule="auto"/>
@@ -24570,9 +22279,9 @@
       </w:tcPr>
     </w:tblStylePr>
   </w:style>
-  <w:style w:type="table" w:styleId="59">
+  <w:style w:type="table" w:styleId="57">
     <w:name w:val="Medium Shading 1 Accent 2"/>
-    <w:basedOn w:val="34"/>
+    <w:basedOn w:val="32"/>
     <w:uiPriority w:val="63"/>
     <w:pPr>
       <w:spacing w:after="0" w:line="240" w:lineRule="auto"/>
@@ -24677,9 +22386,9 @@
       </w:tcPr>
     </w:tblStylePr>
   </w:style>
-  <w:style w:type="table" w:styleId="60">
+  <w:style w:type="table" w:styleId="58">
     <w:name w:val="Medium Shading 1 Accent 3"/>
-    <w:basedOn w:val="34"/>
+    <w:basedOn w:val="32"/>
     <w:uiPriority w:val="63"/>
     <w:pPr>
       <w:spacing w:after="0" w:line="240" w:lineRule="auto"/>
@@ -24784,9 +22493,9 @@
       </w:tcPr>
     </w:tblStylePr>
   </w:style>
-  <w:style w:type="table" w:styleId="61">
+  <w:style w:type="table" w:styleId="59">
     <w:name w:val="Medium Shading 1 Accent 4"/>
-    <w:basedOn w:val="34"/>
+    <w:basedOn w:val="32"/>
     <w:uiPriority w:val="63"/>
     <w:pPr>
       <w:spacing w:after="0" w:line="240" w:lineRule="auto"/>
@@ -24891,9 +22600,9 @@
       </w:tcPr>
     </w:tblStylePr>
   </w:style>
-  <w:style w:type="table" w:styleId="62">
+  <w:style w:type="table" w:styleId="60">
     <w:name w:val="Medium Shading 1 Accent 5"/>
-    <w:basedOn w:val="34"/>
+    <w:basedOn w:val="32"/>
     <w:uiPriority w:val="63"/>
     <w:pPr>
       <w:spacing w:after="0" w:line="240" w:lineRule="auto"/>
@@ -24998,9 +22707,9 @@
       </w:tcPr>
     </w:tblStylePr>
   </w:style>
-  <w:style w:type="table" w:styleId="63">
+  <w:style w:type="table" w:styleId="61">
     <w:name w:val="Medium Shading 1 Accent 6"/>
-    <w:basedOn w:val="34"/>
+    <w:basedOn w:val="32"/>
     <w:uiPriority w:val="63"/>
     <w:pPr>
       <w:spacing w:after="0" w:line="240" w:lineRule="auto"/>
@@ -25105,9 +22814,9 @@
       </w:tcPr>
     </w:tblStylePr>
   </w:style>
-  <w:style w:type="table" w:styleId="64">
+  <w:style w:type="table" w:styleId="62">
     <w:name w:val="Medium Shading 2"/>
-    <w:basedOn w:val="34"/>
+    <w:basedOn w:val="32"/>
     <w:uiPriority w:val="64"/>
     <w:pPr>
       <w:spacing w:after="0" w:line="240" w:lineRule="auto"/>
@@ -25270,9 +22979,9 @@
       </w:tcPr>
     </w:tblStylePr>
   </w:style>
-  <w:style w:type="table" w:styleId="65">
+  <w:style w:type="table" w:styleId="63">
     <w:name w:val="Medium Shading 2 Accent 1"/>
-    <w:basedOn w:val="34"/>
+    <w:basedOn w:val="32"/>
     <w:uiPriority w:val="64"/>
     <w:pPr>
       <w:spacing w:after="0" w:line="240" w:lineRule="auto"/>
@@ -25435,9 +23144,9 @@
       </w:tcPr>
     </w:tblStylePr>
   </w:style>
-  <w:style w:type="table" w:styleId="66">
+  <w:style w:type="table" w:styleId="64">
     <w:name w:val="Medium Shading 2 Accent 2"/>
-    <w:basedOn w:val="34"/>
+    <w:basedOn w:val="32"/>
     <w:uiPriority w:val="64"/>
     <w:pPr>
       <w:spacing w:after="0" w:line="240" w:lineRule="auto"/>
@@ -25600,9 +23309,9 @@
       </w:tcPr>
     </w:tblStylePr>
   </w:style>
-  <w:style w:type="table" w:styleId="67">
+  <w:style w:type="table" w:styleId="65">
     <w:name w:val="Medium Shading 2 Accent 3"/>
-    <w:basedOn w:val="34"/>
+    <w:basedOn w:val="32"/>
     <w:uiPriority w:val="64"/>
     <w:pPr>
       <w:spacing w:after="0" w:line="240" w:lineRule="auto"/>
@@ -25765,9 +23474,9 @@
       </w:tcPr>
     </w:tblStylePr>
   </w:style>
-  <w:style w:type="table" w:styleId="68">
+  <w:style w:type="table" w:styleId="66">
     <w:name w:val="Medium Shading 2 Accent 4"/>
-    <w:basedOn w:val="34"/>
+    <w:basedOn w:val="32"/>
     <w:uiPriority w:val="64"/>
     <w:pPr>
       <w:spacing w:after="0" w:line="240" w:lineRule="auto"/>
@@ -25930,9 +23639,9 @@
       </w:tcPr>
     </w:tblStylePr>
   </w:style>
-  <w:style w:type="table" w:styleId="69">
+  <w:style w:type="table" w:styleId="67">
     <w:name w:val="Medium Shading 2 Accent 5"/>
-    <w:basedOn w:val="34"/>
+    <w:basedOn w:val="32"/>
     <w:uiPriority w:val="64"/>
     <w:pPr>
       <w:spacing w:after="0" w:line="240" w:lineRule="auto"/>
@@ -26095,9 +23804,9 @@
       </w:tcPr>
     </w:tblStylePr>
   </w:style>
-  <w:style w:type="table" w:styleId="70">
+  <w:style w:type="table" w:styleId="68">
     <w:name w:val="Medium Shading 2 Accent 6"/>
-    <w:basedOn w:val="34"/>
+    <w:basedOn w:val="32"/>
     <w:uiPriority w:val="64"/>
     <w:pPr>
       <w:spacing w:after="0" w:line="240" w:lineRule="auto"/>
@@ -26260,9 +23969,9 @@
       </w:tcPr>
     </w:tblStylePr>
   </w:style>
-  <w:style w:type="table" w:styleId="71">
+  <w:style w:type="table" w:styleId="69">
     <w:name w:val="Medium List 1"/>
-    <w:basedOn w:val="34"/>
+    <w:basedOn w:val="32"/>
     <w:uiPriority w:val="65"/>
     <w:pPr>
       <w:spacing w:after="0" w:line="240" w:lineRule="auto"/>
@@ -26350,9 +24059,9 @@
       </w:tcPr>
     </w:tblStylePr>
   </w:style>
-  <w:style w:type="table" w:styleId="72">
+  <w:style w:type="table" w:styleId="70">
     <w:name w:val="Medium List 1 Accent 1"/>
-    <w:basedOn w:val="34"/>
+    <w:basedOn w:val="32"/>
     <w:uiPriority w:val="65"/>
     <w:pPr>
       <w:spacing w:after="0" w:line="240" w:lineRule="auto"/>
@@ -26440,9 +24149,9 @@
       </w:tcPr>
     </w:tblStylePr>
   </w:style>
-  <w:style w:type="table" w:styleId="73">
+  <w:style w:type="table" w:styleId="71">
     <w:name w:val="Medium List 1 Accent 2"/>
-    <w:basedOn w:val="34"/>
+    <w:basedOn w:val="32"/>
     <w:uiPriority w:val="65"/>
     <w:pPr>
       <w:spacing w:after="0" w:line="240" w:lineRule="auto"/>
@@ -26530,9 +24239,9 @@
       </w:tcPr>
     </w:tblStylePr>
   </w:style>
-  <w:style w:type="table" w:styleId="74">
+  <w:style w:type="table" w:styleId="72">
     <w:name w:val="Medium List 1 Accent 3"/>
-    <w:basedOn w:val="34"/>
+    <w:basedOn w:val="32"/>
     <w:uiPriority w:val="65"/>
     <w:pPr>
       <w:spacing w:after="0" w:line="240" w:lineRule="auto"/>
@@ -26620,9 +24329,9 @@
       </w:tcPr>
     </w:tblStylePr>
   </w:style>
-  <w:style w:type="table" w:styleId="75">
+  <w:style w:type="table" w:styleId="73">
     <w:name w:val="Medium List 1 Accent 4"/>
-    <w:basedOn w:val="34"/>
+    <w:basedOn w:val="32"/>
     <w:uiPriority w:val="65"/>
     <w:pPr>
       <w:spacing w:after="0" w:line="240" w:lineRule="auto"/>
@@ -26710,9 +24419,9 @@
       </w:tcPr>
     </w:tblStylePr>
   </w:style>
-  <w:style w:type="table" w:styleId="76">
+  <w:style w:type="table" w:styleId="74">
     <w:name w:val="Medium List 1 Accent 5"/>
-    <w:basedOn w:val="34"/>
+    <w:basedOn w:val="32"/>
     <w:uiPriority w:val="65"/>
     <w:pPr>
       <w:spacing w:after="0" w:line="240" w:lineRule="auto"/>
@@ -26800,9 +24509,9 @@
       </w:tcPr>
     </w:tblStylePr>
   </w:style>
-  <w:style w:type="table" w:styleId="77">
+  <w:style w:type="table" w:styleId="75">
     <w:name w:val="Medium List 1 Accent 6"/>
-    <w:basedOn w:val="34"/>
+    <w:basedOn w:val="32"/>
     <w:uiPriority w:val="65"/>
     <w:pPr>
       <w:spacing w:after="0" w:line="240" w:lineRule="auto"/>
@@ -26890,9 +24599,9 @@
       </w:tcPr>
     </w:tblStylePr>
   </w:style>
-  <w:style w:type="table" w:styleId="78">
+  <w:style w:type="table" w:styleId="76">
     <w:name w:val="Medium List 2"/>
-    <w:basedOn w:val="34"/>
+    <w:basedOn w:val="32"/>
     <w:uiPriority w:val="66"/>
     <w:pPr>
       <w:spacing w:after="0" w:line="240" w:lineRule="auto"/>
@@ -27019,9 +24728,9 @@
       </w:tcPr>
     </w:tblStylePr>
   </w:style>
-  <w:style w:type="table" w:styleId="79">
+  <w:style w:type="table" w:styleId="77">
     <w:name w:val="Medium List 2 Accent 1"/>
-    <w:basedOn w:val="34"/>
+    <w:basedOn w:val="32"/>
     <w:uiPriority w:val="66"/>
     <w:pPr>
       <w:spacing w:after="0" w:line="240" w:lineRule="auto"/>
@@ -27148,9 +24857,9 @@
       </w:tcPr>
     </w:tblStylePr>
   </w:style>
-  <w:style w:type="table" w:styleId="80">
+  <w:style w:type="table" w:styleId="78">
     <w:name w:val="Medium List 2 Accent 2"/>
-    <w:basedOn w:val="34"/>
+    <w:basedOn w:val="32"/>
     <w:uiPriority w:val="66"/>
     <w:pPr>
       <w:spacing w:after="0" w:line="240" w:lineRule="auto"/>
@@ -27277,9 +24986,9 @@
       </w:tcPr>
     </w:tblStylePr>
   </w:style>
-  <w:style w:type="table" w:styleId="81">
+  <w:style w:type="table" w:styleId="79">
     <w:name w:val="Medium List 2 Accent 3"/>
-    <w:basedOn w:val="34"/>
+    <w:basedOn w:val="32"/>
     <w:uiPriority w:val="66"/>
     <w:pPr>
       <w:spacing w:after="0" w:line="240" w:lineRule="auto"/>
@@ -27406,9 +25115,9 @@
       </w:tcPr>
     </w:tblStylePr>
   </w:style>
-  <w:style w:type="table" w:styleId="82">
+  <w:style w:type="table" w:styleId="80">
     <w:name w:val="Medium List 2 Accent 4"/>
-    <w:basedOn w:val="34"/>
+    <w:basedOn w:val="32"/>
     <w:uiPriority w:val="66"/>
     <w:pPr>
       <w:spacing w:after="0" w:line="240" w:lineRule="auto"/>
@@ -27535,9 +25244,9 @@
       </w:tcPr>
     </w:tblStylePr>
   </w:style>
-  <w:style w:type="table" w:styleId="83">
+  <w:style w:type="table" w:styleId="81">
     <w:name w:val="Medium List 2 Accent 5"/>
-    <w:basedOn w:val="34"/>
+    <w:basedOn w:val="32"/>
     <w:uiPriority w:val="66"/>
     <w:pPr>
       <w:spacing w:after="0" w:line="240" w:lineRule="auto"/>
@@ -27664,9 +25373,9 @@
       </w:tcPr>
     </w:tblStylePr>
   </w:style>
-  <w:style w:type="table" w:styleId="84">
+  <w:style w:type="table" w:styleId="82">
     <w:name w:val="Medium List 2 Accent 6"/>
-    <w:basedOn w:val="34"/>
+    <w:basedOn w:val="32"/>
     <w:uiPriority w:val="66"/>
     <w:pPr>
       <w:spacing w:after="0" w:line="240" w:lineRule="auto"/>
@@ -27793,9 +25502,9 @@
       </w:tcPr>
     </w:tblStylePr>
   </w:style>
-  <w:style w:type="table" w:styleId="85">
+  <w:style w:type="table" w:styleId="83">
     <w:name w:val="Medium Grid 1"/>
-    <w:basedOn w:val="34"/>
+    <w:basedOn w:val="32"/>
     <w:uiPriority w:val="67"/>
     <w:pPr>
       <w:spacing w:after="0" w:line="240" w:lineRule="auto"/>
@@ -27862,9 +25571,9 @@
       </w:tcPr>
     </w:tblStylePr>
   </w:style>
-  <w:style w:type="table" w:styleId="86">
+  <w:style w:type="table" w:styleId="84">
     <w:name w:val="Medium Grid 1 Accent 1"/>
-    <w:basedOn w:val="34"/>
+    <w:basedOn w:val="32"/>
     <w:uiPriority w:val="67"/>
     <w:pPr>
       <w:spacing w:after="0" w:line="240" w:lineRule="auto"/>
@@ -27931,9 +25640,9 @@
       </w:tcPr>
     </w:tblStylePr>
   </w:style>
-  <w:style w:type="table" w:styleId="87">
+  <w:style w:type="table" w:styleId="85">
     <w:name w:val="Medium Grid 1 Accent 2"/>
-    <w:basedOn w:val="34"/>
+    <w:basedOn w:val="32"/>
     <w:uiPriority w:val="67"/>
     <w:pPr>
       <w:spacing w:after="0" w:line="240" w:lineRule="auto"/>
@@ -28000,9 +25709,9 @@
       </w:tcPr>
     </w:tblStylePr>
   </w:style>
-  <w:style w:type="table" w:styleId="88">
+  <w:style w:type="table" w:styleId="86">
     <w:name w:val="Medium Grid 1 Accent 3"/>
-    <w:basedOn w:val="34"/>
+    <w:basedOn w:val="32"/>
     <w:uiPriority w:val="67"/>
     <w:pPr>
       <w:spacing w:after="0" w:line="240" w:lineRule="auto"/>
@@ -28069,9 +25778,9 @@
       </w:tcPr>
     </w:tblStylePr>
   </w:style>
-  <w:style w:type="table" w:styleId="89">
+  <w:style w:type="table" w:styleId="87">
     <w:name w:val="Medium Grid 1 Accent 4"/>
-    <w:basedOn w:val="34"/>
+    <w:basedOn w:val="32"/>
     <w:uiPriority w:val="67"/>
     <w:pPr>
       <w:spacing w:after="0" w:line="240" w:lineRule="auto"/>
@@ -28138,9 +25847,9 @@
       </w:tcPr>
     </w:tblStylePr>
   </w:style>
-  <w:style w:type="table" w:styleId="90">
+  <w:style w:type="table" w:styleId="88">
     <w:name w:val="Medium Grid 1 Accent 5"/>
-    <w:basedOn w:val="34"/>
+    <w:basedOn w:val="32"/>
     <w:uiPriority w:val="67"/>
     <w:pPr>
       <w:spacing w:after="0" w:line="240" w:lineRule="auto"/>
@@ -28207,9 +25916,9 @@
       </w:tcPr>
     </w:tblStylePr>
   </w:style>
-  <w:style w:type="table" w:styleId="91">
+  <w:style w:type="table" w:styleId="89">
     <w:name w:val="Medium Grid 1 Accent 6"/>
-    <w:basedOn w:val="34"/>
+    <w:basedOn w:val="32"/>
     <w:uiPriority w:val="67"/>
     <w:pPr>
       <w:spacing w:after="0" w:line="240" w:lineRule="auto"/>
@@ -28276,9 +25985,9 @@
       </w:tcPr>
     </w:tblStylePr>
   </w:style>
-  <w:style w:type="table" w:styleId="92">
+  <w:style w:type="table" w:styleId="90">
     <w:name w:val="Medium Grid 2"/>
-    <w:basedOn w:val="34"/>
+    <w:basedOn w:val="32"/>
     <w:uiPriority w:val="68"/>
     <w:pPr>
       <w:spacing w:after="0" w:line="240" w:lineRule="auto"/>
@@ -28422,9 +26131,9 @@
       </w:tcPr>
     </w:tblStylePr>
   </w:style>
-  <w:style w:type="table" w:styleId="93">
+  <w:style w:type="table" w:styleId="91">
     <w:name w:val="Medium Grid 2 Accent 1"/>
-    <w:basedOn w:val="34"/>
+    <w:basedOn w:val="32"/>
     <w:uiPriority w:val="68"/>
     <w:pPr>
       <w:spacing w:after="0" w:line="240" w:lineRule="auto"/>
@@ -28568,9 +26277,9 @@
       </w:tcPr>
     </w:tblStylePr>
   </w:style>
-  <w:style w:type="table" w:styleId="94">
+  <w:style w:type="table" w:styleId="92">
     <w:name w:val="Medium Grid 2 Accent 2"/>
-    <w:basedOn w:val="34"/>
+    <w:basedOn w:val="32"/>
     <w:uiPriority w:val="68"/>
     <w:pPr>
       <w:spacing w:after="0" w:line="240" w:lineRule="auto"/>
@@ -28714,9 +26423,9 @@
       </w:tcPr>
     </w:tblStylePr>
   </w:style>
-  <w:style w:type="table" w:styleId="95">
+  <w:style w:type="table" w:styleId="93">
     <w:name w:val="Medium Grid 2 Accent 3"/>
-    <w:basedOn w:val="34"/>
+    <w:basedOn w:val="32"/>
     <w:uiPriority w:val="68"/>
     <w:pPr>
       <w:spacing w:after="0" w:line="240" w:lineRule="auto"/>
@@ -28860,9 +26569,9 @@
       </w:tcPr>
     </w:tblStylePr>
   </w:style>
-  <w:style w:type="table" w:styleId="96">
+  <w:style w:type="table" w:styleId="94">
     <w:name w:val="Medium Grid 2 Accent 4"/>
-    <w:basedOn w:val="34"/>
+    <w:basedOn w:val="32"/>
     <w:uiPriority w:val="68"/>
     <w:pPr>
       <w:spacing w:after="0" w:line="240" w:lineRule="auto"/>
@@ -29006,9 +26715,9 @@
       </w:tcPr>
     </w:tblStylePr>
   </w:style>
-  <w:style w:type="table" w:styleId="97">
+  <w:style w:type="table" w:styleId="95">
     <w:name w:val="Medium Grid 2 Accent 5"/>
-    <w:basedOn w:val="34"/>
+    <w:basedOn w:val="32"/>
     <w:uiPriority w:val="68"/>
     <w:pPr>
       <w:spacing w:after="0" w:line="240" w:lineRule="auto"/>
@@ -29152,9 +26861,9 @@
       </w:tcPr>
     </w:tblStylePr>
   </w:style>
-  <w:style w:type="table" w:styleId="98">
+  <w:style w:type="table" w:styleId="96">
     <w:name w:val="Medium Grid 2 Accent 6"/>
-    <w:basedOn w:val="34"/>
+    <w:basedOn w:val="32"/>
     <w:uiPriority w:val="68"/>
     <w:pPr>
       <w:spacing w:after="0" w:line="240" w:lineRule="auto"/>
@@ -29298,9 +27007,9 @@
       </w:tcPr>
     </w:tblStylePr>
   </w:style>
-  <w:style w:type="table" w:styleId="99">
+  <w:style w:type="table" w:styleId="97">
     <w:name w:val="Medium Grid 3"/>
-    <w:basedOn w:val="34"/>
+    <w:basedOn w:val="32"/>
     <w:uiPriority w:val="69"/>
     <w:pPr>
       <w:spacing w:after="0" w:line="240" w:lineRule="auto"/>
@@ -29455,9 +27164,9 @@
       </w:tcPr>
     </w:tblStylePr>
   </w:style>
-  <w:style w:type="table" w:styleId="100">
+  <w:style w:type="table" w:styleId="98">
     <w:name w:val="Medium Grid 3 Accent 1"/>
-    <w:basedOn w:val="34"/>
+    <w:basedOn w:val="32"/>
     <w:uiPriority w:val="69"/>
     <w:pPr>
       <w:spacing w:after="0" w:line="240" w:lineRule="auto"/>
@@ -29612,9 +27321,9 @@
       </w:tcPr>
     </w:tblStylePr>
   </w:style>
-  <w:style w:type="table" w:styleId="101">
+  <w:style w:type="table" w:styleId="99">
     <w:name w:val="Medium Grid 3 Accent 2"/>
-    <w:basedOn w:val="34"/>
+    <w:basedOn w:val="32"/>
     <w:uiPriority w:val="69"/>
     <w:pPr>
       <w:spacing w:after="0" w:line="240" w:lineRule="auto"/>
@@ -29769,9 +27478,9 @@
       </w:tcPr>
     </w:tblStylePr>
   </w:style>
-  <w:style w:type="table" w:styleId="102">
+  <w:style w:type="table" w:styleId="100">
     <w:name w:val="Medium Grid 3 Accent 3"/>
-    <w:basedOn w:val="34"/>
+    <w:basedOn w:val="32"/>
     <w:uiPriority w:val="69"/>
     <w:pPr>
       <w:spacing w:after="0" w:line="240" w:lineRule="auto"/>
@@ -29926,9 +27635,9 @@
       </w:tcPr>
     </w:tblStylePr>
   </w:style>
-  <w:style w:type="table" w:styleId="103">
+  <w:style w:type="table" w:styleId="101">
     <w:name w:val="Medium Grid 3 Accent 4"/>
-    <w:basedOn w:val="34"/>
+    <w:basedOn w:val="32"/>
     <w:uiPriority w:val="69"/>
     <w:pPr>
       <w:spacing w:after="0" w:line="240" w:lineRule="auto"/>
@@ -30083,9 +27792,9 @@
       </w:tcPr>
     </w:tblStylePr>
   </w:style>
-  <w:style w:type="table" w:styleId="104">
+  <w:style w:type="table" w:styleId="102">
     <w:name w:val="Medium Grid 3 Accent 5"/>
-    <w:basedOn w:val="34"/>
+    <w:basedOn w:val="32"/>
     <w:uiPriority w:val="69"/>
     <w:pPr>
       <w:spacing w:after="0" w:line="240" w:lineRule="auto"/>
@@ -30240,9 +27949,9 @@
       </w:tcPr>
     </w:tblStylePr>
   </w:style>
-  <w:style w:type="table" w:styleId="105">
+  <w:style w:type="table" w:styleId="103">
     <w:name w:val="Medium Grid 3 Accent 6"/>
-    <w:basedOn w:val="34"/>
+    <w:basedOn w:val="32"/>
     <w:uiPriority w:val="69"/>
     <w:pPr>
       <w:spacing w:after="0" w:line="240" w:lineRule="auto"/>
@@ -30397,9 +28106,9 @@
       </w:tcPr>
     </w:tblStylePr>
   </w:style>
-  <w:style w:type="table" w:styleId="106">
+  <w:style w:type="table" w:styleId="104">
     <w:name w:val="Dark List"/>
-    <w:basedOn w:val="34"/>
+    <w:basedOn w:val="32"/>
     <w:uiPriority w:val="70"/>
     <w:pPr>
       <w:spacing w:after="0" w:line="240" w:lineRule="auto"/>
@@ -30512,9 +28221,9 @@
       </w:tcPr>
     </w:tblStylePr>
   </w:style>
-  <w:style w:type="table" w:styleId="107">
+  <w:style w:type="table" w:styleId="105">
     <w:name w:val="Dark List Accent 1"/>
-    <w:basedOn w:val="34"/>
+    <w:basedOn w:val="32"/>
     <w:uiPriority w:val="70"/>
     <w:pPr>
       <w:spacing w:after="0" w:line="240" w:lineRule="auto"/>
@@ -30627,9 +28336,9 @@
       </w:tcPr>
     </w:tblStylePr>
   </w:style>
-  <w:style w:type="table" w:styleId="108">
+  <w:style w:type="table" w:styleId="106">
     <w:name w:val="Dark List Accent 2"/>
-    <w:basedOn w:val="34"/>
+    <w:basedOn w:val="32"/>
     <w:uiPriority w:val="70"/>
     <w:pPr>
       <w:spacing w:after="0" w:line="240" w:lineRule="auto"/>
@@ -30742,9 +28451,9 @@
       </w:tcPr>
     </w:tblStylePr>
   </w:style>
-  <w:style w:type="table" w:styleId="109">
+  <w:style w:type="table" w:styleId="107">
     <w:name w:val="Dark List Accent 3"/>
-    <w:basedOn w:val="34"/>
+    <w:basedOn w:val="32"/>
     <w:uiPriority w:val="70"/>
     <w:pPr>
       <w:spacing w:after="0" w:line="240" w:lineRule="auto"/>
@@ -30857,9 +28566,9 @@
       </w:tcPr>
     </w:tblStylePr>
   </w:style>
-  <w:style w:type="table" w:styleId="110">
+  <w:style w:type="table" w:styleId="108">
     <w:name w:val="Dark List Accent 4"/>
-    <w:basedOn w:val="34"/>
+    <w:basedOn w:val="32"/>
     <w:uiPriority w:val="70"/>
     <w:pPr>
       <w:spacing w:after="0" w:line="240" w:lineRule="auto"/>
@@ -30972,9 +28681,9 @@
       </w:tcPr>
     </w:tblStylePr>
   </w:style>
-  <w:style w:type="table" w:styleId="111">
+  <w:style w:type="table" w:styleId="109">
     <w:name w:val="Dark List Accent 5"/>
-    <w:basedOn w:val="34"/>
+    <w:basedOn w:val="32"/>
     <w:uiPriority w:val="70"/>
     <w:pPr>
       <w:spacing w:after="0" w:line="240" w:lineRule="auto"/>
@@ -31087,9 +28796,9 @@
       </w:tcPr>
     </w:tblStylePr>
   </w:style>
-  <w:style w:type="table" w:styleId="112">
+  <w:style w:type="table" w:styleId="110">
     <w:name w:val="Dark List Accent 6"/>
-    <w:basedOn w:val="34"/>
+    <w:basedOn w:val="32"/>
     <w:uiPriority w:val="70"/>
     <w:pPr>
       <w:spacing w:after="0" w:line="240" w:lineRule="auto"/>
@@ -31202,9 +28911,9 @@
       </w:tcPr>
     </w:tblStylePr>
   </w:style>
-  <w:style w:type="table" w:styleId="113">
+  <w:style w:type="table" w:styleId="111">
     <w:name w:val="Colorful Shading"/>
-    <w:basedOn w:val="34"/>
+    <w:basedOn w:val="32"/>
     <w:uiPriority w:val="71"/>
     <w:pPr>
       <w:spacing w:after="0" w:line="240" w:lineRule="auto"/>
@@ -31350,9 +29059,9 @@
       </w:rPr>
     </w:tblStylePr>
   </w:style>
-  <w:style w:type="table" w:styleId="114">
+  <w:style w:type="table" w:styleId="112">
     <w:name w:val="Colorful Shading Accent 1"/>
-    <w:basedOn w:val="34"/>
+    <w:basedOn w:val="32"/>
     <w:uiPriority w:val="71"/>
     <w:pPr>
       <w:spacing w:after="0" w:line="240" w:lineRule="auto"/>
@@ -31498,9 +29207,9 @@
       </w:rPr>
     </w:tblStylePr>
   </w:style>
-  <w:style w:type="table" w:styleId="115">
+  <w:style w:type="table" w:styleId="113">
     <w:name w:val="Colorful Shading Accent 2"/>
-    <w:basedOn w:val="34"/>
+    <w:basedOn w:val="32"/>
     <w:uiPriority w:val="71"/>
     <w:pPr>
       <w:spacing w:after="0" w:line="240" w:lineRule="auto"/>
@@ -31646,9 +29355,9 @@
       </w:rPr>
     </w:tblStylePr>
   </w:style>
-  <w:style w:type="table" w:styleId="116">
+  <w:style w:type="table" w:styleId="114">
     <w:name w:val="Colorful Shading Accent 3"/>
-    <w:basedOn w:val="34"/>
+    <w:basedOn w:val="32"/>
     <w:uiPriority w:val="71"/>
     <w:pPr>
       <w:spacing w:after="0" w:line="240" w:lineRule="auto"/>
@@ -31774,9 +29483,9 @@
       </w:tcPr>
     </w:tblStylePr>
   </w:style>
-  <w:style w:type="table" w:styleId="117">
+  <w:style w:type="table" w:styleId="115">
     <w:name w:val="Colorful Shading Accent 4"/>
-    <w:basedOn w:val="34"/>
+    <w:basedOn w:val="32"/>
     <w:uiPriority w:val="71"/>
     <w:pPr>
       <w:spacing w:after="0" w:line="240" w:lineRule="auto"/>
@@ -31922,9 +29631,9 @@
       </w:rPr>
     </w:tblStylePr>
   </w:style>
-  <w:style w:type="table" w:styleId="118">
+  <w:style w:type="table" w:styleId="116">
     <w:name w:val="Colorful Shading Accent 5"/>
-    <w:basedOn w:val="34"/>
+    <w:basedOn w:val="32"/>
     <w:uiPriority w:val="71"/>
     <w:pPr>
       <w:spacing w:after="0" w:line="240" w:lineRule="auto"/>
@@ -32070,9 +29779,9 @@
       </w:rPr>
     </w:tblStylePr>
   </w:style>
-  <w:style w:type="table" w:styleId="119">
+  <w:style w:type="table" w:styleId="117">
     <w:name w:val="Colorful Shading Accent 6"/>
-    <w:basedOn w:val="34"/>
+    <w:basedOn w:val="32"/>
     <w:uiPriority w:val="71"/>
     <w:pPr>
       <w:spacing w:after="0" w:line="240" w:lineRule="auto"/>
@@ -32218,9 +29927,9 @@
       </w:rPr>
     </w:tblStylePr>
   </w:style>
-  <w:style w:type="table" w:styleId="120">
+  <w:style w:type="table" w:styleId="118">
     <w:name w:val="Colorful List"/>
-    <w:basedOn w:val="34"/>
+    <w:basedOn w:val="32"/>
     <w:uiPriority w:val="72"/>
     <w:pPr>
       <w:spacing w:after="0" w:line="240" w:lineRule="auto"/>
@@ -32310,9 +30019,9 @@
       </w:tcPr>
     </w:tblStylePr>
   </w:style>
-  <w:style w:type="table" w:styleId="121">
+  <w:style w:type="table" w:styleId="119">
     <w:name w:val="Colorful List Accent 1"/>
-    <w:basedOn w:val="34"/>
+    <w:basedOn w:val="32"/>
     <w:uiPriority w:val="72"/>
     <w:pPr>
       <w:spacing w:after="0" w:line="240" w:lineRule="auto"/>
@@ -32402,9 +30111,9 @@
       </w:tcPr>
     </w:tblStylePr>
   </w:style>
-  <w:style w:type="table" w:styleId="122">
+  <w:style w:type="table" w:styleId="120">
     <w:name w:val="Colorful List Accent 2"/>
-    <w:basedOn w:val="34"/>
+    <w:basedOn w:val="32"/>
     <w:uiPriority w:val="72"/>
     <w:pPr>
       <w:spacing w:after="0" w:line="240" w:lineRule="auto"/>
@@ -32494,9 +30203,9 @@
       </w:tcPr>
     </w:tblStylePr>
   </w:style>
-  <w:style w:type="table" w:styleId="123">
+  <w:style w:type="table" w:styleId="121">
     <w:name w:val="Colorful List Accent 3"/>
-    <w:basedOn w:val="34"/>
+    <w:basedOn w:val="32"/>
     <w:uiPriority w:val="72"/>
     <w:pPr>
       <w:spacing w:after="0" w:line="240" w:lineRule="auto"/>
@@ -32586,9 +30295,9 @@
       </w:tcPr>
     </w:tblStylePr>
   </w:style>
-  <w:style w:type="table" w:styleId="124">
+  <w:style w:type="table" w:styleId="122">
     <w:name w:val="Colorful List Accent 4"/>
-    <w:basedOn w:val="34"/>
+    <w:basedOn w:val="32"/>
     <w:uiPriority w:val="72"/>
     <w:pPr>
       <w:spacing w:after="0" w:line="240" w:lineRule="auto"/>
@@ -32678,9 +30387,9 @@
       </w:tcPr>
     </w:tblStylePr>
   </w:style>
-  <w:style w:type="table" w:styleId="125">
+  <w:style w:type="table" w:styleId="123">
     <w:name w:val="Colorful List Accent 5"/>
-    <w:basedOn w:val="34"/>
+    <w:basedOn w:val="32"/>
     <w:uiPriority w:val="72"/>
     <w:pPr>
       <w:spacing w:after="0" w:line="240" w:lineRule="auto"/>
@@ -32770,9 +30479,9 @@
       </w:tcPr>
     </w:tblStylePr>
   </w:style>
-  <w:style w:type="table" w:styleId="126">
+  <w:style w:type="table" w:styleId="124">
     <w:name w:val="Colorful List Accent 6"/>
-    <w:basedOn w:val="34"/>
+    <w:basedOn w:val="32"/>
     <w:uiPriority w:val="72"/>
     <w:pPr>
       <w:spacing w:after="0" w:line="240" w:lineRule="auto"/>
@@ -32862,9 +30571,9 @@
       </w:tcPr>
     </w:tblStylePr>
   </w:style>
-  <w:style w:type="table" w:styleId="127">
+  <w:style w:type="table" w:styleId="125">
     <w:name w:val="Colorful Grid"/>
-    <w:basedOn w:val="34"/>
+    <w:basedOn w:val="32"/>
     <w:uiPriority w:val="73"/>
     <w:pPr>
       <w:spacing w:after="0" w:line="240" w:lineRule="auto"/>
@@ -32958,9 +30667,9 @@
       </w:tcPr>
     </w:tblStylePr>
   </w:style>
-  <w:style w:type="table" w:styleId="128">
+  <w:style w:type="table" w:styleId="126">
     <w:name w:val="Colorful Grid Accent 1"/>
-    <w:basedOn w:val="34"/>
+    <w:basedOn w:val="32"/>
     <w:uiPriority w:val="73"/>
     <w:pPr>
       <w:spacing w:after="0" w:line="240" w:lineRule="auto"/>
@@ -33054,9 +30763,9 @@
       </w:tcPr>
     </w:tblStylePr>
   </w:style>
-  <w:style w:type="table" w:styleId="129">
+  <w:style w:type="table" w:styleId="127">
     <w:name w:val="Colorful Grid Accent 2"/>
-    <w:basedOn w:val="34"/>
+    <w:basedOn w:val="32"/>
     <w:uiPriority w:val="73"/>
     <w:pPr>
       <w:spacing w:after="0" w:line="240" w:lineRule="auto"/>
@@ -33150,9 +30859,9 @@
       </w:tcPr>
     </w:tblStylePr>
   </w:style>
-  <w:style w:type="table" w:styleId="130">
+  <w:style w:type="table" w:styleId="128">
     <w:name w:val="Colorful Grid Accent 3"/>
-    <w:basedOn w:val="34"/>
+    <w:basedOn w:val="32"/>
     <w:uiPriority w:val="73"/>
     <w:pPr>
       <w:spacing w:after="0" w:line="240" w:lineRule="auto"/>
@@ -33246,9 +30955,9 @@
       </w:tcPr>
     </w:tblStylePr>
   </w:style>
-  <w:style w:type="table" w:styleId="131">
+  <w:style w:type="table" w:styleId="129">
     <w:name w:val="Colorful Grid Accent 4"/>
-    <w:basedOn w:val="34"/>
+    <w:basedOn w:val="32"/>
     <w:uiPriority w:val="73"/>
     <w:pPr>
       <w:spacing w:after="0" w:line="240" w:lineRule="auto"/>
@@ -33342,9 +31051,9 @@
       </w:tcPr>
     </w:tblStylePr>
   </w:style>
-  <w:style w:type="table" w:styleId="132">
+  <w:style w:type="table" w:styleId="130">
     <w:name w:val="Colorful Grid Accent 5"/>
-    <w:basedOn w:val="34"/>
+    <w:basedOn w:val="32"/>
     <w:uiPriority w:val="73"/>
     <w:pPr>
       <w:spacing w:after="0" w:line="240" w:lineRule="auto"/>
@@ -33438,9 +31147,9 @@
       </w:tcPr>
     </w:tblStylePr>
   </w:style>
-  <w:style w:type="table" w:styleId="133">
+  <w:style w:type="table" w:styleId="131">
     <w:name w:val="Colorful Grid Accent 6"/>
-    <w:basedOn w:val="34"/>
+    <w:basedOn w:val="32"/>
     <w:uiPriority w:val="73"/>
     <w:pPr>
       <w:spacing w:after="0" w:line="240" w:lineRule="auto"/>
@@ -33534,9 +31243,9 @@
       </w:tcPr>
     </w:tblStylePr>
   </w:style>
-  <w:style w:type="character" w:styleId="135">
+  <w:style w:type="character" w:styleId="133">
     <w:name w:val="Strong"/>
-    <w:basedOn w:val="134"/>
+    <w:basedOn w:val="132"/>
     <w:qFormat/>
     <w:uiPriority w:val="22"/>
     <w:rPr>
@@ -33544,9 +31253,9 @@
       <w:bCs/>
     </w:rPr>
   </w:style>
-  <w:style w:type="character" w:styleId="136">
+  <w:style w:type="character" w:styleId="134">
     <w:name w:val="Emphasis"/>
-    <w:basedOn w:val="134"/>
+    <w:basedOn w:val="132"/>
     <w:qFormat/>
     <w:uiPriority w:val="20"/>
     <w:rPr>
@@ -33554,19 +31263,19 @@
       <w:iCs/>
     </w:rPr>
   </w:style>
-  <w:style w:type="character" w:customStyle="1" w:styleId="137">
+  <w:style w:type="character" w:customStyle="1" w:styleId="135">
     <w:name w:val="Header Char"/>
-    <w:basedOn w:val="134"/>
+    <w:basedOn w:val="132"/>
     <w:link w:val="25"/>
     <w:uiPriority w:val="99"/>
   </w:style>
-  <w:style w:type="character" w:customStyle="1" w:styleId="138">
+  <w:style w:type="character" w:customStyle="1" w:styleId="136">
     <w:name w:val="Footer Char"/>
-    <w:basedOn w:val="134"/>
+    <w:basedOn w:val="132"/>
     <w:link w:val="24"/>
     <w:uiPriority w:val="99"/>
   </w:style>
-  <w:style w:type="paragraph" w:styleId="139">
+  <w:style w:type="paragraph" w:styleId="137">
     <w:name w:val="No Spacing"/>
     <w:qFormat/>
     <w:uiPriority w:val="1"/>
@@ -33580,9 +31289,9 @@
       <w:lang w:val="en-US" w:eastAsia="en-US" w:bidi="ar-SA"/>
     </w:rPr>
   </w:style>
-  <w:style w:type="character" w:customStyle="1" w:styleId="140">
+  <w:style w:type="character" w:customStyle="1" w:styleId="138">
     <w:name w:val="Heading 1 Char"/>
-    <w:basedOn w:val="134"/>
+    <w:basedOn w:val="132"/>
     <w:link w:val="3"/>
     <w:uiPriority w:val="9"/>
     <w:rPr>
@@ -33594,9 +31303,9 @@
       <w:szCs w:val="28"/>
     </w:rPr>
   </w:style>
-  <w:style w:type="character" w:customStyle="1" w:styleId="141">
+  <w:style w:type="character" w:customStyle="1" w:styleId="139">
     <w:name w:val="Heading 2 Char"/>
-    <w:basedOn w:val="134"/>
+    <w:basedOn w:val="132"/>
     <w:link w:val="4"/>
     <w:uiPriority w:val="9"/>
     <w:rPr>
@@ -33613,9 +31322,9 @@
       </w14:textFill>
     </w:rPr>
   </w:style>
-  <w:style w:type="character" w:customStyle="1" w:styleId="142">
+  <w:style w:type="character" w:customStyle="1" w:styleId="140">
     <w:name w:val="Heading 3 Char"/>
-    <w:basedOn w:val="134"/>
+    <w:basedOn w:val="132"/>
     <w:link w:val="5"/>
     <w:uiPriority w:val="9"/>
     <w:rPr>
@@ -33630,10 +31339,10 @@
       </w14:textFill>
     </w:rPr>
   </w:style>
-  <w:style w:type="character" w:customStyle="1" w:styleId="143">
+  <w:style w:type="character" w:customStyle="1" w:styleId="141">
     <w:name w:val="Title Char"/>
-    <w:basedOn w:val="134"/>
-    <w:link w:val="33"/>
+    <w:basedOn w:val="132"/>
+    <w:link w:val="31"/>
     <w:uiPriority w:val="10"/>
     <w:rPr>
       <w:rFonts w:asciiTheme="majorHAnsi" w:hAnsiTheme="majorHAnsi" w:eastAsiaTheme="majorEastAsia" w:cstheme="majorBidi"/>
@@ -33644,10 +31353,10 @@
       <w:szCs w:val="52"/>
     </w:rPr>
   </w:style>
-  <w:style w:type="character" w:customStyle="1" w:styleId="144">
+  <w:style w:type="character" w:customStyle="1" w:styleId="142">
     <w:name w:val="Subtitle Char"/>
-    <w:basedOn w:val="134"/>
-    <w:link w:val="27"/>
+    <w:basedOn w:val="132"/>
+    <w:link w:val="26"/>
     <w:uiPriority w:val="11"/>
     <w:rPr>
       <w:rFonts w:asciiTheme="majorHAnsi" w:hAnsiTheme="majorHAnsi" w:eastAsiaTheme="majorEastAsia" w:cstheme="majorBidi"/>
@@ -33664,7 +31373,7 @@
       </w14:textFill>
     </w:rPr>
   </w:style>
-  <w:style w:type="paragraph" w:styleId="145">
+  <w:style w:type="paragraph" w:styleId="143">
     <w:name w:val="List Paragraph"/>
     <w:basedOn w:val="1"/>
     <w:qFormat/>
@@ -33674,21 +31383,21 @@
       <w:contextualSpacing/>
     </w:pPr>
   </w:style>
-  <w:style w:type="character" w:customStyle="1" w:styleId="146">
+  <w:style w:type="character" w:customStyle="1" w:styleId="144">
     <w:name w:val="Body Text Char"/>
-    <w:basedOn w:val="134"/>
+    <w:basedOn w:val="132"/>
     <w:link w:val="19"/>
     <w:uiPriority w:val="99"/>
   </w:style>
-  <w:style w:type="character" w:customStyle="1" w:styleId="147">
+  <w:style w:type="character" w:customStyle="1" w:styleId="145">
     <w:name w:val="Body Text 2 Char"/>
-    <w:basedOn w:val="134"/>
-    <w:link w:val="30"/>
+    <w:basedOn w:val="132"/>
+    <w:link w:val="28"/>
     <w:uiPriority w:val="99"/>
   </w:style>
-  <w:style w:type="character" w:customStyle="1" w:styleId="148">
+  <w:style w:type="character" w:customStyle="1" w:styleId="146">
     <w:name w:val="Body Text 3 Char"/>
-    <w:basedOn w:val="134"/>
+    <w:basedOn w:val="132"/>
     <w:link w:val="17"/>
     <w:uiPriority w:val="99"/>
     <w:rPr>
@@ -33696,9 +31405,9 @@
       <w:szCs w:val="16"/>
     </w:rPr>
   </w:style>
-  <w:style w:type="character" w:customStyle="1" w:styleId="149">
+  <w:style w:type="character" w:customStyle="1" w:styleId="147">
     <w:name w:val="Macro Text Char"/>
-    <w:basedOn w:val="134"/>
+    <w:basedOn w:val="132"/>
     <w:link w:val="2"/>
     <w:uiPriority w:val="99"/>
     <w:rPr>
@@ -33707,11 +31416,11 @@
       <w:szCs w:val="20"/>
     </w:rPr>
   </w:style>
-  <w:style w:type="paragraph" w:styleId="150">
+  <w:style w:type="paragraph" w:styleId="148">
     <w:name w:val="Quote"/>
     <w:basedOn w:val="1"/>
     <w:next w:val="1"/>
-    <w:link w:val="151"/>
+    <w:link w:val="149"/>
     <w:qFormat/>
     <w:uiPriority w:val="29"/>
     <w:rPr>
@@ -33725,10 +31434,10 @@
       </w14:textFill>
     </w:rPr>
   </w:style>
-  <w:style w:type="character" w:customStyle="1" w:styleId="151">
+  <w:style w:type="character" w:customStyle="1" w:styleId="149">
     <w:name w:val="Quote Char"/>
-    <w:basedOn w:val="134"/>
-    <w:link w:val="150"/>
+    <w:basedOn w:val="132"/>
+    <w:link w:val="148"/>
     <w:uiPriority w:val="29"/>
     <w:rPr>
       <w:i/>
@@ -33741,9 +31450,9 @@
       </w14:textFill>
     </w:rPr>
   </w:style>
-  <w:style w:type="character" w:customStyle="1" w:styleId="152">
+  <w:style w:type="character" w:customStyle="1" w:styleId="150">
     <w:name w:val="Heading 4 Char"/>
-    <w:basedOn w:val="134"/>
+    <w:basedOn w:val="132"/>
     <w:link w:val="6"/>
     <w:semiHidden/>
     <w:uiPriority w:val="9"/>
@@ -33761,9 +31470,9 @@
       </w14:textFill>
     </w:rPr>
   </w:style>
-  <w:style w:type="character" w:customStyle="1" w:styleId="153">
+  <w:style w:type="character" w:customStyle="1" w:styleId="151">
     <w:name w:val="Heading 5 Char"/>
-    <w:basedOn w:val="134"/>
+    <w:basedOn w:val="132"/>
     <w:link w:val="7"/>
     <w:semiHidden/>
     <w:uiPriority w:val="9"/>
@@ -33772,9 +31481,9 @@
       <w:color w:val="254061" w:themeColor="accent1" w:themeShade="80"/>
     </w:rPr>
   </w:style>
-  <w:style w:type="character" w:customStyle="1" w:styleId="154">
+  <w:style w:type="character" w:customStyle="1" w:styleId="152">
     <w:name w:val="Heading 6 Char"/>
-    <w:basedOn w:val="134"/>
+    <w:basedOn w:val="132"/>
     <w:link w:val="8"/>
     <w:semiHidden/>
     <w:uiPriority w:val="9"/>
@@ -33785,12 +31494,11 @@
       <w:color w:val="254061" w:themeColor="accent1" w:themeShade="80"/>
     </w:rPr>
   </w:style>
-  <w:style w:type="character" w:customStyle="1" w:styleId="155">
+  <w:style w:type="character" w:customStyle="1" w:styleId="153">
     <w:name w:val="Heading 7 Char"/>
-    <w:basedOn w:val="134"/>
+    <w:basedOn w:val="132"/>
     <w:link w:val="9"/>
     <w:semiHidden/>
-    <w:qFormat/>
     <w:uiPriority w:val="9"/>
     <w:rPr>
       <w:rFonts w:asciiTheme="majorHAnsi" w:hAnsiTheme="majorHAnsi" w:eastAsiaTheme="majorEastAsia" w:cstheme="majorBidi"/>
@@ -33807,9 +31515,9 @@
       </w14:textFill>
     </w:rPr>
   </w:style>
-  <w:style w:type="character" w:customStyle="1" w:styleId="156">
+  <w:style w:type="character" w:customStyle="1" w:styleId="154">
     <w:name w:val="Heading 8 Char"/>
-    <w:basedOn w:val="134"/>
+    <w:basedOn w:val="132"/>
     <w:link w:val="10"/>
     <w:semiHidden/>
     <w:uiPriority w:val="9"/>
@@ -33825,9 +31533,9 @@
       </w14:textFill>
     </w:rPr>
   </w:style>
-  <w:style w:type="character" w:customStyle="1" w:styleId="157">
+  <w:style w:type="character" w:customStyle="1" w:styleId="155">
     <w:name w:val="Heading 9 Char"/>
-    <w:basedOn w:val="134"/>
+    <w:basedOn w:val="132"/>
     <w:link w:val="11"/>
     <w:semiHidden/>
     <w:uiPriority w:val="9"/>
@@ -33848,11 +31556,11 @@
       </w14:textFill>
     </w:rPr>
   </w:style>
-  <w:style w:type="paragraph" w:styleId="158">
+  <w:style w:type="paragraph" w:styleId="156">
     <w:name w:val="Intense Quote"/>
     <w:basedOn w:val="1"/>
     <w:next w:val="1"/>
-    <w:link w:val="159"/>
+    <w:link w:val="157"/>
     <w:qFormat/>
     <w:uiPriority w:val="30"/>
     <w:pPr>
@@ -33875,11 +31583,10 @@
       </w14:textFill>
     </w:rPr>
   </w:style>
-  <w:style w:type="character" w:customStyle="1" w:styleId="159">
+  <w:style w:type="character" w:customStyle="1" w:styleId="157">
     <w:name w:val="Intense Quote Char"/>
-    <w:basedOn w:val="134"/>
-    <w:link w:val="158"/>
-    <w:qFormat/>
+    <w:basedOn w:val="132"/>
+    <w:link w:val="156"/>
     <w:uiPriority w:val="30"/>
     <w:rPr>
       <w:b/>
@@ -33894,9 +31601,9 @@
       </w14:textFill>
     </w:rPr>
   </w:style>
-  <w:style w:type="character" w:customStyle="1" w:styleId="160">
+  <w:style w:type="character" w:customStyle="1" w:styleId="158">
     <w:name w:val="Subtle Emphasis"/>
-    <w:basedOn w:val="134"/>
+    <w:basedOn w:val="132"/>
     <w:qFormat/>
     <w:uiPriority w:val="19"/>
     <w:rPr>
@@ -33913,9 +31620,9 @@
       </w14:textFill>
     </w:rPr>
   </w:style>
-  <w:style w:type="character" w:customStyle="1" w:styleId="161">
+  <w:style w:type="character" w:customStyle="1" w:styleId="159">
     <w:name w:val="Intense Emphasis"/>
-    <w:basedOn w:val="134"/>
+    <w:basedOn w:val="132"/>
     <w:qFormat/>
     <w:uiPriority w:val="21"/>
     <w:rPr>
@@ -33931,9 +31638,9 @@
       </w14:textFill>
     </w:rPr>
   </w:style>
-  <w:style w:type="character" w:customStyle="1" w:styleId="162">
+  <w:style w:type="character" w:customStyle="1" w:styleId="160">
     <w:name w:val="Subtle Reference"/>
-    <w:basedOn w:val="134"/>
+    <w:basedOn w:val="132"/>
     <w:qFormat/>
     <w:uiPriority w:val="31"/>
     <w:rPr>
@@ -33947,9 +31654,9 @@
       </w14:textFill>
     </w:rPr>
   </w:style>
-  <w:style w:type="character" w:customStyle="1" w:styleId="163">
+  <w:style w:type="character" w:customStyle="1" w:styleId="161">
     <w:name w:val="Intense Reference"/>
-    <w:basedOn w:val="134"/>
+    <w:basedOn w:val="132"/>
     <w:qFormat/>
     <w:uiPriority w:val="32"/>
     <w:rPr>
@@ -33966,9 +31673,9 @@
       </w14:textFill>
     </w:rPr>
   </w:style>
-  <w:style w:type="character" w:customStyle="1" w:styleId="164">
+  <w:style w:type="character" w:customStyle="1" w:styleId="162">
     <w:name w:val="Book Title"/>
-    <w:basedOn w:val="134"/>
+    <w:basedOn w:val="132"/>
     <w:qFormat/>
     <w:uiPriority w:val="33"/>
     <w:rPr>
@@ -33978,7 +31685,7 @@
       <w:spacing w:val="5"/>
     </w:rPr>
   </w:style>
-  <w:style w:type="paragraph" w:customStyle="1" w:styleId="165">
+  <w:style w:type="paragraph" w:customStyle="1" w:styleId="163">
     <w:name w:val="TOC Heading"/>
     <w:basedOn w:val="3"/>
     <w:next w:val="1"/>
@@ -33989,28 +31696,6 @@
     <w:pPr>
       <w:outlineLvl w:val="9"/>
     </w:pPr>
-  </w:style>
-  <w:style w:type="paragraph" w:customStyle="1" w:styleId="166">
-    <w:name w:val="WPSOffice手动目录 1"/>
-    <w:uiPriority w:val="0"/>
-    <w:pPr>
-      <w:ind w:leftChars="0"/>
-    </w:pPr>
-    <w:rPr>
-      <w:sz w:val="20"/>
-      <w:szCs w:val="20"/>
-    </w:rPr>
-  </w:style>
-  <w:style w:type="paragraph" w:customStyle="1" w:styleId="167">
-    <w:name w:val="WPSOffice手动目录 2"/>
-    <w:uiPriority w:val="0"/>
-    <w:pPr>
-      <w:ind w:leftChars="200"/>
-    </w:pPr>
-    <w:rPr>
-      <w:sz w:val="20"/>
-      <w:szCs w:val="20"/>
-    </w:rPr>
   </w:style>
 </w:styles>
 </file>
